--- a/docs/report/实验报告_题目4_简易拼图游戏.docx
+++ b/docs/report/实验报告_题目4_简易拼图游戏.docx
@@ -395,7 +395,7 @@
         <w:br/>
         <w:t>• 板载资源分配：50 MHz 有源晶振 (PIN_18)、使能开关 SW7 (PIN_125)、复位按键 BTN0 (PIN_61)、4×4 矩阵键盘、8×8 双色 LED 点阵屏、8 位共阴极数码管、电磁式无源蜂鸣器 (PIN_60)；</w:t>
         <w:br/>
-        <w:t>• EDA 工具链与环境：Quartus II 9.1 (32-bit)、ModelSim-Altera 6.5b、Python 3.14 (脚本自动化测试与对账门禁)。</w:t>
+        <w:t>• EDA 工具链与环境：Quartus II 9.1 (32-bit，含内置仿真器与 TimeQuest 静态时序分析)、Python 3.14（约 1,200 行自动化激励/判据与资源对账脚本）。本机未安装 ModelSim / GHDL，全部功能仿真均由 Quartus 内置仿真器完成（结果回写进 sim/*.vwf）。</w:t>
       </w:r>
     </w:p>
     <w:p>
@@ -443,7 +443,7 @@
         <w:br/>
         <w:t>12. A1 丰富音效（附加）：定制马里奥经典风格背景乐与开机/移动/碰撞/锁定/通关/超时音效；</w:t>
         <w:br/>
-        <w:t>13. A2 多关卡挑战（附加）：支持关卡 1（30s，12格三片）、关卡 2（45s，16格四片异形）、关卡 3（60s，16格极速连闯随机抽取）；</w:t>
+        <w:t>13. A2 多关卡挑战（附加）：支持关卡 1（30s，12格三片）、关卡 2（40s，16格四片异形）、关卡 3（60s，16格极速连闯随机抽取）；</w:t>
         <w:br/>
         <w:t>14. A3 智能信息指示（附加）：数码管动态拼装 PASS / FAIL 字符，倒计时消隐前导零；</w:t>
         <w:br/>
@@ -500,7 +500,7 @@
                 <w:color w:val="000000"/>
                 <w:sz w:val="17"/>
               </w:rPr>
-              <w:t>信号名称</w:t>
+              <w:t>信号名称（顶层端口）</w:t>
             </w:r>
           </w:p>
         </w:tc>
@@ -524,7 +524,7 @@
                 <w:color w:val="000000"/>
                 <w:sz w:val="17"/>
               </w:rPr>
-              <w:t>FPGA引脚</w:t>
+              <w:t>FPGA 引脚</w:t>
             </w:r>
           </w:p>
         </w:tc>
@@ -572,7 +572,7 @@
                 <w:color w:val="000000"/>
                 <w:sz w:val="17"/>
               </w:rPr>
-              <w:t>电平电气标准</w:t>
+              <w:t>电气标准</w:t>
             </w:r>
           </w:p>
         </w:tc>
@@ -618,7 +618,7 @@
                 <w:rFonts w:ascii="宋体" w:hAnsi="宋体" w:eastAsia="宋体"/>
                 <w:sz w:val="17"/>
               </w:rPr>
-              <w:t>clk_50m</w:t>
+              <w:t>clk</w:t>
             </w:r>
           </w:p>
         </w:tc>
@@ -822,7 +822,7 @@
                 <w:rFonts w:ascii="宋体" w:hAnsi="宋体" w:eastAsia="宋体"/>
                 <w:sz w:val="17"/>
               </w:rPr>
-              <w:t>btn0</w:t>
+              <w:t>btn</w:t>
             </w:r>
           </w:p>
         </w:tc>
@@ -924,7 +924,7 @@
                 <w:rFonts w:ascii="宋体" w:hAnsi="宋体" w:eastAsia="宋体"/>
                 <w:sz w:val="17"/>
               </w:rPr>
-              <w:t>row[3..0]</w:t>
+              <w:t>kp_row[3..0]</w:t>
             </w:r>
           </w:p>
         </w:tc>
@@ -1026,7 +1026,7 @@
                 <w:rFonts w:ascii="宋体" w:hAnsi="宋体" w:eastAsia="宋体"/>
                 <w:sz w:val="17"/>
               </w:rPr>
-              <w:t>col[3..0]</w:t>
+              <w:t>kp_col[3..0]</w:t>
             </w:r>
           </w:p>
         </w:tc>
@@ -1046,7 +1046,7 @@
                 <w:rFonts w:ascii="宋体" w:hAnsi="宋体" w:eastAsia="宋体"/>
                 <w:sz w:val="17"/>
               </w:rPr>
-              <w:t>PIN_124, 123, 122, 121</w:t>
+              <w:t>PIN_120, 119, 118, 117</w:t>
             </w:r>
           </w:p>
         </w:tc>
@@ -1148,7 +1148,7 @@
                 <w:rFonts w:ascii="宋体" w:hAnsi="宋体" w:eastAsia="宋体"/>
                 <w:sz w:val="17"/>
               </w:rPr>
-              <w:t>PIN_1,2,3,4,5,6,7,8</w:t>
+              <w:t>PIN_1, 2, 3, 4, 5, 6, 7, 8</w:t>
             </w:r>
           </w:p>
         </w:tc>
@@ -1250,7 +1250,7 @@
                 <w:rFonts w:ascii="宋体" w:hAnsi="宋体" w:eastAsia="宋体"/>
                 <w:sz w:val="17"/>
               </w:rPr>
-              <w:t>PIN_11,12,13,14,15,16,21,22</w:t>
+              <w:t>PIN_11, 12, 13, 14, 15, 16, 21, 22</w:t>
             </w:r>
           </w:p>
         </w:tc>
@@ -1352,7 +1352,7 @@
                 <w:rFonts w:ascii="宋体" w:hAnsi="宋体" w:eastAsia="宋体"/>
                 <w:sz w:val="17"/>
               </w:rPr>
-              <w:t>PIN_37,38,39,40,41,42,43,44</w:t>
+              <w:t>PIN_38, 39, 40, 41, 42, 43, 44, 45</w:t>
             </w:r>
           </w:p>
         </w:tc>
@@ -1434,7 +1434,7 @@
                 <w:rFonts w:ascii="宋体" w:hAnsi="宋体" w:eastAsia="宋体"/>
                 <w:sz w:val="17"/>
               </w:rPr>
-              <w:t>seg_cat[7..0]</w:t>
+              <w:t>cat[7..0]</w:t>
             </w:r>
           </w:p>
         </w:tc>
@@ -1454,7 +1454,7 @@
                 <w:rFonts w:ascii="宋体" w:hAnsi="宋体" w:eastAsia="宋体"/>
                 <w:sz w:val="17"/>
               </w:rPr>
-              <w:t>PIN_137,138,139,140,141,142,143,144</w:t>
+              <w:t>PIN_31, 30, 70, 69, 68, 67, 66, 63</w:t>
             </w:r>
           </w:p>
         </w:tc>
@@ -1536,7 +1536,7 @@
                 <w:rFonts w:ascii="宋体" w:hAnsi="宋体" w:eastAsia="宋体"/>
                 <w:sz w:val="17"/>
               </w:rPr>
-              <w:t>seg_seg[7..0]</w:t>
+              <w:t>seg[7..0]</w:t>
             </w:r>
           </w:p>
         </w:tc>
@@ -1556,7 +1556,7 @@
                 <w:rFonts w:ascii="宋体" w:hAnsi="宋体" w:eastAsia="宋体"/>
                 <w:sz w:val="17"/>
               </w:rPr>
-              <w:t>PIN_63,64,66,67,68,69,70,62</w:t>
+              <w:t>PIN_51, 52, 53, 55, 57, 58, 59, 62</w:t>
             </w:r>
           </w:p>
         </w:tc>
@@ -1616,7 +1616,7 @@
                 <w:rFonts w:ascii="宋体" w:hAnsi="宋体" w:eastAsia="宋体"/>
                 <w:sz w:val="17"/>
               </w:rPr>
-              <w:t>数码管段选 a~g,dp（共阴极高有效驱动）</w:t>
+              <w:t>数码管段选 a～g, dp（共阴极高有效驱动）</w:t>
             </w:r>
           </w:p>
         </w:tc>
@@ -1729,13 +1729,21 @@
         <w:spacing w:line="276" w:lineRule="auto" w:after="80"/>
       </w:pPr>
       <w:r>
-        <w:t>硬件设计关键裁决：</w:t>
+        <w:t>以上 11 类信号共锁定 52 个用户 I/O，与 Fitter Summary 的 Total pins 52 / 116 ( 45 % ) 逐脚吻合；.pin 报告中不存在任何“未锁定/自动分配”的用户引脚（RESERVE_ALL_UNUSED_PINS = AS INPUT TRI-STATED，其余 64 个未用脚保持高阻）。</w:t>
+      </w:r>
+    </w:p>
+    <w:p>
+      <w:pPr>
+        <w:spacing w:line="276" w:lineRule="auto" w:after="80"/>
+      </w:pPr>
+      <w:r>
+        <w:t>硬件设计关键裁决：• 裁决 A（矩阵键盘物理布局）：统一采用 4×4 矩阵键盘：0=S0(复位待机), 1=S1(开始), 2=S2(选择), 3=S3(旋转), 4=S4(上), 5=S5(下), 6=S6(左), 7=S7(右), 8=S8(确认), 9=S9(静音切换)，彻底解决板载独立微动按键不足问题；• 裁决 B（双色点阵显色逻辑）：红光 (dot_colr='0') 为未选中/游离零片；绿光 (dot_colg='0') 为当前选中零片及幽灵辅助；黄光（两者均有效）为已正确锁定的零片；• 裁决 C（数码管空间映射与冲突消解）：实验说明书第 3 条要求关卡由最右侧 DISP0 指示，而第 9 条又提“进入第二关，数码管 DISP2 显示 2”。经工程论证，若点亮 DISP2 会破坏倒计时视觉排布（DISP4:DISP3）且第三关无对应规则。工程坚决执行第 3 条全局规则：全关卡统一由 DISP0 指示关卡，DISP2 在第二关及对局中恒定熄灭。</w:t>
         <w:br/>
-        <w:t>• 裁决 A（矩阵键盘物理布局）：统一采用 4×4 矩阵键盘：0=S0(复位待机), 1=S1(开始), 2=S2(选择), 3=S3(旋转), 4=S4(上), 5=S5(下), 6=S6(左), 7=S7(右), 8=S8(确认), 9=S9(静音切换)，彻底解决板载独立微动按键不足问题；</w:t>
+        <w:t/>
         <w:br/>
-        <w:t>• 裁决 B（双色点阵显色逻辑）：红光 (dot_colr='0') 为未选中/游离零片；绿光 (dot_colg='0') 为当前选中零片及幽灵辅助；黄光（两者均有效）为已正确锁定的零片；</w:t>
+        <w:t/>
         <w:br/>
-        <w:t>• 裁决 C（数码管空间映射与冲突消解）：实验说明书第 3 条要求关卡由最右侧 DISP0 指示，而第 9 条又提“进入第二关，数码管 DISP2 显示 2”。工程坚决执行第 3 条全局规则：全关卡统一由 DISP0 指示关卡，DISP2 在第二关及对局中恒定熄灭。</w:t>
+        <w:t/>
       </w:r>
     </w:p>
     <w:p>
@@ -1845,7 +1853,7 @@
           <w:color w:val="4B5563"/>
           <w:sz w:val="17"/>
         </w:rPr>
-        <w:t>图 2-1 系统总体架构与大模块信息交互框图</w:t>
+        <w:t>图 1 系统总体架构与大模块信息交互框图</w:t>
       </w:r>
     </w:p>
     <w:p>
@@ -1859,7 +1867,7 @@
         <w:br/>
         <w:t>2. 游戏规则控制与时序主控状态机：统一管理自检、待机、预览、对局、结算判定及连闯三关流转；</w:t>
         <w:br/>
-        <w:t>3. 拼图核心引擎：包含 16 位 LFSR 伪随机散落算法、64 位双平面拼图运算、无碰撞位移/旋转及全图比对验证；</w:t>
+        <w:t>3. 拼图核心引擎：包含 8 位 LFSR（周期 255）伪随机散落算法、64 位双平面拼图运算、无碰撞位移/旋转及全图比对验证；</w:t>
         <w:br/>
         <w:t>4. 图案与随机数据 ROM：固化关卡目标图案库与各零片几何掩码，并为拼图引擎提供无冲突伪随机散落偏移量；</w:t>
         <w:br/>
@@ -1931,7 +1939,7 @@
           <w:color w:val="4B5563"/>
           <w:sz w:val="17"/>
         </w:rPr>
-        <w:t>图 2-2 游戏主控状态机 ASM 算法状态转移流程图</w:t>
+        <w:t>图 2 游戏主控状态机 ASM 状态转移流程图</w:t>
       </w:r>
     </w:p>
     <w:p>
@@ -1941,13 +1949,13 @@
       <w:r>
         <w:t>主控状态机包含 6 个核心状态：</w:t>
         <w:br/>
-        <w:t>• S_INIT（自检）：上电或复位进入，持续 2.0s，数码管显示 88888888，点阵 2 Hz 闪烁，蜂鸣器奏响 POST 开机音；</w:t>
+        <w:t>• S_SELF_TEST（自检）：上电或复位进入，持续 2.0s，数码管显示 88888888，点阵 2 Hz 闪烁，蜂鸣器奏响 POST 开机音；</w:t>
         <w:br/>
         <w:t>• S_IDLE（待机）：自检后点阵全熄灭，DISP7 显 ‘5’，DISP0 显当前关卡；按 S1 进入预览；</w:t>
         <w:br/>
         <w:t>• S_PREVIEW（预览）：点阵全红显示目标图案，DISP7 倒计时 5～1s，限时届满自动散落；</w:t>
         <w:br/>
-        <w:t>• S_PLAY（对局）：LFSR 散落零片，DISP4:DISP3 倒计时，响应平移旋转，倒计时 ≤10s 绿光幽灵辅助闪烁；</w:t>
+        <w:t>• S_PLAYING（对局）：LFSR 散落零片，DISP4:DISP3 倒计时，响应平移旋转，倒计时 ≤10s 绿光幽灵辅助闪烁；</w:t>
         <w:br/>
         <w:t>• S_WIN（过关）：比对 100% 吻合进入，奏通关音效，数码管显 PASS，点阵 2 Hz 闪烁 2s。关卡 &lt;3 自动进入下一关，第 3 关通关保留大通关状态；</w:t>
         <w:br/>
@@ -2019,7 +2027,7 @@
           <w:color w:val="4B5563"/>
           <w:sz w:val="17"/>
         </w:rPr>
-        <w:t>图 2-3 核心拼图引擎 64 位并行运算与数据流框图</w:t>
+        <w:t>图 3 拼图核心引擎数据流与微架构框图</w:t>
       </w:r>
     </w:p>
     <w:p>
@@ -2071,7 +2079,7 @@
         <w:spacing w:line="276" w:lineRule="auto" w:after="80"/>
       </w:pPr>
       <w:r>
-        <w:t>工程建立了基于纯 VHDL-93 的全自动自检测试平台（Self-Checking Testbench），涵盖 11 个子模块及 1 个顶层系统，累计注入 184 条高强度形式化断言（Assertion），验证通过率 100%：</w:t>
+        <w:t>工程建立了“Quartus II 内置仿真器 + .vwf 激励/结果回写 + Python 自检判据”的自动化验证体系（本机没有 ModelSim / GHDL）：12 套 sim/tb_&lt;模块&gt;.py 覆盖 11 个子模块与 1 个整机顶层，累计 184 条判据断言全部通过。下表断言数与最新轮次逐行取自 sim/rounds/&lt;模块&gt;/rNN.json，与 docs/03-仿真验证方案.md §2 的对账表一致：</w:t>
       </w:r>
     </w:p>
     <w:tbl>
@@ -2108,7 +2116,7 @@
                 <w:color w:val="000000"/>
                 <w:sz w:val="17"/>
               </w:rPr>
-              <w:t>测试平台名称</w:t>
+              <w:t>测试平台（sim/tb_*.py）</w:t>
             </w:r>
           </w:p>
         </w:tc>
@@ -2266,7 +2274,7 @@
                 <w:rFonts w:ascii="宋体" w:hAnsi="宋体" w:eastAsia="宋体"/>
                 <w:sz w:val="17"/>
               </w:rPr>
-              <w:t>12</w:t>
+              <w:t>10</w:t>
             </w:r>
           </w:p>
         </w:tc>
@@ -2306,7 +2314,7 @@
                 <w:rFonts w:ascii="宋体" w:hAnsi="宋体" w:eastAsia="宋体"/>
                 <w:sz w:val="17"/>
               </w:rPr>
-              <w:t>50MHz 降频至 1kHz/100Hz/4Hz/2Hz/1Hz 单周期使能脉冲宽度与周期精确性</w:t>
+              <w:t>50 MHz 分频至 1 kHz/100 Hz/4 Hz/2 Hz/1 Hz 的单周期使能脉冲宽度与周期精确性</w:t>
             </w:r>
           </w:p>
         </w:tc>
@@ -2368,7 +2376,7 @@
                 <w:rFonts w:ascii="宋体" w:hAnsi="宋体" w:eastAsia="宋体"/>
                 <w:sz w:val="17"/>
               </w:rPr>
-              <w:t>16</w:t>
+              <w:t>9</w:t>
             </w:r>
           </w:p>
         </w:tc>
@@ -2408,7 +2416,7 @@
                 <w:rFonts w:ascii="宋体" w:hAnsi="宋体" w:eastAsia="宋体"/>
                 <w:sz w:val="17"/>
               </w:rPr>
-              <w:t>40ms 硬件消抖、矩阵行列反相译码、S0~S9 键码独热性、长按单脉冲输出</w:t>
+              <w:t>40 ms 硬件消抖、矩阵行列反相译码、S0～S9 键码独热性、长按单脉冲输出</w:t>
             </w:r>
           </w:p>
         </w:tc>
@@ -2470,7 +2478,7 @@
                 <w:rFonts w:ascii="宋体" w:hAnsi="宋体" w:eastAsia="宋体"/>
                 <w:sz w:val="17"/>
               </w:rPr>
-              <w:t>24</w:t>
+              <w:t>30</w:t>
             </w:r>
           </w:p>
         </w:tc>
@@ -2510,7 +2518,7 @@
                 <w:rFonts w:ascii="宋体" w:hAnsi="宋体" w:eastAsia="宋体"/>
                 <w:sz w:val="17"/>
               </w:rPr>
-              <w:t>INIT→IDLE→PREV→PLAY→WIN/FAIL 转换边界、5s/30s 定时溢出、连闯三关流转</w:t>
+              <w:t>SELF_TEST → IDLE → PREVIEW → PLAYING → WIN / FAIL 的转换边界、2 s / 5 s / 30 s 定时溢出、连闯三关流转</w:t>
             </w:r>
           </w:p>
         </w:tc>
@@ -2612,7 +2620,7 @@
                 <w:rFonts w:ascii="宋体" w:hAnsi="宋体" w:eastAsia="宋体"/>
                 <w:sz w:val="17"/>
               </w:rPr>
-              <w:t>零片循环切换、上下左右边界拦截、多块重叠碰撞检测、局部 90° 顺时针旋转</w:t>
+              <w:t>零片循环切换、上下左右边界拦截、多块重叠碰撞检测、局部 90° 顺时针旋转、主路径竞态</w:t>
             </w:r>
           </w:p>
         </w:tc>
@@ -2674,7 +2682,7 @@
                 <w:rFonts w:ascii="宋体" w:hAnsi="宋体" w:eastAsia="宋体"/>
                 <w:sz w:val="17"/>
               </w:rPr>
-              <w:t>16</w:t>
+              <w:t>10</w:t>
             </w:r>
           </w:p>
         </w:tc>
@@ -2714,7 +2722,7 @@
                 <w:rFonts w:ascii="宋体" w:hAnsi="宋体" w:eastAsia="宋体"/>
                 <w:sz w:val="17"/>
               </w:rPr>
-              <w:t>本原多项式逐拍移位一致性、非零种子自锁保护、汉明重分布、复位重演</w:t>
+              <w:t>本原多项式逐拍移位一致性、全零吸收态自锁保护、汉明重分布、复位重演</w:t>
             </w:r>
           </w:p>
         </w:tc>
@@ -2816,7 +2824,7 @@
                 <w:rFonts w:ascii="宋体" w:hAnsi="宋体" w:eastAsia="宋体"/>
                 <w:sz w:val="17"/>
               </w:rPr>
-              <w:t>第 1~3 关各零片面积守恒（12格/16格）、左上角归一化及旋转空间映射</w:t>
+              <w:t>第 1～3 关各零片面积守恒（12 格 / 16 格）、左上角归一化及旋转空间映射</w:t>
             </w:r>
           </w:p>
         </w:tc>
@@ -2918,7 +2926,7 @@
                 <w:rFonts w:ascii="宋体" w:hAnsi="宋体" w:eastAsia="宋体"/>
                 <w:sz w:val="17"/>
               </w:rPr>
-              <w:t>图 4-1 矩形及田/十字/SZ/阶梯图案连通性、格数严格 12/16 格</w:t>
+              <w:t>图 4-1 矩形及田/十字/SZ/阶梯图案连通性、格数严格 12 / 16 格</w:t>
             </w:r>
           </w:p>
         </w:tc>
@@ -2980,7 +2988,7 @@
                 <w:rFonts w:ascii="宋体" w:hAnsi="宋体" w:eastAsia="宋体"/>
                 <w:sz w:val="17"/>
               </w:rPr>
-              <w:t>18</w:t>
+              <w:t>16</w:t>
             </w:r>
           </w:p>
         </w:tc>
@@ -3020,7 +3028,7 @@
                 <w:rFonts w:ascii="宋体" w:hAnsi="宋体" w:eastAsia="宋体"/>
                 <w:sz w:val="17"/>
               </w:rPr>
-              <w:t>0~9 数字译码、前导零消隐、PASS/FAIL 拼装字符、自检 88888888 呈现</w:t>
+              <w:t>0～9 数字译码、前导零消隐、PASS/FAIL 拼装字符、倒计时 case 表 t=0..63 逐项</w:t>
             </w:r>
           </w:p>
         </w:tc>
@@ -3082,7 +3090,7 @@
                 <w:rFonts w:ascii="宋体" w:hAnsi="宋体" w:eastAsia="宋体"/>
                 <w:sz w:val="17"/>
               </w:rPr>
-              <w:t>14</w:t>
+              <w:t>12</w:t>
             </w:r>
           </w:p>
         </w:tc>
@@ -3184,7 +3192,7 @@
                 <w:rFonts w:ascii="宋体" w:hAnsi="宋体" w:eastAsia="宋体"/>
                 <w:sz w:val="17"/>
               </w:rPr>
-              <w:t>14</w:t>
+              <w:t>7</w:t>
             </w:r>
           </w:p>
         </w:tc>
@@ -3224,7 +3232,7 @@
                 <w:rFonts w:ascii="宋体" w:hAnsi="宋体" w:eastAsia="宋体"/>
                 <w:sz w:val="17"/>
               </w:rPr>
-              <w:t>8 行单阳极低有效扫描、红绿阴极直通、双色混色(黄光)、消隐保护</w:t>
+              <w:t>8 行单阳极低有效扫描、红绿阴极直通、双色混色(黄光)、早采样点无混合态</w:t>
             </w:r>
           </w:p>
         </w:tc>
@@ -3286,7 +3294,7 @@
                 <w:rFonts w:ascii="宋体" w:hAnsi="宋体" w:eastAsia="宋体"/>
                 <w:sz w:val="17"/>
               </w:rPr>
-              <w:t>12</w:t>
+              <w:t>16</w:t>
             </w:r>
           </w:p>
         </w:tc>
@@ -3326,7 +3334,7 @@
                 <w:rFonts w:ascii="宋体" w:hAnsi="宋体" w:eastAsia="宋体"/>
                 <w:sz w:val="17"/>
               </w:rPr>
-              <w:t>E5~G6 音符分频精度 (误差≤1.2%)、50% 占空比、16 步连奏音符流转</w:t>
+              <w:t>E5～G6 音符分频精度（实测误差 0.59%～1.25%，容差 1.5%）、50% 占空比、连奏填音与"只有提示音允许休止"的设计规则自检</w:t>
             </w:r>
           </w:p>
         </w:tc>
@@ -3368,7 +3376,7 @@
                 <w:rFonts w:ascii="宋体" w:hAnsi="宋体" w:eastAsia="宋体"/>
                 <w:sz w:val="17"/>
               </w:rPr>
-              <w:t>puzzle_top (整机)</w:t>
+              <w:t>puzzle_top（整机）</w:t>
             </w:r>
           </w:p>
         </w:tc>
@@ -3388,7 +3396,7 @@
                 <w:rFonts w:ascii="宋体" w:hAnsi="宋体" w:eastAsia="宋体"/>
                 <w:sz w:val="17"/>
               </w:rPr>
-              <w:t>12</w:t>
+              <w:t>28</w:t>
             </w:r>
           </w:p>
         </w:tc>
@@ -3428,12 +3436,26 @@
                 <w:rFonts w:ascii="宋体" w:hAnsi="宋体" w:eastAsia="宋体"/>
                 <w:sz w:val="17"/>
               </w:rPr>
-              <w:t>120+ 真实按键注入，完成自检、待机、预览、通关三关、失败重试端到端闭环</w:t>
+              <w:t>模式 A / 模式 B 两轮真实按键序列，完成自检、待机、预览、通关三关、失败重试的端到端闭环，并校验告急幽灵"在闪且只闪绿色"、倒计时 11 s 时不得画幽灵</w:t>
             </w:r>
           </w:p>
         </w:tc>
       </w:tr>
     </w:tbl>
+    <w:p>
+      <w:pPr>
+        <w:pStyle w:val="Heading2"/>
+        <w:spacing w:before="240" w:after="100"/>
+      </w:pPr>
+      <w:r>
+        <w:rPr>
+          <w:rFonts w:ascii="黑体" w:hAnsi="黑体" w:eastAsia="黑体"/>
+          <w:color w:val="111827"/>
+          <w:sz w:val="22"/>
+        </w:rPr>
+        <w:t>各模块最新轮次（同一份对账口径）：clk_gen r25、keypad_scan r27、game_fsm r36、puzzle_ctrl r37、pattern_rom r21、piece_rom r23、rng_lfsr r23、disp_format r27、seg_scan r31、dot_matrix_scan r23、buzzer_ctrl r37、puzzle_top r56（模式 A）/ r57（模式 B）。12 套测试台合计 184 / 184 全部通过。</w:t>
+      </w:r>
+    </w:p>
     <w:p>
       <w:pPr>
         <w:pStyle w:val="Heading2"/>
@@ -3678,7 +3700,7 @@
                 <w:color w:val="1F2937"/>
                 <w:sz w:val="16"/>
               </w:rPr>
-              <w:t>游戏主控 ASM 分析：波形展示了完整的状态迁移轨迹：S_INIT (持续 2.0s 自检) → S_IDLE (等待开始) → S_PREVIEW (5s 目标预览，倒计时递减) → S_PLAY (散落零片并开启 30s 倒计时) → S_WIN (通关结算，产生 pass_en 并跳向关卡 2)。全部状态跳变与按键脉冲严格对齐。</w:t>
+              <w:t>游戏主控 ASM 分析：波形展示了完整的状态迁移轨迹：S_SELF_TEST (持续 2.0s 自检) → S_IDLE (等待开始) → S_PREVIEW (5s 目标预览，倒计时递减) → S_PLAYING (散落零片并开启 30s 倒计时) → S_WIN (通关结算，产生 pass_en 并跳向关卡 2)。全部状态跳变与按键脉冲严格对齐。</w:t>
             </w:r>
           </w:p>
         </w:tc>
@@ -4290,7 +4312,7 @@
                 <w:color w:val="1F2937"/>
                 <w:sz w:val="16"/>
               </w:rPr>
-              <w:t>音频合成分析：E5～G6 核心 8 音频率误差 ≤1.2%，占空比 50.0%。16 步旋律步进连奏填音消除断续，换码时不复位步进计数器，背景乐与提示音平滑过渡。</w:t>
+              <w:t>音频合成分析：E5～G6 核心 8 音频率误差 ≤1.3%（实测 0.59%～1.25%），占空比 50.0%。16 步旋律步进连奏填音消除断续，换码时不复位步进计数器，背景乐与提示音平滑过渡。</w:t>
             </w:r>
           </w:p>
         </w:tc>
@@ -4438,7 +4460,7 @@
             <w:r>
               <w:drawing>
                 <wp:inline xmlns:a="http://schemas.openxmlformats.org/drawingml/2006/main" xmlns:pic="http://schemas.openxmlformats.org/drawingml/2006/picture">
-                  <wp:extent cx="2468880" cy="1391551"/>
+                  <wp:extent cx="2468880" cy="1148885"/>
                   <wp:docPr id="16" name="Picture 16"/>
                   <wp:cNvGraphicFramePr>
                     <a:graphicFrameLocks noChangeAspect="1"/>
@@ -4459,7 +4481,7 @@
                         <pic:spPr>
                           <a:xfrm>
                             <a:off x="0" y="0"/>
-                            <a:ext cx="2468880" cy="1391551"/>
+                            <a:ext cx="2468880" cy="1148885"/>
                           </a:xfrm>
                           <a:prstGeom prst="rect"/>
                         </pic:spPr>
@@ -4480,7 +4502,7 @@
                 <w:color w:val="4B5563"/>
                 <w:sz w:val="16"/>
               </w:rPr>
-              <w:t>图 4-1 Quartus II 资源利用率编译报告截图</w:t>
+              <w:t>图 16 Quartus II 9.1 编译报告 Flow Summary（2026-10-21 12:38 清洁重编译现场截图）：Device、Timing Models、逻辑单元 1,264 / 1,270、引脚 52 / 116、UFM 实测值</w:t>
             </w:r>
           </w:p>
         </w:tc>
@@ -4495,7 +4517,7 @@
             <w:r>
               <w:drawing>
                 <wp:inline xmlns:a="http://schemas.openxmlformats.org/drawingml/2006/main" xmlns:pic="http://schemas.openxmlformats.org/drawingml/2006/picture">
-                  <wp:extent cx="2468880" cy="1391551"/>
+                  <wp:extent cx="2468880" cy="1516598"/>
                   <wp:docPr id="17" name="Picture 17"/>
                   <wp:cNvGraphicFramePr>
                     <a:graphicFrameLocks noChangeAspect="1"/>
@@ -4516,7 +4538,7 @@
                         <pic:spPr>
                           <a:xfrm>
                             <a:off x="0" y="0"/>
-                            <a:ext cx="2468880" cy="1391551"/>
+                            <a:ext cx="2468880" cy="1516598"/>
                           </a:xfrm>
                           <a:prstGeom prst="rect"/>
                         </pic:spPr>
@@ -4537,12 +4559,20 @@
                 <w:color w:val="4B5563"/>
                 <w:sz w:val="16"/>
               </w:rPr>
-              <w:t>图 4-2 TimeQuest 静态时序分析报告截图</w:t>
+              <w:t>图 17 Quartus II 9.1 TimeQuest Timing Analyzer 的 Fmax Summary 页面（现场截图）：clk 的 Fmax 与 Restricted Fmax 均为 54.27 MHz，Note 列空表示无违例</w:t>
             </w:r>
           </w:p>
         </w:tc>
       </w:tr>
     </w:tbl>
+    <w:p>
+      <w:pPr>
+        <w:spacing w:line="276" w:lineRule="auto" w:after="80"/>
+      </w:pPr>
+      <w:r>
+        <w:t>下表数据的读数来源：LE / 引脚 / UFM 取自上方 Flow Summary 现场截图；LAB 127 / 127 取自 puzzle.fit.rpt 的 Fitter Resource Usage Summary；Fmax 取自上方 Fmax Summary 现场截图；setup / hold / 最小脉宽裕量取自同一份 TimeQuest 报告的 Setup Summary / Hold Summary / Minimum Pulse Width Summary 三个页面（End Point TNS 均为 0.000）。</w:t>
+      </w:r>
+    </w:p>
     <w:tbl>
       <w:tblPr>
         <w:tblW w:type="auto" w:w="0"/>
@@ -4715,7 +4745,7 @@
                 <w:rFonts w:ascii="宋体" w:hAnsi="宋体" w:eastAsia="宋体"/>
                 <w:sz w:val="17"/>
               </w:rPr>
-              <w:t>1,048</w:t>
+              <w:t>1,264</w:t>
             </w:r>
           </w:p>
         </w:tc>
@@ -4755,7 +4785,7 @@
                 <w:rFonts w:ascii="宋体" w:hAnsi="宋体" w:eastAsia="宋体"/>
                 <w:sz w:val="17"/>
               </w:rPr>
-              <w:t>82.52%</w:t>
+              <w:t>99.53%</w:t>
             </w:r>
           </w:p>
         </w:tc>
@@ -4775,7 +4805,7 @@
                 <w:rFonts w:ascii="宋体" w:hAnsi="宋体" w:eastAsia="宋体"/>
                 <w:sz w:val="17"/>
               </w:rPr>
-              <w:t>常量 ROM 预译码消除算术除法，保留 222 LE 裕量</w:t>
+              <w:t>常量 ROM 预译码与 64 位并行位运算消除了除法器与多周期状态机；全片仅余 6 LE（fit.rpt 以 1,270 为基数四舍五入显示 100%）</w:t>
             </w:r>
           </w:p>
         </w:tc>
@@ -4877,7 +4907,7 @@
                 <w:rFonts w:ascii="宋体" w:hAnsi="宋体" w:eastAsia="宋体"/>
                 <w:sz w:val="17"/>
               </w:rPr>
-              <w:t>物理饱和（装箱绝对瓶颈，127 LAB 全利用）</w:t>
+              <w:t>物理饱和 —— 这才是本设计真正的面积瓶颈：LE 只能按每 LAB 10 个成组装箱，余下 6 LE 无法单独成组</w:t>
             </w:r>
           </w:p>
         </w:tc>
@@ -4919,7 +4949,7 @@
                 <w:rFonts w:ascii="宋体" w:hAnsi="宋体" w:eastAsia="宋体"/>
                 <w:sz w:val="17"/>
               </w:rPr>
-              <w:t>38</w:t>
+              <w:t>52</w:t>
             </w:r>
           </w:p>
         </w:tc>
@@ -4959,7 +4989,7 @@
                 <w:rFonts w:ascii="宋体" w:hAnsi="宋体" w:eastAsia="宋体"/>
                 <w:sz w:val="17"/>
               </w:rPr>
-              <w:t>32.76%</w:t>
+              <w:t>45%（52 / 116）</w:t>
             </w:r>
           </w:p>
         </w:tc>
@@ -4979,7 +5009,7 @@
                 <w:rFonts w:ascii="宋体" w:hAnsi="宋体" w:eastAsia="宋体"/>
                 <w:sz w:val="17"/>
               </w:rPr>
-              <w:t>4×4 矩阵键盘复用 8 引脚，总线共用，无悬空</w:t>
+              <w:t>11 类外设逐脚锁定，无悬空、无自动分配；4×4 矩阵键盘以 8 脚独占一组总线</w:t>
             </w:r>
           </w:p>
         </w:tc>
@@ -5021,7 +5051,7 @@
                 <w:rFonts w:ascii="宋体" w:hAnsi="宋体" w:eastAsia="宋体"/>
                 <w:sz w:val="17"/>
               </w:rPr>
-              <w:t>68.52 MHz</w:t>
+              <w:t>54.27 MHz</w:t>
             </w:r>
           </w:p>
         </w:tc>
@@ -5061,7 +5091,7 @@
                 <w:rFonts w:ascii="宋体" w:hAnsi="宋体" w:eastAsia="宋体"/>
                 <w:sz w:val="17"/>
               </w:rPr>
-              <w:t>超频 37%</w:t>
+              <w:t>高出约束 8.54%（+4.27 MHz）</w:t>
             </w:r>
           </w:p>
         </w:tc>
@@ -5081,7 +5111,7 @@
                 <w:rFonts w:ascii="宋体" w:hAnsi="宋体" w:eastAsia="宋体"/>
                 <w:sz w:val="17"/>
               </w:rPr>
-              <w:t>时序高度收敛，完全满足 50MHz 板载晶振要求</w:t>
+              <w:t>TimeQuest 实测 Restricted Fmax 同为 54.27 MHz，关键路径落在 64 位画面比对与点阵行扫描的使能链上</w:t>
             </w:r>
           </w:p>
         </w:tc>
@@ -5103,7 +5133,7 @@
                 <w:rFonts w:ascii="宋体" w:hAnsi="宋体" w:eastAsia="宋体"/>
                 <w:sz w:val="17"/>
               </w:rPr>
-              <w:t>建立时间余量 (Setup Slack)</w:t>
+              <w:t>建立时间裕量 (Setup Slack)</w:t>
             </w:r>
           </w:p>
         </w:tc>
@@ -5123,7 +5153,7 @@
                 <w:rFonts w:ascii="宋体" w:hAnsi="宋体" w:eastAsia="宋体"/>
                 <w:sz w:val="17"/>
               </w:rPr>
-              <w:t>+5.421 ns</w:t>
+              <w:t>+1.572 ns</w:t>
             </w:r>
           </w:p>
         </w:tc>
@@ -5163,7 +5193,7 @@
                 <w:rFonts w:ascii="宋体" w:hAnsi="宋体" w:eastAsia="宋体"/>
                 <w:sz w:val="17"/>
               </w:rPr>
-              <w:t>PASSED</w:t>
+              <w:t>PASSED（TNS 0.000）</w:t>
             </w:r>
           </w:p>
         </w:tc>
@@ -5183,7 +5213,7 @@
                 <w:rFonts w:ascii="宋体" w:hAnsi="宋体" w:eastAsia="宋体"/>
                 <w:sz w:val="17"/>
               </w:rPr>
-              <w:t>建立时间裕量极其充裕，关键路径优化彻底</w:t>
+              <w:t>即关键路径实际延时 18.428 ns（20.000 − 1.572），0 条违例路径</w:t>
             </w:r>
           </w:p>
         </w:tc>
@@ -5205,7 +5235,7 @@
                 <w:rFonts w:ascii="宋体" w:hAnsi="宋体" w:eastAsia="宋体"/>
                 <w:sz w:val="17"/>
               </w:rPr>
-              <w:t>保持时间余量 (Hold Slack)</w:t>
+              <w:t>保持时间裕量 (Hold Slack)</w:t>
             </w:r>
           </w:p>
         </w:tc>
@@ -5225,7 +5255,7 @@
                 <w:rFonts w:ascii="宋体" w:hAnsi="宋体" w:eastAsia="宋体"/>
                 <w:sz w:val="17"/>
               </w:rPr>
-              <w:t>+0.892 ns</w:t>
+              <w:t>+1.078 ns</w:t>
             </w:r>
           </w:p>
         </w:tc>
@@ -5265,7 +5295,7 @@
                 <w:rFonts w:ascii="宋体" w:hAnsi="宋体" w:eastAsia="宋体"/>
                 <w:sz w:val="17"/>
               </w:rPr>
-              <w:t>PASSED</w:t>
+              <w:t>PASSED（TNS 0.000）</w:t>
             </w:r>
           </w:p>
         </w:tc>
@@ -5285,7 +5315,109 @@
                 <w:rFonts w:ascii="宋体" w:hAnsi="宋体" w:eastAsia="宋体"/>
                 <w:sz w:val="17"/>
               </w:rPr>
-              <w:t>全系统同步单时钟树驱动，无时钟偏斜穿透</w:t>
+              <w:t>全系统单一同步时钟树驱动，无跨时钟域穿透与门控时钟冒险</w:t>
+            </w:r>
+          </w:p>
+        </w:tc>
+      </w:tr>
+      <w:tr>
+        <w:tc>
+          <w:tcPr>
+            <w:tcW w:type="dxa" w:w="1930"/>
+            <w:tcBorders>
+              <w:bottom w:val="single" w:sz="12" w:space="0" w:color="000000"/>
+            </w:tcBorders>
+          </w:tcPr>
+          <w:p>
+            <w:pPr>
+              <w:spacing w:before="40" w:after="40"/>
+            </w:pPr>
+            <w:r>
+              <w:rPr>
+                <w:rFonts w:ascii="宋体" w:hAnsi="宋体" w:eastAsia="宋体"/>
+                <w:sz w:val="17"/>
+              </w:rPr>
+              <w:t>最小脉宽裕量 (Min Pulse Width)</w:t>
+            </w:r>
+          </w:p>
+        </w:tc>
+        <w:tc>
+          <w:tcPr>
+            <w:tcW w:type="dxa" w:w="1930"/>
+            <w:tcBorders>
+              <w:bottom w:val="single" w:sz="12" w:space="0" w:color="000000"/>
+            </w:tcBorders>
+          </w:tcPr>
+          <w:p>
+            <w:pPr>
+              <w:spacing w:before="40" w:after="40"/>
+            </w:pPr>
+            <w:r>
+              <w:rPr>
+                <w:rFonts w:ascii="宋体" w:hAnsi="宋体" w:eastAsia="宋体"/>
+                <w:sz w:val="17"/>
+              </w:rPr>
+              <w:t>+9.734 ns</w:t>
+            </w:r>
+          </w:p>
+        </w:tc>
+        <w:tc>
+          <w:tcPr>
+            <w:tcW w:type="dxa" w:w="1930"/>
+            <w:tcBorders>
+              <w:bottom w:val="single" w:sz="12" w:space="0" w:color="000000"/>
+            </w:tcBorders>
+          </w:tcPr>
+          <w:p>
+            <w:pPr>
+              <w:spacing w:before="40" w:after="40"/>
+            </w:pPr>
+            <w:r>
+              <w:rPr>
+                <w:rFonts w:ascii="宋体" w:hAnsi="宋体" w:eastAsia="宋体"/>
+                <w:sz w:val="17"/>
+              </w:rPr>
+              <w:t>&gt;= 0.000 ns</w:t>
+            </w:r>
+          </w:p>
+        </w:tc>
+        <w:tc>
+          <w:tcPr>
+            <w:tcW w:type="dxa" w:w="1930"/>
+            <w:tcBorders>
+              <w:bottom w:val="single" w:sz="12" w:space="0" w:color="000000"/>
+            </w:tcBorders>
+          </w:tcPr>
+          <w:p>
+            <w:pPr>
+              <w:spacing w:before="40" w:after="40"/>
+            </w:pPr>
+            <w:r>
+              <w:rPr>
+                <w:rFonts w:ascii="宋体" w:hAnsi="宋体" w:eastAsia="宋体"/>
+                <w:sz w:val="17"/>
+              </w:rPr>
+              <w:t>PASSED（TNS 0.000）</w:t>
+            </w:r>
+          </w:p>
+        </w:tc>
+        <w:tc>
+          <w:tcPr>
+            <w:tcW w:type="dxa" w:w="1930"/>
+            <w:tcBorders>
+              <w:bottom w:val="single" w:sz="12" w:space="0" w:color="000000"/>
+            </w:tcBorders>
+          </w:tcPr>
+          <w:p>
+            <w:pPr>
+              <w:spacing w:before="40" w:after="40"/>
+            </w:pPr>
+            <w:r>
+              <w:rPr>
+                <w:rFonts w:ascii="宋体" w:hAnsi="宋体" w:eastAsia="宋体"/>
+                <w:sz w:val="17"/>
+              </w:rPr>
+              <w:t>50 MHz 半周期 10.000 ns 内无窄脉冲风险，1 kHz 位选与 125 Hz 行扫描节拍同源</w:t>
             </w:r>
           </w:p>
         </w:tc>
@@ -5296,7 +5428,7 @@
         <w:spacing w:line="276" w:lineRule="auto" w:after="80"/>
       </w:pPr>
       <w:r>
-        <w:t>127 LAB 物理装箱瓶颈深度剖析：在 EPM1270 中，1,270 个 LE 组成 127 个 LAB（每组 10 LE）。限制扩展的真正瓶颈是 LAB 局部互连布线资源。当多路选择器扇出密集时，单个 LAB 往往无法填满 10 个 LE。工程通过消减多余按键音节约 9 LE、连奏填音反直觉节省 5 LE，使局部扇出大幅下降，最终在 SEED 8 下将 1,264 个 LE 紧凑压入 127 个 LAB，达成了 100% 满额适配。固件 puzzle.pof 已通过 JTAG 烧录验证。</w:t>
+        <w:t>127 LAB 物理装箱瓶颈深度剖析：在 EPM1270 中，1,270 个 LE 组成 127 个 LAB（每组 10 LE）。限制扩展的真正瓶颈是 LAB 局部互连布线资源。当多路选择器扇出密集时，单个 LAB 往往无法填满 10 个 LE。工程通过消减多余按键音节约 9 LE、连奏填音反直觉节省 5 LE，使局部扇出大幅下降，最终在 SEED 8 下将 1,264 个 LE 紧凑压入 127 个 LAB，达成了 LAB 100% 满额适配（LE 层面仍余 6 个，但已无法成组使用）。固件 puzzle.pof（27,312 字节，SHA256: cc3c69b341...）已通过 JTAG 烧录与读回校验。</w:t>
       </w:r>
     </w:p>
     <w:p>
@@ -5324,7 +5456,7 @@
           <w:color w:val="111827"/>
           <w:sz w:val="22"/>
         </w:rPr>
-        <w:t>5.1 典型工程缺陷四大维度深度剖析</w:t>
+        <w:t>5.1 典型工程缺陷六项维度深度剖析</w:t>
       </w:r>
     </w:p>
     <w:p>
@@ -5332,7 +5464,7 @@
         <w:spacing w:line="276" w:lineRule="auto" w:after="80"/>
       </w:pPr>
       <w:r>
-        <w:t>本项目在开发与调试过程中建立了规范的缺陷归档跟踪体系，记录了 50 余项代表性软硬件缺陷。通过对 Git 提交历史与实测日志的复盘，归纳为四大典型技术维度：</w:t>
+        <w:t>本项目在开发与调试过程中建立了规范的缺陷归档跟踪体系，记录了 50 余项代表性软硬件缺陷。通过对 Git 提交历史与实测日志的复盘，归纳为六项典型技术维度：</w:t>
         <w:br/>
         <w:t>1. 引脚约束与电气极性陷阱 (ERR-001/002, Commit 1c5dad6 / a1f1c0e)：初版键盘固件烧录后按键毫无响应，一度误判为键盘排线断裂；根因是辅助顶层 VHDL 端口清单遗漏了 kp_row/kp_col 声明，Quartus II 默认开启未用引脚自动分配机制，将其随机分配到了未引出的悬空引脚 PIN_49、PIN_102 上。解决措施是补全 .qsf 物理约束，并在自动化测试流中建立强制双道门禁。</w:t>
         <w:br/>
@@ -5578,7 +5710,7 @@
                 <w:rFonts w:ascii="宋体" w:hAnsi="宋体" w:eastAsia="宋体"/>
                 <w:sz w:val="17"/>
               </w:rPr>
-              <w:t>ERR-001</w:t>
+              <w:t>ERR-002</w:t>
             </w:r>
           </w:p>
         </w:tc>
@@ -5598,7 +5730,7 @@
                 <w:rFonts w:ascii="宋体" w:hAnsi="宋体" w:eastAsia="宋体"/>
                 <w:sz w:val="17"/>
               </w:rPr>
-              <w:t>键盘全部按键无响应</w:t>
+              <w:t>键盘全部按键无响应，长时间误判为键盘排线接触不良或硬件损坏</w:t>
             </w:r>
           </w:p>
         </w:tc>
@@ -5618,7 +5750,7 @@
                 <w:rFonts w:ascii="宋体" w:hAnsi="宋体" w:eastAsia="宋体"/>
                 <w:sz w:val="17"/>
               </w:rPr>
-              <w:t>顶层端口漏声明导致 Quartus 随机分配至 PIN_49</w:t>
+              <w:t>键盘诊断固件顶层漏声明 kp_row/kp_col，Quartus 未用引脚自动分配机制将其随机放到未引出的 8 个脚上</w:t>
             </w:r>
           </w:p>
         </w:tc>
@@ -5638,7 +5770,7 @@
                 <w:rFonts w:ascii="宋体" w:hAnsi="宋体" w:eastAsia="宋体"/>
                 <w:sz w:val="17"/>
               </w:rPr>
-              <w:t>对账脚本查出引脚未锁定，建立门禁约束</w:t>
+              <w:t>引脚对账脚本解析顶层端口，凡未在 .qsf 显式锁定的端口直接阻断编译</w:t>
             </w:r>
           </w:p>
         </w:tc>
@@ -5720,7 +5852,7 @@
                 <w:rFonts w:ascii="宋体" w:hAnsi="宋体" w:eastAsia="宋体"/>
                 <w:sz w:val="17"/>
               </w:rPr>
-              <w:t>方向键按上走下、按下走左</w:t>
+              <w:t>方向键失效：按下无反应，或方向与按键不符</w:t>
             </w:r>
           </w:p>
         </w:tc>
@@ -5740,7 +5872,7 @@
                 <w:rFonts w:ascii="宋体" w:hAnsi="宋体" w:eastAsia="宋体"/>
                 <w:sz w:val="17"/>
               </w:rPr>
-              <w:t>板载 4×4 矩阵键盘行列真值与物理按键方向映射混乱</w:t>
+              <w:t>移动方向与移动请求没有同拍锁存，方向晚一拍进入主控，mv_dir 恒为 0000</w:t>
             </w:r>
           </w:p>
         </w:tc>
@@ -5760,7 +5892,7 @@
                 <w:rFonts w:ascii="宋体" w:hAnsi="宋体" w:eastAsia="宋体"/>
                 <w:sz w:val="17"/>
               </w:rPr>
-              <w:t>用示波器抓取矩阵时序，重排反相译码逻辑</w:t>
+              <w:t>tb_puzzle_top 协议断言抓出时序关系，改为同拍锁存；键位按板卡手册附图重排</w:t>
             </w:r>
           </w:p>
         </w:tc>
@@ -5862,7 +5994,7 @@
                 <w:rFonts w:ascii="宋体" w:hAnsi="宋体" w:eastAsia="宋体"/>
                 <w:sz w:val="17"/>
               </w:rPr>
-              <w:t>判定算法硬编码第 k 块固定坐标，无视 24 种等效摆法</w:t>
+              <w:t>判定算法硬编码第 k 块固定坐标，无视 4! = 24 种等效摆法（旧版四块同形时）</w:t>
             </w:r>
           </w:p>
         </w:tc>
@@ -5882,7 +6014,7 @@
                 <w:rFonts w:ascii="宋体" w:hAnsi="宋体" w:eastAsia="宋体"/>
                 <w:sz w:val="17"/>
               </w:rPr>
-              <w:t>重构为全图像素并集绝对值比对 (merged == target)</w:t>
+              <w:t>重构为全图像素并集绝对值比对（merged == target）</w:t>
             </w:r>
           </w:p>
         </w:tc>
@@ -6004,7 +6136,7 @@
                 <w:rFonts w:ascii="宋体" w:hAnsi="宋体" w:eastAsia="宋体"/>
                 <w:sz w:val="17"/>
               </w:rPr>
-              <w:t>全面重构自检 Testbench，更新为 184 条断言</w:t>
+              <w:t>全面重构自检判据，更新为 184 条断言</w:t>
             </w:r>
           </w:p>
         </w:tc>
@@ -6248,7 +6380,7 @@
                 <w:rFonts w:ascii="宋体" w:hAnsi="宋体" w:eastAsia="宋体"/>
                 <w:sz w:val="17"/>
               </w:rPr>
-              <w:t>提升至 1 kHz (单行 125 Hz)，行切换插入消隐</w:t>
+              <w:t>提升至 1 kHz（单行 125 Hz），行切换插入消隐</w:t>
             </w:r>
           </w:p>
         </w:tc>
@@ -6676,7 +6808,7 @@
                 <w:rFonts w:ascii="宋体" w:hAnsi="宋体" w:eastAsia="宋体"/>
                 <w:sz w:val="17"/>
               </w:rPr>
-              <w:t>ERR-060</w:t>
+              <w:t>ERR-049</w:t>
             </w:r>
           </w:p>
         </w:tc>
@@ -6696,7 +6828,7 @@
                 <w:rFonts w:ascii="宋体" w:hAnsi="宋体" w:eastAsia="宋体"/>
                 <w:sz w:val="17"/>
               </w:rPr>
-              <w:t>Quartus 报装箱布线溢出</w:t>
+              <w:t>Quartus 报装箱布线溢出（1,269 / 1,270 已逼近上限）</w:t>
             </w:r>
           </w:p>
         </w:tc>
@@ -6716,7 +6848,7 @@
                 <w:rFonts w:ascii="宋体" w:hAnsi="宋体" w:eastAsia="宋体"/>
                 <w:sz w:val="17"/>
               </w:rPr>
-              <w:t>127 个 LAB 局部互连饱和，多路选择器扇出超标</w:t>
+              <w:t>加长乐句把旋律查表推到 8 输入：8 输入函数每个输出位要 3 个 LUT4（7 输入只要 2 个）→ +4 LE</w:t>
             </w:r>
           </w:p>
         </w:tc>
@@ -6736,7 +6868,7 @@
                 <w:rFonts w:ascii="宋体" w:hAnsi="宋体" w:eastAsia="宋体"/>
                 <w:sz w:val="17"/>
               </w:rPr>
-              <w:t>精简指令并遍历 15 组 SEED，最终 SEED 8 收敛</w:t>
+              <w:t>÷256 预分频 + 8 位半周期计数器等面积削减；再遍历 1～16 共 16 组 SEED，最终收敛于 SEED 8</w:t>
             </w:r>
           </w:p>
         </w:tc>
@@ -6775,7 +6907,7 @@
         <w:spacing w:line="276" w:lineRule="auto" w:after="80"/>
       </w:pPr>
       <w:r>
-        <w:t>本课题在 Altera MAX II EPM1270T144C5 CPLD 硬件平台上，完全依托纯硬件描述语言（VHDL-93）构建了高完整度、强交互性的简易拼图游戏系统。全面达成 B1～B11 基础指标与 A1～A5 自主提高指标。系统硬件编译消耗 1,048 个 LE（82.52%），最高工作频率达 68.52 MHz（超频 37%），时序裕量充裕，展现出极高的工程完备性。</w:t>
+        <w:t>本课题在 Altera MAX II EPM1270T144C5 CPLD 硬件平台上，完全依托纯硬件描述语言（VHDL-93）构建了高完整度、强交互性的简易拼图游戏系统。全面达成 B1～B11 基础指标与 A1～A5 自主提高指标。系统硬件编译消耗 1,264 个 LE（占 1,270 个 LE 的 99.53%，fit.rpt 按基数四舍五入显示 100%，实测仅余 6 LE），LAB 127/127 物理饱和；最高工作频率达 54.27 MHz（相对 50 MHz 约束高出 8.54%，setup slack +1.572 ns、hold +1.078 ns、最小脉宽 +9.734 ns，TNS 0.000 / 0 条违例路径），时序裕量充裕，展现出极高的工程完备性。</w:t>
       </w:r>
     </w:p>
     <w:p>
@@ -6861,7 +6993,7 @@
       <w:r>
         <w:t>本课题在架构设计、代码审查及仿真验证阶段，合规引入了现代 AI 辅助研发工具链：</w:t>
         <w:br/>
-        <w:t>• Claude 3.7 Sonnet / DeepSeek-V3：用于辅助草拟 VHDL 状态机骨架代码、推导 16 位 LFSR 本原多项式抽头、辅助生成自检测试平台的断言逻辑；</w:t>
+        <w:t>• Claude 3.7 Sonnet / DeepSeek-V3：用于辅助草拟 VHDL 状态机骨架代码、推导 8 位 LFSR 本原多项式抽头、辅助生成自检测试平台的断言逻辑；</w:t>
         <w:br/>
         <w:t>• Python 3.14 逆向辅助代理：利用 pypdf 和 Pillow 对课程 PDF 中图 4-1~4-3 进行逐像素取色对账，建立单一事实源；</w:t>
         <w:br/>
@@ -14105,6 +14237,90 @@
           <w:sz w:val="14"/>
         </w:rPr>
         <w:t>end architecture rtl;</w:t>
+      </w:r>
+    </w:p>
+    <w:p>
+      <w:pPr>
+        <w:pStyle w:val="Heading1"/>
+        <w:spacing w:before="360" w:after="160"/>
+      </w:pPr>
+      <w:r>
+        <w:rPr>
+          <w:rFonts w:ascii="黑体" w:hAnsi="黑体" w:eastAsia="黑体"/>
+          <w:color w:val="000000"/>
+          <w:sz w:val="27"/>
+        </w:rPr>
+        <w:t>九、参考文献</w:t>
+      </w:r>
+    </w:p>
+    <w:p>
+      <w:pPr>
+        <w:pStyle w:val="Heading1"/>
+        <w:spacing w:before="360" w:after="160"/>
+      </w:pPr>
+      <w:r>
+        <w:rPr>
+          <w:rFonts w:ascii="黑体" w:hAnsi="黑体" w:eastAsia="黑体"/>
+          <w:color w:val="000000"/>
+          <w:sz w:val="27"/>
+        </w:rPr>
+        <w:t>1. Altera Corporation. Quartus II Handbook, Version 9.1[Z]. San Jose: Altera Corporation, 2009.</w:t>
+      </w:r>
+    </w:p>
+    <w:p>
+      <w:pPr>
+        <w:pStyle w:val="Heading1"/>
+        <w:spacing w:before="360" w:after="160"/>
+      </w:pPr>
+      <w:r>
+        <w:rPr>
+          <w:rFonts w:ascii="黑体" w:hAnsi="黑体" w:eastAsia="黑体"/>
+          <w:color w:val="000000"/>
+          <w:sz w:val="27"/>
+        </w:rPr>
+        <w:t>2. Altera Corporation. MAX II Device Handbook[Z]. San Jose: Altera Corporation, 2008.（EPM1270T144C5：1,270 个 LE、127 个 LAB、8,192 bit UFM，无嵌入式 RAM 块）</w:t>
+      </w:r>
+    </w:p>
+    <w:p>
+      <w:pPr>
+        <w:pStyle w:val="Heading1"/>
+        <w:spacing w:before="360" w:after="160"/>
+      </w:pPr>
+      <w:r>
+        <w:rPr>
+          <w:rFonts w:ascii="黑体" w:hAnsi="黑体" w:eastAsia="黑体"/>
+          <w:color w:val="000000"/>
+          <w:sz w:val="27"/>
+        </w:rPr>
+        <w:t>3. IEEE Std 1076-1993. IEEE Standard VHDL Language Reference Manual[S]. New York: IEEE, 1994.</w:t>
+      </w:r>
+    </w:p>
+    <w:p>
+      <w:pPr>
+        <w:pStyle w:val="Heading1"/>
+        <w:spacing w:before="360" w:after="160"/>
+      </w:pPr>
+      <w:r>
+        <w:rPr>
+          <w:rFonts w:ascii="黑体" w:hAnsi="黑体" w:eastAsia="黑体"/>
+          <w:color w:val="000000"/>
+          <w:sz w:val="27"/>
+        </w:rPr>
+        <w:t>4. 《数字电路与逻辑设计实验》课程指导书（题目 4：简易拼图游戏）[Z]. 2026.</w:t>
+      </w:r>
+    </w:p>
+    <w:p>
+      <w:pPr>
+        <w:pStyle w:val="Heading1"/>
+        <w:spacing w:before="360" w:after="160"/>
+      </w:pPr>
+      <w:r>
+        <w:rPr>
+          <w:rFonts w:ascii="黑体" w:hAnsi="黑体" w:eastAsia="黑体"/>
+          <w:color w:val="000000"/>
+          <w:sz w:val="27"/>
+        </w:rPr>
+        <w:t>5. Altera Corporation. AN 428: MAX II CPLD Design Guidelines[Z]. San Jose: Altera Corporation, 2008.</w:t>
       </w:r>
     </w:p>
     <w:sectPr>

--- a/docs/report/实验报告_题目4_简易拼图游戏.docx
+++ b/docs/report/实验报告_题目4_简易拼图游戏.docx
@@ -361,7 +361,7 @@
           <w:color w:val="000000"/>
           <w:sz w:val="27"/>
         </w:rPr>
-        <w:t>一、设计课题的任务要求 (5分)</w:t>
+        <w:t>一、设计课题的任务要求（5分）</w:t>
       </w:r>
     </w:p>
     <w:p>
@@ -391,11 +391,11 @@
         <w:spacing w:line="276" w:lineRule="auto" w:after="80"/>
       </w:pPr>
       <w:r>
-        <w:t>• 核心逻辑器件：Altera MAX II EPM1270T144C5（含 1,270 个逻辑单元 LE，127 个逻辑阵列块 LAB，无嵌入式 RAM 块）；</w:t>
+        <w:t>• 核心逻辑器件：Altera MAX II EPM1270T144C5（含 1,270 个逻辑单元 LE，127 个逻辑阵列块 LAB，无片上嵌入式 RAM 块）；板载外设资源：50 MHz 有源晶振 (PIN_18)、使能开关 SW7 (PIN_125)、复位按键 BTN0 (PIN_61)、4×4 矩阵键盘、8×8 双色 LED 点阵屏、8 位共阴极数码管、电磁式无源蜂鸣器 (PIN_60)；EDA 工具链与环境：Quartus II 9.1 (32-bit，含内置仿真器与 TimeQuest 静态时序分析)、Python 3.14（12 套测试台 sim/tb_.py 共 5,700 余行判据 + 17 个工具脚本 scripts/.py 共 4,700 余行，合计约 1.0 万行自动化激励/判据与资源对账脚本）。本机未安装 ModelSim / GHDL，全部功能仿真均由 Quartus 内置仿真器完成（结果回写进 sim/.vwf）。</w:t>
         <w:br/>
-        <w:t>• 板载资源分配：50 MHz 有源晶振 (PIN_18)、使能开关 SW7 (PIN_125)、复位按键 BTN0 (PIN_61)、4×4 矩阵键盘、8×8 双色 LED 点阵屏、8 位共阴极数码管、电磁式无源蜂鸣器 (PIN_60)；</w:t>
+        <w:t/>
         <w:br/>
-        <w:t>• EDA 工具链与环境：Quartus II 9.1 (32-bit，含内置仿真器与 TimeQuest 静态时序分析)、Python 3.14（约 1,200 行自动化激励/判据与资源对账脚本）。本机未安装 ModelSim / GHDL，全部功能仿真均由 Quartus 内置仿真器完成（结果回写进 sim/*.vwf）。</w:t>
+        <w:t/>
       </w:r>
     </w:p>
     <w:p>
@@ -417,39 +417,39 @@
         <w:spacing w:line="276" w:lineRule="auto" w:after="80"/>
       </w:pPr>
       <w:r>
-        <w:t>课题涵盖 11 项基础功能要求（B1～B11）与 5 项自主提高要求（A1～A5）：</w:t>
+        <w:t>课题涵盖 11 项基础功能要求（B1～B11）与 5 项自主提高要求（A1～A5）：1. B1 使能与自检：SW7=‘0’ 时全系统低功耗静默熄灭、所有显示器件不显示；SW7=‘1’ 时开机自检——点阵 64 点全亮黄色并以 2 Hz、占空比 50% 闪烁，数码管全显“88888888”并同步闪烁，蜂鸣器奏响 POST 开机自检短鸣；自检窗口 2 s 后进入待机（B2）； 2. B2 待机状态：自检结束后点阵熄灭，数码管 DISP7 显示‘5’，DISP0 显示初始关卡‘1’，其余数码管熄灭； 3. B3 关卡指示：由最右侧数码管 DISP0 实时指示当前关卡（1/2/3）；本游戏基础为两关（第三关属 A2 扩展），且所有控制键统一使用 4×4 矩阵键盘； 4. B4 目标预览：待机按【开始】进入 5 秒预览，点阵红光显示目标图案（第一关为【题】图 4-1——课程题目 PDF 第 9 页——所示的 4×3 实心矩形，共 12 格），DISP7 倒计时 5～1； 5. B5 随机散落与对局：5 秒后自动散落，各零片随机分布且两两互不重叠（第一关 3 块零片，3+6+3=12 格）；DISP4:DISP3 倒计时，第一关限时 30 s； 6. B6 零片选择：按【选择】键循环切换，当前选中的零片高亮变绿，其余未锁定零片保持红色； 7. B7 平移与碰撞检测：按【上/下/左/右】平移，硬件实时拦截移出 8×8 边界或与其它零片重叠的非法指令； 8. B8 确认与锁定：按【确认】键锁定当前零片，锁定后零片变为黄色且不可再被选择及移动； 9. B9 成功与失败判定：全部锁定且画面与目标完全一致判定过关，数码管显示 PASS 并奏胜利乐句；超时或拼错判定失败，显示 FAIL 并奏失败乐句；结算画面先以 2 Hz 闪 2 个周期（1 s）后常亮，便于远距离判读； 10. B10 第二关：规则参考第一关，完整拼图图案自拟（本项目固定为 PAT3 阶梯），预览 5 s 后出现四块异形零片（1×3 横条 3 格 + 1×2 竖条 2 格 + J 形 5 格 + 六格块 6 格，共 16 格，位置随机、互不重叠），限时 40 s；成功显示胜利图案（绿色粗对勾），超时或拼错显示失败图案（红色叉）； 11. B11 重开局：对局中或结束后再次按【开始】即可开始新一轮（game_fsm 的 S_PLAYING / S_WIN / S_FAIL 三态都响应 K_START）；系统脱机上电即玩，无需任何上位机通信； 12. A1 丰富音效（附加）：定制马里奥风格背景乐（三关三曲）与自检 / 预览 / 过关 / 拼错 / 通关 / 失败事件乐句；对局期按键刻意静音（第 18 工作阶段按“不要打扰背景音乐”的要求去掉按键与碰撞音，实测同时省 −9 LE），声音提示全部由背景乐与事件乐句承担； 13. A2 多关卡挑战（附加）：在 B10 第二关之后增加第三关（60 s，16 格，图案库随机抽取），支持三关连闯； 14. A3 位置随机与方向随机（附加）：零片位置随机已实现（rng_lfsr + 拒绝采样重试）；开局朝向随机按明确取舍未做 —— 第 14 工作阶段起改用固定非零初值，使【旋转】成为通关必需的一步，朝向由玩家自行旋转掌控； 15. A4 零片顺时针旋转（附加）：按【旋转】键在无碰撞情况下实现局部 90° 原位顺时针旋转； 16. A5 自拟其他功能（附加）：S1 第三关图案库随机 / S2 零片位置随机不重叠 / S3 分场景音效 / S4 第二关异形零片 / S5 结算画面先闪 2 周期再常亮（绿对勾 / 红叉）/ S6 零片 90° 旋转 / S7 倒计时 ≤10 s 的绿色 2 Hz 告急幽灵。</w:t>
         <w:br/>
-        <w:t>1. B1 使能与自检：SW7=‘0’ 时全系统低功耗静默；SW7=‘1’ 时开机，点阵屏与数码管以 2 Hz 占空比 50% 闪烁 2 秒，数码管显示全“88888888”，蜂鸣器奏响 POST 开机自检短鸣；</w:t>
+        <w:t/>
         <w:br/>
-        <w:t>2. B2 待机状态：自检结束后点阵熄灭，数码管 DISP7 显示‘5’，DISP0 显示初始关卡‘1’，其余数码管熄灭；</w:t>
+        <w:t/>
         <w:br/>
-        <w:t>3. B3 关卡指示：由最右侧数码管 DISP0 实时指示当前关卡（1/2/3）；</w:t>
+        <w:t/>
         <w:br/>
-        <w:t>4. B4 目标预览：待机按【开始】进入 5 秒预览，点阵红光显示目标图案（第一关为图 4-1 所示的 4×3 实心矩形，共 12 格），DISP7 倒计时 5～1；</w:t>
+        <w:t/>
         <w:br/>
-        <w:t>5. B5 随机散落与对局：5 秒后自动散落，各零片随机分布且两两互不重叠（第一关 3 块零片，3+6+3=12 格）；DISP4:DISP3 倒计时，第一关限时 30s；</w:t>
+        <w:t/>
         <w:br/>
-        <w:t>6. B6 零片选择：按【选择】键循环切换，当前选中的零片高亮变绿，其余未锁定零片保持红色；</w:t>
+        <w:t/>
         <w:br/>
-        <w:t>7. B7 平移与碰撞检测：按【上/下/左/右】平移，硬件实时拦截移出 8×8 边界或与其它零片重叠的非法指令；</w:t>
+        <w:t/>
         <w:br/>
-        <w:t>8. B8 确认与锁定：按【确认】键锁定当前零片，锁定后零片变为黄色且不可再被选择及移动；</w:t>
+        <w:t/>
         <w:br/>
-        <w:t>9. B9 成功与失败判定：全部锁定且画面与目标完全一致判定过关，数码管显示 PASS 且胜利音效；超时或拼错判定失败，显示 FAIL 且失败音效；点阵全屏以 2 Hz 闪烁 2 秒；</w:t>
+        <w:t/>
         <w:br/>
-        <w:t>10. B10 声光提示：按键有效时发出 Click 确认短音，非法移动/碰撞时发出 Error 告警低音；</w:t>
+        <w:t/>
         <w:br/>
-        <w:t>11. B11 单机全功能：系统脱机上电即玩，无需任何上位机通信；</w:t>
+        <w:t/>
         <w:br/>
-        <w:t>12. A1 丰富音效（附加）：定制马里奥经典风格背景乐与开机/移动/碰撞/锁定/通关/超时音效；</w:t>
+        <w:t/>
         <w:br/>
-        <w:t>13. A2 多关卡挑战（附加）：支持关卡 1（30s，12格三片）、关卡 2（40s，16格四片异形）、关卡 3（60s，16格极速连闯随机抽取）；</w:t>
+        <w:t/>
         <w:br/>
-        <w:t>14. A3 智能信息指示（附加）：数码管动态拼装 PASS / FAIL 字符，倒计时消隐前导零；</w:t>
+        <w:t/>
         <w:br/>
-        <w:t>15. A4 零片顺时针旋转（附加）：按【旋转】键在无碰撞情况下实现局部 90° 原位顺时针旋转；</w:t>
+        <w:t/>
         <w:br/>
-        <w:t>16. A5 动态告急幽灵提示（附加）：倒计时 ≤10s 时，目标图案以 2 Hz 绿色幽灵闪烁叠加辅助。</w:t>
+        <w:t/>
       </w:r>
     </w:p>
     <w:p>
@@ -902,7 +902,7 @@
                 <w:rFonts w:ascii="宋体" w:hAnsi="宋体" w:eastAsia="宋体"/>
                 <w:sz w:val="17"/>
               </w:rPr>
-              <w:t>全局复位按键，低电平有效，带硬件滞回消抖</w:t>
+              <w:t>全局复位按键 BTN0（板卡手册：空闲低、按下高，即按下为高有效）；clk_gen 用 20 ms 饱和计数器同步消抖，再与上电复位相或得高有效 o_rst</w:t>
             </w:r>
           </w:p>
         </w:tc>
@@ -1208,7 +1208,7 @@
                 <w:rFonts w:ascii="宋体" w:hAnsi="宋体" w:eastAsia="宋体"/>
                 <w:sz w:val="17"/>
               </w:rPr>
-              <w:t>8×8 点阵行阳极（7-row 阳极低有效选通）</w:t>
+              <w:t>8×8 点阵行驱动（低电平选通，每次只选一行）</w:t>
             </w:r>
           </w:p>
         </w:tc>
@@ -1310,7 +1310,7 @@
                 <w:rFonts w:ascii="宋体" w:hAnsi="宋体" w:eastAsia="宋体"/>
                 <w:sz w:val="17"/>
               </w:rPr>
-              <w:t>8×8 点阵红色列阴极（低有效点亮红色 LED）</w:t>
+              <w:t>8×8 点阵红色列驱动（高电平点亮红色 LED）</w:t>
             </w:r>
           </w:p>
         </w:tc>
@@ -1412,7 +1412,7 @@
                 <w:rFonts w:ascii="宋体" w:hAnsi="宋体" w:eastAsia="宋体"/>
                 <w:sz w:val="17"/>
               </w:rPr>
-              <w:t>8×8 点阵绿色列阴极（低有效点亮绿色 LED）</w:t>
+              <w:t>8×8 点阵绿色列驱动（高电平点亮绿色 LED）</w:t>
             </w:r>
           </w:p>
         </w:tc>
@@ -1616,7 +1616,7 @@
                 <w:rFonts w:ascii="宋体" w:hAnsi="宋体" w:eastAsia="宋体"/>
                 <w:sz w:val="17"/>
               </w:rPr>
-              <w:t>数码管段选 a～g, dp（共阴极高有效驱动）</w:t>
+              <w:t>数码管段选 a～g、dp（共阴极高有效驱动）</w:t>
             </w:r>
           </w:p>
         </w:tc>
@@ -1737,7 +1737,7 @@
         <w:spacing w:line="276" w:lineRule="auto" w:after="80"/>
       </w:pPr>
       <w:r>
-        <w:t>硬件设计关键裁决：• 裁决 A（矩阵键盘物理布局）：统一采用 4×4 矩阵键盘：0=S0(复位待机), 1=S1(开始), 2=S2(选择), 3=S3(旋转), 4=S4(上), 5=S5(下), 6=S6(左), 7=S7(右), 8=S8(确认), 9=S9(静音切换)，彻底解决板载独立微动按键不足问题；• 裁决 B（双色点阵显色逻辑）：红光 (dot_colr='0') 为未选中/游离零片；绿光 (dot_colg='0') 为当前选中零片及幽灵辅助；黄光（两者均有效）为已正确锁定的零片；• 裁决 C（数码管空间映射与冲突消解）：实验说明书第 3 条要求关卡由最右侧 DISP0 指示，而第 9 条又提“进入第二关，数码管 DISP2 显示 2”。经工程论证，若点亮 DISP2 会破坏倒计时视觉排布（DISP4:DISP3）且第三关无对应规则。工程坚决执行第 3 条全局规则：全关卡统一由 DISP0 指示关卡，DISP2 在第二关及对局中恒定熄灭。</w:t>
+        <w:t>硬件设计关键裁决：• 裁决 A（矩阵键盘物理布局）：统一采用 4×4 矩阵键盘，按板卡手册附图 26 实测定稿 8 个功能键：KEY14=开始、KEY16=选择、KEY11=确认、KEY7=上、KEY15=下、KEY10=左、KEY12=右、KEY8=旋转；复位由独立按键 BTN0 承担，不占矩阵键位，因此无需静音键（对局期本就不发按键音）。译码集中在 game_fsm.key_of() 一处（箭头左侧为键盘扫描码、右侧为 puzzle_pkg 里的键常量名，两者数值不同："0001"→K_START、"0011"→K_SELECT、"0110"→K_CONFIRM、"1010"→K_UP、"0010"→K_DOWN、"0101"→K_LEFT、"0111"→K_RIGHT、"1011"→K_ROT），其余键返回 K_NONE，彻底解决板载独立微动按键不足的问题；裁决 B（双色点阵显色逻辑）：两列均为高电平点亮——仅红 (dot_colr='1'、dot_colg='0') 为未选中/游离零片；仅绿 (dot_colg='1') 为当前选中零片及告急幽灵（≤10 s 目标图案绿色闪烁提示）；两列同时为 '1' 时该点点亮两个 LED，呈黄色，即已正确锁定的零片；两列全 '0' 则该点熄灭；裁决 C（数码管空间映射与冲突消解）：实验说明书第 3 条要求关卡由最右侧 DISP0 指示，而第 9 条又提“进入第二关，数码管 DISP2 显示 2”。经工程论证，若点亮 DISP2 会破坏倒计时视觉排布（DISP4:DISP3）且第三关无对应规则。工程坚决执行第 3 条全局规则：全关卡统一由 DISP0 指示关卡，DISP2 在第二关及对局中恒定熄灭。</w:t>
         <w:br/>
         <w:t/>
         <w:br/>
@@ -1757,7 +1757,7 @@
           <w:color w:val="000000"/>
           <w:sz w:val="27"/>
         </w:rPr>
-        <w:t>二、系统设计 (20分)</w:t>
+        <w:t>二、系统设计（20分）</w:t>
       </w:r>
     </w:p>
     <w:p>
@@ -1779,13 +1779,13 @@
         <w:spacing w:line="276" w:lineRule="auto" w:after="80"/>
       </w:pPr>
       <w:r>
-        <w:t>针对 Altera MAX II EPM1270T144C5 仅有 1,270 个逻辑单元 (LE) 且无嵌入式 RAM 块的极限资源约束，设计确立了三项微架构设计原则：</w:t>
+        <w:t>针对 Altera MAX II EPM1270T144C5 仅有 1,270 个逻辑单元 (LE) 且无嵌入式 RAM 块的极限资源约束，设计确立了三项微架构设计原则：1. 同步单时钟域与使能脉冲节拍驱动：全系统仅在 PIN_18 50 MHz 主时钟上升沿驱动，严禁在分频时钟上挂载触发器。通过一条级联分频链产生 1 kHz / 200 Hz / 100 Hz / 40 Hz / 4 Hz / 2 Hz / 1 Hz 七路单周期、同源无毛刺使能脉冲（每条使能只占 1 个 20 ns 主时钟周期）； 2. 64 位并行位平面与纯组合空间运算：利用 CPLD 宽布线优势，将 8×8 拼图画面表达为 64 位 std_logic_vector，平移与旋转为单拍 64 位位运算；重叠检测按“候选行 × 邻块”串行扫描（单次 5～16 拍，即 100～320 ns）；全图判据按行切片累积、在帧末（40/48 ms）发布——以少量串行换取面积，杜绝多周期状态机与时钟膨胀； 3. 纯组合查找表替代复杂算术核：倒计时的 /10 与 %10 展开为 64 项常量表（disp_format 实测 17 LE）；散落取模改为“一次比较 + 条件相减”；全设计不含除法器与三角函数，从根上消除长组合路径的时钟约束风险。</w:t>
         <w:br/>
-        <w:t>1. 同步单时钟域与使能脉冲节拍驱动：全系统仅在 PIN_18 50 MHz 主时钟上升沿驱动，严禁在分频时钟上挂载触发器。通过单级计数器产生 1 kHz、100 Hz、4 Hz、2 Hz、1 Hz 严格等占空比单时钟周期使能脉冲；</w:t>
+        <w:t/>
         <w:br/>
-        <w:t>2. 64 位并行位平面与纯组合空间运算：利用 CPLD 宽布线优势，将 8×8 拼图画面表达为 64 位 std_logic_vector，平移、旋转、目标比对与碰撞检测均以 64 位并行位运算单拍完成，杜绝多周期状态机与时钟膨胀；</w:t>
+        <w:t/>
         <w:br/>
-        <w:t>3. 纯组合查找表替代复杂算术核：取模、除法及正余弦等复杂运算全部展开为常量查找表（ROM），以 1~2 个 LE 消耗彻底消除时钟约束风险。</w:t>
+        <w:t/>
       </w:r>
     </w:p>
     <w:p>
@@ -1799,7 +1799,7 @@
           <w:color w:val="111827"/>
           <w:sz w:val="22"/>
         </w:rPr>
-        <w:t>2.2 系统总体框图与五大子系统划分</w:t>
+        <w:t>2.2 系统总体框图与子系统划分</w:t>
       </w:r>
     </w:p>
     <w:p>
@@ -1810,7 +1810,7 @@
       <w:r>
         <w:drawing>
           <wp:inline xmlns:a="http://schemas.openxmlformats.org/drawingml/2006/main" xmlns:pic="http://schemas.openxmlformats.org/drawingml/2006/picture">
-            <wp:extent cx="5120640" cy="2547518"/>
+            <wp:extent cx="5120640" cy="2698836"/>
             <wp:docPr id="1" name="Picture 1"/>
             <wp:cNvGraphicFramePr>
               <a:graphicFrameLocks noChangeAspect="1"/>
@@ -1831,7 +1831,7 @@
                   <pic:spPr>
                     <a:xfrm>
                       <a:off x="0" y="0"/>
-                      <a:ext cx="5120640" cy="2547518"/>
+                      <a:ext cx="5120640" cy="2698836"/>
                     </a:xfrm>
                     <a:prstGeom prst="rect"/>
                   </pic:spPr>
@@ -1861,17 +1861,17 @@
         <w:spacing w:line="276" w:lineRule="auto" w:after="80"/>
       </w:pPr>
       <w:r>
-        <w:t>整机抽象整合为五大高层级大模块：</w:t>
+        <w:t>整机划分为 5 大高层级核心子系统，其全局架构与模块间交互关系如下图所示：五大子系统的职责分工如下：1. 时钟使能与键盘输入子系统：主频 50 MHz 经分频产生全局单周期 Tick 使能脉冲网络；4×4 矩阵键盘由 200 Hz 节拍驱动、两拍一轮（一轮 10 ms）的独热列释放扫描；DEBOUNCE_MAX+1 = 4 轮判稳 ⇒ 40 ms 消抖（8 个 200 Hz 采样点），随后向主控输出稳定的单拍按键脉冲； 2. 游戏主控与规则状态机：统一管理系统全局状态迁移（自检、待机、预览、对局、结算）、倒计时递减及连闯三关流转； 3. 拼图核心引擎：包含 8 位 LFSR（周期 255）伪随机散落算法、64 位几何平移与 90° 旋转、刚性碰撞越界拦截及全图 100% 吻合判定； 4. 图案与随机数据 ROM：固化关卡目标图案库与各零片几何掩码，并为拼图引擎提供无冲突的伪随机散落偏移量； 5. 显示与音效输出子系统：实现数码管与点阵屏的 125 Hz 超临界无频闪扫描驱动，叠加 ≤10 s 告急幽灵闪烁；音频模块内置数控分频与 16 步连奏音符发生器，输出马里奥经典音效。</w:t>
         <w:br/>
-        <w:t>1. 时钟使能与键盘输入子系统：汇聚主频分频、40ms 硬件滞回消抖与 4×4 矩阵键盘轮询译码，输出 10 路单拍按键脉冲；</w:t>
+        <w:t/>
         <w:br/>
-        <w:t>2. 游戏规则控制与时序主控状态机：统一管理自检、待机、预览、对局、结算判定及连闯三关流转；</w:t>
+        <w:t/>
         <w:br/>
-        <w:t>3. 拼图核心引擎：包含 8 位 LFSR（周期 255）伪随机散落算法、64 位双平面拼图运算、无碰撞位移/旋转及全图比对验证；</w:t>
+        <w:t/>
         <w:br/>
-        <w:t>4. 图案与随机数据 ROM：固化关卡目标图案库与各零片几何掩码，并为拼图引擎提供无冲突伪随机散落偏移量；</w:t>
+        <w:t/>
         <w:br/>
-        <w:t>5. 显示与音效输出子系统：实现数码管与点阵屏的 125 Hz 超临界无频闪刷新，叠加倒计时 ≤10s 幽灵闪烁；音频模块内置数控分频与 16 步连奏音符发生器，输出马里奥经典音效。</w:t>
+        <w:t/>
       </w:r>
     </w:p>
     <w:p>
@@ -1885,61 +1885,7 @@
           <w:color w:val="111827"/>
           <w:sz w:val="22"/>
         </w:rPr>
-        <w:t>2.3 主状态机 ASM 设计</w:t>
-      </w:r>
-    </w:p>
-    <w:p>
-      <w:pPr>
-        <w:spacing w:before="120" w:after="40"/>
-        <w:jc w:val="center"/>
-      </w:pPr>
-      <w:r>
-        <w:drawing>
-          <wp:inline xmlns:a="http://schemas.openxmlformats.org/drawingml/2006/main" xmlns:pic="http://schemas.openxmlformats.org/drawingml/2006/picture">
-            <wp:extent cx="5120640" cy="2587271"/>
-            <wp:docPr id="2" name="Picture 2"/>
-            <wp:cNvGraphicFramePr>
-              <a:graphicFrameLocks noChangeAspect="1"/>
-            </wp:cNvGraphicFramePr>
-            <a:graphic>
-              <a:graphicData uri="http://schemas.openxmlformats.org/drawingml/2006/picture">
-                <pic:pic>
-                  <pic:nvPicPr>
-                    <pic:cNvPr id="0" name="fig2_game_fsm.png"/>
-                    <pic:cNvPicPr/>
-                  </pic:nvPicPr>
-                  <pic:blipFill>
-                    <a:blip r:embed="rId10"/>
-                    <a:stretch>
-                      <a:fillRect/>
-                    </a:stretch>
-                  </pic:blipFill>
-                  <pic:spPr>
-                    <a:xfrm>
-                      <a:off x="0" y="0"/>
-                      <a:ext cx="5120640" cy="2587271"/>
-                    </a:xfrm>
-                    <a:prstGeom prst="rect"/>
-                  </pic:spPr>
-                </pic:pic>
-              </a:graphicData>
-            </a:graphic>
-          </wp:inline>
-        </w:drawing>
-      </w:r>
-    </w:p>
-    <w:p>
-      <w:pPr>
-        <w:spacing w:after="120"/>
-        <w:jc w:val="center"/>
-      </w:pPr>
-      <w:r>
-        <w:rPr>
-          <w:rFonts w:ascii="宋体" w:hAnsi="宋体" w:eastAsia="宋体"/>
-          <w:color w:val="4B5563"/>
-          <w:sz w:val="17"/>
-        </w:rPr>
-        <w:t>图 2 游戏主控状态机 ASM 状态转移流程图</w:t>
+        <w:t>2.3 分块设计与模块接口一览</w:t>
       </w:r>
     </w:p>
     <w:p>
@@ -1947,139 +1893,17 @@
         <w:spacing w:line="276" w:lineRule="auto" w:after="80"/>
       </w:pPr>
       <w:r>
-        <w:t>主控状态机包含 6 个核心状态：</w:t>
+        <w:t>整机由 11 个子模块组成，全部采用具名端口映射例化（与 §8.2 的 component 声明逐一对齐）。下表给出各模块的职责、关键端口、驱动节拍与关键内部信号，作为 §8.2 顶层代码的阅读索引：</w:t>
         <w:br/>
-        <w:t>• S_SELF_TEST（自检）：上电或复位进入，持续 2.0s，数码管显示 88888888，点阵 2 Hz 闪烁，蜂鸣器奏响 POST 开机音；</w:t>
+        <w:t/>
         <w:br/>
-        <w:t>• S_IDLE（待机）：自检后点阵全熄灭，DISP7 显 ‘5’，DISP0 显当前关卡；按 S1 进入预览；</w:t>
+        <w:t/>
         <w:br/>
-        <w:t>• S_PREVIEW（预览）：点阵全红显示目标图案，DISP7 倒计时 5～1s，限时届满自动散落；</w:t>
+        <w:t/>
         <w:br/>
-        <w:t>• S_PLAYING（对局）：LFSR 散落零片，DISP4:DISP3 倒计时，响应平移旋转，倒计时 ≤10s 绿光幽灵辅助闪烁；</w:t>
+        <w:t/>
         <w:br/>
-        <w:t>• S_WIN（过关）：比对 100% 吻合进入，奏通关音效，数码管显 PASS，点阵 2 Hz 闪烁 2s。关卡 &lt;3 自动进入下一关，第 3 关通关保留大通关状态；</w:t>
-        <w:br/>
-        <w:t>• S_FAIL（超时/拼错）：倒计时归零进入，奏失败音效，数码管显 FAIL，点阵 2 Hz 闪烁 2s 后返回 S_IDLE。</w:t>
-      </w:r>
-    </w:p>
-    <w:p>
-      <w:pPr>
-        <w:pStyle w:val="Heading2"/>
-        <w:spacing w:before="240" w:after="100"/>
-      </w:pPr>
-      <w:r>
-        <w:rPr>
-          <w:rFonts w:ascii="黑体" w:hAnsi="黑体" w:eastAsia="黑体"/>
-          <w:color w:val="111827"/>
-          <w:sz w:val="22"/>
-        </w:rPr>
-        <w:t>2.4 核心拼图引擎微架构</w:t>
-      </w:r>
-    </w:p>
-    <w:p>
-      <w:pPr>
-        <w:spacing w:before="120" w:after="40"/>
-        <w:jc w:val="center"/>
-      </w:pPr>
-      <w:r>
-        <w:drawing>
-          <wp:inline xmlns:a="http://schemas.openxmlformats.org/drawingml/2006/main" xmlns:pic="http://schemas.openxmlformats.org/drawingml/2006/picture">
-            <wp:extent cx="5120640" cy="2156059"/>
-            <wp:docPr id="3" name="Picture 3"/>
-            <wp:cNvGraphicFramePr>
-              <a:graphicFrameLocks noChangeAspect="1"/>
-            </wp:cNvGraphicFramePr>
-            <a:graphic>
-              <a:graphicData uri="http://schemas.openxmlformats.org/drawingml/2006/picture">
-                <pic:pic>
-                  <pic:nvPicPr>
-                    <pic:cNvPr id="0" name="fig3_puzzle_core.png"/>
-                    <pic:cNvPicPr/>
-                  </pic:nvPicPr>
-                  <pic:blipFill>
-                    <a:blip r:embed="rId11"/>
-                    <a:stretch>
-                      <a:fillRect/>
-                    </a:stretch>
-                  </pic:blipFill>
-                  <pic:spPr>
-                    <a:xfrm>
-                      <a:off x="0" y="0"/>
-                      <a:ext cx="5120640" cy="2156059"/>
-                    </a:xfrm>
-                    <a:prstGeom prst="rect"/>
-                  </pic:spPr>
-                </pic:pic>
-              </a:graphicData>
-            </a:graphic>
-          </wp:inline>
-        </w:drawing>
-      </w:r>
-    </w:p>
-    <w:p>
-      <w:pPr>
-        <w:spacing w:after="120"/>
-        <w:jc w:val="center"/>
-      </w:pPr>
-      <w:r>
-        <w:rPr>
-          <w:rFonts w:ascii="宋体" w:hAnsi="宋体" w:eastAsia="宋体"/>
-          <w:color w:val="4B5563"/>
-          <w:sz w:val="17"/>
-        </w:rPr>
-        <w:t>图 3 拼图核心引擎数据流与微架构框图</w:t>
-      </w:r>
-    </w:p>
-    <w:p>
-      <w:pPr>
-        <w:spacing w:line="276" w:lineRule="auto" w:after="80"/>
-      </w:pPr>
-      <w:r>
-        <w:t>拼图引擎采用四级流水结构实现：</w:t>
-        <w:br/>
-        <w:t>1. LFSR 伪随机散落层：采用本原多项式 x^16 + x^14 + x^13 + x^11 + 1，散落时动态采样低 6 位作为初始偏移 (dx, dy)，单步计算即时互检重叠，若重叠则微调偏移，保证 100% 互不重叠；</w:t>
-        <w:br/>
-        <w:t>2. 64 位位图并行平移器：根据 (dx, dy) 对零片 ROM 掩码执行二维位移，纯组合逻辑完成跨行对齐；</w:t>
-        <w:br/>
-        <w:t>3. 实时碰撞拦截检测：计算 conflict = (new_piece AND other_pieces_plane) OR out_of_boundary，非法位移单拍锁死禁止写入，确保游戏物理刚性；</w:t>
-        <w:br/>
-        <w:t>4. 锁定与全图验证：按下确认键后，当前零片并入已锁定平面。计算 target_plane XOR locked_plane == 0，全 0 则判定完美通关。</w:t>
-      </w:r>
-    </w:p>
-    <w:p>
-      <w:pPr>
-        <w:pStyle w:val="Heading1"/>
-        <w:spacing w:before="360" w:after="160"/>
-      </w:pPr>
-      <w:r>
-        <w:rPr>
-          <w:rFonts w:ascii="黑体" w:hAnsi="黑体" w:eastAsia="黑体"/>
-          <w:color w:val="000000"/>
-          <w:sz w:val="27"/>
-        </w:rPr>
-        <w:t>三、仿真波形及波形分析 (25分)</w:t>
-      </w:r>
-    </w:p>
-    <w:p>
-      <w:pPr>
-        <w:pStyle w:val="Heading2"/>
-        <w:spacing w:before="240" w:after="100"/>
-      </w:pPr>
-      <w:r>
-        <w:rPr>
-          <w:rFonts w:ascii="黑体" w:hAnsi="黑体" w:eastAsia="黑体"/>
-          <w:color w:val="111827"/>
-          <w:sz w:val="22"/>
-        </w:rPr>
-        <w:t>3.1 验证体系与 184 条断言全覆盖</w:t>
-      </w:r>
-    </w:p>
-    <w:p>
-      <w:pPr>
-        <w:spacing w:line="276" w:lineRule="auto" w:after="80"/>
-      </w:pPr>
-      <w:r>
-        <w:t>工程建立了“Quartus II 内置仿真器 + .vwf 激励/结果回写 + Python 自检判据”的自动化验证体系（本机没有 ModelSim / GHDL）：12 套 sim/tb_&lt;模块&gt;.py 覆盖 11 个子模块与 1 个整机顶层，累计 184 条判据断言全部通过。下表断言数与最新轮次逐行取自 sim/rounds/&lt;模块&gt;/rNN.json，与 docs/03-仿真验证方案.md §2 的对账表一致：</w:t>
+        <w:t/>
       </w:r>
     </w:p>
     <w:tbl>
@@ -2116,7 +1940,1473 @@
                 <w:color w:val="000000"/>
                 <w:sz w:val="17"/>
               </w:rPr>
-              <w:t>测试平台（sim/tb_*.py）</w:t>
+              <w:t>模块</w:t>
+            </w:r>
+          </w:p>
+        </w:tc>
+        <w:tc>
+          <w:tcPr>
+            <w:tcW w:type="dxa" w:w="1930"/>
+            <w:shd w:fill="F9FAFB"/>
+            <w:tcBorders>
+              <w:top w:val="single" w:sz="12" w:space="0" w:color="000000"/>
+              <w:bottom w:val="single" w:sz="8" w:space="0" w:color="000000"/>
+            </w:tcBorders>
+          </w:tcPr>
+          <w:p>
+            <w:pPr>
+              <w:spacing w:before="40" w:after="40"/>
+            </w:pPr>
+            <w:r>
+              <w:rPr>
+                <w:rFonts w:ascii="宋体" w:hAnsi="宋体" w:eastAsia="宋体"/>
+                <w:b/>
+                <w:color w:val="000000"/>
+                <w:sz w:val="17"/>
+              </w:rPr>
+              <w:t>职责</w:t>
+            </w:r>
+          </w:p>
+        </w:tc>
+        <w:tc>
+          <w:tcPr>
+            <w:tcW w:type="dxa" w:w="1930"/>
+            <w:shd w:fill="F9FAFB"/>
+            <w:tcBorders>
+              <w:top w:val="single" w:sz="12" w:space="0" w:color="000000"/>
+              <w:bottom w:val="single" w:sz="8" w:space="0" w:color="000000"/>
+            </w:tcBorders>
+          </w:tcPr>
+          <w:p>
+            <w:pPr>
+              <w:spacing w:before="40" w:after="40"/>
+            </w:pPr>
+            <w:r>
+              <w:rPr>
+                <w:rFonts w:ascii="宋体" w:hAnsi="宋体" w:eastAsia="宋体"/>
+                <w:b/>
+                <w:color w:val="000000"/>
+                <w:sz w:val="17"/>
+              </w:rPr>
+              <w:t>关键端口（方向）</w:t>
+            </w:r>
+          </w:p>
+        </w:tc>
+        <w:tc>
+          <w:tcPr>
+            <w:tcW w:type="dxa" w:w="1930"/>
+            <w:shd w:fill="F9FAFB"/>
+            <w:tcBorders>
+              <w:top w:val="single" w:sz="12" w:space="0" w:color="000000"/>
+              <w:bottom w:val="single" w:sz="8" w:space="0" w:color="000000"/>
+            </w:tcBorders>
+          </w:tcPr>
+          <w:p>
+            <w:pPr>
+              <w:spacing w:before="40" w:after="40"/>
+            </w:pPr>
+            <w:r>
+              <w:rPr>
+                <w:rFonts w:ascii="宋体" w:hAnsi="宋体" w:eastAsia="宋体"/>
+                <w:b/>
+                <w:color w:val="000000"/>
+                <w:sz w:val="17"/>
+              </w:rPr>
+              <w:t>驱动节拍</w:t>
+            </w:r>
+          </w:p>
+        </w:tc>
+        <w:tc>
+          <w:tcPr>
+            <w:tcW w:type="dxa" w:w="1930"/>
+            <w:shd w:fill="F9FAFB"/>
+            <w:tcBorders>
+              <w:top w:val="single" w:sz="12" w:space="0" w:color="000000"/>
+              <w:bottom w:val="single" w:sz="8" w:space="0" w:color="000000"/>
+            </w:tcBorders>
+          </w:tcPr>
+          <w:p>
+            <w:pPr>
+              <w:spacing w:before="40" w:after="40"/>
+            </w:pPr>
+            <w:r>
+              <w:rPr>
+                <w:rFonts w:ascii="宋体" w:hAnsi="宋体" w:eastAsia="宋体"/>
+                <w:b/>
+                <w:color w:val="000000"/>
+                <w:sz w:val="17"/>
+              </w:rPr>
+              <w:t>关键内部信号 / 实现要点</w:t>
+            </w:r>
+          </w:p>
+        </w:tc>
+      </w:tr>
+      <w:tr>
+        <w:tc>
+          <w:tcPr>
+            <w:tcW w:type="dxa" w:w="1930"/>
+            <w:tcBorders>
+              <w:bottom w:val="single" w:sz="4" w:space="0" w:color="E5E7EB"/>
+            </w:tcBorders>
+          </w:tcPr>
+          <w:p>
+            <w:pPr>
+              <w:spacing w:before="40" w:after="40"/>
+            </w:pPr>
+            <w:r>
+              <w:rPr>
+                <w:rFonts w:ascii="宋体" w:hAnsi="宋体" w:eastAsia="宋体"/>
+                <w:sz w:val="17"/>
+              </w:rPr>
+              <w:t>clk_gen</w:t>
+            </w:r>
+          </w:p>
+        </w:tc>
+        <w:tc>
+          <w:tcPr>
+            <w:tcW w:type="dxa" w:w="1930"/>
+            <w:tcBorders>
+              <w:bottom w:val="single" w:sz="4" w:space="0" w:color="E5E7EB"/>
+            </w:tcBorders>
+          </w:tcPr>
+          <w:p>
+            <w:pPr>
+              <w:spacing w:before="40" w:after="40"/>
+            </w:pPr>
+            <w:r>
+              <w:rPr>
+                <w:rFonts w:ascii="宋体" w:hAnsi="宋体" w:eastAsia="宋体"/>
+                <w:sz w:val="17"/>
+              </w:rPr>
+              <w:t>级联分频链，产生 7 路单周期 tick</w:t>
+            </w:r>
+          </w:p>
+        </w:tc>
+        <w:tc>
+          <w:tcPr>
+            <w:tcW w:type="dxa" w:w="1930"/>
+            <w:tcBorders>
+              <w:bottom w:val="single" w:sz="4" w:space="0" w:color="E5E7EB"/>
+            </w:tcBorders>
+          </w:tcPr>
+          <w:p>
+            <w:pPr>
+              <w:spacing w:before="40" w:after="40"/>
+            </w:pPr>
+            <w:r>
+              <w:rPr>
+                <w:rFonts w:ascii="宋体" w:hAnsi="宋体" w:eastAsia="宋体"/>
+                <w:sz w:val="17"/>
+              </w:rPr>
+              <w:t>i_clk,i_btn→o_rst,o_tick_</w:t>
+            </w:r>
+          </w:p>
+        </w:tc>
+        <w:tc>
+          <w:tcPr>
+            <w:tcW w:type="dxa" w:w="1930"/>
+            <w:tcBorders>
+              <w:bottom w:val="single" w:sz="4" w:space="0" w:color="E5E7EB"/>
+            </w:tcBorders>
+          </w:tcPr>
+          <w:p>
+            <w:pPr>
+              <w:spacing w:before="40" w:after="40"/>
+            </w:pPr>
+            <w:r>
+              <w:rPr>
+                <w:rFonts w:ascii="宋体" w:hAnsi="宋体" w:eastAsia="宋体"/>
+                <w:sz w:val="17"/>
+              </w:rPr>
+              <w:t>50 MHz</w:t>
+            </w:r>
+          </w:p>
+        </w:tc>
+        <w:tc>
+          <w:tcPr>
+            <w:tcW w:type="dxa" w:w="1930"/>
+            <w:tcBorders>
+              <w:bottom w:val="single" w:sz="4" w:space="0" w:color="E5E7EB"/>
+            </w:tcBorders>
+          </w:tcPr>
+          <w:p>
+            <w:pPr>
+              <w:spacing w:before="40" w:after="40"/>
+            </w:pPr>
+            <w:r>
+              <w:rPr>
+                <w:rFonts w:ascii="宋体" w:hAnsi="宋体" w:eastAsia="宋体"/>
+                <w:sz w:val="17"/>
+              </w:rPr>
+              <w:t>c1..c7 级联链；bcnt 用 20 ms 饱和计数器对 BTN0 同步消抖</w:t>
+            </w:r>
+          </w:p>
+        </w:tc>
+      </w:tr>
+      <w:tr>
+        <w:tc>
+          <w:tcPr>
+            <w:tcW w:type="dxa" w:w="1930"/>
+            <w:tcBorders>
+              <w:bottom w:val="single" w:sz="4" w:space="0" w:color="E5E7EB"/>
+            </w:tcBorders>
+          </w:tcPr>
+          <w:p>
+            <w:pPr>
+              <w:spacing w:before="40" w:after="40"/>
+            </w:pPr>
+            <w:r>
+              <w:rPr>
+                <w:rFonts w:ascii="宋体" w:hAnsi="宋体" w:eastAsia="宋体"/>
+                <w:sz w:val="17"/>
+              </w:rPr>
+              <w:t>keypad_scan</w:t>
+            </w:r>
+          </w:p>
+        </w:tc>
+        <w:tc>
+          <w:tcPr>
+            <w:tcW w:type="dxa" w:w="1930"/>
+            <w:tcBorders>
+              <w:bottom w:val="single" w:sz="4" w:space="0" w:color="E5E7EB"/>
+            </w:tcBorders>
+          </w:tcPr>
+          <w:p>
+            <w:pPr>
+              <w:spacing w:before="40" w:after="40"/>
+            </w:pPr>
+            <w:r>
+              <w:rPr>
+                <w:rFonts w:ascii="宋体" w:hAnsi="宋体" w:eastAsia="宋体"/>
+                <w:sz w:val="17"/>
+              </w:rPr>
+              <w:t>4×4 矩阵扫描 + 消抖</w:t>
+            </w:r>
+          </w:p>
+        </w:tc>
+        <w:tc>
+          <w:tcPr>
+            <w:tcW w:type="dxa" w:w="1930"/>
+            <w:tcBorders>
+              <w:bottom w:val="single" w:sz="4" w:space="0" w:color="E5E7EB"/>
+            </w:tcBorders>
+          </w:tcPr>
+          <w:p>
+            <w:pPr>
+              <w:spacing w:before="40" w:after="40"/>
+            </w:pPr>
+            <w:r>
+              <w:rPr>
+                <w:rFonts w:ascii="宋体" w:hAnsi="宋体" w:eastAsia="宋体"/>
+                <w:sz w:val="17"/>
+              </w:rPr>
+              <w:t>kp_row→kp_col,key,press</w:t>
+            </w:r>
+          </w:p>
+        </w:tc>
+        <w:tc>
+          <w:tcPr>
+            <w:tcW w:type="dxa" w:w="1930"/>
+            <w:tcBorders>
+              <w:bottom w:val="single" w:sz="4" w:space="0" w:color="E5E7EB"/>
+            </w:tcBorders>
+          </w:tcPr>
+          <w:p>
+            <w:pPr>
+              <w:spacing w:before="40" w:after="40"/>
+            </w:pPr>
+            <w:r>
+              <w:rPr>
+                <w:rFonts w:ascii="宋体" w:hAnsi="宋体" w:eastAsia="宋体"/>
+                <w:sz w:val="17"/>
+              </w:rPr>
+              <w:t>tick_200（两拍一轮 = 10 ms）</w:t>
+            </w:r>
+          </w:p>
+        </w:tc>
+        <w:tc>
+          <w:tcPr>
+            <w:tcW w:type="dxa" w:w="1930"/>
+            <w:tcBorders>
+              <w:bottom w:val="single" w:sz="4" w:space="0" w:color="E5E7EB"/>
+            </w:tcBorders>
+          </w:tcPr>
+          <w:p>
+            <w:pPr>
+              <w:spacing w:before="40" w:after="40"/>
+            </w:pPr>
+            <w:r>
+              <w:rPr>
+                <w:rFonts w:ascii="宋体" w:hAnsi="宋体" w:eastAsia="宋体"/>
+                <w:sz w:val="17"/>
+              </w:rPr>
+              <w:t>cnt 数 4 轮判稳（40 ms），松开立即撤销</w:t>
+            </w:r>
+          </w:p>
+        </w:tc>
+      </w:tr>
+      <w:tr>
+        <w:tc>
+          <w:tcPr>
+            <w:tcW w:type="dxa" w:w="1930"/>
+            <w:tcBorders>
+              <w:bottom w:val="single" w:sz="4" w:space="0" w:color="E5E7EB"/>
+            </w:tcBorders>
+          </w:tcPr>
+          <w:p>
+            <w:pPr>
+              <w:spacing w:before="40" w:after="40"/>
+            </w:pPr>
+            <w:r>
+              <w:rPr>
+                <w:rFonts w:ascii="宋体" w:hAnsi="宋体" w:eastAsia="宋体"/>
+                <w:sz w:val="17"/>
+              </w:rPr>
+              <w:t>game_fsm</w:t>
+            </w:r>
+          </w:p>
+        </w:tc>
+        <w:tc>
+          <w:tcPr>
+            <w:tcW w:type="dxa" w:w="1930"/>
+            <w:tcBorders>
+              <w:bottom w:val="single" w:sz="4" w:space="0" w:color="E5E7EB"/>
+            </w:tcBorders>
+          </w:tcPr>
+          <w:p>
+            <w:pPr>
+              <w:spacing w:before="40" w:after="40"/>
+            </w:pPr>
+            <w:r>
+              <w:rPr>
+                <w:rFonts w:ascii="宋体" w:hAnsi="宋体" w:eastAsia="宋体"/>
+                <w:sz w:val="17"/>
+              </w:rPr>
+              <w:t>主状态机 / 倒计时 / 音效事件码</w:t>
+            </w:r>
+          </w:p>
+        </w:tc>
+        <w:tc>
+          <w:tcPr>
+            <w:tcW w:type="dxa" w:w="1930"/>
+            <w:tcBorders>
+              <w:bottom w:val="single" w:sz="4" w:space="0" w:color="E5E7EB"/>
+            </w:tcBorders>
+          </w:tcPr>
+          <w:p>
+            <w:pPr>
+              <w:spacing w:before="40" w:after="40"/>
+            </w:pPr>
+            <w:r>
+              <w:rPr>
+                <w:rFonts w:ascii="宋体" w:hAnsi="宋体" w:eastAsia="宋体"/>
+                <w:sz w:val="17"/>
+              </w:rPr>
+              <w:t>按键,i_solved→o_state,o_time,o_blink,o_sound</w:t>
+            </w:r>
+          </w:p>
+        </w:tc>
+        <w:tc>
+          <w:tcPr>
+            <w:tcW w:type="dxa" w:w="1930"/>
+            <w:tcBorders>
+              <w:bottom w:val="single" w:sz="4" w:space="0" w:color="E5E7EB"/>
+            </w:tcBorders>
+          </w:tcPr>
+          <w:p>
+            <w:pPr>
+              <w:spacing w:before="40" w:after="40"/>
+            </w:pPr>
+            <w:r>
+              <w:rPr>
+                <w:rFonts w:ascii="宋体" w:hAnsi="宋体" w:eastAsia="宋体"/>
+                <w:sz w:val="17"/>
+              </w:rPr>
+              <w:t>i_tick_1hz / i_tick_4hz</w:t>
+            </w:r>
+          </w:p>
+        </w:tc>
+        <w:tc>
+          <w:tcPr>
+            <w:tcW w:type="dxa" w:w="1930"/>
+            <w:tcBorders>
+              <w:bottom w:val="single" w:sz="4" w:space="0" w:color="E5E7EB"/>
+            </w:tcBorders>
+          </w:tcPr>
+          <w:p>
+            <w:pPr>
+              <w:spacing w:before="40" w:after="40"/>
+            </w:pPr>
+            <w:r>
+              <w:rPr>
+                <w:rFonts w:ascii="宋体" w:hAnsi="宋体" w:eastAsia="宋体"/>
+                <w:sz w:val="17"/>
+              </w:rPr>
+              <w:t>st 六态；key_of() 单点译码 8 个功能键</w:t>
+            </w:r>
+          </w:p>
+        </w:tc>
+      </w:tr>
+      <w:tr>
+        <w:tc>
+          <w:tcPr>
+            <w:tcW w:type="dxa" w:w="1930"/>
+            <w:tcBorders>
+              <w:bottom w:val="single" w:sz="4" w:space="0" w:color="E5E7EB"/>
+            </w:tcBorders>
+          </w:tcPr>
+          <w:p>
+            <w:pPr>
+              <w:spacing w:before="40" w:after="40"/>
+            </w:pPr>
+            <w:r>
+              <w:rPr>
+                <w:rFonts w:ascii="宋体" w:hAnsi="宋体" w:eastAsia="宋体"/>
+                <w:sz w:val="17"/>
+              </w:rPr>
+              <w:t>puzzle_ctrl</w:t>
+            </w:r>
+          </w:p>
+        </w:tc>
+        <w:tc>
+          <w:tcPr>
+            <w:tcW w:type="dxa" w:w="1930"/>
+            <w:tcBorders>
+              <w:bottom w:val="single" w:sz="4" w:space="0" w:color="E5E7EB"/>
+            </w:tcBorders>
+          </w:tcPr>
+          <w:p>
+            <w:pPr>
+              <w:spacing w:before="40" w:after="40"/>
+            </w:pPr>
+            <w:r>
+              <w:rPr>
+                <w:rFonts w:ascii="宋体" w:hAnsi="宋体" w:eastAsia="宋体"/>
+                <w:sz w:val="17"/>
+              </w:rPr>
+              <w:t>散落 / 平移 / 旋转 / 碰撞 / 全图判据</w:t>
+            </w:r>
+          </w:p>
+        </w:tc>
+        <w:tc>
+          <w:tcPr>
+            <w:tcW w:type="dxa" w:w="1930"/>
+            <w:tcBorders>
+              <w:bottom w:val="single" w:sz="4" w:space="0" w:color="E5E7EB"/>
+            </w:tcBorders>
+          </w:tcPr>
+          <w:p>
+            <w:pPr>
+              <w:spacing w:before="40" w:after="40"/>
+            </w:pPr>
+            <w:r>
+              <w:rPr>
+                <w:rFonts w:ascii="宋体" w:hAnsi="宋体" w:eastAsia="宋体"/>
+                <w:sz w:val="17"/>
+              </w:rPr>
+              <w:t>按键,go→rowr,rowg,solved</w:t>
+            </w:r>
+          </w:p>
+        </w:tc>
+        <w:tc>
+          <w:tcPr>
+            <w:tcW w:type="dxa" w:w="1930"/>
+            <w:tcBorders>
+              <w:bottom w:val="single" w:sz="4" w:space="0" w:color="E5E7EB"/>
+            </w:tcBorders>
+          </w:tcPr>
+          <w:p>
+            <w:pPr>
+              <w:spacing w:before="40" w:after="40"/>
+            </w:pPr>
+            <w:r>
+              <w:rPr>
+                <w:rFonts w:ascii="宋体" w:hAnsi="宋体" w:eastAsia="宋体"/>
+                <w:sz w:val="17"/>
+              </w:rPr>
+              <w:t>i_tick = 1 kHz</w:t>
+            </w:r>
+          </w:p>
+        </w:tc>
+        <w:tc>
+          <w:tcPr>
+            <w:tcW w:type="dxa" w:w="1930"/>
+            <w:tcBorders>
+              <w:bottom w:val="single" w:sz="4" w:space="0" w:color="E5E7EB"/>
+            </w:tcBorders>
+          </w:tcPr>
+          <w:p>
+            <w:pPr>
+              <w:spacing w:before="40" w:after="40"/>
+            </w:pPr>
+            <w:r>
+              <w:rPr>
+                <w:rFonts w:ascii="宋体" w:hAnsi="宋体" w:eastAsia="宋体"/>
+                <w:sz w:val="17"/>
+              </w:rPr>
+              <w:t>chk_slot/chk_crow/chk_hit、frm_ok、alllock_r；一帧 40/48 ms</w:t>
+            </w:r>
+          </w:p>
+        </w:tc>
+      </w:tr>
+      <w:tr>
+        <w:tc>
+          <w:tcPr>
+            <w:tcW w:type="dxa" w:w="1930"/>
+            <w:tcBorders>
+              <w:bottom w:val="single" w:sz="4" w:space="0" w:color="E5E7EB"/>
+            </w:tcBorders>
+          </w:tcPr>
+          <w:p>
+            <w:pPr>
+              <w:spacing w:before="40" w:after="40"/>
+            </w:pPr>
+            <w:r>
+              <w:rPr>
+                <w:rFonts w:ascii="宋体" w:hAnsi="宋体" w:eastAsia="宋体"/>
+                <w:sz w:val="17"/>
+              </w:rPr>
+              <w:t>rng_lfsr</w:t>
+            </w:r>
+          </w:p>
+        </w:tc>
+        <w:tc>
+          <w:tcPr>
+            <w:tcW w:type="dxa" w:w="1930"/>
+            <w:tcBorders>
+              <w:bottom w:val="single" w:sz="4" w:space="0" w:color="E5E7EB"/>
+            </w:tcBorders>
+          </w:tcPr>
+          <w:p>
+            <w:pPr>
+              <w:spacing w:before="40" w:after="40"/>
+            </w:pPr>
+            <w:r>
+              <w:rPr>
+                <w:rFonts w:ascii="宋体" w:hAnsi="宋体" w:eastAsia="宋体"/>
+                <w:sz w:val="17"/>
+              </w:rPr>
+              <w:t>8 位 Galois LFSR（x⁸+x⁶+x⁵+x⁴+1）</w:t>
+            </w:r>
+          </w:p>
+        </w:tc>
+        <w:tc>
+          <w:tcPr>
+            <w:tcW w:type="dxa" w:w="1930"/>
+            <w:tcBorders>
+              <w:bottom w:val="single" w:sz="4" w:space="0" w:color="E5E7EB"/>
+            </w:tcBorders>
+          </w:tcPr>
+          <w:p>
+            <w:pPr>
+              <w:spacing w:before="40" w:after="40"/>
+            </w:pPr>
+            <w:r>
+              <w:rPr>
+                <w:rFonts w:ascii="宋体" w:hAnsi="宋体" w:eastAsia="宋体"/>
+                <w:sz w:val="17"/>
+              </w:rPr>
+              <w:t>i_step→o_val</w:t>
+            </w:r>
+          </w:p>
+        </w:tc>
+        <w:tc>
+          <w:tcPr>
+            <w:tcW w:type="dxa" w:w="1930"/>
+            <w:tcBorders>
+              <w:bottom w:val="single" w:sz="4" w:space="0" w:color="E5E7EB"/>
+            </w:tcBorders>
+          </w:tcPr>
+          <w:p>
+            <w:pPr>
+              <w:spacing w:before="40" w:after="40"/>
+            </w:pPr>
+            <w:r>
+              <w:rPr>
+                <w:rFonts w:ascii="宋体" w:hAnsi="宋体" w:eastAsia="宋体"/>
+                <w:sz w:val="17"/>
+              </w:rPr>
+              <w:t>使能</w:t>
+            </w:r>
+          </w:p>
+        </w:tc>
+        <w:tc>
+          <w:tcPr>
+            <w:tcW w:type="dxa" w:w="1930"/>
+            <w:tcBorders>
+              <w:bottom w:val="single" w:sz="4" w:space="0" w:color="E5E7EB"/>
+            </w:tcBorders>
+          </w:tcPr>
+          <w:p>
+            <w:pPr>
+              <w:spacing w:before="40" w:after="40"/>
+            </w:pPr>
+            <w:r>
+              <w:rPr>
+                <w:rFonts w:ascii="宋体" w:hAnsi="宋体" w:eastAsia="宋体"/>
+                <w:sz w:val="17"/>
+              </w:rPr>
+              <w:t>sr，种子 x"5A"，满周期 255</w:t>
+            </w:r>
+          </w:p>
+        </w:tc>
+      </w:tr>
+      <w:tr>
+        <w:tc>
+          <w:tcPr>
+            <w:tcW w:type="dxa" w:w="1930"/>
+            <w:tcBorders>
+              <w:bottom w:val="single" w:sz="4" w:space="0" w:color="E5E7EB"/>
+            </w:tcBorders>
+          </w:tcPr>
+          <w:p>
+            <w:pPr>
+              <w:spacing w:before="40" w:after="40"/>
+            </w:pPr>
+            <w:r>
+              <w:rPr>
+                <w:rFonts w:ascii="宋体" w:hAnsi="宋体" w:eastAsia="宋体"/>
+                <w:sz w:val="17"/>
+              </w:rPr>
+              <w:t>piece_rom</w:t>
+            </w:r>
+          </w:p>
+        </w:tc>
+        <w:tc>
+          <w:tcPr>
+            <w:tcW w:type="dxa" w:w="1930"/>
+            <w:tcBorders>
+              <w:bottom w:val="single" w:sz="4" w:space="0" w:color="E5E7EB"/>
+            </w:tcBorders>
+          </w:tcPr>
+          <w:p>
+            <w:pPr>
+              <w:spacing w:before="40" w:after="40"/>
+            </w:pPr>
+            <w:r>
+              <w:rPr>
+                <w:rFonts w:ascii="宋体" w:hAnsi="宋体" w:eastAsia="宋体"/>
+                <w:sz w:val="17"/>
+              </w:rPr>
+              <w:t>各关零片几何掩码 / 包围盒</w:t>
+            </w:r>
+          </w:p>
+        </w:tc>
+        <w:tc>
+          <w:tcPr>
+            <w:tcW w:type="dxa" w:w="1930"/>
+            <w:tcBorders>
+              <w:bottom w:val="single" w:sz="4" w:space="0" w:color="E5E7EB"/>
+            </w:tcBorders>
+          </w:tcPr>
+          <w:p>
+            <w:pPr>
+              <w:spacing w:before="40" w:after="40"/>
+            </w:pPr>
+            <w:r>
+              <w:rPr>
+                <w:rFonts w:ascii="宋体" w:hAnsi="宋体" w:eastAsia="宋体"/>
+                <w:sz w:val="17"/>
+              </w:rPr>
+              <w:t>i_level→o_mask×4,o_h×4,o_w×4,o_n</w:t>
+            </w:r>
+          </w:p>
+        </w:tc>
+        <w:tc>
+          <w:tcPr>
+            <w:tcW w:type="dxa" w:w="1930"/>
+            <w:tcBorders>
+              <w:bottom w:val="single" w:sz="4" w:space="0" w:color="E5E7EB"/>
+            </w:tcBorders>
+          </w:tcPr>
+          <w:p>
+            <w:pPr>
+              <w:spacing w:before="40" w:after="40"/>
+            </w:pPr>
+            <w:r>
+              <w:rPr>
+                <w:rFonts w:ascii="宋体" w:hAnsi="宋体" w:eastAsia="宋体"/>
+                <w:sz w:val="17"/>
+              </w:rPr>
+              <w:t>组合</w:t>
+            </w:r>
+          </w:p>
+        </w:tc>
+        <w:tc>
+          <w:tcPr>
+            <w:tcW w:type="dxa" w:w="1930"/>
+            <w:tcBorders>
+              <w:bottom w:val="single" w:sz="4" w:space="0" w:color="E5E7EB"/>
+            </w:tcBorders>
+          </w:tcPr>
+          <w:p>
+            <w:pPr>
+              <w:spacing w:before="40" w:after="40"/>
+            </w:pPr>
+            <w:r>
+              <w:rPr>
+                <w:rFonts w:ascii="宋体" w:hAnsi="宋体" w:eastAsia="宋体"/>
+                <w:sz w:val="17"/>
+              </w:rPr>
+              <w:t>常量查找表，4 块并行输出；面积严格 3+6+3 / 3+2+5+6</w:t>
+            </w:r>
+          </w:p>
+        </w:tc>
+      </w:tr>
+      <w:tr>
+        <w:tc>
+          <w:tcPr>
+            <w:tcW w:type="dxa" w:w="1930"/>
+            <w:tcBorders>
+              <w:bottom w:val="single" w:sz="4" w:space="0" w:color="E5E7EB"/>
+            </w:tcBorders>
+          </w:tcPr>
+          <w:p>
+            <w:pPr>
+              <w:spacing w:before="40" w:after="40"/>
+            </w:pPr>
+            <w:r>
+              <w:rPr>
+                <w:rFonts w:ascii="宋体" w:hAnsi="宋体" w:eastAsia="宋体"/>
+                <w:sz w:val="17"/>
+              </w:rPr>
+              <w:t>pattern_rom</w:t>
+            </w:r>
+          </w:p>
+        </w:tc>
+        <w:tc>
+          <w:tcPr>
+            <w:tcW w:type="dxa" w:w="1930"/>
+            <w:tcBorders>
+              <w:bottom w:val="single" w:sz="4" w:space="0" w:color="E5E7EB"/>
+            </w:tcBorders>
+          </w:tcPr>
+          <w:p>
+            <w:pPr>
+              <w:spacing w:before="40" w:after="40"/>
+            </w:pPr>
+            <w:r>
+              <w:rPr>
+                <w:rFonts w:ascii="宋体" w:hAnsi="宋体" w:eastAsia="宋体"/>
+                <w:sz w:val="17"/>
+              </w:rPr>
+              <w:t>三关目标图案库</w:t>
+            </w:r>
+          </w:p>
+        </w:tc>
+        <w:tc>
+          <w:tcPr>
+            <w:tcW w:type="dxa" w:w="1930"/>
+            <w:tcBorders>
+              <w:bottom w:val="single" w:sz="4" w:space="0" w:color="E5E7EB"/>
+            </w:tcBorders>
+          </w:tcPr>
+          <w:p>
+            <w:pPr>
+              <w:spacing w:before="40" w:after="40"/>
+            </w:pPr>
+            <w:r>
+              <w:rPr>
+                <w:rFonts w:ascii="宋体" w:hAnsi="宋体" w:eastAsia="宋体"/>
+                <w:sz w:val="17"/>
+              </w:rPr>
+              <w:t>i_pat→o_mask</w:t>
+            </w:r>
+          </w:p>
+        </w:tc>
+        <w:tc>
+          <w:tcPr>
+            <w:tcW w:type="dxa" w:w="1930"/>
+            <w:tcBorders>
+              <w:bottom w:val="single" w:sz="4" w:space="0" w:color="E5E7EB"/>
+            </w:tcBorders>
+          </w:tcPr>
+          <w:p>
+            <w:pPr>
+              <w:spacing w:before="40" w:after="40"/>
+            </w:pPr>
+            <w:r>
+              <w:rPr>
+                <w:rFonts w:ascii="宋体" w:hAnsi="宋体" w:eastAsia="宋体"/>
+                <w:sz w:val="17"/>
+              </w:rPr>
+              <w:t>组合</w:t>
+            </w:r>
+          </w:p>
+        </w:tc>
+        <w:tc>
+          <w:tcPr>
+            <w:tcW w:type="dxa" w:w="1930"/>
+            <w:tcBorders>
+              <w:bottom w:val="single" w:sz="4" w:space="0" w:color="E5E7EB"/>
+            </w:tcBorders>
+          </w:tcPr>
+          <w:p>
+            <w:pPr>
+              <w:spacing w:before="40" w:after="40"/>
+            </w:pPr>
+            <w:r>
+              <w:rPr>
+                <w:rFonts w:ascii="宋体" w:hAnsi="宋体" w:eastAsia="宋体"/>
+                <w:sz w:val="17"/>
+              </w:rPr>
+              <w:t>第一关 1 幅 12 格 + 第二/三关库 4 幅 16 格，共 5 幅且全连通</w:t>
+            </w:r>
+          </w:p>
+        </w:tc>
+      </w:tr>
+      <w:tr>
+        <w:tc>
+          <w:tcPr>
+            <w:tcW w:type="dxa" w:w="1930"/>
+            <w:tcBorders>
+              <w:bottom w:val="single" w:sz="4" w:space="0" w:color="E5E7EB"/>
+            </w:tcBorders>
+          </w:tcPr>
+          <w:p>
+            <w:pPr>
+              <w:spacing w:before="40" w:after="40"/>
+            </w:pPr>
+            <w:r>
+              <w:rPr>
+                <w:rFonts w:ascii="宋体" w:hAnsi="宋体" w:eastAsia="宋体"/>
+                <w:sz w:val="17"/>
+              </w:rPr>
+              <w:t>disp_format</w:t>
+            </w:r>
+          </w:p>
+        </w:tc>
+        <w:tc>
+          <w:tcPr>
+            <w:tcW w:type="dxa" w:w="1930"/>
+            <w:tcBorders>
+              <w:bottom w:val="single" w:sz="4" w:space="0" w:color="E5E7EB"/>
+            </w:tcBorders>
+          </w:tcPr>
+          <w:p>
+            <w:pPr>
+              <w:spacing w:before="40" w:after="40"/>
+            </w:pPr>
+            <w:r>
+              <w:rPr>
+                <w:rFonts w:ascii="宋体" w:hAnsi="宋体" w:eastAsia="宋体"/>
+                <w:sz w:val="17"/>
+              </w:rPr>
+              <w:t>数码管段码 / PASS·FAIL 字符拼装</w:t>
+            </w:r>
+          </w:p>
+        </w:tc>
+        <w:tc>
+          <w:tcPr>
+            <w:tcW w:type="dxa" w:w="1930"/>
+            <w:tcBorders>
+              <w:bottom w:val="single" w:sz="4" w:space="0" w:color="E5E7EB"/>
+            </w:tcBorders>
+          </w:tcPr>
+          <w:p>
+            <w:pPr>
+              <w:spacing w:before="40" w:after="40"/>
+            </w:pPr>
+            <w:r>
+              <w:rPr>
+                <w:rFonts w:ascii="宋体" w:hAnsi="宋体" w:eastAsia="宋体"/>
+                <w:sz w:val="17"/>
+              </w:rPr>
+              <w:t>数值,time,st→段码组</w:t>
+            </w:r>
+          </w:p>
+        </w:tc>
+        <w:tc>
+          <w:tcPr>
+            <w:tcW w:type="dxa" w:w="1930"/>
+            <w:tcBorders>
+              <w:bottom w:val="single" w:sz="4" w:space="0" w:color="E5E7EB"/>
+            </w:tcBorders>
+          </w:tcPr>
+          <w:p>
+            <w:pPr>
+              <w:spacing w:before="40" w:after="40"/>
+            </w:pPr>
+            <w:r>
+              <w:rPr>
+                <w:rFonts w:ascii="宋体" w:hAnsi="宋体" w:eastAsia="宋体"/>
+                <w:sz w:val="17"/>
+              </w:rPr>
+              <w:t>组合</w:t>
+            </w:r>
+          </w:p>
+        </w:tc>
+        <w:tc>
+          <w:tcPr>
+            <w:tcW w:type="dxa" w:w="1930"/>
+            <w:tcBorders>
+              <w:bottom w:val="single" w:sz="4" w:space="0" w:color="E5E7EB"/>
+            </w:tcBorders>
+          </w:tcPr>
+          <w:p>
+            <w:pPr>
+              <w:spacing w:before="40" w:after="40"/>
+            </w:pPr>
+            <w:r>
+              <w:rPr>
+                <w:rFonts w:ascii="宋体" w:hAnsi="宋体" w:eastAsia="宋体"/>
+                <w:sz w:val="17"/>
+              </w:rPr>
+              <w:t>64 项常量表（消除除法器）</w:t>
+            </w:r>
+          </w:p>
+        </w:tc>
+      </w:tr>
+      <w:tr>
+        <w:tc>
+          <w:tcPr>
+            <w:tcW w:type="dxa" w:w="1930"/>
+            <w:tcBorders>
+              <w:bottom w:val="single" w:sz="4" w:space="0" w:color="E5E7EB"/>
+            </w:tcBorders>
+          </w:tcPr>
+          <w:p>
+            <w:pPr>
+              <w:spacing w:before="40" w:after="40"/>
+            </w:pPr>
+            <w:r>
+              <w:rPr>
+                <w:rFonts w:ascii="宋体" w:hAnsi="宋体" w:eastAsia="宋体"/>
+                <w:sz w:val="17"/>
+              </w:rPr>
+              <w:t>seg_scan</w:t>
+            </w:r>
+          </w:p>
+        </w:tc>
+        <w:tc>
+          <w:tcPr>
+            <w:tcW w:type="dxa" w:w="1930"/>
+            <w:tcBorders>
+              <w:bottom w:val="single" w:sz="4" w:space="0" w:color="E5E7EB"/>
+            </w:tcBorders>
+          </w:tcPr>
+          <w:p>
+            <w:pPr>
+              <w:spacing w:before="40" w:after="40"/>
+            </w:pPr>
+            <w:r>
+              <w:rPr>
+                <w:rFonts w:ascii="宋体" w:hAnsi="宋体" w:eastAsia="宋体"/>
+                <w:sz w:val="17"/>
+              </w:rPr>
+              <w:t>8 位数码管动态扫描</w:t>
+            </w:r>
+          </w:p>
+        </w:tc>
+        <w:tc>
+          <w:tcPr>
+            <w:tcW w:type="dxa" w:w="1930"/>
+            <w:tcBorders>
+              <w:bottom w:val="single" w:sz="4" w:space="0" w:color="E5E7EB"/>
+            </w:tcBorders>
+          </w:tcPr>
+          <w:p>
+            <w:pPr>
+              <w:spacing w:before="40" w:after="40"/>
+            </w:pPr>
+            <w:r>
+              <w:rPr>
+                <w:rFonts w:ascii="宋体" w:hAnsi="宋体" w:eastAsia="宋体"/>
+                <w:sz w:val="17"/>
+              </w:rPr>
+              <w:t>段码→seg,cat</w:t>
+            </w:r>
+          </w:p>
+        </w:tc>
+        <w:tc>
+          <w:tcPr>
+            <w:tcW w:type="dxa" w:w="1930"/>
+            <w:tcBorders>
+              <w:bottom w:val="single" w:sz="4" w:space="0" w:color="E5E7EB"/>
+            </w:tcBorders>
+          </w:tcPr>
+          <w:p>
+            <w:pPr>
+              <w:spacing w:before="40" w:after="40"/>
+            </w:pPr>
+            <w:r>
+              <w:rPr>
+                <w:rFonts w:ascii="宋体" w:hAnsi="宋体" w:eastAsia="宋体"/>
+                <w:sz w:val="17"/>
+              </w:rPr>
+              <w:t>i_tick = 1 kHz</w:t>
+            </w:r>
+          </w:p>
+        </w:tc>
+        <w:tc>
+          <w:tcPr>
+            <w:tcW w:type="dxa" w:w="1930"/>
+            <w:tcBorders>
+              <w:bottom w:val="single" w:sz="4" w:space="0" w:color="E5E7EB"/>
+            </w:tcBorders>
+          </w:tcPr>
+          <w:p>
+            <w:pPr>
+              <w:spacing w:before="40" w:after="40"/>
+            </w:pPr>
+            <w:r>
+              <w:rPr>
+                <w:rFonts w:ascii="宋体" w:hAnsi="宋体" w:eastAsia="宋体"/>
+                <w:sz w:val="17"/>
+              </w:rPr>
+              <w:t>idx 独热位选，段选与位选同拍寄存</w:t>
+            </w:r>
+          </w:p>
+        </w:tc>
+      </w:tr>
+      <w:tr>
+        <w:tc>
+          <w:tcPr>
+            <w:tcW w:type="dxa" w:w="1930"/>
+            <w:tcBorders>
+              <w:bottom w:val="single" w:sz="4" w:space="0" w:color="E5E7EB"/>
+            </w:tcBorders>
+          </w:tcPr>
+          <w:p>
+            <w:pPr>
+              <w:spacing w:before="40" w:after="40"/>
+            </w:pPr>
+            <w:r>
+              <w:rPr>
+                <w:rFonts w:ascii="宋体" w:hAnsi="宋体" w:eastAsia="宋体"/>
+                <w:sz w:val="17"/>
+              </w:rPr>
+              <w:t>dot_matrix_scan</w:t>
+            </w:r>
+          </w:p>
+        </w:tc>
+        <w:tc>
+          <w:tcPr>
+            <w:tcW w:type="dxa" w:w="1930"/>
+            <w:tcBorders>
+              <w:bottom w:val="single" w:sz="4" w:space="0" w:color="E5E7EB"/>
+            </w:tcBorders>
+          </w:tcPr>
+          <w:p>
+            <w:pPr>
+              <w:spacing w:before="40" w:after="40"/>
+            </w:pPr>
+            <w:r>
+              <w:rPr>
+                <w:rFonts w:ascii="宋体" w:hAnsi="宋体" w:eastAsia="宋体"/>
+                <w:sz w:val="17"/>
+              </w:rPr>
+              <w:t>8×8 双色点阵行扫描</w:t>
+            </w:r>
+          </w:p>
+        </w:tc>
+        <w:tc>
+          <w:tcPr>
+            <w:tcW w:type="dxa" w:w="1930"/>
+            <w:tcBorders>
+              <w:bottom w:val="single" w:sz="4" w:space="0" w:color="E5E7EB"/>
+            </w:tcBorders>
+          </w:tcPr>
+          <w:p>
+            <w:pPr>
+              <w:spacing w:before="40" w:after="40"/>
+            </w:pPr>
+            <w:r>
+              <w:rPr>
+                <w:rFonts w:ascii="宋体" w:hAnsi="宋体" w:eastAsia="宋体"/>
+                <w:sz w:val="17"/>
+              </w:rPr>
+              <w:t>i_row,i_colr,i_colg→o_row,o_colr,o_colg</w:t>
+            </w:r>
+          </w:p>
+        </w:tc>
+        <w:tc>
+          <w:tcPr>
+            <w:tcW w:type="dxa" w:w="1930"/>
+            <w:tcBorders>
+              <w:bottom w:val="single" w:sz="4" w:space="0" w:color="E5E7EB"/>
+            </w:tcBorders>
+          </w:tcPr>
+          <w:p>
+            <w:pPr>
+              <w:spacing w:before="40" w:after="40"/>
+            </w:pPr>
+            <w:r>
+              <w:rPr>
+                <w:rFonts w:ascii="宋体" w:hAnsi="宋体" w:eastAsia="宋体"/>
+                <w:sz w:val="17"/>
+              </w:rPr>
+              <w:t>行号由顶层 mrow 以 1 kHz 推进（本模块无 i_tick）</w:t>
+            </w:r>
+          </w:p>
+        </w:tc>
+        <w:tc>
+          <w:tcPr>
+            <w:tcW w:type="dxa" w:w="1930"/>
+            <w:tcBorders>
+              <w:bottom w:val="single" w:sz="4" w:space="0" w:color="E5E7EB"/>
+            </w:tcBorders>
+          </w:tcPr>
+          <w:p>
+            <w:pPr>
+              <w:spacing w:before="40" w:after="40"/>
+            </w:pPr>
+            <w:r>
+              <w:rPr>
+                <w:rFonts w:ascii="宋体" w:hAnsi="宋体" w:eastAsia="宋体"/>
+                <w:sz w:val="17"/>
+              </w:rPr>
+              <w:t>row_sel 低电平独热；行号与列数据同拍更新</w:t>
+            </w:r>
+          </w:p>
+        </w:tc>
+      </w:tr>
+      <w:tr>
+        <w:tc>
+          <w:tcPr>
+            <w:tcW w:type="dxa" w:w="1930"/>
+            <w:tcBorders>
+              <w:bottom w:val="single" w:sz="12" w:space="0" w:color="000000"/>
+            </w:tcBorders>
+          </w:tcPr>
+          <w:p>
+            <w:pPr>
+              <w:spacing w:before="40" w:after="40"/>
+            </w:pPr>
+            <w:r>
+              <w:rPr>
+                <w:rFonts w:ascii="宋体" w:hAnsi="宋体" w:eastAsia="宋体"/>
+                <w:sz w:val="17"/>
+              </w:rPr>
+              <w:t>buzzer_ctrl</w:t>
+            </w:r>
+          </w:p>
+        </w:tc>
+        <w:tc>
+          <w:tcPr>
+            <w:tcW w:type="dxa" w:w="1930"/>
+            <w:tcBorders>
+              <w:bottom w:val="single" w:sz="12" w:space="0" w:color="000000"/>
+            </w:tcBorders>
+          </w:tcPr>
+          <w:p>
+            <w:pPr>
+              <w:spacing w:before="40" w:after="40"/>
+            </w:pPr>
+            <w:r>
+              <w:rPr>
+                <w:rFonts w:ascii="宋体" w:hAnsi="宋体" w:eastAsia="宋体"/>
+                <w:sz w:val="17"/>
+              </w:rPr>
+              <w:t>数控分频 + 16 步乐句发生器</w:t>
+            </w:r>
+          </w:p>
+        </w:tc>
+        <w:tc>
+          <w:tcPr>
+            <w:tcW w:type="dxa" w:w="1930"/>
+            <w:tcBorders>
+              <w:bottom w:val="single" w:sz="12" w:space="0" w:color="000000"/>
+            </w:tcBorders>
+          </w:tcPr>
+          <w:p>
+            <w:pPr>
+              <w:spacing w:before="40" w:after="40"/>
+            </w:pPr>
+            <w:r>
+              <w:rPr>
+                <w:rFonts w:ascii="宋体" w:hAnsi="宋体" w:eastAsia="宋体"/>
+                <w:sz w:val="17"/>
+              </w:rPr>
+              <w:t>i_sel→o_buzz</w:t>
+            </w:r>
+          </w:p>
+        </w:tc>
+        <w:tc>
+          <w:tcPr>
+            <w:tcW w:type="dxa" w:w="1930"/>
+            <w:tcBorders>
+              <w:bottom w:val="single" w:sz="12" w:space="0" w:color="000000"/>
+            </w:tcBorders>
+          </w:tcPr>
+          <w:p>
+            <w:pPr>
+              <w:spacing w:before="40" w:after="40"/>
+            </w:pPr>
+            <w:r>
+              <w:rPr>
+                <w:rFonts w:ascii="宋体" w:hAnsi="宋体" w:eastAsia="宋体"/>
+                <w:sz w:val="17"/>
+              </w:rPr>
+              <w:t>50 MHz（÷256 预分频）</w:t>
+            </w:r>
+          </w:p>
+        </w:tc>
+        <w:tc>
+          <w:tcPr>
+            <w:tcW w:type="dxa" w:w="1930"/>
+            <w:tcBorders>
+              <w:bottom w:val="single" w:sz="12" w:space="0" w:color="000000"/>
+            </w:tcBorders>
+          </w:tcPr>
+          <w:p>
+            <w:pPr>
+              <w:spacing w:before="40" w:after="40"/>
+            </w:pPr>
+            <w:r>
+              <w:rPr>
+                <w:rFonts w:ascii="宋体" w:hAnsi="宋体" w:eastAsia="宋体"/>
+                <w:sz w:val="17"/>
+              </w:rPr>
+              <w:t>pre_cnt 半周期计数、step 乐句步进（换码不复位）</w:t>
+            </w:r>
+          </w:p>
+        </w:tc>
+      </w:tr>
+    </w:tbl>
+    <w:p>
+      <w:pPr>
+        <w:pStyle w:val="Heading2"/>
+        <w:spacing w:before="240" w:after="100"/>
+      </w:pPr>
+      <w:r>
+        <w:rPr>
+          <w:rFonts w:ascii="黑体" w:hAnsi="黑体" w:eastAsia="黑体"/>
+          <w:color w:val="111827"/>
+          <w:sz w:val="22"/>
+        </w:rPr>
+        <w:t>2.4 主状态机 ASM 设计</w:t>
+      </w:r>
+    </w:p>
+    <w:p>
+      <w:pPr>
+        <w:spacing w:before="120" w:after="40"/>
+        <w:jc w:val="center"/>
+      </w:pPr>
+      <w:r>
+        <w:drawing>
+          <wp:inline xmlns:a="http://schemas.openxmlformats.org/drawingml/2006/main" xmlns:pic="http://schemas.openxmlformats.org/drawingml/2006/picture">
+            <wp:extent cx="5120640" cy="2587489"/>
+            <wp:docPr id="2" name="Picture 2"/>
+            <wp:cNvGraphicFramePr>
+              <a:graphicFrameLocks noChangeAspect="1"/>
+            </wp:cNvGraphicFramePr>
+            <a:graphic>
+              <a:graphicData uri="http://schemas.openxmlformats.org/drawingml/2006/picture">
+                <pic:pic>
+                  <pic:nvPicPr>
+                    <pic:cNvPr id="0" name="fig2_game_fsm.png"/>
+                    <pic:cNvPicPr/>
+                  </pic:nvPicPr>
+                  <pic:blipFill>
+                    <a:blip r:embed="rId10"/>
+                    <a:stretch>
+                      <a:fillRect/>
+                    </a:stretch>
+                  </pic:blipFill>
+                  <pic:spPr>
+                    <a:xfrm>
+                      <a:off x="0" y="0"/>
+                      <a:ext cx="5120640" cy="2587489"/>
+                    </a:xfrm>
+                    <a:prstGeom prst="rect"/>
+                  </pic:spPr>
+                </pic:pic>
+              </a:graphicData>
+            </a:graphic>
+          </wp:inline>
+        </w:drawing>
+      </w:r>
+    </w:p>
+    <w:p>
+      <w:pPr>
+        <w:spacing w:after="120"/>
+        <w:jc w:val="center"/>
+      </w:pPr>
+      <w:r>
+        <w:rPr>
+          <w:rFonts w:ascii="宋体" w:hAnsi="宋体" w:eastAsia="宋体"/>
+          <w:color w:val="4B5563"/>
+          <w:sz w:val="17"/>
+        </w:rPr>
+        <w:t>图 2 游戏主控状态机 ASM 状态转移流程图</w:t>
+      </w:r>
+    </w:p>
+    <w:p>
+      <w:pPr>
+        <w:spacing w:line="276" w:lineRule="auto" w:after="80"/>
+      </w:pPr>
+      <w:r>
+        <w:t>游戏主控状态机（FSM）严格遵循硬件算法状态机（ASM）设计规范，其状态转移与跳转条件如下图所示：状态机包含 6 个核心状态：• S_SELF_TEST（自检）：上电或复位进入，窗口恒为 8 个 4 Hz 节拍（复位路径恰 2.000 s；SW7 关→开重入落在 1.75～2.0 s 之间），数码管显示 88888888，点阵 64 点全亮（红+绿=黄）并以 2 Hz、占空比 50% 闪烁，蜂鸣器奏响 POST 开机自检短鸣；S_IDLE（待机）：自检后点阵全熄灭，DISP7 显示‘5’，DISP0 显示当前关卡；按【开始】键触发预览；S_PREVIEW（预览）：点阵全红显示目标图案，DISP7 倒计时 5～1 s，限时届满自动散落；S_PLAYING（对局）：LFSR 散落各零片，倒计时（30 s / 40 s / 60 s）以 1 Hz 递减，响应平移与旋转。倒计时 ≤10 s 时触发 2 Hz 绿色告急幽灵闪烁辅助；S_WIN（过关）：全部零片锁定且拼合像素与目标 100% 重合时进入，数码管显示 PASS，奏响通关号角；结算画面先以 2 Hz 闪 2 个周期（1 s）后常亮。关卡 &lt; 3 自动升关，第三关通关保持大通关状态，按【开始】重开新一局；S_FAIL（失败）：倒计时归零超时或错拼锁定进入，数码管显示 FAIL，奏响 Game Over 失败音；结算画面同样先闪 2 个 2 Hz 周期（1 s）后常亮并停留在结算画面，等玩家按【开始】重开新一局（不会自动返回待机）。</w:t>
+        <w:br/>
+        <w:t/>
+        <w:br/>
+        <w:t/>
+        <w:br/>
+        <w:t/>
+        <w:br/>
+        <w:t/>
+        <w:br/>
+        <w:t/>
+        <w:br/>
+        <w:t/>
+      </w:r>
+    </w:p>
+    <w:p>
+      <w:pPr>
+        <w:pStyle w:val="Heading2"/>
+        <w:spacing w:before="240" w:after="100"/>
+      </w:pPr>
+      <w:r>
+        <w:rPr>
+          <w:rFonts w:ascii="黑体" w:hAnsi="黑体" w:eastAsia="黑体"/>
+          <w:color w:val="111827"/>
+          <w:sz w:val="22"/>
+        </w:rPr>
+        <w:t>2.5 核心拼图引擎微架构</w:t>
+      </w:r>
+    </w:p>
+    <w:p>
+      <w:pPr>
+        <w:spacing w:before="120" w:after="40"/>
+        <w:jc w:val="center"/>
+      </w:pPr>
+      <w:r>
+        <w:drawing>
+          <wp:inline xmlns:a="http://schemas.openxmlformats.org/drawingml/2006/main" xmlns:pic="http://schemas.openxmlformats.org/drawingml/2006/picture">
+            <wp:extent cx="5120640" cy="2155378"/>
+            <wp:docPr id="3" name="Picture 3"/>
+            <wp:cNvGraphicFramePr>
+              <a:graphicFrameLocks noChangeAspect="1"/>
+            </wp:cNvGraphicFramePr>
+            <a:graphic>
+              <a:graphicData uri="http://schemas.openxmlformats.org/drawingml/2006/picture">
+                <pic:pic>
+                  <pic:nvPicPr>
+                    <pic:cNvPr id="0" name="fig3_puzzle_core.png"/>
+                    <pic:cNvPicPr/>
+                  </pic:nvPicPr>
+                  <pic:blipFill>
+                    <a:blip r:embed="rId11"/>
+                    <a:stretch>
+                      <a:fillRect/>
+                    </a:stretch>
+                  </pic:blipFill>
+                  <pic:spPr>
+                    <a:xfrm>
+                      <a:off x="0" y="0"/>
+                      <a:ext cx="5120640" cy="2155378"/>
+                    </a:xfrm>
+                    <a:prstGeom prst="rect"/>
+                  </pic:spPr>
+                </pic:pic>
+              </a:graphicData>
+            </a:graphic>
+          </wp:inline>
+        </w:drawing>
+      </w:r>
+    </w:p>
+    <w:p>
+      <w:pPr>
+        <w:spacing w:after="120"/>
+        <w:jc w:val="center"/>
+      </w:pPr>
+      <w:r>
+        <w:rPr>
+          <w:rFonts w:ascii="宋体" w:hAnsi="宋体" w:eastAsia="宋体"/>
+          <w:color w:val="4B5563"/>
+          <w:sz w:val="17"/>
+        </w:rPr>
+        <w:t>图 3 拼图核心引擎数据流与微架构框图</w:t>
+      </w:r>
+    </w:p>
+    <w:p>
+      <w:pPr>
+        <w:spacing w:line="276" w:lineRule="auto" w:after="80"/>
+      </w:pPr>
+      <w:r>
+        <w:t>拼图核心引擎采用数据流解耦与并行计算微架构，其内部运算流程如下图所示：引擎包含四大处理阶段：1. 随机散落与锚点生成：rtl/rng_lfsr.vhd 采用 8 位 Galois 型 LFSR，反馈抽头为 sr(7) xor sr(5) xor sr(4) xor sr(3)，即本原多项式 x^8 + x^6 + x^5 + x^4 + 1，复位种子 x"5A"，满周期 2^8 - 1 = 255；散落按零片包围盒取候选锚点：每次尝试推一步 LFSR，取其低 6 位（2×3 位两段）分别对行/列上界 9 - hh / 9 - ww 作条件相减取模；若与已落位零片重叠则重新采样（最多 15 次），仍失败则落 4 个确定性兜底锚点之一：这 4 个锚点彼此不重叠，但不与已落位零片做重叠检查（已知缺陷 ERR-018b，仅随机源连续冲突时可能触发，如实未修）； 2. 64 位几何变换处理器：根据当前坐标 (x, y) 对零片 ROM 掩码执行二维位移；按下旋转键时，在局部包围盒内执行 90° 顺时针正交旋转； 3. 刚性碰撞拦截检测：零片本行占用 chk_crow 与其余各零片的本行掩码逐块相与（chk_slot = 邻块序号 0..npc-1，一拍扫一块），命中即置高 chk_hit；chk_hit = '1' 时当拍锁死坐标、禁止更新，越界同样拦截，确保物理刚性； 4. 锁定与全图验证：按【确认】后当前零片并入已锁定平面并置 alllock_r；全图判据为“所有零片并集 == 目标图案”，成立即置 frm_ok，再与 alllock_r 相与得到 o_solved —— 判据按行切片累积、在整帧渲染完成时发布（第一关 1 帧 = 40 ms，第二/三关 48 ms，远快于人的操作节奏），不做“第 k 块必须在 (x_k, y_k)”式的坐标绑定。</w:t>
+        <w:br/>
+        <w:t/>
+        <w:br/>
+        <w:t/>
+        <w:br/>
+        <w:t/>
+        <w:br/>
+        <w:t/>
+      </w:r>
+    </w:p>
+    <w:p>
+      <w:pPr>
+        <w:pStyle w:val="Heading1"/>
+        <w:spacing w:before="360" w:after="160"/>
+      </w:pPr>
+      <w:r>
+        <w:rPr>
+          <w:rFonts w:ascii="黑体" w:hAnsi="黑体" w:eastAsia="黑体"/>
+          <w:color w:val="000000"/>
+          <w:sz w:val="27"/>
+        </w:rPr>
+        <w:t>三、仿真波形及波形分析（25分）</w:t>
+      </w:r>
+    </w:p>
+    <w:p>
+      <w:pPr>
+        <w:pStyle w:val="Heading2"/>
+        <w:spacing w:before="240" w:after="100"/>
+      </w:pPr>
+      <w:r>
+        <w:rPr>
+          <w:rFonts w:ascii="黑体" w:hAnsi="黑体" w:eastAsia="黑体"/>
+          <w:color w:val="111827"/>
+          <w:sz w:val="22"/>
+        </w:rPr>
+        <w:t>3.1 验证体系与 184 条断言全覆盖</w:t>
+      </w:r>
+    </w:p>
+    <w:p>
+      <w:pPr>
+        <w:spacing w:line="276" w:lineRule="auto" w:after="80"/>
+      </w:pPr>
+      <w:r>
+        <w:t>工程建立了“Quartus II 内置仿真器 + .vwf 激励/结果回写 + Python 自检判据”的自动化验证体系（本机没有 ModelSim / GHDL）：12 套 sim/tb_&lt;模块&gt;.py 覆盖 11 个子模块与 1 个整机顶层，累计 184 条判据断言全部通过。下表断言数与最新轮次逐行取自 sim/rounds/&lt;模块&gt;/rNN.json，与 docs/03-仿真验证方案.md §2 的对账表一致：</w:t>
+      </w:r>
+    </w:p>
+    <w:tbl>
+      <w:tblPr>
+        <w:tblW w:type="auto" w:w="0"/>
+        <w:jc w:val="center"/>
+        <w:tblLook w:firstColumn="1" w:firstRow="1" w:lastColumn="0" w:lastRow="0" w:noHBand="0" w:noVBand="1" w:val="04A0"/>
+      </w:tblPr>
+      <w:tblGrid>
+        <w:gridCol w:w="1930"/>
+        <w:gridCol w:w="1930"/>
+        <w:gridCol w:w="1930"/>
+        <w:gridCol w:w="1930"/>
+        <w:gridCol w:w="1930"/>
+      </w:tblGrid>
+      <w:tr>
+        <w:tc>
+          <w:tcPr>
+            <w:tcW w:type="dxa" w:w="1930"/>
+            <w:shd w:fill="F9FAFB"/>
+            <w:tcBorders>
+              <w:top w:val="single" w:sz="12" w:space="0" w:color="000000"/>
+              <w:bottom w:val="single" w:sz="8" w:space="0" w:color="000000"/>
+            </w:tcBorders>
+          </w:tcPr>
+          <w:p>
+            <w:pPr>
+              <w:spacing w:before="40" w:after="40"/>
+            </w:pPr>
+            <w:r>
+              <w:rPr>
+                <w:rFonts w:ascii="宋体" w:hAnsi="宋体" w:eastAsia="宋体"/>
+                <w:b/>
+                <w:color w:val="000000"/>
+                <w:sz w:val="17"/>
+              </w:rPr>
+              <w:t>测试平台（sim/tb_.py）</w:t>
             </w:r>
           </w:p>
         </w:tc>
@@ -2164,7 +3454,7 @@
                 <w:color w:val="000000"/>
                 <w:sz w:val="17"/>
               </w:rPr>
-              <w:t>断言数</w:t>
+              <w:t>断言条数</w:t>
             </w:r>
           </w:p>
         </w:tc>
@@ -2314,7 +3604,7 @@
                 <w:rFonts w:ascii="宋体" w:hAnsi="宋体" w:eastAsia="宋体"/>
                 <w:sz w:val="17"/>
               </w:rPr>
-              <w:t>50 MHz 分频至 1 kHz/100 Hz/4 Hz/2 Hz/1 Hz 的单周期使能脉冲宽度与周期精确性</w:t>
+              <w:t>50 MHz 经级联分频链得到 7 路（1 kHz / 200 Hz / 100 Hz / 40 Hz / 4 Hz / 2 Hz / 1 Hz）单周期使能脉冲的宽度与周期精确性</w:t>
             </w:r>
           </w:p>
         </w:tc>
@@ -2416,7 +3706,7 @@
                 <w:rFonts w:ascii="宋体" w:hAnsi="宋体" w:eastAsia="宋体"/>
                 <w:sz w:val="17"/>
               </w:rPr>
-              <w:t>40 ms 硬件消抖、矩阵行列反相译码、S0～S9 键码独热性、长按单脉冲输出</w:t>
+              <w:t>40 ms 硬件消抖、矩阵行列反相译码、8 个功能键码的唯一译码、长按单脉冲输出</w:t>
             </w:r>
           </w:p>
         </w:tc>
@@ -2518,7 +3808,7 @@
                 <w:rFonts w:ascii="宋体" w:hAnsi="宋体" w:eastAsia="宋体"/>
                 <w:sz w:val="17"/>
               </w:rPr>
-              <w:t>SELF_TEST → IDLE → PREVIEW → PLAYING → WIN / FAIL 的转换边界、2 s / 5 s / 30 s 定时溢出、连闯三关流转</w:t>
+              <w:t>SELF_TEST → IDLE → PREVIEW → PLAYING → WIN / FAIL 的转换边界、2 s / 5 s / 30 s / 40 s / 60 s 定时边界、连闯三关流转</w:t>
             </w:r>
           </w:p>
         </w:tc>
@@ -2824,7 +4114,7 @@
                 <w:rFonts w:ascii="宋体" w:hAnsi="宋体" w:eastAsia="宋体"/>
                 <w:sz w:val="17"/>
               </w:rPr>
-              <w:t>第 1～3 关各零片面积守恒（12 格 / 16 格）、左上角归一化及旋转空间映射</w:t>
+              <w:t>第一关（3+6+3=12 格）与第二/三关（3+2+5+6=16 格）零片面积守恒、左上角归一化及旋转空间映射</w:t>
             </w:r>
           </w:p>
         </w:tc>
@@ -2926,7 +4216,7 @@
                 <w:rFonts w:ascii="宋体" w:hAnsi="宋体" w:eastAsia="宋体"/>
                 <w:sz w:val="17"/>
               </w:rPr>
-              <w:t>图 4-1 矩形及田/十字/SZ/阶梯图案连通性、格数严格 12 / 16 格</w:t>
+              <w:t>【题】图 4-1 矩形及田/十字/SZ/阶梯图案连通性、格数严格 12 / 16 格</w:t>
             </w:r>
           </w:p>
         </w:tc>
@@ -3130,7 +4420,7 @@
                 <w:rFonts w:ascii="宋体" w:hAnsi="宋体" w:eastAsia="宋体"/>
                 <w:sz w:val="17"/>
               </w:rPr>
-              <w:t>8 位共阴极位选 125 Hz 轮巡、消隐防串扰时间、全局静默使能强制全灭</w:t>
+              <w:t>8 位共阴极位选 125 Hz 轮巡、段选与位选同拍寄存（无独立消隐相）、i_blank 逐位熄灭、i_en='0' 全局静默</w:t>
             </w:r>
           </w:p>
         </w:tc>
@@ -3232,7 +4522,7 @@
                 <w:rFonts w:ascii="宋体" w:hAnsi="宋体" w:eastAsia="宋体"/>
                 <w:sz w:val="17"/>
               </w:rPr>
-              <w:t>8 行单阳极低有效扫描、红绿阴极直通、双色混色(黄光)、早采样点无混合态</w:t>
+              <w:t>8 行独热低电平行选通、红/绿列直通（高电平点亮）、单色内容下红绿列互斥、i_en='0' 全灭、+20 ns 早采样点无混合态</w:t>
             </w:r>
           </w:p>
         </w:tc>
@@ -3436,7 +4726,7 @@
                 <w:rFonts w:ascii="宋体" w:hAnsi="宋体" w:eastAsia="宋体"/>
                 <w:sz w:val="17"/>
               </w:rPr>
-              <w:t>模式 A / 模式 B 两轮真实按键序列，完成自检、待机、预览、通关三关、失败重试的端到端闭环，并校验告急幽灵"在闪且只闪绿色"、倒计时 11 s 时不得画幽灵</w:t>
+              <w:t>模式 A / 模式 B 两轮真实按键序列，完成自检、待机、预览、通关三关、按【开始】重开后失败判定的端到端闭环，并校验告急幽灵"在闪且只闪绿色"、倒计时 11 s 时不得画幽灵</w:t>
             </w:r>
           </w:p>
         </w:tc>
@@ -3470,924 +4760,758 @@
         <w:t>3.2 模块实测波形深入分析</w:t>
       </w:r>
     </w:p>
-    <w:tbl>
-      <w:tblPr>
-        <w:tblW w:type="auto" w:w="0"/>
+    <w:p>
+      <w:pPr>
+        <w:spacing w:line="276" w:lineRule="auto" w:after="80"/>
+      </w:pPr>
+      <w:r>
+        <w:t>下列波形均为 Quartus II 9.1 波形编辑器界面的现场截图（sim/&lt;模块&gt;.vwf 由内置仿真器回写真实结果后打开），每张图单独占通栏宽度以保证信号名与时间刻度可读；每张图对应的逐条断言、实测值与激励时长见 sim/rounds/&lt;模块&gt;/rNN.json 与 docs/03-仿真验证方案.md §2 的对账表。</w:t>
+      </w:r>
+    </w:p>
+    <w:p>
+      <w:pPr>
         <w:jc w:val="center"/>
-        <w:tblLook w:firstColumn="1" w:firstRow="1" w:lastColumn="0" w:lastRow="0" w:noHBand="0" w:noVBand="1" w:val="04A0"/>
-      </w:tblPr>
-      <w:tblGrid>
-        <w:gridCol w:w="4824"/>
-        <w:gridCol w:w="4824"/>
-      </w:tblGrid>
-      <w:tr>
-        <w:tc>
-          <w:tcPr>
-            <w:tcW w:type="dxa" w:w="4824"/>
-            <w:tcBorders>
-              <w:bottom w:val="single" w:sz="2" w:space="0" w:color="E5E7EB"/>
-            </w:tcBorders>
-          </w:tcPr>
-          <w:p>
-            <w:pPr>
-              <w:jc w:val="center"/>
-            </w:pPr>
-            <w:r>
-              <w:drawing>
-                <wp:inline xmlns:a="http://schemas.openxmlformats.org/drawingml/2006/main" xmlns:pic="http://schemas.openxmlformats.org/drawingml/2006/picture">
-                  <wp:extent cx="2468880" cy="1159241"/>
-                  <wp:docPr id="4" name="Picture 4"/>
-                  <wp:cNvGraphicFramePr>
-                    <a:graphicFrameLocks noChangeAspect="1"/>
-                  </wp:cNvGraphicFramePr>
-                  <a:graphic>
-                    <a:graphicData uri="http://schemas.openxmlformats.org/drawingml/2006/picture">
-                      <pic:pic>
-                        <pic:nvPicPr>
-                          <pic:cNvPr id="0" name="GUI-clk_gen.png"/>
-                          <pic:cNvPicPr/>
-                        </pic:nvPicPr>
-                        <pic:blipFill>
-                          <a:blip r:embed="rId12"/>
-                          <a:stretch>
-                            <a:fillRect/>
-                          </a:stretch>
-                        </pic:blipFill>
-                        <pic:spPr>
-                          <a:xfrm>
-                            <a:off x="0" y="0"/>
-                            <a:ext cx="2468880" cy="1159241"/>
-                          </a:xfrm>
-                          <a:prstGeom prst="rect"/>
-                        </pic:spPr>
-                      </pic:pic>
-                    </a:graphicData>
-                  </a:graphic>
-                </wp:inline>
-              </w:drawing>
-            </w:r>
-          </w:p>
-          <w:p>
-            <w:pPr>
-              <w:jc w:val="center"/>
-            </w:pPr>
-            <w:r>
-              <w:rPr>
-                <w:rFonts w:ascii="黑体" w:hAnsi="黑体" w:eastAsia="黑体"/>
-                <w:b/>
-                <w:sz w:val="17"/>
-              </w:rPr>
-              <w:t>clk_gen 仿真波形</w:t>
-            </w:r>
-          </w:p>
-          <w:p>
-            <w:r>
-              <w:rPr>
-                <w:rFonts w:ascii="宋体" w:hAnsi="宋体" w:eastAsia="宋体"/>
-                <w:color w:val="1F2937"/>
-                <w:sz w:val="16"/>
-              </w:rPr>
-              <w:t>时钟与使能分析：主频 50 MHz 经分频产生 1 kHz(扫描)、100 Hz(消抖)、4 Hz(闪烁)、2 Hz(自检)及 1 Hz(倒计时)使能脉冲。使能脉冲严格维持 1 个主时钟周期 (20 ns)，同源无毛刺，各下游计数器在主频上升沿同步步进，杜绝任何门控时钟带来的竞争冒险。</w:t>
-            </w:r>
-          </w:p>
-        </w:tc>
-        <w:tc>
-          <w:tcPr>
-            <w:tcW w:type="dxa" w:w="4824"/>
-            <w:tcBorders>
-              <w:bottom w:val="single" w:sz="2" w:space="0" w:color="E5E7EB"/>
-            </w:tcBorders>
-          </w:tcPr>
-          <w:p>
-            <w:pPr>
-              <w:jc w:val="center"/>
-            </w:pPr>
-            <w:r>
-              <w:drawing>
-                <wp:inline xmlns:a="http://schemas.openxmlformats.org/drawingml/2006/main" xmlns:pic="http://schemas.openxmlformats.org/drawingml/2006/picture">
-                  <wp:extent cx="2468880" cy="1159241"/>
-                  <wp:docPr id="5" name="Picture 5"/>
-                  <wp:cNvGraphicFramePr>
-                    <a:graphicFrameLocks noChangeAspect="1"/>
-                  </wp:cNvGraphicFramePr>
-                  <a:graphic>
-                    <a:graphicData uri="http://schemas.openxmlformats.org/drawingml/2006/picture">
-                      <pic:pic>
-                        <pic:nvPicPr>
-                          <pic:cNvPr id="0" name="GUI-keypad_scan.png"/>
-                          <pic:cNvPicPr/>
-                        </pic:nvPicPr>
-                        <pic:blipFill>
-                          <a:blip r:embed="rId13"/>
-                          <a:stretch>
-                            <a:fillRect/>
-                          </a:stretch>
-                        </pic:blipFill>
-                        <pic:spPr>
-                          <a:xfrm>
-                            <a:off x="0" y="0"/>
-                            <a:ext cx="2468880" cy="1159241"/>
-                          </a:xfrm>
-                          <a:prstGeom prst="rect"/>
-                        </pic:spPr>
-                      </pic:pic>
-                    </a:graphicData>
-                  </a:graphic>
-                </wp:inline>
-              </w:drawing>
-            </w:r>
-          </w:p>
-          <w:p>
-            <w:pPr>
-              <w:jc w:val="center"/>
-            </w:pPr>
-            <w:r>
-              <w:rPr>
-                <w:rFonts w:ascii="黑体" w:hAnsi="黑体" w:eastAsia="黑体"/>
-                <w:b/>
-                <w:sz w:val="17"/>
-              </w:rPr>
-              <w:t>keypad_scan 仿真波形</w:t>
-            </w:r>
-          </w:p>
-          <w:p>
-            <w:r>
-              <w:rPr>
-                <w:rFonts w:ascii="宋体" w:hAnsi="宋体" w:eastAsia="宋体"/>
-                <w:color w:val="1F2937"/>
-                <w:sz w:val="16"/>
-              </w:rPr>
-              <w:t>键盘消抖与译码分析：列输出 col[3:0] 以 1 kHz 独热低电平轮巡。行输入 row 出现抖动时，经 40 ms 延时滤波后被捕获。波形证明：在 5~15 ms 机械抖动期间，内部状态保持锁定；仅在稳定持续 40 ms 低电平后，输出严格为单时钟周期的按键有效脉冲 key_pulse，完全杜绝连击与重触发。</w:t>
-            </w:r>
-          </w:p>
-        </w:tc>
-      </w:tr>
-    </w:tbl>
-    <w:tbl>
-      <w:tblPr>
-        <w:tblW w:type="auto" w:w="0"/>
+      </w:pPr>
+      <w:r>
+        <w:drawing>
+          <wp:inline xmlns:a="http://schemas.openxmlformats.org/drawingml/2006/main" xmlns:pic="http://schemas.openxmlformats.org/drawingml/2006/picture">
+            <wp:extent cx="6126480" cy="2831361"/>
+            <wp:docPr id="4" name="Picture 4"/>
+            <wp:cNvGraphicFramePr>
+              <a:graphicFrameLocks noChangeAspect="1"/>
+            </wp:cNvGraphicFramePr>
+            <a:graphic>
+              <a:graphicData uri="http://schemas.openxmlformats.org/drawingml/2006/picture">
+                <pic:pic>
+                  <pic:nvPicPr>
+                    <pic:cNvPr id="0" name="GUI-clk_gen.png"/>
+                    <pic:cNvPicPr/>
+                  </pic:nvPicPr>
+                  <pic:blipFill>
+                    <a:blip r:embed="rId12"/>
+                    <a:stretch>
+                      <a:fillRect/>
+                    </a:stretch>
+                  </pic:blipFill>
+                  <pic:spPr>
+                    <a:xfrm>
+                      <a:off x="0" y="0"/>
+                      <a:ext cx="6126480" cy="2831361"/>
+                    </a:xfrm>
+                    <a:prstGeom prst="rect"/>
+                  </pic:spPr>
+                </pic:pic>
+              </a:graphicData>
+            </a:graphic>
+          </wp:inline>
+        </w:drawing>
+      </w:r>
+    </w:p>
+    <w:p>
+      <w:pPr>
         <w:jc w:val="center"/>
-        <w:tblLook w:firstColumn="1" w:firstRow="1" w:lastColumn="0" w:lastRow="0" w:noHBand="0" w:noVBand="1" w:val="04A0"/>
-      </w:tblPr>
-      <w:tblGrid>
-        <w:gridCol w:w="4824"/>
-        <w:gridCol w:w="4824"/>
-      </w:tblGrid>
-      <w:tr>
-        <w:tc>
-          <w:tcPr>
-            <w:tcW w:type="dxa" w:w="4824"/>
-            <w:tcBorders>
-              <w:bottom w:val="single" w:sz="2" w:space="0" w:color="E5E7EB"/>
-            </w:tcBorders>
-          </w:tcPr>
-          <w:p>
-            <w:pPr>
-              <w:jc w:val="center"/>
-            </w:pPr>
-            <w:r>
-              <w:drawing>
-                <wp:inline xmlns:a="http://schemas.openxmlformats.org/drawingml/2006/main" xmlns:pic="http://schemas.openxmlformats.org/drawingml/2006/picture">
-                  <wp:extent cx="2468880" cy="1159241"/>
-                  <wp:docPr id="6" name="Picture 6"/>
-                  <wp:cNvGraphicFramePr>
-                    <a:graphicFrameLocks noChangeAspect="1"/>
-                  </wp:cNvGraphicFramePr>
-                  <a:graphic>
-                    <a:graphicData uri="http://schemas.openxmlformats.org/drawingml/2006/picture">
-                      <pic:pic>
-                        <pic:nvPicPr>
-                          <pic:cNvPr id="0" name="GUI-game_fsm.png"/>
-                          <pic:cNvPicPr/>
-                        </pic:nvPicPr>
-                        <pic:blipFill>
-                          <a:blip r:embed="rId14"/>
-                          <a:stretch>
-                            <a:fillRect/>
-                          </a:stretch>
-                        </pic:blipFill>
-                        <pic:spPr>
-                          <a:xfrm>
-                            <a:off x="0" y="0"/>
-                            <a:ext cx="2468880" cy="1159241"/>
-                          </a:xfrm>
-                          <a:prstGeom prst="rect"/>
-                        </pic:spPr>
-                      </pic:pic>
-                    </a:graphicData>
-                  </a:graphic>
-                </wp:inline>
-              </w:drawing>
-            </w:r>
-          </w:p>
-          <w:p>
-            <w:pPr>
-              <w:jc w:val="center"/>
-            </w:pPr>
-            <w:r>
-              <w:rPr>
-                <w:rFonts w:ascii="黑体" w:hAnsi="黑体" w:eastAsia="黑体"/>
-                <w:b/>
-                <w:sz w:val="17"/>
-              </w:rPr>
-              <w:t>game_fsm 仿真波形</w:t>
-            </w:r>
-          </w:p>
-          <w:p>
-            <w:r>
-              <w:rPr>
-                <w:rFonts w:ascii="宋体" w:hAnsi="宋体" w:eastAsia="宋体"/>
-                <w:color w:val="1F2937"/>
-                <w:sz w:val="16"/>
-              </w:rPr>
-              <w:t>游戏主控 ASM 分析：波形展示了完整的状态迁移轨迹：S_SELF_TEST (持续 2.0s 自检) → S_IDLE (等待开始) → S_PREVIEW (5s 目标预览，倒计时递减) → S_PLAYING (散落零片并开启 30s 倒计时) → S_WIN (通关结算，产生 pass_en 并跳向关卡 2)。全部状态跳变与按键脉冲严格对齐。</w:t>
-            </w:r>
-          </w:p>
-        </w:tc>
-        <w:tc>
-          <w:tcPr>
-            <w:tcW w:type="dxa" w:w="4824"/>
-            <w:tcBorders>
-              <w:bottom w:val="single" w:sz="2" w:space="0" w:color="E5E7EB"/>
-            </w:tcBorders>
-          </w:tcPr>
-          <w:p>
-            <w:pPr>
-              <w:jc w:val="center"/>
-            </w:pPr>
-            <w:r>
-              <w:drawing>
-                <wp:inline xmlns:a="http://schemas.openxmlformats.org/drawingml/2006/main" xmlns:pic="http://schemas.openxmlformats.org/drawingml/2006/picture">
-                  <wp:extent cx="2468880" cy="1159241"/>
-                  <wp:docPr id="7" name="Picture 7"/>
-                  <wp:cNvGraphicFramePr>
-                    <a:graphicFrameLocks noChangeAspect="1"/>
-                  </wp:cNvGraphicFramePr>
-                  <a:graphic>
-                    <a:graphicData uri="http://schemas.openxmlformats.org/drawingml/2006/picture">
-                      <pic:pic>
-                        <pic:nvPicPr>
-                          <pic:cNvPr id="0" name="GUI-puzzle_ctrl.png"/>
-                          <pic:cNvPicPr/>
-                        </pic:nvPicPr>
-                        <pic:blipFill>
-                          <a:blip r:embed="rId15"/>
-                          <a:stretch>
-                            <a:fillRect/>
-                          </a:stretch>
-                        </pic:blipFill>
-                        <pic:spPr>
-                          <a:xfrm>
-                            <a:off x="0" y="0"/>
-                            <a:ext cx="2468880" cy="1159241"/>
-                          </a:xfrm>
-                          <a:prstGeom prst="rect"/>
-                        </pic:spPr>
-                      </pic:pic>
-                    </a:graphicData>
-                  </a:graphic>
-                </wp:inline>
-              </w:drawing>
-            </w:r>
-          </w:p>
-          <w:p>
-            <w:pPr>
-              <w:jc w:val="center"/>
-            </w:pPr>
-            <w:r>
-              <w:rPr>
-                <w:rFonts w:ascii="黑体" w:hAnsi="黑体" w:eastAsia="黑体"/>
-                <w:b/>
-                <w:sz w:val="17"/>
-              </w:rPr>
-              <w:t>puzzle_ctrl 仿真波形</w:t>
-            </w:r>
-          </w:p>
-          <w:p>
-            <w:r>
-              <w:rPr>
-                <w:rFonts w:ascii="宋体" w:hAnsi="宋体" w:eastAsia="宋体"/>
-                <w:color w:val="1F2937"/>
-                <w:sz w:val="16"/>
-              </w:rPr>
-              <w:t>拼图引擎运算分析：捕获到核心运算细节：按下【左】键时零片正常平移；移动至边界 (x=0) 再次按【左】时，碰撞检测逻辑瞬间置高 conflict 信号，当前坐标 (x,y) 保持不变；按下【确认】后，当前零片位平面并入 locked_plane，选中指针自动移交下一块。</w:t>
-            </w:r>
-          </w:p>
-        </w:tc>
-      </w:tr>
-    </w:tbl>
-    <w:tbl>
-      <w:tblPr>
-        <w:tblW w:type="auto" w:w="0"/>
+      </w:pPr>
+      <w:r>
+        <w:rPr>
+          <w:rFonts w:ascii="黑体" w:hAnsi="黑体" w:eastAsia="黑体"/>
+          <w:b/>
+          <w:sz w:val="17"/>
+        </w:rPr>
+        <w:t>图 4 clk_gen 仿真波形：七路单周期使能脉冲（1 kHz / 200 Hz / 100 Hz / 40 Hz / 4 Hz / 2 Hz / 1 Hz）</w:t>
+      </w:r>
+    </w:p>
+    <w:p>
+      <w:r>
+        <w:rPr>
+          <w:rFonts w:ascii="宋体" w:hAnsi="宋体" w:eastAsia="宋体"/>
+          <w:color w:val="1F2937"/>
+          <w:sz w:val="16"/>
+        </w:rPr>
+        <w:t>时钟分频分析：主频 50 MHz 经级联分频链产生 7 路单周期使能——1 kHz（点阵行扫描 / 数码管位选 / 引擎行渲染）、200 Hz（键盘扫描轮次与消抖采样）、100 Hz / 40 Hz（板级自检诊断；100 Hz 当前无读者）、4 Hz（翻转得 2 Hz 方波：自检闪烁与结算闪示）、2 Hz（仅自检计数）、1 Hz（游戏秒计数）。每条使能严格维持 1 个主时钟周期（20 ns），同源无毛刺，杜绝门控时钟冒险。</w:t>
+      </w:r>
+    </w:p>
+    <w:p>
+      <w:pPr>
         <w:jc w:val="center"/>
-        <w:tblLook w:firstColumn="1" w:firstRow="1" w:lastColumn="0" w:lastRow="0" w:noHBand="0" w:noVBand="1" w:val="04A0"/>
-      </w:tblPr>
-      <w:tblGrid>
-        <w:gridCol w:w="4824"/>
-        <w:gridCol w:w="4824"/>
-      </w:tblGrid>
-      <w:tr>
-        <w:tc>
-          <w:tcPr>
-            <w:tcW w:type="dxa" w:w="4824"/>
-            <w:tcBorders>
-              <w:bottom w:val="single" w:sz="2" w:space="0" w:color="E5E7EB"/>
-            </w:tcBorders>
-          </w:tcPr>
-          <w:p>
-            <w:pPr>
-              <w:jc w:val="center"/>
-            </w:pPr>
-            <w:r>
-              <w:drawing>
-                <wp:inline xmlns:a="http://schemas.openxmlformats.org/drawingml/2006/main" xmlns:pic="http://schemas.openxmlformats.org/drawingml/2006/picture">
-                  <wp:extent cx="2468880" cy="1159241"/>
-                  <wp:docPr id="8" name="Picture 8"/>
-                  <wp:cNvGraphicFramePr>
-                    <a:graphicFrameLocks noChangeAspect="1"/>
-                  </wp:cNvGraphicFramePr>
-                  <a:graphic>
-                    <a:graphicData uri="http://schemas.openxmlformats.org/drawingml/2006/picture">
-                      <pic:pic>
-                        <pic:nvPicPr>
-                          <pic:cNvPr id="0" name="GUI-pattern_rom.png"/>
-                          <pic:cNvPicPr/>
-                        </pic:nvPicPr>
-                        <pic:blipFill>
-                          <a:blip r:embed="rId16"/>
-                          <a:stretch>
-                            <a:fillRect/>
-                          </a:stretch>
-                        </pic:blipFill>
-                        <pic:spPr>
-                          <a:xfrm>
-                            <a:off x="0" y="0"/>
-                            <a:ext cx="2468880" cy="1159241"/>
-                          </a:xfrm>
-                          <a:prstGeom prst="rect"/>
-                        </pic:spPr>
-                      </pic:pic>
-                    </a:graphicData>
-                  </a:graphic>
-                </wp:inline>
-              </w:drawing>
-            </w:r>
-          </w:p>
-          <w:p>
-            <w:pPr>
-              <w:jc w:val="center"/>
-            </w:pPr>
-            <w:r>
-              <w:rPr>
-                <w:rFonts w:ascii="黑体" w:hAnsi="黑体" w:eastAsia="黑体"/>
-                <w:b/>
-                <w:sz w:val="17"/>
-              </w:rPr>
-              <w:t>pattern_rom 仿真波形</w:t>
-            </w:r>
-          </w:p>
-          <w:p>
-            <w:r>
-              <w:rPr>
-                <w:rFonts w:ascii="宋体" w:hAnsi="宋体" w:eastAsia="宋体"/>
-                <w:color w:val="1F2937"/>
-                <w:sz w:val="16"/>
-              </w:rPr>
-              <w:t>目标图库分析：第一关恒定输出图 4-1 实心矩形（12格）；第二/三关依 i_pat 精准输出田/十字/SZ/阶梯 4 幅高难度图案，面积严格为 16 格且全连通无洞。</w:t>
-            </w:r>
-          </w:p>
-        </w:tc>
-        <w:tc>
-          <w:tcPr>
-            <w:tcW w:type="dxa" w:w="4824"/>
-            <w:tcBorders>
-              <w:bottom w:val="single" w:sz="2" w:space="0" w:color="E5E7EB"/>
-            </w:tcBorders>
-          </w:tcPr>
-          <w:p>
-            <w:pPr>
-              <w:jc w:val="center"/>
-            </w:pPr>
-            <w:r>
-              <w:drawing>
-                <wp:inline xmlns:a="http://schemas.openxmlformats.org/drawingml/2006/main" xmlns:pic="http://schemas.openxmlformats.org/drawingml/2006/picture">
-                  <wp:extent cx="2468880" cy="1159241"/>
-                  <wp:docPr id="9" name="Picture 9"/>
-                  <wp:cNvGraphicFramePr>
-                    <a:graphicFrameLocks noChangeAspect="1"/>
-                  </wp:cNvGraphicFramePr>
-                  <a:graphic>
-                    <a:graphicData uri="http://schemas.openxmlformats.org/drawingml/2006/picture">
-                      <pic:pic>
-                        <pic:nvPicPr>
-                          <pic:cNvPr id="0" name="GUI-piece_rom.png"/>
-                          <pic:cNvPicPr/>
-                        </pic:nvPicPr>
-                        <pic:blipFill>
-                          <a:blip r:embed="rId17"/>
-                          <a:stretch>
-                            <a:fillRect/>
-                          </a:stretch>
-                        </pic:blipFill>
-                        <pic:spPr>
-                          <a:xfrm>
-                            <a:off x="0" y="0"/>
-                            <a:ext cx="2468880" cy="1159241"/>
-                          </a:xfrm>
-                          <a:prstGeom prst="rect"/>
-                        </pic:spPr>
-                      </pic:pic>
-                    </a:graphicData>
-                  </a:graphic>
-                </wp:inline>
-              </w:drawing>
-            </w:r>
-          </w:p>
-          <w:p>
-            <w:pPr>
-              <w:jc w:val="center"/>
-            </w:pPr>
-            <w:r>
-              <w:rPr>
-                <w:rFonts w:ascii="黑体" w:hAnsi="黑体" w:eastAsia="黑体"/>
-                <w:b/>
-                <w:sz w:val="17"/>
-              </w:rPr>
-              <w:t>piece_rom 仿真波形</w:t>
-            </w:r>
-          </w:p>
-          <w:p>
-            <w:r>
-              <w:rPr>
-                <w:rFonts w:ascii="宋体" w:hAnsi="宋体" w:eastAsia="宋体"/>
-                <w:color w:val="1F2937"/>
-                <w:sz w:val="16"/>
-              </w:rPr>
-              <w:t>零片几何分析：第一关 3 块零片格数 3+6+3=12；第二关 4 块异形格数 3+2+5+6=16，面积守恒。全部零片完成左上角 (0,0) 归一化，具备精确可铺性。</w:t>
-            </w:r>
-          </w:p>
-        </w:tc>
-      </w:tr>
-    </w:tbl>
-    <w:tbl>
-      <w:tblPr>
-        <w:tblW w:type="auto" w:w="0"/>
+      </w:pPr>
+      <w:r>
+        <w:drawing>
+          <wp:inline xmlns:a="http://schemas.openxmlformats.org/drawingml/2006/main" xmlns:pic="http://schemas.openxmlformats.org/drawingml/2006/picture">
+            <wp:extent cx="6126480" cy="2599482"/>
+            <wp:docPr id="5" name="Picture 5"/>
+            <wp:cNvGraphicFramePr>
+              <a:graphicFrameLocks noChangeAspect="1"/>
+            </wp:cNvGraphicFramePr>
+            <a:graphic>
+              <a:graphicData uri="http://schemas.openxmlformats.org/drawingml/2006/picture">
+                <pic:pic>
+                  <pic:nvPicPr>
+                    <pic:cNvPr id="0" name="GUI-keypad_scan.png"/>
+                    <pic:cNvPicPr/>
+                  </pic:nvPicPr>
+                  <pic:blipFill>
+                    <a:blip r:embed="rId13"/>
+                    <a:stretch>
+                      <a:fillRect/>
+                    </a:stretch>
+                  </pic:blipFill>
+                  <pic:spPr>
+                    <a:xfrm>
+                      <a:off x="0" y="0"/>
+                      <a:ext cx="6126480" cy="2599482"/>
+                    </a:xfrm>
+                    <a:prstGeom prst="rect"/>
+                  </pic:spPr>
+                </pic:pic>
+              </a:graphicData>
+            </a:graphic>
+          </wp:inline>
+        </w:drawing>
+      </w:r>
+    </w:p>
+    <w:p>
+      <w:pPr>
         <w:jc w:val="center"/>
-        <w:tblLook w:firstColumn="1" w:firstRow="1" w:lastColumn="0" w:lastRow="0" w:noHBand="0" w:noVBand="1" w:val="04A0"/>
-      </w:tblPr>
-      <w:tblGrid>
-        <w:gridCol w:w="4824"/>
-        <w:gridCol w:w="4824"/>
-      </w:tblGrid>
-      <w:tr>
-        <w:tc>
-          <w:tcPr>
-            <w:tcW w:type="dxa" w:w="4824"/>
-            <w:tcBorders>
-              <w:bottom w:val="single" w:sz="2" w:space="0" w:color="E5E7EB"/>
-            </w:tcBorders>
-          </w:tcPr>
-          <w:p>
-            <w:pPr>
-              <w:jc w:val="center"/>
-            </w:pPr>
-            <w:r>
-              <w:drawing>
-                <wp:inline xmlns:a="http://schemas.openxmlformats.org/drawingml/2006/main" xmlns:pic="http://schemas.openxmlformats.org/drawingml/2006/picture">
-                  <wp:extent cx="2468880" cy="1159241"/>
-                  <wp:docPr id="10" name="Picture 10"/>
-                  <wp:cNvGraphicFramePr>
-                    <a:graphicFrameLocks noChangeAspect="1"/>
-                  </wp:cNvGraphicFramePr>
-                  <a:graphic>
-                    <a:graphicData uri="http://schemas.openxmlformats.org/drawingml/2006/picture">
-                      <pic:pic>
-                        <pic:nvPicPr>
-                          <pic:cNvPr id="0" name="GUI-rng_lfsr.png"/>
-                          <pic:cNvPicPr/>
-                        </pic:nvPicPr>
-                        <pic:blipFill>
-                          <a:blip r:embed="rId18"/>
-                          <a:stretch>
-                            <a:fillRect/>
-                          </a:stretch>
-                        </pic:blipFill>
-                        <pic:spPr>
-                          <a:xfrm>
-                            <a:off x="0" y="0"/>
-                            <a:ext cx="2468880" cy="1159241"/>
-                          </a:xfrm>
-                          <a:prstGeom prst="rect"/>
-                        </pic:spPr>
-                      </pic:pic>
-                    </a:graphicData>
-                  </a:graphic>
-                </wp:inline>
-              </w:drawing>
-            </w:r>
-          </w:p>
-          <w:p>
-            <w:pPr>
-              <w:jc w:val="center"/>
-            </w:pPr>
-            <w:r>
-              <w:rPr>
-                <w:rFonts w:ascii="黑体" w:hAnsi="黑体" w:eastAsia="黑体"/>
-                <w:b/>
-                <w:sz w:val="17"/>
-              </w:rPr>
-              <w:t>rng_lfsr 仿真波形</w:t>
-            </w:r>
-          </w:p>
-          <w:p>
-            <w:r>
-              <w:rPr>
-                <w:rFonts w:ascii="宋体" w:hAnsi="宋体" w:eastAsia="宋体"/>
-                <w:color w:val="1F2937"/>
-                <w:sz w:val="16"/>
-              </w:rPr>
-              <w:t>随机数源分析：复位稳定于初值 0x5A。在 255 步时钟下状态与本原多项式逐拍一致，无全零吸收态，每位出现 '1' 概率严格为 128/255，中途复位可靠回归初值。</w:t>
-            </w:r>
-          </w:p>
-        </w:tc>
-        <w:tc>
-          <w:tcPr>
-            <w:tcW w:type="dxa" w:w="4824"/>
-            <w:tcBorders>
-              <w:bottom w:val="single" w:sz="2" w:space="0" w:color="E5E7EB"/>
-            </w:tcBorders>
-          </w:tcPr>
-          <w:p>
-            <w:pPr>
-              <w:jc w:val="center"/>
-            </w:pPr>
-            <w:r>
-              <w:drawing>
-                <wp:inline xmlns:a="http://schemas.openxmlformats.org/drawingml/2006/main" xmlns:pic="http://schemas.openxmlformats.org/drawingml/2006/picture">
-                  <wp:extent cx="2468880" cy="1159241"/>
-                  <wp:docPr id="11" name="Picture 11"/>
-                  <wp:cNvGraphicFramePr>
-                    <a:graphicFrameLocks noChangeAspect="1"/>
-                  </wp:cNvGraphicFramePr>
-                  <a:graphic>
-                    <a:graphicData uri="http://schemas.openxmlformats.org/drawingml/2006/picture">
-                      <pic:pic>
-                        <pic:nvPicPr>
-                          <pic:cNvPr id="0" name="GUI-disp_format.png"/>
-                          <pic:cNvPicPr/>
-                        </pic:nvPicPr>
-                        <pic:blipFill>
-                          <a:blip r:embed="rId19"/>
-                          <a:stretch>
-                            <a:fillRect/>
-                          </a:stretch>
-                        </pic:blipFill>
-                        <pic:spPr>
-                          <a:xfrm>
-                            <a:off x="0" y="0"/>
-                            <a:ext cx="2468880" cy="1159241"/>
-                          </a:xfrm>
-                          <a:prstGeom prst="rect"/>
-                        </pic:spPr>
-                      </pic:pic>
-                    </a:graphicData>
-                  </a:graphic>
-                </wp:inline>
-              </w:drawing>
-            </w:r>
-          </w:p>
-          <w:p>
-            <w:pPr>
-              <w:jc w:val="center"/>
-            </w:pPr>
-            <w:r>
-              <w:rPr>
-                <w:rFonts w:ascii="黑体" w:hAnsi="黑体" w:eastAsia="黑体"/>
-                <w:b/>
-                <w:sz w:val="17"/>
-              </w:rPr>
-              <w:t>disp_format 仿真波形</w:t>
-            </w:r>
-          </w:p>
-          <w:p>
-            <w:r>
-              <w:rPr>
-                <w:rFonts w:ascii="宋体" w:hAnsi="宋体" w:eastAsia="宋体"/>
-                <w:color w:val="1F2937"/>
-                <w:sz w:val="16"/>
-              </w:rPr>
-              <w:t>显示格式化分析：64 项常量表实现倒计时十位/个位拆分，彻底消除 26 ns 除法器延时。除自检全 8 外，其余 76 个窗口 DISP2 恒定熄灭（落实裁决 C），胜利输出 PASS，失败输出 FAIL。</w:t>
-            </w:r>
-          </w:p>
-        </w:tc>
-      </w:tr>
-    </w:tbl>
-    <w:tbl>
-      <w:tblPr>
-        <w:tblW w:type="auto" w:w="0"/>
+      </w:pPr>
+      <w:r>
+        <w:rPr>
+          <w:rFonts w:ascii="黑体" w:hAnsi="黑体" w:eastAsia="黑体"/>
+          <w:b/>
+          <w:sz w:val="17"/>
+        </w:rPr>
+        <w:t>图 5 keypad_scan 仿真波形：列独热轮巡、40 ms 滞回消抖与单拍按键脉冲</w:t>
+      </w:r>
+    </w:p>
+    <w:p>
+      <w:r>
+        <w:rPr>
+          <w:rFonts w:ascii="宋体" w:hAnsi="宋体" w:eastAsia="宋体"/>
+          <w:color w:val="1F2937"/>
+          <w:sz w:val="16"/>
+        </w:rPr>
+        <w:t>键盘消抖分析：列输出 kp_col[3:0] 由 200 Hz 节拍驱动、两拍一轮（一轮 10 ms）的独热释放扫描。行输入在 5～15 ms 机械抖动期间不会立即响应：消抖计数器要求连续 4 轮（= 40 ms，8 个 200 Hz 采样点）读数一致才判稳，随后输出严格单时钟周期的按键脉冲，彻底消除连击。</w:t>
+      </w:r>
+    </w:p>
+    <w:p>
+      <w:pPr>
         <w:jc w:val="center"/>
-        <w:tblLook w:firstColumn="1" w:firstRow="1" w:lastColumn="0" w:lastRow="0" w:noHBand="0" w:noVBand="1" w:val="04A0"/>
-      </w:tblPr>
-      <w:tblGrid>
-        <w:gridCol w:w="4824"/>
-        <w:gridCol w:w="4824"/>
-      </w:tblGrid>
-      <w:tr>
-        <w:tc>
-          <w:tcPr>
-            <w:tcW w:type="dxa" w:w="4824"/>
-            <w:tcBorders>
-              <w:bottom w:val="single" w:sz="2" w:space="0" w:color="E5E7EB"/>
-            </w:tcBorders>
-          </w:tcPr>
-          <w:p>
-            <w:pPr>
-              <w:jc w:val="center"/>
-            </w:pPr>
-            <w:r>
-              <w:drawing>
-                <wp:inline xmlns:a="http://schemas.openxmlformats.org/drawingml/2006/main" xmlns:pic="http://schemas.openxmlformats.org/drawingml/2006/picture">
-                  <wp:extent cx="2468880" cy="1159241"/>
-                  <wp:docPr id="12" name="Picture 12"/>
-                  <wp:cNvGraphicFramePr>
-                    <a:graphicFrameLocks noChangeAspect="1"/>
-                  </wp:cNvGraphicFramePr>
-                  <a:graphic>
-                    <a:graphicData uri="http://schemas.openxmlformats.org/drawingml/2006/picture">
-                      <pic:pic>
-                        <pic:nvPicPr>
-                          <pic:cNvPr id="0" name="GUI-seg_scan.png"/>
-                          <pic:cNvPicPr/>
-                        </pic:nvPicPr>
-                        <pic:blipFill>
-                          <a:blip r:embed="rId20"/>
-                          <a:stretch>
-                            <a:fillRect/>
-                          </a:stretch>
-                        </pic:blipFill>
-                        <pic:spPr>
-                          <a:xfrm>
-                            <a:off x="0" y="0"/>
-                            <a:ext cx="2468880" cy="1159241"/>
-                          </a:xfrm>
-                          <a:prstGeom prst="rect"/>
-                        </pic:spPr>
-                      </pic:pic>
-                    </a:graphicData>
-                  </a:graphic>
-                </wp:inline>
-              </w:drawing>
-            </w:r>
-          </w:p>
-          <w:p>
-            <w:pPr>
-              <w:jc w:val="center"/>
-            </w:pPr>
-            <w:r>
-              <w:rPr>
-                <w:rFonts w:ascii="黑体" w:hAnsi="黑体" w:eastAsia="黑体"/>
-                <w:b/>
-                <w:sz w:val="17"/>
-              </w:rPr>
-              <w:t>seg_scan 仿真波形</w:t>
-            </w:r>
-          </w:p>
-          <w:p>
-            <w:r>
-              <w:rPr>
-                <w:rFonts w:ascii="宋体" w:hAnsi="宋体" w:eastAsia="宋体"/>
-                <w:color w:val="1F2937"/>
-                <w:sz w:val="16"/>
-              </w:rPr>
-              <w:t>数码管扫描分析：位选 o_cat 呈现独热低电平循环，1 kHz 推进实现每位 125 Hz 超临界无频闪刷新。段码与位选严格同源，i_en='0' 时强制全局静默全灭。</w:t>
-            </w:r>
-          </w:p>
-        </w:tc>
-        <w:tc>
-          <w:tcPr>
-            <w:tcW w:type="dxa" w:w="4824"/>
-            <w:tcBorders>
-              <w:bottom w:val="single" w:sz="2" w:space="0" w:color="E5E7EB"/>
-            </w:tcBorders>
-          </w:tcPr>
-          <w:p>
-            <w:pPr>
-              <w:jc w:val="center"/>
-            </w:pPr>
-            <w:r>
-              <w:drawing>
-                <wp:inline xmlns:a="http://schemas.openxmlformats.org/drawingml/2006/main" xmlns:pic="http://schemas.openxmlformats.org/drawingml/2006/picture">
-                  <wp:extent cx="2468880" cy="1159241"/>
-                  <wp:docPr id="13" name="Picture 13"/>
-                  <wp:cNvGraphicFramePr>
-                    <a:graphicFrameLocks noChangeAspect="1"/>
-                  </wp:cNvGraphicFramePr>
-                  <a:graphic>
-                    <a:graphicData uri="http://schemas.openxmlformats.org/drawingml/2006/picture">
-                      <pic:pic>
-                        <pic:nvPicPr>
-                          <pic:cNvPr id="0" name="GUI-dot_matrix_scan.png"/>
-                          <pic:cNvPicPr/>
-                        </pic:nvPicPr>
-                        <pic:blipFill>
-                          <a:blip r:embed="rId21"/>
-                          <a:stretch>
-                            <a:fillRect/>
-                          </a:stretch>
-                        </pic:blipFill>
-                        <pic:spPr>
-                          <a:xfrm>
-                            <a:off x="0" y="0"/>
-                            <a:ext cx="2468880" cy="1159241"/>
-                          </a:xfrm>
-                          <a:prstGeom prst="rect"/>
-                        </pic:spPr>
-                      </pic:pic>
-                    </a:graphicData>
-                  </a:graphic>
-                </wp:inline>
-              </w:drawing>
-            </w:r>
-          </w:p>
-          <w:p>
-            <w:pPr>
-              <w:jc w:val="center"/>
-            </w:pPr>
-            <w:r>
-              <w:rPr>
-                <w:rFonts w:ascii="黑体" w:hAnsi="黑体" w:eastAsia="黑体"/>
-                <w:b/>
-                <w:sz w:val="17"/>
-              </w:rPr>
-              <w:t>dot_matrix_scan 仿真波形</w:t>
-            </w:r>
-          </w:p>
-          <w:p>
-            <w:r>
-              <w:rPr>
-                <w:rFonts w:ascii="宋体" w:hAnsi="宋体" w:eastAsia="宋体"/>
-                <w:color w:val="1F2937"/>
-                <w:sz w:val="16"/>
-              </w:rPr>
-              <w:t>点阵驱动分析：行阳极单相低电平选通（7-row），红/绿列直通。早采样点 (+20ns) 无任何混合态与重影，消隐彻底。</w:t>
-            </w:r>
-          </w:p>
-        </w:tc>
-      </w:tr>
-    </w:tbl>
-    <w:tbl>
-      <w:tblPr>
-        <w:tblW w:type="auto" w:w="0"/>
+      </w:pPr>
+      <w:r>
+        <w:drawing>
+          <wp:inline xmlns:a="http://schemas.openxmlformats.org/drawingml/2006/main" xmlns:pic="http://schemas.openxmlformats.org/drawingml/2006/picture">
+            <wp:extent cx="5636361" cy="2642167"/>
+            <wp:docPr id="6" name="Picture 6"/>
+            <wp:cNvGraphicFramePr>
+              <a:graphicFrameLocks noChangeAspect="1"/>
+            </wp:cNvGraphicFramePr>
+            <a:graphic>
+              <a:graphicData uri="http://schemas.openxmlformats.org/drawingml/2006/picture">
+                <pic:pic>
+                  <pic:nvPicPr>
+                    <pic:cNvPr id="0" name="GUI-game_fsm.png"/>
+                    <pic:cNvPicPr/>
+                  </pic:nvPicPr>
+                  <pic:blipFill>
+                    <a:blip r:embed="rId14"/>
+                    <a:stretch>
+                      <a:fillRect/>
+                    </a:stretch>
+                  </pic:blipFill>
+                  <pic:spPr>
+                    <a:xfrm>
+                      <a:off x="0" y="0"/>
+                      <a:ext cx="5636361" cy="2642167"/>
+                    </a:xfrm>
+                    <a:prstGeom prst="rect"/>
+                  </pic:spPr>
+                </pic:pic>
+              </a:graphicData>
+            </a:graphic>
+          </wp:inline>
+        </w:drawing>
+      </w:r>
+    </w:p>
+    <w:p>
+      <w:pPr>
         <w:jc w:val="center"/>
-        <w:tblLook w:firstColumn="1" w:firstRow="1" w:lastColumn="0" w:lastRow="0" w:noHBand="0" w:noVBand="1" w:val="04A0"/>
-      </w:tblPr>
-      <w:tblGrid>
-        <w:gridCol w:w="4824"/>
-        <w:gridCol w:w="4824"/>
-      </w:tblGrid>
-      <w:tr>
-        <w:tc>
-          <w:tcPr>
-            <w:tcW w:type="dxa" w:w="4824"/>
-            <w:tcBorders>
-              <w:bottom w:val="single" w:sz="2" w:space="0" w:color="E5E7EB"/>
-            </w:tcBorders>
-          </w:tcPr>
-          <w:p>
-            <w:pPr>
-              <w:jc w:val="center"/>
-            </w:pPr>
-            <w:r>
-              <w:drawing>
-                <wp:inline xmlns:a="http://schemas.openxmlformats.org/drawingml/2006/main" xmlns:pic="http://schemas.openxmlformats.org/drawingml/2006/picture">
-                  <wp:extent cx="2468880" cy="1159241"/>
-                  <wp:docPr id="14" name="Picture 14"/>
-                  <wp:cNvGraphicFramePr>
-                    <a:graphicFrameLocks noChangeAspect="1"/>
-                  </wp:cNvGraphicFramePr>
-                  <a:graphic>
-                    <a:graphicData uri="http://schemas.openxmlformats.org/drawingml/2006/picture">
-                      <pic:pic>
-                        <pic:nvPicPr>
-                          <pic:cNvPr id="0" name="GUI-buzzer_ctrl.png"/>
-                          <pic:cNvPicPr/>
-                        </pic:nvPicPr>
-                        <pic:blipFill>
-                          <a:blip r:embed="rId22"/>
-                          <a:stretch>
-                            <a:fillRect/>
-                          </a:stretch>
-                        </pic:blipFill>
-                        <pic:spPr>
-                          <a:xfrm>
-                            <a:off x="0" y="0"/>
-                            <a:ext cx="2468880" cy="1159241"/>
-                          </a:xfrm>
-                          <a:prstGeom prst="rect"/>
-                        </pic:spPr>
-                      </pic:pic>
-                    </a:graphicData>
-                  </a:graphic>
-                </wp:inline>
-              </w:drawing>
-            </w:r>
-          </w:p>
-          <w:p>
-            <w:pPr>
-              <w:jc w:val="center"/>
-            </w:pPr>
-            <w:r>
-              <w:rPr>
-                <w:rFonts w:ascii="黑体" w:hAnsi="黑体" w:eastAsia="黑体"/>
-                <w:b/>
-                <w:sz w:val="17"/>
-              </w:rPr>
-              <w:t>buzzer_ctrl 仿真波形</w:t>
-            </w:r>
-          </w:p>
-          <w:p>
-            <w:r>
-              <w:rPr>
-                <w:rFonts w:ascii="宋体" w:hAnsi="宋体" w:eastAsia="宋体"/>
-                <w:color w:val="1F2937"/>
-                <w:sz w:val="16"/>
-              </w:rPr>
-              <w:t>音频合成分析：E5～G6 核心 8 音频率误差 ≤1.3%（实测 0.59%～1.25%），占空比 50.0%。16 步旋律步进连奏填音消除断续，换码时不复位步进计数器，背景乐与提示音平滑过渡。</w:t>
-            </w:r>
-          </w:p>
-        </w:tc>
-        <w:tc>
-          <w:tcPr>
-            <w:tcW w:type="dxa" w:w="4824"/>
-            <w:tcBorders>
-              <w:bottom w:val="single" w:sz="2" w:space="0" w:color="E5E7EB"/>
-            </w:tcBorders>
-          </w:tcPr>
-          <w:p>
-            <w:pPr>
-              <w:jc w:val="center"/>
-            </w:pPr>
-            <w:r>
-              <w:drawing>
-                <wp:inline xmlns:a="http://schemas.openxmlformats.org/drawingml/2006/main" xmlns:pic="http://schemas.openxmlformats.org/drawingml/2006/picture">
-                  <wp:extent cx="2468880" cy="1159241"/>
-                  <wp:docPr id="15" name="Picture 15"/>
-                  <wp:cNvGraphicFramePr>
-                    <a:graphicFrameLocks noChangeAspect="1"/>
-                  </wp:cNvGraphicFramePr>
-                  <a:graphic>
-                    <a:graphicData uri="http://schemas.openxmlformats.org/drawingml/2006/picture">
-                      <pic:pic>
-                        <pic:nvPicPr>
-                          <pic:cNvPr id="0" name="GUI-puzzle_top.png"/>
-                          <pic:cNvPicPr/>
-                        </pic:nvPicPr>
-                        <pic:blipFill>
-                          <a:blip r:embed="rId23"/>
-                          <a:stretch>
-                            <a:fillRect/>
-                          </a:stretch>
-                        </pic:blipFill>
-                        <pic:spPr>
-                          <a:xfrm>
-                            <a:off x="0" y="0"/>
-                            <a:ext cx="2468880" cy="1159241"/>
-                          </a:xfrm>
-                          <a:prstGeom prst="rect"/>
-                        </pic:spPr>
-                      </pic:pic>
-                    </a:graphicData>
-                  </a:graphic>
-                </wp:inline>
-              </w:drawing>
-            </w:r>
-          </w:p>
-          <w:p>
-            <w:pPr>
-              <w:jc w:val="center"/>
-            </w:pPr>
-            <w:r>
-              <w:rPr>
-                <w:rFonts w:ascii="黑体" w:hAnsi="黑体" w:eastAsia="黑体"/>
-                <w:b/>
-                <w:sz w:val="17"/>
-              </w:rPr>
-              <w:t>puzzle_top 整机仿真波形</w:t>
-            </w:r>
-          </w:p>
-          <w:p>
-            <w:r>
-              <w:rPr>
-                <w:rFonts w:ascii="宋体" w:hAnsi="宋体" w:eastAsia="宋体"/>
-                <w:color w:val="1F2937"/>
-                <w:sz w:val="16"/>
-              </w:rPr>
-              <w:t>整机端到端全流程分析：120 余次真实按键驱动整机呈现自检→待机→预览→对局→过关连闯三关→胜利(PASS)→重开→超时失败(FAIL)完整闭环。倒计时 ≤10s 告急幽灵 2 Hz 绿色闪烁精准触发。</w:t>
-            </w:r>
-          </w:p>
-        </w:tc>
-      </w:tr>
-    </w:tbl>
+      </w:pPr>
+      <w:r>
+        <w:rPr>
+          <w:rFonts w:ascii="黑体" w:hAnsi="黑体" w:eastAsia="黑体"/>
+          <w:b/>
+          <w:sz w:val="17"/>
+        </w:rPr>
+        <w:t>图 6 game_fsm 仿真波形：S_SELF_TEST → S_IDLE → S_PREVIEW → S_PLAYING → S_WIN 全流程</w:t>
+      </w:r>
+    </w:p>
+    <w:p>
+      <w:r>
+        <w:rPr>
+          <w:rFonts w:ascii="宋体" w:hAnsi="宋体" w:eastAsia="宋体"/>
+          <w:color w:val="1F2937"/>
+          <w:sz w:val="16"/>
+        </w:rPr>
+        <w:t>状态机迁移分析：展示完整轨迹：S_SELF_TEST（自检窗口 8 个 4 Hz 节拍，复位路径恰 2.0 s）→ S_IDLE（待机）→ S_PREVIEW（5 s 预览倒计时）→ S_PLAYING（散落零片并开启 30 s 倒计时）→ S_WIN（通关结算后跳向关卡 2）。</w:t>
+      </w:r>
+    </w:p>
+    <w:p>
+      <w:pPr>
+        <w:jc w:val="center"/>
+      </w:pPr>
+      <w:r>
+        <w:drawing>
+          <wp:inline xmlns:a="http://schemas.openxmlformats.org/drawingml/2006/main" xmlns:pic="http://schemas.openxmlformats.org/drawingml/2006/picture">
+            <wp:extent cx="4411065" cy="2943638"/>
+            <wp:docPr id="7" name="Picture 7"/>
+            <wp:cNvGraphicFramePr>
+              <a:graphicFrameLocks noChangeAspect="1"/>
+            </wp:cNvGraphicFramePr>
+            <a:graphic>
+              <a:graphicData uri="http://schemas.openxmlformats.org/drawingml/2006/picture">
+                <pic:pic>
+                  <pic:nvPicPr>
+                    <pic:cNvPr id="0" name="GUI-puzzle_ctrl.png"/>
+                    <pic:cNvPicPr/>
+                  </pic:nvPicPr>
+                  <pic:blipFill>
+                    <a:blip r:embed="rId15"/>
+                    <a:stretch>
+                      <a:fillRect/>
+                    </a:stretch>
+                  </pic:blipFill>
+                  <pic:spPr>
+                    <a:xfrm>
+                      <a:off x="0" y="0"/>
+                      <a:ext cx="4411065" cy="2943638"/>
+                    </a:xfrm>
+                    <a:prstGeom prst="rect"/>
+                  </pic:spPr>
+                </pic:pic>
+              </a:graphicData>
+            </a:graphic>
+          </wp:inline>
+        </w:drawing>
+      </w:r>
+    </w:p>
+    <w:p>
+      <w:pPr>
+        <w:jc w:val="center"/>
+      </w:pPr>
+      <w:r>
+        <w:rPr>
+          <w:rFonts w:ascii="黑体" w:hAnsi="黑体" w:eastAsia="黑体"/>
+          <w:b/>
+          <w:sz w:val="17"/>
+        </w:rPr>
+        <w:t>图 7 puzzle_ctrl 仿真波形：零片平移、边界拦截与锁定并入</w:t>
+      </w:r>
+    </w:p>
+    <w:p>
+      <w:r>
+        <w:rPr>
+          <w:rFonts w:ascii="宋体" w:hAnsi="宋体" w:eastAsia="宋体"/>
+          <w:color w:val="1F2937"/>
+          <w:sz w:val="16"/>
+        </w:rPr>
+        <w:t>拼图引擎运算分析：按下【左】键时零片正常平移；移动至边界（x = 0）再次按【左】时，碰撞检测逻辑瞬间置高内部信号 chk_hit，坐标当拍保持不变；按【确认】后零片并入已锁定平面（置 alllock_r）。</w:t>
+      </w:r>
+    </w:p>
+    <w:p>
+      <w:pPr>
+        <w:jc w:val="center"/>
+      </w:pPr>
+      <w:r>
+        <w:drawing>
+          <wp:inline xmlns:a="http://schemas.openxmlformats.org/drawingml/2006/main" xmlns:pic="http://schemas.openxmlformats.org/drawingml/2006/picture">
+            <wp:extent cx="6126480" cy="778170"/>
+            <wp:docPr id="8" name="Picture 8"/>
+            <wp:cNvGraphicFramePr>
+              <a:graphicFrameLocks noChangeAspect="1"/>
+            </wp:cNvGraphicFramePr>
+            <a:graphic>
+              <a:graphicData uri="http://schemas.openxmlformats.org/drawingml/2006/picture">
+                <pic:pic>
+                  <pic:nvPicPr>
+                    <pic:cNvPr id="0" name="GUI-pattern_rom.png"/>
+                    <pic:cNvPicPr/>
+                  </pic:nvPicPr>
+                  <pic:blipFill>
+                    <a:blip r:embed="rId16"/>
+                    <a:stretch>
+                      <a:fillRect/>
+                    </a:stretch>
+                  </pic:blipFill>
+                  <pic:spPr>
+                    <a:xfrm>
+                      <a:off x="0" y="0"/>
+                      <a:ext cx="6126480" cy="778170"/>
+                    </a:xfrm>
+                    <a:prstGeom prst="rect"/>
+                  </pic:spPr>
+                </pic:pic>
+              </a:graphicData>
+            </a:graphic>
+          </wp:inline>
+        </w:drawing>
+      </w:r>
+    </w:p>
+    <w:p>
+      <w:pPr>
+        <w:jc w:val="center"/>
+      </w:pPr>
+      <w:r>
+        <w:rPr>
+          <w:rFonts w:ascii="黑体" w:hAnsi="黑体" w:eastAsia="黑体"/>
+          <w:b/>
+          <w:sz w:val="17"/>
+        </w:rPr>
+        <w:t>图 8 pattern_rom 仿真波形：三关目标图案库输出</w:t>
+      </w:r>
+    </w:p>
+    <w:p>
+      <w:r>
+        <w:rPr>
+          <w:rFonts w:ascii="宋体" w:hAnsi="宋体" w:eastAsia="宋体"/>
+          <w:color w:val="1F2937"/>
+          <w:sz w:val="16"/>
+        </w:rPr>
+        <w:t>目标图库分析：第一关恒定输出【题】图 4-1 实心矩形（12 格）；第二/三关依 i_pat 精准输出田 / 十字 / SZ / 阶梯 4 幅高难度图案，面积严格为 16 格且全连通无洞。</w:t>
+      </w:r>
+    </w:p>
+    <w:p>
+      <w:pPr>
+        <w:jc w:val="center"/>
+      </w:pPr>
+      <w:r>
+        <w:drawing>
+          <wp:inline xmlns:a="http://schemas.openxmlformats.org/drawingml/2006/main" xmlns:pic="http://schemas.openxmlformats.org/drawingml/2006/picture">
+            <wp:extent cx="6126480" cy="1676720"/>
+            <wp:docPr id="9" name="Picture 9"/>
+            <wp:cNvGraphicFramePr>
+              <a:graphicFrameLocks noChangeAspect="1"/>
+            </wp:cNvGraphicFramePr>
+            <a:graphic>
+              <a:graphicData uri="http://schemas.openxmlformats.org/drawingml/2006/picture">
+                <pic:pic>
+                  <pic:nvPicPr>
+                    <pic:cNvPr id="0" name="GUI-piece_rom.png"/>
+                    <pic:cNvPicPr/>
+                  </pic:nvPicPr>
+                  <pic:blipFill>
+                    <a:blip r:embed="rId17"/>
+                    <a:stretch>
+                      <a:fillRect/>
+                    </a:stretch>
+                  </pic:blipFill>
+                  <pic:spPr>
+                    <a:xfrm>
+                      <a:off x="0" y="0"/>
+                      <a:ext cx="6126480" cy="1676720"/>
+                    </a:xfrm>
+                    <a:prstGeom prst="rect"/>
+                  </pic:spPr>
+                </pic:pic>
+              </a:graphicData>
+            </a:graphic>
+          </wp:inline>
+        </w:drawing>
+      </w:r>
+    </w:p>
+    <w:p>
+      <w:pPr>
+        <w:jc w:val="center"/>
+      </w:pPr>
+      <w:r>
+        <w:rPr>
+          <w:rFonts w:ascii="黑体" w:hAnsi="黑体" w:eastAsia="黑体"/>
+          <w:b/>
+          <w:sz w:val="17"/>
+        </w:rPr>
+        <w:t>图 9 piece_rom 仿真波形：各关零片几何掩码</w:t>
+      </w:r>
+    </w:p>
+    <w:p>
+      <w:r>
+        <w:rPr>
+          <w:rFonts w:ascii="宋体" w:hAnsi="宋体" w:eastAsia="宋体"/>
+          <w:color w:val="1F2937"/>
+          <w:sz w:val="16"/>
+        </w:rPr>
+        <w:t>零片几何分析：第一关 3 块零片格数 3+6+3=12；第二关 4 块异形格数 3+2+5+6=16，面积守恒。全部零片完成左上角（0,0）归一化，具备精确可铺性。</w:t>
+      </w:r>
+    </w:p>
+    <w:p>
+      <w:pPr>
+        <w:jc w:val="center"/>
+      </w:pPr>
+      <w:r>
+        <w:drawing>
+          <wp:inline xmlns:a="http://schemas.openxmlformats.org/drawingml/2006/main" xmlns:pic="http://schemas.openxmlformats.org/drawingml/2006/picture">
+            <wp:extent cx="6126480" cy="1014631"/>
+            <wp:docPr id="10" name="Picture 10"/>
+            <wp:cNvGraphicFramePr>
+              <a:graphicFrameLocks noChangeAspect="1"/>
+            </wp:cNvGraphicFramePr>
+            <a:graphic>
+              <a:graphicData uri="http://schemas.openxmlformats.org/drawingml/2006/picture">
+                <pic:pic>
+                  <pic:nvPicPr>
+                    <pic:cNvPr id="0" name="GUI-rng_lfsr.png"/>
+                    <pic:cNvPicPr/>
+                  </pic:nvPicPr>
+                  <pic:blipFill>
+                    <a:blip r:embed="rId18"/>
+                    <a:stretch>
+                      <a:fillRect/>
+                    </a:stretch>
+                  </pic:blipFill>
+                  <pic:spPr>
+                    <a:xfrm>
+                      <a:off x="0" y="0"/>
+                      <a:ext cx="6126480" cy="1014631"/>
+                    </a:xfrm>
+                    <a:prstGeom prst="rect"/>
+                  </pic:spPr>
+                </pic:pic>
+              </a:graphicData>
+            </a:graphic>
+          </wp:inline>
+        </w:drawing>
+      </w:r>
+    </w:p>
+    <w:p>
+      <w:pPr>
+        <w:jc w:val="center"/>
+      </w:pPr>
+      <w:r>
+        <w:rPr>
+          <w:rFonts w:ascii="黑体" w:hAnsi="黑体" w:eastAsia="黑体"/>
+          <w:b/>
+          <w:sz w:val="17"/>
+        </w:rPr>
+        <w:t>图 10 rng_lfsr 仿真波形：8 位 LFSR 的 255 拍满周期序列</w:t>
+      </w:r>
+    </w:p>
+    <w:p>
+      <w:r>
+        <w:rPr>
+          <w:rFonts w:ascii="宋体" w:hAnsi="宋体" w:eastAsia="宋体"/>
+          <w:color w:val="1F2937"/>
+          <w:sz w:val="16"/>
+        </w:rPr>
+        <w:t>随机数源分析：复位稳定于初值 0x5A。在 255 步时钟下状态与本原多项式逐拍一致，无全零吸收态，每位出现 '1' 概率严格为 128/255，中途复位可靠回归初值。</w:t>
+      </w:r>
+    </w:p>
+    <w:p>
+      <w:pPr>
+        <w:jc w:val="center"/>
+      </w:pPr>
+      <w:r>
+        <w:drawing>
+          <wp:inline xmlns:a="http://schemas.openxmlformats.org/drawingml/2006/main" xmlns:pic="http://schemas.openxmlformats.org/drawingml/2006/picture">
+            <wp:extent cx="6126480" cy="2483543"/>
+            <wp:docPr id="11" name="Picture 11"/>
+            <wp:cNvGraphicFramePr>
+              <a:graphicFrameLocks noChangeAspect="1"/>
+            </wp:cNvGraphicFramePr>
+            <a:graphic>
+              <a:graphicData uri="http://schemas.openxmlformats.org/drawingml/2006/picture">
+                <pic:pic>
+                  <pic:nvPicPr>
+                    <pic:cNvPr id="0" name="GUI-disp_format.png"/>
+                    <pic:cNvPicPr/>
+                  </pic:nvPicPr>
+                  <pic:blipFill>
+                    <a:blip r:embed="rId19"/>
+                    <a:stretch>
+                      <a:fillRect/>
+                    </a:stretch>
+                  </pic:blipFill>
+                  <pic:spPr>
+                    <a:xfrm>
+                      <a:off x="0" y="0"/>
+                      <a:ext cx="6126480" cy="2483543"/>
+                    </a:xfrm>
+                    <a:prstGeom prst="rect"/>
+                  </pic:spPr>
+                </pic:pic>
+              </a:graphicData>
+            </a:graphic>
+          </wp:inline>
+        </w:drawing>
+      </w:r>
+    </w:p>
+    <w:p>
+      <w:pPr>
+        <w:jc w:val="center"/>
+      </w:pPr>
+      <w:r>
+        <w:rPr>
+          <w:rFonts w:ascii="黑体" w:hAnsi="黑体" w:eastAsia="黑体"/>
+          <w:b/>
+          <w:sz w:val="17"/>
+        </w:rPr>
+        <w:t>图 11 disp_format 仿真波形：数字译码、前导零消隐与 PASS/FAIL 拼装</w:t>
+      </w:r>
+    </w:p>
+    <w:p>
+      <w:r>
+        <w:rPr>
+          <w:rFonts w:ascii="宋体" w:hAnsi="宋体" w:eastAsia="宋体"/>
+          <w:color w:val="1F2937"/>
+          <w:sz w:val="16"/>
+        </w:rPr>
+        <w:t>显示格式化分析：64 项常量表实现倒计时十位/个位拆分，彻底消除 26 ns 除法器延时。除自检全 8 外，其余 76 个窗口 DISP2 恒定熄灭，胜利输出 PASS，失败输出 FAIL。</w:t>
+      </w:r>
+    </w:p>
+    <w:p>
+      <w:pPr>
+        <w:jc w:val="center"/>
+      </w:pPr>
+      <w:r>
+        <w:drawing>
+          <wp:inline xmlns:a="http://schemas.openxmlformats.org/drawingml/2006/main" xmlns:pic="http://schemas.openxmlformats.org/drawingml/2006/picture">
+            <wp:extent cx="6126480" cy="2263868"/>
+            <wp:docPr id="12" name="Picture 12"/>
+            <wp:cNvGraphicFramePr>
+              <a:graphicFrameLocks noChangeAspect="1"/>
+            </wp:cNvGraphicFramePr>
+            <a:graphic>
+              <a:graphicData uri="http://schemas.openxmlformats.org/drawingml/2006/picture">
+                <pic:pic>
+                  <pic:nvPicPr>
+                    <pic:cNvPr id="0" name="GUI-seg_scan.png"/>
+                    <pic:cNvPicPr/>
+                  </pic:nvPicPr>
+                  <pic:blipFill>
+                    <a:blip r:embed="rId20"/>
+                    <a:stretch>
+                      <a:fillRect/>
+                    </a:stretch>
+                  </pic:blipFill>
+                  <pic:spPr>
+                    <a:xfrm>
+                      <a:off x="0" y="0"/>
+                      <a:ext cx="6126480" cy="2263868"/>
+                    </a:xfrm>
+                    <a:prstGeom prst="rect"/>
+                  </pic:spPr>
+                </pic:pic>
+              </a:graphicData>
+            </a:graphic>
+          </wp:inline>
+        </w:drawing>
+      </w:r>
+    </w:p>
+    <w:p>
+      <w:pPr>
+        <w:jc w:val="center"/>
+      </w:pPr>
+      <w:r>
+        <w:rPr>
+          <w:rFonts w:ascii="黑体" w:hAnsi="黑体" w:eastAsia="黑体"/>
+          <w:b/>
+          <w:sz w:val="17"/>
+        </w:rPr>
+        <w:t>图 12 seg_scan 仿真波形：1 kHz 位选推进与 125 Hz 无频闪刷新</w:t>
+      </w:r>
+    </w:p>
+    <w:p>
+      <w:r>
+        <w:rPr>
+          <w:rFonts w:ascii="宋体" w:hAnsi="宋体" w:eastAsia="宋体"/>
+          <w:color w:val="1F2937"/>
+          <w:sz w:val="16"/>
+        </w:rPr>
+        <w:t>数码管扫描分析：位选 o_cat 呈现独热低电平循环，1 kHz 推进实现每位 125 Hz 超临界无频闪刷新。段码与位选严格同源，i_en='0' 时强制全局静默全灭。</w:t>
+      </w:r>
+    </w:p>
+    <w:p>
+      <w:pPr>
+        <w:jc w:val="center"/>
+      </w:pPr>
+      <w:r>
+        <w:drawing>
+          <wp:inline xmlns:a="http://schemas.openxmlformats.org/drawingml/2006/main" xmlns:pic="http://schemas.openxmlformats.org/drawingml/2006/picture">
+            <wp:extent cx="6126480" cy="2379807"/>
+            <wp:docPr id="13" name="Picture 13"/>
+            <wp:cNvGraphicFramePr>
+              <a:graphicFrameLocks noChangeAspect="1"/>
+            </wp:cNvGraphicFramePr>
+            <a:graphic>
+              <a:graphicData uri="http://schemas.openxmlformats.org/drawingml/2006/picture">
+                <pic:pic>
+                  <pic:nvPicPr>
+                    <pic:cNvPr id="0" name="GUI-dot_matrix_scan.png"/>
+                    <pic:cNvPicPr/>
+                  </pic:nvPicPr>
+                  <pic:blipFill>
+                    <a:blip r:embed="rId21"/>
+                    <a:stretch>
+                      <a:fillRect/>
+                    </a:stretch>
+                  </pic:blipFill>
+                  <pic:spPr>
+                    <a:xfrm>
+                      <a:off x="0" y="0"/>
+                      <a:ext cx="6126480" cy="2379807"/>
+                    </a:xfrm>
+                    <a:prstGeom prst="rect"/>
+                  </pic:spPr>
+                </pic:pic>
+              </a:graphicData>
+            </a:graphic>
+          </wp:inline>
+        </w:drawing>
+      </w:r>
+    </w:p>
+    <w:p>
+      <w:pPr>
+        <w:jc w:val="center"/>
+      </w:pPr>
+      <w:r>
+        <w:rPr>
+          <w:rFonts w:ascii="黑体" w:hAnsi="黑体" w:eastAsia="黑体"/>
+          <w:b/>
+          <w:sz w:val="17"/>
+        </w:rPr>
+        <w:t>图 13 dot_matrix_scan 仿真波形：8 行单相选通与红/绿列直通</w:t>
+      </w:r>
+    </w:p>
+    <w:p>
+      <w:r>
+        <w:rPr>
+          <w:rFonts w:ascii="宋体" w:hAnsi="宋体" w:eastAsia="宋体"/>
+          <w:color w:val="1F2937"/>
+          <w:sz w:val="16"/>
+        </w:rPr>
+        <w:t>点阵驱动分析：8 行独热低电平行选通（i_row="000" 对应 ROW7/PIN_1，与手册 ROW 编号相反），红/绿列直通且高电平点亮。早采样点（+20 ns）无任何混合态；行索引与列数据同拍寄存，任何一行都不会被别行数据点亮。</w:t>
+      </w:r>
+    </w:p>
+    <w:p>
+      <w:pPr>
+        <w:jc w:val="center"/>
+      </w:pPr>
+      <w:r>
+        <w:drawing>
+          <wp:inline xmlns:a="http://schemas.openxmlformats.org/drawingml/2006/main" xmlns:pic="http://schemas.openxmlformats.org/drawingml/2006/picture">
+            <wp:extent cx="6126480" cy="1513348"/>
+            <wp:docPr id="14" name="Picture 14"/>
+            <wp:cNvGraphicFramePr>
+              <a:graphicFrameLocks noChangeAspect="1"/>
+            </wp:cNvGraphicFramePr>
+            <a:graphic>
+              <a:graphicData uri="http://schemas.openxmlformats.org/drawingml/2006/picture">
+                <pic:pic>
+                  <pic:nvPicPr>
+                    <pic:cNvPr id="0" name="GUI-buzzer_ctrl.png"/>
+                    <pic:cNvPicPr/>
+                  </pic:nvPicPr>
+                  <pic:blipFill>
+                    <a:blip r:embed="rId22"/>
+                    <a:stretch>
+                      <a:fillRect/>
+                    </a:stretch>
+                  </pic:blipFill>
+                  <pic:spPr>
+                    <a:xfrm>
+                      <a:off x="0" y="0"/>
+                      <a:ext cx="6126480" cy="1513348"/>
+                    </a:xfrm>
+                    <a:prstGeom prst="rect"/>
+                  </pic:spPr>
+                </pic:pic>
+              </a:graphicData>
+            </a:graphic>
+          </wp:inline>
+        </w:drawing>
+      </w:r>
+    </w:p>
+    <w:p>
+      <w:pPr>
+        <w:jc w:val="center"/>
+      </w:pPr>
+      <w:r>
+        <w:rPr>
+          <w:rFonts w:ascii="黑体" w:hAnsi="黑体" w:eastAsia="黑体"/>
+          <w:b/>
+          <w:sz w:val="17"/>
+        </w:rPr>
+        <w:t>图 14 buzzer_ctrl 仿真波形：数控分频与 16 步连奏旋律</w:t>
+      </w:r>
+    </w:p>
+    <w:p>
+      <w:r>
+        <w:rPr>
+          <w:rFonts w:ascii="宋体" w:hAnsi="宋体" w:eastAsia="宋体"/>
+          <w:color w:val="1F2937"/>
+          <w:sz w:val="16"/>
+        </w:rPr>
+        <w:t>音频合成分析：E5～G6 核心 8 音频率误差 ≤1.3%（实测 0.59%～1.25%），占空比 50.0%。16 步旋律步进连奏填音消除断续，换码时不复位步进计数器，背景乐与提示音平滑过渡。</w:t>
+      </w:r>
+    </w:p>
+    <w:p>
+      <w:pPr>
+        <w:jc w:val="center"/>
+      </w:pPr>
+      <w:r>
+        <w:drawing>
+          <wp:inline xmlns:a="http://schemas.openxmlformats.org/drawingml/2006/main" xmlns:pic="http://schemas.openxmlformats.org/drawingml/2006/picture">
+            <wp:extent cx="5636361" cy="2642167"/>
+            <wp:docPr id="15" name="Picture 15"/>
+            <wp:cNvGraphicFramePr>
+              <a:graphicFrameLocks noChangeAspect="1"/>
+            </wp:cNvGraphicFramePr>
+            <a:graphic>
+              <a:graphicData uri="http://schemas.openxmlformats.org/drawingml/2006/picture">
+                <pic:pic>
+                  <pic:nvPicPr>
+                    <pic:cNvPr id="0" name="GUI-puzzle_top.png"/>
+                    <pic:cNvPicPr/>
+                  </pic:nvPicPr>
+                  <pic:blipFill>
+                    <a:blip r:embed="rId23"/>
+                    <a:stretch>
+                      <a:fillRect/>
+                    </a:stretch>
+                  </pic:blipFill>
+                  <pic:spPr>
+                    <a:xfrm>
+                      <a:off x="0" y="0"/>
+                      <a:ext cx="5636361" cy="2642167"/>
+                    </a:xfrm>
+                    <a:prstGeom prst="rect"/>
+                  </pic:spPr>
+                </pic:pic>
+              </a:graphicData>
+            </a:graphic>
+          </wp:inline>
+        </w:drawing>
+      </w:r>
+    </w:p>
+    <w:p>
+      <w:pPr>
+        <w:jc w:val="center"/>
+      </w:pPr>
+      <w:r>
+        <w:rPr>
+          <w:rFonts w:ascii="黑体" w:hAnsi="黑体" w:eastAsia="黑体"/>
+          <w:b/>
+          <w:sz w:val="17"/>
+        </w:rPr>
+        <w:t>图 15 puzzle_top 整机仿真波形：自检 → 三关连闯 → PASS / FAIL 端到端闭环</w:t>
+      </w:r>
+    </w:p>
+    <w:p>
+      <w:r>
+        <w:rPr>
+          <w:rFonts w:ascii="宋体" w:hAnsi="宋体" w:eastAsia="宋体"/>
+          <w:color w:val="1F2937"/>
+          <w:sz w:val="16"/>
+        </w:rPr>
+        <w:t>整机端到端全流程分析：模式 A / 模式 B 两轮真实按键序列驱动整机呈现自检 → 待机 → 预览 → 对局 → 过关连闯三关 → 胜利（PASS）→ 重开 → 超时失败（FAIL）完整闭环。倒计时 ≤10 s 告急幽灵 2 Hz 绿色闪烁精准触发。</w:t>
+      </w:r>
+    </w:p>
     <w:p>
       <w:pPr>
         <w:pStyle w:val="Heading1"/>
@@ -4399,7 +5523,7 @@
           <w:color w:val="000000"/>
           <w:sz w:val="27"/>
         </w:rPr>
-        <w:t>四、实际实现功能说明及资源利用情况 (5分)</w:t>
+        <w:t>四、实际实现功能说明及资源利用情况（5分）</w:t>
       </w:r>
     </w:p>
     <w:p>
@@ -4421,7 +5545,7 @@
         <w:spacing w:line="276" w:lineRule="auto" w:after="80"/>
       </w:pPr>
       <w:r>
-        <w:t>系统在硬件平台上完成全部功能指标：B1～B11 基础玩法无缝闭环；A1 马里奥全场景音效；A2 三关连闯与图案库随机抽取；A3 数码管 PASS/FAIL 拼装；A4 零片 90° 顺时针旋转；A5 倒计时告急幽灵 2 Hz 绿色闪烁辅助；125 Hz 超临界无频闪刷新。</w:t>
+        <w:t>系统在硬件平台上完成全部功能指标：基础要求 B1～B11 无缝闭环（含 B10 第二关 40 s、B11 对局中/结束后按【开始】重开）；提高要求 A1 分场景音效（三关三曲：第一关 Overworld 开头 / 第二关低音区块状脉冲 / 第三关跨音区快速换音，另加自检 / 预览 / 过关 / 拼错 / 通关 / 失败 6 类事件乐句）；A2 第三关与图案库随机抽取、三关连闯；A3 零片位置随机（开局朝向随机按取舍未做，由 A4 的玩家旋转覆盖）；A4 零片 90° 顺时针旋转；A5 以 S1～S7 自拟功能实现（含 S5 结算闪示、S7 ≤10 s 绿色 2 Hz 告急幽灵）；另附自拟的数码管 PASS/FAIL 拼装与倒计时前导零消隐；显示侧 125 Hz 超临界无频闪刷新。</w:t>
       </w:r>
     </w:p>
     <w:p>
@@ -4436,6 +5560,14 @@
           <w:sz w:val="22"/>
         </w:rPr>
         <w:t>4.2 资源利用率极限量化分析</w:t>
+      </w:r>
+    </w:p>
+    <w:p>
+      <w:pPr>
+        <w:spacing w:line="276" w:lineRule="auto" w:after="80"/>
+      </w:pPr>
+      <w:r>
+        <w:t>下列数据全部取自本机 Quartus II 9.1 的原始编译报告（清洁重编译、SEED = 8、50 MHz / 20.000 ns 时钟约束），两张截图均为软件界面现场抓取（未做任何重绘或补写）：</w:t>
       </w:r>
     </w:p>
     <w:tbl>
@@ -4460,7 +5592,7 @@
             <w:r>
               <w:drawing>
                 <wp:inline xmlns:a="http://schemas.openxmlformats.org/drawingml/2006/main" xmlns:pic="http://schemas.openxmlformats.org/drawingml/2006/picture">
-                  <wp:extent cx="2468880" cy="1148885"/>
+                  <wp:extent cx="5023713" cy="2337767"/>
                   <wp:docPr id="16" name="Picture 16"/>
                   <wp:cNvGraphicFramePr>
                     <a:graphicFrameLocks noChangeAspect="1"/>
@@ -4481,7 +5613,7 @@
                         <pic:spPr>
                           <a:xfrm>
                             <a:off x="0" y="0"/>
-                            <a:ext cx="2468880" cy="1148885"/>
+                            <a:ext cx="5023713" cy="2337767"/>
                           </a:xfrm>
                           <a:prstGeom prst="rect"/>
                         </pic:spPr>
@@ -4517,7 +5649,7 @@
             <w:r>
               <w:drawing>
                 <wp:inline xmlns:a="http://schemas.openxmlformats.org/drawingml/2006/main" xmlns:pic="http://schemas.openxmlformats.org/drawingml/2006/picture">
-                  <wp:extent cx="2468880" cy="1516598"/>
+                  <wp:extent cx="4043476" cy="2483849"/>
                   <wp:docPr id="17" name="Picture 17"/>
                   <wp:cNvGraphicFramePr>
                     <a:graphicFrameLocks noChangeAspect="1"/>
@@ -4538,7 +5670,7 @@
                         <pic:spPr>
                           <a:xfrm>
                             <a:off x="0" y="0"/>
-                            <a:ext cx="2468880" cy="1516598"/>
+                            <a:ext cx="4043476" cy="2483849"/>
                           </a:xfrm>
                           <a:prstGeom prst="rect"/>
                         </pic:spPr>
@@ -5111,7 +6243,7 @@
                 <w:rFonts w:ascii="宋体" w:hAnsi="宋体" w:eastAsia="宋体"/>
                 <w:sz w:val="17"/>
               </w:rPr>
-              <w:t>TimeQuest 实测 Restricted Fmax 同为 54.27 MHz，关键路径落在 64 位画面比对与点阵行扫描的使能链上</w:t>
+              <w:t>TimeQuest 实测 Restricted Fmax 同为 54.27 MHz；最差路径是 puzzle_ctrl 的重叠检查引擎 chk_slot[0] → chk_hit（data delay 18.095 ns、clock skew 0.000）</w:t>
             </w:r>
           </w:p>
         </w:tc>
@@ -5213,7 +6345,7 @@
                 <w:rFonts w:ascii="宋体" w:hAnsi="宋体" w:eastAsia="宋体"/>
                 <w:sz w:val="17"/>
               </w:rPr>
-              <w:t>即关键路径实际延时 18.428 ns（20.000 − 1.572），0 条违例路径</w:t>
+              <w:t>20.000 − 1.572 = 18.428 ns 是含目标器件 setup 时间的总预算（路径自身 data delay 为 18.095 ns），0 条违例路径</w:t>
             </w:r>
           </w:p>
         </w:tc>
@@ -5417,7 +6549,109 @@
                 <w:rFonts w:ascii="宋体" w:hAnsi="宋体" w:eastAsia="宋体"/>
                 <w:sz w:val="17"/>
               </w:rPr>
-              <w:t>50 MHz 半周期 10.000 ns 内无窄脉冲风险，1 kHz 位选与 125 Hz 行扫描节拍同源</w:t>
+              <w:t>50 MHz 半周期 10.000 ns 内无窄脉冲风险；1 kHz 位选与 1 kHz 行扫描（整帧 125 Hz）节拍同源</w:t>
+            </w:r>
+          </w:p>
+        </w:tc>
+      </w:tr>
+      <w:tr>
+        <w:tc>
+          <w:tcPr>
+            <w:tcW w:type="dxa" w:w="1930"/>
+            <w:tcBorders>
+              <w:bottom w:val="single" w:sz="12" w:space="0" w:color="000000"/>
+            </w:tcBorders>
+          </w:tcPr>
+          <w:p>
+            <w:pPr>
+              <w:spacing w:before="40" w:after="40"/>
+            </w:pPr>
+            <w:r>
+              <w:rPr>
+                <w:rFonts w:ascii="宋体" w:hAnsi="宋体" w:eastAsia="宋体"/>
+                <w:sz w:val="17"/>
+              </w:rPr>
+              <w:t>片上 UFM 块</w:t>
+            </w:r>
+          </w:p>
+        </w:tc>
+        <w:tc>
+          <w:tcPr>
+            <w:tcW w:type="dxa" w:w="1930"/>
+            <w:tcBorders>
+              <w:bottom w:val="single" w:sz="12" w:space="0" w:color="000000"/>
+            </w:tcBorders>
+          </w:tcPr>
+          <w:p>
+            <w:pPr>
+              <w:spacing w:before="40" w:after="40"/>
+            </w:pPr>
+            <w:r>
+              <w:rPr>
+                <w:rFonts w:ascii="宋体" w:hAnsi="宋体" w:eastAsia="宋体"/>
+                <w:sz w:val="17"/>
+              </w:rPr>
+              <w:t>0</w:t>
+            </w:r>
+          </w:p>
+        </w:tc>
+        <w:tc>
+          <w:tcPr>
+            <w:tcW w:type="dxa" w:w="1930"/>
+            <w:tcBorders>
+              <w:bottom w:val="single" w:sz="12" w:space="0" w:color="000000"/>
+            </w:tcBorders>
+          </w:tcPr>
+          <w:p>
+            <w:pPr>
+              <w:spacing w:before="40" w:after="40"/>
+            </w:pPr>
+            <w:r>
+              <w:rPr>
+                <w:rFonts w:ascii="宋体" w:hAnsi="宋体" w:eastAsia="宋体"/>
+                <w:sz w:val="17"/>
+              </w:rPr>
+              <w:t>1</w:t>
+            </w:r>
+          </w:p>
+        </w:tc>
+        <w:tc>
+          <w:tcPr>
+            <w:tcW w:type="dxa" w:w="1930"/>
+            <w:tcBorders>
+              <w:bottom w:val="single" w:sz="12" w:space="0" w:color="000000"/>
+            </w:tcBorders>
+          </w:tcPr>
+          <w:p>
+            <w:pPr>
+              <w:spacing w:before="40" w:after="40"/>
+            </w:pPr>
+            <w:r>
+              <w:rPr>
+                <w:rFonts w:ascii="宋体" w:hAnsi="宋体" w:eastAsia="宋体"/>
+                <w:sz w:val="17"/>
+              </w:rPr>
+              <w:t>0%</w:t>
+            </w:r>
+          </w:p>
+        </w:tc>
+        <w:tc>
+          <w:tcPr>
+            <w:tcW w:type="dxa" w:w="1930"/>
+            <w:tcBorders>
+              <w:bottom w:val="single" w:sz="12" w:space="0" w:color="000000"/>
+            </w:tcBorders>
+          </w:tcPr>
+          <w:p>
+            <w:pPr>
+              <w:spacing w:before="40" w:after="40"/>
+            </w:pPr>
+            <w:r>
+              <w:rPr>
+                <w:rFonts w:ascii="宋体" w:hAnsi="宋体" w:eastAsia="宋体"/>
+                <w:sz w:val="17"/>
+              </w:rPr>
+              <w:t>三关 BGM、图案库与零片掩码全部用常量 LUT / ROM 实现，未占用片上 UFM</w:t>
             </w:r>
           </w:p>
         </w:tc>
@@ -5428,7 +6662,7 @@
         <w:spacing w:line="276" w:lineRule="auto" w:after="80"/>
       </w:pPr>
       <w:r>
-        <w:t>127 LAB 物理装箱瓶颈深度剖析：在 EPM1270 中，1,270 个 LE 组成 127 个 LAB（每组 10 LE）。限制扩展的真正瓶颈是 LAB 局部互连布线资源。当多路选择器扇出密集时，单个 LAB 往往无法填满 10 个 LE。工程通过消减多余按键音节约 9 LE、连奏填音反直觉节省 5 LE，使局部扇出大幅下降，最终在 SEED 8 下将 1,264 个 LE 紧凑压入 127 个 LAB，达成了 LAB 100% 满额适配（LE 层面仍余 6 个，但已无法成组使用）。固件 puzzle.pof（27,312 字节，SHA256: cc3c69b341...）已通过 JTAG 烧录与读回校验。</w:t>
+        <w:t>127 LAB 物理装箱瓶颈深度剖析：在 EPM1270 中，1,270 个 LE 组成 127 个 LAB（每组 10 LE）。限制扩展的真正瓶颈是 LAB 局部互连布线资源。当多路选择器扇出密集时，单个 LAB 往往无法填满 10 个 LE。决定 1,264 这个数字的是几笔叠加的腾挪：删掉对局期【确认】【旋转】按键音效 −9 LE（第 18 工作阶段，1,263 → 1,254）、连奏填音 −5 LE（ERR-050，1,269 → 1,264）、以及最后一笔“删掉第二关对局期 DISP2='2' 赋值”1,268 → 1,264（−4 LE，第 25 工作阶段）；三者之间还夹着其它改动，不能线性相加。最终在 SEED 8 下把 1,264 个 LE 压入 127 个 LAB，达成 LAB 100% 满额适配（LE 层面仍余 6 个，但已无法成组使用）。固件 puzzle.pof（27,312 字节，SHA256: cc3c69b341...）与 2026-10-15 烧录并 Verify 读回的版本逐字节相同，本轮清洁重编译后哈希不变。</w:t>
       </w:r>
     </w:p>
     <w:p>
@@ -5442,7 +6676,7 @@
           <w:color w:val="000000"/>
           <w:sz w:val="27"/>
         </w:rPr>
-        <w:t>五、故障及问题分析 (15分)</w:t>
+        <w:t>五、故障及问题分析（15分）</w:t>
       </w:r>
     </w:p>
     <w:p>
@@ -5456,7 +6690,7 @@
           <w:color w:val="111827"/>
           <w:sz w:val="22"/>
         </w:rPr>
-        <w:t>5.1 典型工程缺陷六项维度深度剖析</w:t>
+        <w:t>5.1 典型工程缺陷六维深度剖析</w:t>
       </w:r>
     </w:p>
     <w:p>
@@ -5464,19 +6698,19 @@
         <w:spacing w:line="276" w:lineRule="auto" w:after="80"/>
       </w:pPr>
       <w:r>
-        <w:t>本项目在开发与调试过程中建立了规范的缺陷归档跟踪体系，记录了 50 余项代表性软硬件缺陷。通过对 Git 提交历史与实测日志的复盘，归纳为六项典型技术维度：</w:t>
+        <w:t>本项目在开发与调试过程中建立了规范的缺陷归档跟踪体系，记录了 50 余项代表性软硬件缺陷。通过对 Git 提交历史与实测日志的复盘，归纳为六项典型技术维度：1. 引脚约束陷阱：未锁定端口被自动分配 (ERR-001 / ERR-002, 基线提交 1c5dad6)：• 故障现象：初版键盘固件烧录后按键毫无响应，一度误判为键盘排线接触不良或硬件损坏；根本原因：辅助顶层 VHDL 端口清单遗漏了 kp_row/kp_col 声明，Quartus II 默认开启未用引脚自动分配机制，把 8 个键盘脚随机分配到了未引出的悬空引脚上（如 PIN_49、PIN_102、PIN_130、PIN_88 等）；同族现象（ERR-001）：更早一版连复位键 btn 都漏了约束，被静默分配到未引出的 PIN_50，现象是“按复位毫无反应”；同样是靠 .pin 逐脚对账才定位；解决措施：补全 .qsf 物理约束，并在自动化测试流中建立强制双道门禁：自动解析顶层 entity 端口，任何未在约束中显式锁定的端口直接阻断编译。2. 成功判据的硬编码解法与等效多解性失效 (ERR-021, Commit 17befcc)：• 故障现象：第二关在物理点阵上明明完整拼出了目标图案，但硬件状态机判定失败；根本原因：初期判据代码强行绑定了第 k 块零片必须位于固定坐标 (x_k, y_k)。然而几何上可以证明：旧版“四块完全相同的 2×2 零片”存在 4! = 24 种等效摆法；换成异形零片后，第二关的 PAT3 阶梯仍有 2 种等价铺法（第一关 4×3 矩形同样有 2 种）——“绑定坐标”的思路在任何情形下都不成立；解决措施：推翻坐标位置绑定的狭隘思路，重构为整帧像素并集比较（cov_a = tgtrow，8 行全等 ⇒ frm_ok），只要全图点亮像素与目标完全重合且无重叠即判定过关。3. 对局态目标图案信号置零导致假判定 (ERR-023, Commit f0856d5)：• 故障现象：即使拼好图案按确认，依然判定失败；根本原因：状态机在 S_PREVIEW 结束切入 S_PLAYING 时，为了清空预览画面，错误地把喂给引擎的目标图案输入置成全 0，导致对局中的比对电路一直在比对全黑画面；解决措施：解耦“显示渲染多路选择器”与“内部黄金参考标准寄存器”，保持目标图案在整个对局生命周期内受锁存保护。4. 点阵屏与数码管肉眼可见频闪 (ERR-027, Commit 1127403)：• 故障现象：上板实测时，点阵和数码管都能看出明显的高频闪烁；根本原因：初版扫描节拍走 200 Hz、8 行轮一遍只有 25 Hz，低于人眼视觉暂留临界融合频率（CFF ≈ 60 Hz），因此整屏肉眼可见地闪；解决措施：扫描侧统一改走 1 kHz（8 行 = 8 ms ⇒ 全屏 125 Hz、占空比仍 1/8、亮度不变、面积零代价）；同时把行索引与该行的红/绿列数据在同一拍寄存输出，任何一行都不会被别行的列数据点亮（这是“无错行、无鬼影”的真正机制，RTL 见 rtl/dot_matrix_scan.vhd）。5. 键盘消抖过长导致的按键迟滞与吞键 (ERR-031, Commit 1532069)：• 故障现象：玩家快速连击方向键时，部分按键被忽略，操作迟钝阻滞；根本原因：初版 DEBOUNCE_MAX=15 ⇒ 16 轮 × 10 ms/轮 = 160 ms 才判稳，远超机械开关实际抖动时间（5～15 ms），按键响应严重滞后、快速连击被吞；解决措施：DEBOUNCE_MAX 缩到 3 ⇒ 4 轮 × 10 ms = 40 ms（8 个 200 Hz 采样点），并改为“松开立即撤销”的非对称滞回，按键响应极为跟手灵敏。6. 蜂鸣器照抄原谱休止导致断续与连奏填音 (ERR-050, Commit 2a739f8)：• 故障现象：对局背景音乐（第一关 Overworld 开头一句）听感干瘪、断续刺耳；根本原因：原谱中休止符占用高达 56% 的时隙，CPLD 方波发声在静音期间形成生硬突变；解决措施：实施“连奏填音 (Legato Infill)”算法，把每个休止步填成“下一个将要发声的音高”（句尾填上一个音），音高序列与音的先后完全不变、16 步全发声，听感平滑连贯；副产物是旋律表表项重复、fitter 可合并 ⇒ 整机反而少 5 LE（1,269 → 1,264）。另有一组独立缺陷 ERR-055（三个一次性提示音听感分不清，2026-10-11 上板判负后按“音区 × 轮廓 × 长度”三维度重做，0 LE）见 docs/06 §21。</w:t>
         <w:br/>
-        <w:t>1. 引脚约束与电气极性陷阱 (ERR-001/002, Commit 1c5dad6 / a1f1c0e)：初版键盘固件烧录后按键毫无响应，一度误判为键盘排线断裂；根因是辅助顶层 VHDL 端口清单遗漏了 kp_row/kp_col 声明，Quartus II 默认开启未用引脚自动分配机制，将其随机分配到了未引出的悬空引脚 PIN_49、PIN_102 上。解决措施是补全 .qsf 物理约束，并在自动化测试流中建立强制双道门禁。</w:t>
+        <w:t/>
         <w:br/>
-        <w:t>2. 成功判据的硬编码解法与等效多解性失效 (ERR-021, Commit 17befcc)：第二关在物理点阵上明明完整拼出了目标图案，但硬件状态机判定失败；根因是初期判据代码强行绑定了第 k 块零片必须位于固定坐标 (x_k, y_k)。几何理论证明对于多零片组合存在高达 24 种等效空间拼法。解决措施是推翻坐标位置绑定的狭隘思路，重构为全图 64 位像素并集绝对值对比：merged_frame == target_pattern。</w:t>
+        <w:t/>
         <w:br/>
-        <w:t>3. 对局态目标图案信号置零导致假判定 (ERR-023, Commit f0856d5)：即使拼好图案按确认依然判定失败；根因是状态机在 S_PREVIEW 结束切入 S_PLAY 时，为了清空预览画面，错误地将底层 target_pattern 信号寄存器复位为全 0。解决措施是解耦“显示渲染多路选择器”与“内部黄金参考标准寄存器”，保持目标图案在整个对局生命周期内受锁存保护。</w:t>
+        <w:t/>
         <w:br/>
-        <w:t>4. 点阵屏与数码管肉眼频闪与消隐重影 (ERR-027, Commit 1127403)：上板实测时点阵和数码管出现剧烈高频闪烁且相邻行列存在微弱串色鬼影；根因是初版动态扫描刷新率仅设为 25 Hz 低于人眼视觉暂留临界融合频率 (CFF ≈ 60 Hz)，且行选通切换瞬间未切断阴极驱动。解决措施是将动态扫描时钟提升至 1 kHz (全屏 125 Hz 超临界状态)，并在每行选通跳变前后插入 1 拍单周期纯黑消隐静默。</w:t>
+        <w:t/>
         <w:br/>
-        <w:t>5. 键盘消抖过长导致的按键迟滞与吞键 (ERR-031, Commit 1532069)：连击方向键时部分按键被忽略，操作迟钝阻滞；根因是初版消抖计数器设为 160 ms 远超机械开关实际抖动时间 (5~15 ms)。解决措施是将消抖窗口缩减至 40 ms，并建立按键松开滞回防抖状态机。</w:t>
+        <w:t/>
         <w:br/>
-        <w:t>6. 蜂鸣器休止符过长导致断续与连奏填音优化 (ERR-055, Commit a5cbe8b)：马里奥音乐听感干瘪断续刺耳；根因是原谱中休止符占用高达 56% 的时隙。解决措施是实施“连奏填音”算法，将休止符顺延上一音阶衰减，听感平滑连贯且反直觉节省了 5 个 LE！</w:t>
+        <w:t/>
       </w:r>
     </w:p>
     <w:p>
@@ -6014,7 +7248,7 @@
                 <w:rFonts w:ascii="宋体" w:hAnsi="宋体" w:eastAsia="宋体"/>
                 <w:sz w:val="17"/>
               </w:rPr>
-              <w:t>重构为全图像素并集绝对值比对（merged == target）</w:t>
+              <w:t>重构为整帧像素并集比较（cov_a = tgtrow，8 行全等即 frm_ok）</w:t>
             </w:r>
           </w:p>
         </w:tc>
@@ -6238,7 +7472,7 @@
                 <w:rFonts w:ascii="宋体" w:hAnsi="宋体" w:eastAsia="宋体"/>
                 <w:sz w:val="17"/>
               </w:rPr>
-              <w:t>切入对局时错误将目标寄存器清零，变成比对全黑</w:t>
+              <w:t>切入对局时把喂给引擎的目标输入置零，变成比对全黑</w:t>
             </w:r>
           </w:p>
         </w:tc>
@@ -6360,7 +7594,7 @@
                 <w:rFonts w:ascii="宋体" w:hAnsi="宋体" w:eastAsia="宋体"/>
                 <w:sz w:val="17"/>
               </w:rPr>
-              <w:t>扫描频率仅 25 Hz 低于人眼暂留临界，未加消隐</w:t>
+              <w:t>扫描节拍 200 Hz ⇒ 帧刷新仅 25 Hz，低于人眼 CFF</w:t>
             </w:r>
           </w:p>
         </w:tc>
@@ -6380,7 +7614,7 @@
                 <w:rFonts w:ascii="宋体" w:hAnsi="宋体" w:eastAsia="宋体"/>
                 <w:sz w:val="17"/>
               </w:rPr>
-              <w:t>提升至 1 kHz（单行 125 Hz），行切换插入消隐</w:t>
+              <w:t>扫描侧统一 1 kHz（全屏 125 Hz），行索引与列数据同拍寄存</w:t>
             </w:r>
           </w:p>
         </w:tc>
@@ -6482,7 +7716,7 @@
                 <w:rFonts w:ascii="宋体" w:hAnsi="宋体" w:eastAsia="宋体"/>
                 <w:sz w:val="17"/>
               </w:rPr>
-              <w:t>消抖计数延时达 160 ms，超出手指操作反应窗口</w:t>
+              <w:t>DEBOUNCE_MAX=15 ⇒ 16 轮 × 10 ms = 160 ms 才判稳</w:t>
             </w:r>
           </w:p>
         </w:tc>
@@ -6502,7 +7736,7 @@
                 <w:rFonts w:ascii="宋体" w:hAnsi="宋体" w:eastAsia="宋体"/>
                 <w:sz w:val="17"/>
               </w:rPr>
-              <w:t>优化为 40 ms 硬件滞回消抖，操作灵敏顺畅</w:t>
+              <w:t>DEBOUNCE_MAX=3 ⇒ 4 轮 × 10 ms = 40 ms，并改为松开立即撤销</w:t>
             </w:r>
           </w:p>
         </w:tc>
@@ -6544,7 +7778,7 @@
                 <w:rFonts w:ascii="宋体" w:hAnsi="宋体" w:eastAsia="宋体"/>
                 <w:sz w:val="17"/>
               </w:rPr>
-              <w:t>a5cbe8b</w:t>
+              <w:t>2a739f8</w:t>
             </w:r>
           </w:p>
         </w:tc>
@@ -6564,7 +7798,7 @@
                 <w:rFonts w:ascii="宋体" w:hAnsi="宋体" w:eastAsia="宋体"/>
                 <w:sz w:val="17"/>
               </w:rPr>
-              <w:t>ERR-055</w:t>
+              <w:t>ERR-050</w:t>
             </w:r>
           </w:p>
         </w:tc>
@@ -6604,7 +7838,7 @@
                 <w:rFonts w:ascii="宋体" w:hAnsi="宋体" w:eastAsia="宋体"/>
                 <w:sz w:val="17"/>
               </w:rPr>
-              <w:t>原谱休止符占 56% 时隙，方波截断引起爆音</w:t>
+              <w:t>照抄原谱休止，BGM1 十六步里仅 7 步发声（56% 静音）</w:t>
             </w:r>
           </w:p>
         </w:tc>
@@ -6624,7 +7858,7 @@
                 <w:rFonts w:ascii="宋体" w:hAnsi="宋体" w:eastAsia="宋体"/>
                 <w:sz w:val="17"/>
               </w:rPr>
-              <w:t>实施连奏填音平滑过渡，反直觉省 5 个 LE</w:t>
+              <w:t>连奏填音（休止步填下一音）⇒ 平滑连贯且 −5 LE</w:t>
             </w:r>
           </w:p>
         </w:tc>
@@ -6706,7 +7940,7 @@
                 <w:rFonts w:ascii="宋体" w:hAnsi="宋体" w:eastAsia="宋体"/>
                 <w:sz w:val="17"/>
               </w:rPr>
-              <w:t>倒计时幽灵辅助颜色混淆</w:t>
+              <w:t>告急幽灵颜色与零片混叠</w:t>
             </w:r>
           </w:p>
         </w:tc>
@@ -6726,7 +7960,7 @@
                 <w:rFonts w:ascii="宋体" w:hAnsi="宋体" w:eastAsia="宋体"/>
                 <w:sz w:val="17"/>
               </w:rPr>
-              <w:t>初版使用红色幽灵，与游离未选零片发生视觉混叠</w:t>
+              <w:t>初版用红色幽灵，与游离未选零片同色、无法区分</w:t>
             </w:r>
           </w:p>
         </w:tc>
@@ -6746,7 +7980,7 @@
                 <w:rFonts w:ascii="宋体" w:hAnsi="宋体" w:eastAsia="宋体"/>
                 <w:sz w:val="17"/>
               </w:rPr>
-              <w:t>改为绿色 + 2 Hz 占空比 50% 方波幽灵闪烁</w:t>
+              <w:t>改为绿色 + 2 Hz 占空比 50% 方波告急幽灵</w:t>
             </w:r>
           </w:p>
         </w:tc>
@@ -6788,7 +8022,7 @@
                 <w:rFonts w:ascii="宋体" w:hAnsi="宋体" w:eastAsia="宋体"/>
                 <w:sz w:val="17"/>
               </w:rPr>
-              <w:t>2825049</w:t>
+              <w:t>97f53bd</w:t>
             </w:r>
           </w:p>
         </w:tc>
@@ -6868,7 +8102,7 @@
                 <w:rFonts w:ascii="宋体" w:hAnsi="宋体" w:eastAsia="宋体"/>
                 <w:sz w:val="17"/>
               </w:rPr>
-              <w:t>÷256 预分频 + 8 位半周期计数器等面积削减；再遍历 1～16 共 16 组 SEED，最终收敛于 SEED 8</w:t>
+              <w:t>÷256 预分频 + 8 位半周期计数器等面积削减；当轮重扫 1～16 取 SEED 11（SEED 8 是后续第 25 工作阶段再扫的最终值，见 §4.2）</w:t>
             </w:r>
           </w:p>
         </w:tc>
@@ -6885,7 +8119,7 @@
           <w:color w:val="000000"/>
           <w:sz w:val="27"/>
         </w:rPr>
-        <w:t>六、总结和结论 (10分)</w:t>
+        <w:t>六、总结和结论（10分）</w:t>
       </w:r>
     </w:p>
     <w:p>
@@ -6907,7 +8141,7 @@
         <w:spacing w:line="276" w:lineRule="auto" w:after="80"/>
       </w:pPr>
       <w:r>
-        <w:t>本课题在 Altera MAX II EPM1270T144C5 CPLD 硬件平台上，完全依托纯硬件描述语言（VHDL-93）构建了高完整度、强交互性的简易拼图游戏系统。全面达成 B1～B11 基础指标与 A1～A5 自主提高指标。系统硬件编译消耗 1,264 个 LE（占 1,270 个 LE 的 99.53%，fit.rpt 按基数四舍五入显示 100%，实测仅余 6 LE），LAB 127/127 物理饱和；最高工作频率达 54.27 MHz（相对 50 MHz 约束高出 8.54%，setup slack +1.572 ns、hold +1.078 ns、最小脉宽 +9.734 ns，TNS 0.000 / 0 条违例路径），时序裕量充裕，展现出极高的工程完备性。</w:t>
+        <w:t>本课题在 Altera MAX II EPM1270T144C5 CPLD 硬件平台上，完全依托纯硬件描述语言（VHDL-93）构建了高完整度、强交互性的简易拼图游戏系统。基础要求 B1～B11 全部达成；提高要求中 A1（分场景音效）、A2（三关连闯 + 图案库随机）、A4（90° 旋转）完整达成，A3 达成“位置随机”而“开局朝向随机”按取舍未做（改由 A4 的玩家旋转覆盖），A5 以 S1～S7 自拟功能实现。系统硬件编译消耗 1,264 个 LE（占 1,270 个 LE 的 99.53%，fit.rpt 按基数四舍五入显示 100%，实测仅余 6 LE），LAB 127/127 物理饱和；最高工作频率达 54.27 MHz（相对 50 MHz 约束高出 8.54%，setup slack +1.572 ns、hold +1.078 ns、最小脉宽 +9.734 ns，TNS 0.000 / 0 条违例路径），时序裕量充裕，展现出极高的工程完备性。</w:t>
       </w:r>
     </w:p>
     <w:p>
@@ -6929,11 +8163,11 @@
         <w:spacing w:line="276" w:lineRule="auto" w:after="80"/>
       </w:pPr>
       <w:r>
-        <w:t>1. 硬件并发思维与软件顺序思维的根本分野：数字逻辑设计的核心在于“以空间换时间”。在无 CPU 参与的纯硬件环境下，通过 64 位并行位向量操作，原本需要数十行循环的代码得以在单拍（20 ns）内瞬时完成，呈现出硬件计算无与伦比的确定性与高吞吐；</w:t>
+        <w:t>1. 硬件并发思维与软件顺序思维的根本分野：数字逻辑设计的核心在于“以空间换时间”。在无 CPU 参与的纯硬件环境下，通过 64 位并行位向量操作，原本需要数十行循环的代码得以在单拍（20 ns）内瞬时完成，呈现出硬件计算无与伦比的确定性与高吞吐； 2. 极限资源约束下的微架构权衡艺术：面对 CPLD 仅 1,270 LE 且无片上 RAM 的严酷资源墙，必须深入理解综合器行为，善用常量查找表与位重排，坚决规避除法器与动态内存，在局部扇出与布线拥塞间取得精妙平衡； 3. 防御性设计与人在回路纪律：单时钟使能树、滞回消抖、跨时钟同步与形式化自检断言体系是硬件可靠性的基石。不轻信软件直觉与 AI 断言，凡事以 .pin 物理报告、综合网表与仿真波形为唯一准绳。</w:t>
         <w:br/>
-        <w:t>2. 极限资源约束下的微架构权衡艺术：面对 CPLD 仅 1,270 LE 且无片上 RAM 的严酷资源墙，必须深入理解综合器行为，善用常量查找表与位重排，坚决规避除法器与动态内存，在局部扇出与布线拥塞间取得精妙平衡；</w:t>
+        <w:t/>
         <w:br/>
-        <w:t>3. 防御性设计与人在回路纪律：单时钟使能树、滞回消抖、跨时钟同步与形式化自检断言体系是硬件可靠性的基石。不轻信软件直觉与 AI 断言，凡事以 .pin 物理报告、综合网表与仿真波形为唯一准绳。</w:t>
+        <w:t/>
       </w:r>
     </w:p>
     <w:p>
@@ -6969,7 +8203,7 @@
           <w:color w:val="000000"/>
           <w:sz w:val="27"/>
         </w:rPr>
-        <w:t>七、AI 工具使用情况 (10分)</w:t>
+        <w:t>七、AI 工具使用情况（10分）</w:t>
       </w:r>
     </w:p>
     <w:p>
@@ -6991,15 +8225,15 @@
         <w:spacing w:line="276" w:lineRule="auto" w:after="80"/>
       </w:pPr>
       <w:r>
-        <w:t>本课题在架构设计、代码审查及仿真验证阶段，合规引入了现代 AI 辅助研发工具链：</w:t>
+        <w:t>本课题在架构设计、代码审查及仿真验证阶段，合规引入了现代 AI 辅助研发工具链：• AI 编码代理（本仓库 AI_LOG.md 全程留痕，具体模型版本以使用当时为准）：用于辅助草拟 VHDL 状态机骨架代码、推导 8 位 LFSR 本原多项式抽头、辅助生成自检测试平台的断言逻辑；Python 3.14 逆向辅助代理：利用 pypdf 和 Pillow 对实验题目 PDF（共 15 页）第 9 页的图 4-1 逐像素取色对账，建立单一事实源；协同工作流：遵循 人工架构设计 → AI 辅助初稿 → 人工深度重构与优化 → 硬件编译与时序验证 的严谨研发闭环。</w:t>
         <w:br/>
-        <w:t>• Claude 3.7 Sonnet / DeepSeek-V3：用于辅助草拟 VHDL 状态机骨架代码、推导 8 位 LFSR 本原多项式抽头、辅助生成自检测试平台的断言逻辑；</w:t>
+        <w:t/>
         <w:br/>
-        <w:t>• Python 3.14 逆向辅助代理：利用 pypdf 和 Pillow 对课程 PDF 中图 4-1~4-3 进行逐像素取色对账，建立单一事实源；</w:t>
+        <w:t/>
         <w:br/>
-        <w:t>• GitHub Copilot：用于快速补全具名端口映射与常量表定义，提升编码效率；</w:t>
+        <w:t/>
         <w:br/>
-        <w:t>• 协同工作流：遵循 人工架构设计 → AI 辅助初稿 → 人工深度重构与优化 → 硬件编译与时序验证 的严谨研发闭环。</w:t>
+        <w:t/>
       </w:r>
     </w:p>
     <w:p>
@@ -7138,7 +8372,7 @@
                 <w:rFonts w:ascii="宋体" w:hAnsi="宋体" w:eastAsia="宋体"/>
                 <w:sz w:val="18"/>
               </w:rPr>
-              <w:t>“请使用 Python 逐像素解析实验指导书 PDF 第 15 页图 4-1，提取 8×8 点阵中各色块的具体坐标，并验证 3 块零片的面积之和是否严格守恒。”</w:t>
+              <w:t>“请使用 Python 逐像素解析实验题目 PDF 第 9 页【题】图 4-1，提取 8×8 点阵中各色块的具体坐标，并验证 3 块零片的面积之和是否严格守恒。”</w:t>
             </w:r>
           </w:p>
         </w:tc>
@@ -7158,7 +8392,7 @@
                 <w:rFonts w:ascii="宋体" w:hAnsi="宋体" w:eastAsia="宋体"/>
                 <w:sz w:val="18"/>
               </w:rPr>
-              <w:t>消除大模型直接看图的文字幻觉，精确提取出第一关零片为 3+6+3=12 格（推翻网上旧参考资料的 11 格错误数据）。</w:t>
+              <w:t>消除大模型直接看图的文字幻觉，精确提取出第一关零片为 3+6+3=12 格（推翻参考仓库 dld-lab 的 11 格旧数据（见 AI_LOG.md 第 1 节））。</w:t>
             </w:r>
           </w:p>
         </w:tc>
@@ -7494,7 +8728,7 @@
                 <w:rFonts w:ascii="宋体" w:hAnsi="宋体" w:eastAsia="宋体"/>
                 <w:sz w:val="17"/>
               </w:rPr>
-              <w:t>沿用网上旧代码称第一关为 5+3+3=11 格</w:t>
+              <w:t>沿用参考仓库 dld-lab 的旧数据称第一关为 5+3+3=11 格</w:t>
             </w:r>
           </w:p>
         </w:tc>
@@ -7882,7 +9116,7 @@
                 <w:rFonts w:ascii="宋体" w:hAnsi="宋体" w:eastAsia="宋体"/>
                 <w:sz w:val="17"/>
               </w:rPr>
-              <w:t>审查误判</w:t>
+              <w:t>审查误判（人工反被纠正）</w:t>
             </w:r>
           </w:p>
         </w:tc>
@@ -7902,7 +9136,7 @@
                 <w:rFonts w:ascii="宋体" w:hAnsi="宋体" w:eastAsia="宋体"/>
                 <w:sz w:val="17"/>
               </w:rPr>
-              <w:t>指控 srl8 移位方向反了要求对调</w:t>
+              <w:t>AI 判定 srl8 的移位实现写反（应为右移）</w:t>
             </w:r>
           </w:p>
         </w:tc>
@@ -7922,7 +9156,7 @@
                 <w:rFonts w:ascii="宋体" w:hAnsi="宋体" w:eastAsia="宋体"/>
                 <w:sz w:val="17"/>
               </w:rPr>
-              <w:t>二进制位号与物理坐标独立验算</w:t>
+              <w:t>逐格着色断言把 8 个分支全钉死后复核，确认确实写成了左移</w:t>
             </w:r>
           </w:p>
         </w:tc>
@@ -7942,7 +9176,7 @@
                 <w:rFonts w:ascii="宋体" w:hAnsi="宋体" w:eastAsia="宋体"/>
                 <w:sz w:val="17"/>
               </w:rPr>
-              <w:t>证明原方向完全正确，坚决驳回 AI 伪指控</w:t>
+              <w:t>按 ERR-019 修正为真右移并重跑全部断言（实测 +243 LE：958 → 1,201，当时尚未做面积优化）——这条反例说明“人工独立验算”同样会错</w:t>
             </w:r>
           </w:p>
         </w:tc>
@@ -8146,7 +9380,7 @@
                 <w:rFonts w:ascii="宋体" w:hAnsi="宋体" w:eastAsia="宋体"/>
                 <w:sz w:val="17"/>
               </w:rPr>
-              <w:t>重构为全帧画面像素并集绝对值对比 (merged == target)</w:t>
+              <w:t>重构为全帧画面像素并集比较（frm_ok）</w:t>
             </w:r>
           </w:p>
         </w:tc>
@@ -8259,13 +9493,13 @@
         <w:spacing w:line="276" w:lineRule="auto" w:after="80"/>
       </w:pPr>
       <w:r>
-        <w:t>人在回路 (Human-in-the-Loop) 硬件研发原则：</w:t>
+        <w:t>AI 在处理模式化推演时高效，但在物理现实感知与微架构设计上极易犯经验主义错误。人工核心纠偏记录如下：人在回路 (Human-in-the-Loop) 硬件研发原则：1. 任何面积与性能结论只认编译器报告，不轻信 AI 的估算或假设； 2. 任何板级硬件异常必须先核查 .pin 引脚映射排除电气与引脚配置问题； 3. 任何由 AI 提出的代码重构改动，必须回到数学模型与通信协议定义独立验算； 4. 人工复审同样可能出错：当人工判断与工具判定相左时，必须回到逐格断言与独立模型复核，不能以“人的直觉”作终判（反例见 §7.3 表中 ERR-019 一条：AI 判断正确，人工复审反而一度驳回）。</w:t>
         <w:br/>
-        <w:t>1. 任何面积与性能结论只认编译器报告，不轻信 AI 的估算或假设；</w:t>
+        <w:t/>
         <w:br/>
-        <w:t>2. 任何板级硬件异常必须先核查 .pin 引脚映射排除电气与引脚配置问题；</w:t>
+        <w:t/>
         <w:br/>
-        <w:t>3. 任何由 AI 提出的代码重构改动，必须回到数学模型与通信协议定义独立验算。</w:t>
+        <w:t/>
       </w:r>
     </w:p>
     <w:p>
@@ -8279,7 +9513,7 @@
           <w:color w:val="000000"/>
           <w:sz w:val="27"/>
         </w:rPr>
-        <w:t>八、顶层文件的 HDL 代码 (10分)</w:t>
+        <w:t>八、顶层文件的 HDL 代码（10分）</w:t>
       </w:r>
     </w:p>
     <w:p>
@@ -8301,7 +9535,7 @@
         <w:spacing w:line="276" w:lineRule="auto" w:after="80"/>
       </w:pPr>
       <w:r>
-        <w:t>puzzle_top.vhd 是唯一绑定引脚的文件。采用具名端口映射（Named Association）例化全部 11 个子组件，实现了时钟分发、总线互连、64 位双平面 125 Hz 行切片与 ≤10s 告急幽灵 2 Hz 绿色闪烁叠加，逻辑凝练，与底层固件 100% 对应闭环。</w:t>
+        <w:t>puzzle_top.vhd 是唯一绑定引脚的文件。采用具名端口映射（Named Association）例化全部 11 个子组件，实现了时钟分发、总线互连、64 位双平面 125 Hz 行切片与 ≤10 s 告急幽灵 2 Hz 绿色闪烁叠加，逻辑凝练，与底层固件 100% 对应闭环。</w:t>
       </w:r>
     </w:p>
     <w:p>
@@ -8374,6 +9608,14 @@
       <w:pPr>
         <w:spacing w:before="0" w:after="0" w:line="240" w:lineRule="auto"/>
       </w:pPr>
+      <w:r>
+        <w:rPr>
+          <w:rFonts w:ascii="Menlo" w:hAnsi="Menlo"/>
+          <w:color w:val="000000"/>
+          <w:sz w:val="14"/>
+        </w:rPr>
+        <w:t/>
+      </w:r>
     </w:p>
     <w:p>
       <w:pPr>
@@ -8528,7 +9770,7 @@
           <w:color w:val="000000"/>
           <w:sz w:val="14"/>
         </w:rPr>
-        <w:t xml:space="preserve">        btn      : in  std_logic;                       -- PIN_61 板载 BTN0 异步复位 (低有效)</w:t>
+        <w:t xml:space="preserve">        btn      : in  std_logic;                       -- PIN_61 板载 BTN0 复位 (空闲低/按下高，高有效)</w:t>
       </w:r>
     </w:p>
     <w:p>
@@ -8567,33 +9809,33 @@
           <w:color w:val="000000"/>
           <w:sz w:val="14"/>
         </w:rPr>
-        <w:t xml:space="preserve">        dot_row  : out std_logic_vector(7 downto 0);    -- PIN_1..8 点阵行阳极 (高有效)</w:t>
-      </w:r>
-    </w:p>
-    <w:p>
-      <w:pPr>
-        <w:spacing w:before="0" w:after="0" w:line="240" w:lineRule="auto"/>
-      </w:pPr>
-      <w:r>
-        <w:rPr>
-          <w:rFonts w:ascii="Menlo" w:hAnsi="Menlo"/>
-          <w:color w:val="000000"/>
-          <w:sz w:val="14"/>
-        </w:rPr>
-        <w:t xml:space="preserve">        dot_colr : out std_logic_vector(7 downto 0);    -- PIN_11..22 点阵红阴极 (低有效)</w:t>
-      </w:r>
-    </w:p>
-    <w:p>
-      <w:pPr>
-        <w:spacing w:before="0" w:after="0" w:line="240" w:lineRule="auto"/>
-      </w:pPr>
-      <w:r>
-        <w:rPr>
-          <w:rFonts w:ascii="Menlo" w:hAnsi="Menlo"/>
-          <w:color w:val="000000"/>
-          <w:sz w:val="14"/>
-        </w:rPr>
-        <w:t xml:space="preserve">        dot_colg : out std_logic_vector(7 downto 0);    -- PIN_38..45 点阵绿阴极 (低有效)</w:t>
+        <w:t xml:space="preserve">        dot_row  : out std_logic_vector(7 downto 0);    -- PIN_1..8 点阵行选通 (低有效，每次只选一行)</w:t>
+      </w:r>
+    </w:p>
+    <w:p>
+      <w:pPr>
+        <w:spacing w:before="0" w:after="0" w:line="240" w:lineRule="auto"/>
+      </w:pPr>
+      <w:r>
+        <w:rPr>
+          <w:rFonts w:ascii="Menlo" w:hAnsi="Menlo"/>
+          <w:color w:val="000000"/>
+          <w:sz w:val="14"/>
+        </w:rPr>
+        <w:t xml:space="preserve">        dot_colr : out std_logic_vector(7 downto 0);    -- PIN_11..22 点阵红列 (高电平点亮红)</w:t>
+      </w:r>
+    </w:p>
+    <w:p>
+      <w:pPr>
+        <w:spacing w:before="0" w:after="0" w:line="240" w:lineRule="auto"/>
+      </w:pPr>
+      <w:r>
+        <w:rPr>
+          <w:rFonts w:ascii="Menlo" w:hAnsi="Menlo"/>
+          <w:color w:val="000000"/>
+          <w:sz w:val="14"/>
+        </w:rPr>
+        <w:t xml:space="preserve">        dot_colg : out std_logic_vector(7 downto 0);    -- PIN_38..45 点阵绿列 (高电平点亮绿)</w:t>
       </w:r>
     </w:p>
     <w:p>
@@ -8619,7 +9861,7 @@
           <w:color w:val="000000"/>
           <w:sz w:val="14"/>
         </w:rPr>
-        <w:t xml:space="preserve">        cat      : out std_logic_vector(7 downto 0);    -- PIN_31..65 数码管共阴位选</w:t>
+        <w:t xml:space="preserve">        cat      : out std_logic_vector(7 downto 0);    -- PIN_31/30/70/69/68/67/66/63 数码管位选 (共阴，低有效)</w:t>
       </w:r>
     </w:p>
     <w:p>
@@ -8665,6 +9907,14 @@
       <w:pPr>
         <w:spacing w:before="0" w:after="0" w:line="240" w:lineRule="auto"/>
       </w:pPr>
+      <w:r>
+        <w:rPr>
+          <w:rFonts w:ascii="Menlo" w:hAnsi="Menlo"/>
+          <w:color w:val="000000"/>
+          <w:sz w:val="14"/>
+        </w:rPr>
+        <w:t/>
+      </w:r>
     </w:p>
     <w:p>
       <w:pPr>
@@ -8683,6 +9933,14 @@
       <w:pPr>
         <w:spacing w:before="0" w:after="0" w:line="240" w:lineRule="auto"/>
       </w:pPr>
+      <w:r>
+        <w:rPr>
+          <w:rFonts w:ascii="Menlo" w:hAnsi="Menlo"/>
+          <w:color w:val="000000"/>
+          <w:sz w:val="14"/>
+        </w:rPr>
+        <w:t/>
+      </w:r>
     </w:p>
     <w:p>
       <w:pPr>
@@ -8883,6 +10141,14 @@
       <w:pPr>
         <w:spacing w:before="0" w:after="0" w:line="240" w:lineRule="auto"/>
       </w:pPr>
+      <w:r>
+        <w:rPr>
+          <w:rFonts w:ascii="Menlo" w:hAnsi="Menlo"/>
+          <w:color w:val="000000"/>
+          <w:sz w:val="14"/>
+        </w:rPr>
+        <w:t/>
+      </w:r>
     </w:p>
     <w:p>
       <w:pPr>
@@ -9057,6 +10323,14 @@
       <w:pPr>
         <w:spacing w:before="0" w:after="0" w:line="240" w:lineRule="auto"/>
       </w:pPr>
+      <w:r>
+        <w:rPr>
+          <w:rFonts w:ascii="Menlo" w:hAnsi="Menlo"/>
+          <w:color w:val="000000"/>
+          <w:sz w:val="14"/>
+        </w:rPr>
+        <w:t/>
+      </w:r>
     </w:p>
     <w:p>
       <w:pPr>
@@ -9439,6 +10713,14 @@
       <w:pPr>
         <w:spacing w:before="0" w:after="0" w:line="240" w:lineRule="auto"/>
       </w:pPr>
+      <w:r>
+        <w:rPr>
+          <w:rFonts w:ascii="Menlo" w:hAnsi="Menlo"/>
+          <w:color w:val="000000"/>
+          <w:sz w:val="14"/>
+        </w:rPr>
+        <w:t/>
+      </w:r>
     </w:p>
     <w:p>
       <w:pPr>
@@ -9561,6 +10843,14 @@
       <w:pPr>
         <w:spacing w:before="0" w:after="0" w:line="240" w:lineRule="auto"/>
       </w:pPr>
+      <w:r>
+        <w:rPr>
+          <w:rFonts w:ascii="Menlo" w:hAnsi="Menlo"/>
+          <w:color w:val="000000"/>
+          <w:sz w:val="14"/>
+        </w:rPr>
+        <w:t/>
+      </w:r>
     </w:p>
     <w:p>
       <w:pPr>
@@ -9657,6 +10947,14 @@
       <w:pPr>
         <w:spacing w:before="0" w:after="0" w:line="240" w:lineRule="auto"/>
       </w:pPr>
+      <w:r>
+        <w:rPr>
+          <w:rFonts w:ascii="Menlo" w:hAnsi="Menlo"/>
+          <w:color w:val="000000"/>
+          <w:sz w:val="14"/>
+        </w:rPr>
+        <w:t/>
+      </w:r>
     </w:p>
     <w:p>
       <w:pPr>
@@ -9766,6 +11064,14 @@
       <w:pPr>
         <w:spacing w:before="0" w:after="0" w:line="240" w:lineRule="auto"/>
       </w:pPr>
+      <w:r>
+        <w:rPr>
+          <w:rFonts w:ascii="Menlo" w:hAnsi="Menlo"/>
+          <w:color w:val="000000"/>
+          <w:sz w:val="14"/>
+        </w:rPr>
+        <w:t/>
+      </w:r>
     </w:p>
     <w:p>
       <w:pPr>
@@ -10330,6 +11636,14 @@
       <w:pPr>
         <w:spacing w:before="0" w:after="0" w:line="240" w:lineRule="auto"/>
       </w:pPr>
+      <w:r>
+        <w:rPr>
+          <w:rFonts w:ascii="Menlo" w:hAnsi="Menlo"/>
+          <w:color w:val="000000"/>
+          <w:sz w:val="14"/>
+        </w:rPr>
+        <w:t/>
+      </w:r>
     </w:p>
     <w:p>
       <w:pPr>
@@ -10504,6 +11818,14 @@
       <w:pPr>
         <w:spacing w:before="0" w:after="0" w:line="240" w:lineRule="auto"/>
       </w:pPr>
+      <w:r>
+        <w:rPr>
+          <w:rFonts w:ascii="Menlo" w:hAnsi="Menlo"/>
+          <w:color w:val="000000"/>
+          <w:sz w:val="14"/>
+        </w:rPr>
+        <w:t/>
+      </w:r>
     </w:p>
     <w:p>
       <w:pPr>
@@ -10652,6 +11974,14 @@
       <w:pPr>
         <w:spacing w:before="0" w:after="0" w:line="240" w:lineRule="auto"/>
       </w:pPr>
+      <w:r>
+        <w:rPr>
+          <w:rFonts w:ascii="Menlo" w:hAnsi="Menlo"/>
+          <w:color w:val="000000"/>
+          <w:sz w:val="14"/>
+        </w:rPr>
+        <w:t/>
+      </w:r>
     </w:p>
     <w:p>
       <w:pPr>
@@ -10839,6 +12169,14 @@
       <w:pPr>
         <w:spacing w:before="0" w:after="0" w:line="240" w:lineRule="auto"/>
       </w:pPr>
+      <w:r>
+        <w:rPr>
+          <w:rFonts w:ascii="Menlo" w:hAnsi="Menlo"/>
+          <w:color w:val="000000"/>
+          <w:sz w:val="14"/>
+        </w:rPr>
+        <w:t/>
+      </w:r>
     </w:p>
     <w:p>
       <w:pPr>
@@ -10974,6 +12312,14 @@
       <w:pPr>
         <w:spacing w:before="0" w:after="0" w:line="240" w:lineRule="auto"/>
       </w:pPr>
+      <w:r>
+        <w:rPr>
+          <w:rFonts w:ascii="Menlo" w:hAnsi="Menlo"/>
+          <w:color w:val="000000"/>
+          <w:sz w:val="14"/>
+        </w:rPr>
+        <w:t/>
+      </w:r>
     </w:p>
     <w:p>
       <w:pPr>
@@ -11083,6 +12429,14 @@
       <w:pPr>
         <w:spacing w:before="0" w:after="0" w:line="240" w:lineRule="auto"/>
       </w:pPr>
+      <w:r>
+        <w:rPr>
+          <w:rFonts w:ascii="Menlo" w:hAnsi="Menlo"/>
+          <w:color w:val="000000"/>
+          <w:sz w:val="14"/>
+        </w:rPr>
+        <w:t/>
+      </w:r>
     </w:p>
     <w:p>
       <w:pPr>
@@ -11140,6 +12494,14 @@
       <w:pPr>
         <w:spacing w:before="0" w:after="0" w:line="240" w:lineRule="auto"/>
       </w:pPr>
+      <w:r>
+        <w:rPr>
+          <w:rFonts w:ascii="Menlo" w:hAnsi="Menlo"/>
+          <w:color w:val="000000"/>
+          <w:sz w:val="14"/>
+        </w:rPr>
+        <w:t/>
+      </w:r>
     </w:p>
     <w:p>
       <w:pPr>
@@ -11262,6 +12624,14 @@
       <w:pPr>
         <w:spacing w:before="0" w:after="0" w:line="240" w:lineRule="auto"/>
       </w:pPr>
+      <w:r>
+        <w:rPr>
+          <w:rFonts w:ascii="Menlo" w:hAnsi="Menlo"/>
+          <w:color w:val="000000"/>
+          <w:sz w:val="14"/>
+        </w:rPr>
+        <w:t/>
+      </w:r>
     </w:p>
     <w:p>
       <w:pPr>
@@ -11358,6 +12728,14 @@
       <w:pPr>
         <w:spacing w:before="0" w:after="0" w:line="240" w:lineRule="auto"/>
       </w:pPr>
+      <w:r>
+        <w:rPr>
+          <w:rFonts w:ascii="Menlo" w:hAnsi="Menlo"/>
+          <w:color w:val="000000"/>
+          <w:sz w:val="14"/>
+        </w:rPr>
+        <w:t/>
+      </w:r>
     </w:p>
     <w:p>
       <w:pPr>
@@ -11389,6 +12767,14 @@
       <w:pPr>
         <w:spacing w:before="0" w:after="0" w:line="240" w:lineRule="auto"/>
       </w:pPr>
+      <w:r>
+        <w:rPr>
+          <w:rFonts w:ascii="Menlo" w:hAnsi="Menlo"/>
+          <w:color w:val="000000"/>
+          <w:sz w:val="14"/>
+        </w:rPr>
+        <w:t/>
+      </w:r>
     </w:p>
     <w:p>
       <w:pPr>
@@ -11459,6 +12845,14 @@
       <w:pPr>
         <w:spacing w:before="0" w:after="0" w:line="240" w:lineRule="auto"/>
       </w:pPr>
+      <w:r>
+        <w:rPr>
+          <w:rFonts w:ascii="Menlo" w:hAnsi="Menlo"/>
+          <w:color w:val="000000"/>
+          <w:sz w:val="14"/>
+        </w:rPr>
+        <w:t/>
+      </w:r>
     </w:p>
     <w:p>
       <w:pPr>
@@ -11490,6 +12884,14 @@
       <w:pPr>
         <w:spacing w:before="0" w:after="0" w:line="240" w:lineRule="auto"/>
       </w:pPr>
+      <w:r>
+        <w:rPr>
+          <w:rFonts w:ascii="Menlo" w:hAnsi="Menlo"/>
+          <w:color w:val="000000"/>
+          <w:sz w:val="14"/>
+        </w:rPr>
+        <w:t/>
+      </w:r>
     </w:p>
     <w:p>
       <w:pPr>
@@ -11547,6 +12949,14 @@
       <w:pPr>
         <w:spacing w:before="0" w:after="0" w:line="240" w:lineRule="auto"/>
       </w:pPr>
+      <w:r>
+        <w:rPr>
+          <w:rFonts w:ascii="Menlo" w:hAnsi="Menlo"/>
+          <w:color w:val="000000"/>
+          <w:sz w:val="14"/>
+        </w:rPr>
+        <w:t/>
+      </w:r>
     </w:p>
     <w:p>
       <w:pPr>
@@ -11578,6 +12988,14 @@
       <w:pPr>
         <w:spacing w:before="0" w:after="0" w:line="240" w:lineRule="auto"/>
       </w:pPr>
+      <w:r>
+        <w:rPr>
+          <w:rFonts w:ascii="Menlo" w:hAnsi="Menlo"/>
+          <w:color w:val="000000"/>
+          <w:sz w:val="14"/>
+        </w:rPr>
+        <w:t/>
+      </w:r>
     </w:p>
     <w:p>
       <w:pPr>
@@ -11635,6 +13053,14 @@
       <w:pPr>
         <w:spacing w:before="0" w:after="0" w:line="240" w:lineRule="auto"/>
       </w:pPr>
+      <w:r>
+        <w:rPr>
+          <w:rFonts w:ascii="Menlo" w:hAnsi="Menlo"/>
+          <w:color w:val="000000"/>
+          <w:sz w:val="14"/>
+        </w:rPr>
+        <w:t/>
+      </w:r>
     </w:p>
     <w:p>
       <w:pPr>
@@ -11679,6 +13105,14 @@
       <w:pPr>
         <w:spacing w:before="0" w:after="0" w:line="240" w:lineRule="auto"/>
       </w:pPr>
+      <w:r>
+        <w:rPr>
+          <w:rFonts w:ascii="Menlo" w:hAnsi="Menlo"/>
+          <w:color w:val="000000"/>
+          <w:sz w:val="14"/>
+        </w:rPr>
+        <w:t/>
+      </w:r>
     </w:p>
     <w:p>
       <w:pPr>
@@ -11723,6 +13157,14 @@
       <w:pPr>
         <w:spacing w:before="0" w:after="0" w:line="240" w:lineRule="auto"/>
       </w:pPr>
+      <w:r>
+        <w:rPr>
+          <w:rFonts w:ascii="Menlo" w:hAnsi="Menlo"/>
+          <w:color w:val="000000"/>
+          <w:sz w:val="14"/>
+        </w:rPr>
+        <w:t/>
+      </w:r>
     </w:p>
     <w:p>
       <w:pPr>
@@ -11741,6 +13183,14 @@
       <w:pPr>
         <w:spacing w:before="0" w:after="0" w:line="240" w:lineRule="auto"/>
       </w:pPr>
+      <w:r>
+        <w:rPr>
+          <w:rFonts w:ascii="Menlo" w:hAnsi="Menlo"/>
+          <w:color w:val="000000"/>
+          <w:sz w:val="14"/>
+        </w:rPr>
+        <w:t/>
+      </w:r>
     </w:p>
     <w:p>
       <w:pPr>
@@ -11889,6 +13339,14 @@
       <w:pPr>
         <w:spacing w:before="0" w:after="0" w:line="240" w:lineRule="auto"/>
       </w:pPr>
+      <w:r>
+        <w:rPr>
+          <w:rFonts w:ascii="Menlo" w:hAnsi="Menlo"/>
+          <w:color w:val="000000"/>
+          <w:sz w:val="14"/>
+        </w:rPr>
+        <w:t/>
+      </w:r>
     </w:p>
     <w:p>
       <w:pPr>
@@ -12141,6 +13599,14 @@
       <w:pPr>
         <w:spacing w:before="0" w:after="0" w:line="240" w:lineRule="auto"/>
       </w:pPr>
+      <w:r>
+        <w:rPr>
+          <w:rFonts w:ascii="Menlo" w:hAnsi="Menlo"/>
+          <w:color w:val="000000"/>
+          <w:sz w:val="14"/>
+        </w:rPr>
+        <w:t/>
+      </w:r>
     </w:p>
     <w:p>
       <w:pPr>
@@ -12237,6 +13703,14 @@
       <w:pPr>
         <w:spacing w:before="0" w:after="0" w:line="240" w:lineRule="auto"/>
       </w:pPr>
+      <w:r>
+        <w:rPr>
+          <w:rFonts w:ascii="Menlo" w:hAnsi="Menlo"/>
+          <w:color w:val="000000"/>
+          <w:sz w:val="14"/>
+        </w:rPr>
+        <w:t/>
+      </w:r>
     </w:p>
     <w:p>
       <w:pPr>
@@ -12320,6 +13794,14 @@
       <w:pPr>
         <w:spacing w:before="0" w:after="0" w:line="240" w:lineRule="auto"/>
       </w:pPr>
+      <w:r>
+        <w:rPr>
+          <w:rFonts w:ascii="Menlo" w:hAnsi="Menlo"/>
+          <w:color w:val="000000"/>
+          <w:sz w:val="14"/>
+        </w:rPr>
+        <w:t/>
+      </w:r>
     </w:p>
     <w:p>
       <w:pPr>
@@ -12468,6 +13950,14 @@
       <w:pPr>
         <w:spacing w:before="0" w:after="0" w:line="240" w:lineRule="auto"/>
       </w:pPr>
+      <w:r>
+        <w:rPr>
+          <w:rFonts w:ascii="Menlo" w:hAnsi="Menlo"/>
+          <w:color w:val="000000"/>
+          <w:sz w:val="14"/>
+        </w:rPr>
+        <w:t/>
+      </w:r>
     </w:p>
     <w:p>
       <w:pPr>
@@ -12525,6 +14015,14 @@
       <w:pPr>
         <w:spacing w:before="0" w:after="0" w:line="240" w:lineRule="auto"/>
       </w:pPr>
+      <w:r>
+        <w:rPr>
+          <w:rFonts w:ascii="Menlo" w:hAnsi="Menlo"/>
+          <w:color w:val="000000"/>
+          <w:sz w:val="14"/>
+        </w:rPr>
+        <w:t/>
+      </w:r>
     </w:p>
     <w:p>
       <w:pPr>
@@ -12582,6 +14080,14 @@
       <w:pPr>
         <w:spacing w:before="0" w:after="0" w:line="240" w:lineRule="auto"/>
       </w:pPr>
+      <w:r>
+        <w:rPr>
+          <w:rFonts w:ascii="Menlo" w:hAnsi="Menlo"/>
+          <w:color w:val="000000"/>
+          <w:sz w:val="14"/>
+        </w:rPr>
+        <w:t/>
+      </w:r>
     </w:p>
     <w:p>
       <w:pPr>
@@ -12639,6 +14145,14 @@
       <w:pPr>
         <w:spacing w:before="0" w:after="0" w:line="240" w:lineRule="auto"/>
       </w:pPr>
+      <w:r>
+        <w:rPr>
+          <w:rFonts w:ascii="Menlo" w:hAnsi="Menlo"/>
+          <w:color w:val="000000"/>
+          <w:sz w:val="14"/>
+        </w:rPr>
+        <w:t/>
+      </w:r>
     </w:p>
     <w:p>
       <w:pPr>
@@ -12839,6 +14353,14 @@
       <w:pPr>
         <w:spacing w:before="0" w:after="0" w:line="240" w:lineRule="auto"/>
       </w:pPr>
+      <w:r>
+        <w:rPr>
+          <w:rFonts w:ascii="Menlo" w:hAnsi="Menlo"/>
+          <w:color w:val="000000"/>
+          <w:sz w:val="14"/>
+        </w:rPr>
+        <w:t/>
+      </w:r>
     </w:p>
     <w:p>
       <w:pPr>
@@ -12922,6 +14444,14 @@
       <w:pPr>
         <w:spacing w:before="0" w:after="0" w:line="240" w:lineRule="auto"/>
       </w:pPr>
+      <w:r>
+        <w:rPr>
+          <w:rFonts w:ascii="Menlo" w:hAnsi="Menlo"/>
+          <w:color w:val="000000"/>
+          <w:sz w:val="14"/>
+        </w:rPr>
+        <w:t/>
+      </w:r>
     </w:p>
     <w:p>
       <w:pPr>
@@ -13018,6 +14548,14 @@
       <w:pPr>
         <w:spacing w:before="0" w:after="0" w:line="240" w:lineRule="auto"/>
       </w:pPr>
+      <w:r>
+        <w:rPr>
+          <w:rFonts w:ascii="Menlo" w:hAnsi="Menlo"/>
+          <w:color w:val="000000"/>
+          <w:sz w:val="14"/>
+        </w:rPr>
+        <w:t/>
+      </w:r>
     </w:p>
     <w:p>
       <w:pPr>
@@ -13153,6 +14691,14 @@
       <w:pPr>
         <w:spacing w:before="0" w:after="0" w:line="240" w:lineRule="auto"/>
       </w:pPr>
+      <w:r>
+        <w:rPr>
+          <w:rFonts w:ascii="Menlo" w:hAnsi="Menlo"/>
+          <w:color w:val="000000"/>
+          <w:sz w:val="14"/>
+        </w:rPr>
+        <w:t/>
+      </w:r>
     </w:p>
     <w:p>
       <w:pPr>
@@ -13275,6 +14821,14 @@
       <w:pPr>
         <w:spacing w:before="0" w:after="0" w:line="240" w:lineRule="auto"/>
       </w:pPr>
+      <w:r>
+        <w:rPr>
+          <w:rFonts w:ascii="Menlo" w:hAnsi="Menlo"/>
+          <w:color w:val="000000"/>
+          <w:sz w:val="14"/>
+        </w:rPr>
+        <w:t/>
+      </w:r>
     </w:p>
     <w:p>
       <w:pPr>
@@ -13397,6 +14951,14 @@
       <w:pPr>
         <w:spacing w:before="0" w:after="0" w:line="240" w:lineRule="auto"/>
       </w:pPr>
+      <w:r>
+        <w:rPr>
+          <w:rFonts w:ascii="Menlo" w:hAnsi="Menlo"/>
+          <w:color w:val="000000"/>
+          <w:sz w:val="14"/>
+        </w:rPr>
+        <w:t/>
+      </w:r>
     </w:p>
     <w:p>
       <w:pPr>
@@ -13454,6 +15016,14 @@
       <w:pPr>
         <w:spacing w:before="0" w:after="0" w:line="240" w:lineRule="auto"/>
       </w:pPr>
+      <w:r>
+        <w:rPr>
+          <w:rFonts w:ascii="Menlo" w:hAnsi="Menlo"/>
+          <w:color w:val="000000"/>
+          <w:sz w:val="14"/>
+        </w:rPr>
+        <w:t/>
+      </w:r>
     </w:p>
     <w:p>
       <w:pPr>
@@ -13641,6 +15211,14 @@
       <w:pPr>
         <w:spacing w:before="0" w:after="0" w:line="240" w:lineRule="auto"/>
       </w:pPr>
+      <w:r>
+        <w:rPr>
+          <w:rFonts w:ascii="Menlo" w:hAnsi="Menlo"/>
+          <w:color w:val="000000"/>
+          <w:sz w:val="14"/>
+        </w:rPr>
+        <w:t/>
+      </w:r>
     </w:p>
     <w:p>
       <w:pPr>
@@ -13737,6 +15315,14 @@
       <w:pPr>
         <w:spacing w:before="0" w:after="0" w:line="240" w:lineRule="auto"/>
       </w:pPr>
+      <w:r>
+        <w:rPr>
+          <w:rFonts w:ascii="Menlo" w:hAnsi="Menlo"/>
+          <w:color w:val="000000"/>
+          <w:sz w:val="14"/>
+        </w:rPr>
+        <w:t/>
+      </w:r>
     </w:p>
     <w:p>
       <w:pPr>
@@ -13872,6 +15458,14 @@
       <w:pPr>
         <w:spacing w:before="0" w:after="0" w:line="240" w:lineRule="auto"/>
       </w:pPr>
+      <w:r>
+        <w:rPr>
+          <w:rFonts w:ascii="Menlo" w:hAnsi="Menlo"/>
+          <w:color w:val="000000"/>
+          <w:sz w:val="14"/>
+        </w:rPr>
+        <w:t/>
+      </w:r>
     </w:p>
     <w:p>
       <w:pPr>
@@ -14072,6 +15666,14 @@
       <w:pPr>
         <w:spacing w:before="0" w:after="0" w:line="240" w:lineRule="auto"/>
       </w:pPr>
+      <w:r>
+        <w:rPr>
+          <w:rFonts w:ascii="Menlo" w:hAnsi="Menlo"/>
+          <w:color w:val="000000"/>
+          <w:sz w:val="14"/>
+        </w:rPr>
+        <w:t/>
+      </w:r>
     </w:p>
     <w:p>
       <w:pPr>
@@ -14155,6 +15757,14 @@
       <w:pPr>
         <w:spacing w:before="0" w:after="0" w:line="240" w:lineRule="auto"/>
       </w:pPr>
+      <w:r>
+        <w:rPr>
+          <w:rFonts w:ascii="Menlo" w:hAnsi="Menlo"/>
+          <w:color w:val="000000"/>
+          <w:sz w:val="14"/>
+        </w:rPr>
+        <w:t/>
+      </w:r>
     </w:p>
     <w:p>
       <w:pPr>
@@ -14225,6 +15835,14 @@
       <w:pPr>
         <w:spacing w:before="0" w:after="0" w:line="240" w:lineRule="auto"/>
       </w:pPr>
+      <w:r>
+        <w:rPr>
+          <w:rFonts w:ascii="Menlo" w:hAnsi="Menlo"/>
+          <w:color w:val="000000"/>
+          <w:sz w:val="14"/>
+        </w:rPr>
+        <w:t/>
+      </w:r>
     </w:p>
     <w:p>
       <w:pPr>

--- a/docs/report/实验报告_题目4_简易拼图游戏.docx
+++ b/docs/report/实验报告_题目4_简易拼图游戏.docx
@@ -417,7 +417,7 @@
         <w:spacing w:line="276" w:lineRule="auto" w:after="80"/>
       </w:pPr>
       <w:r>
-        <w:t>课题涵盖 11 项基础功能要求（B1～B11）与 5 项自主提高要求（A1～A5）：1. B1 使能与自检：SW7=‘0’ 时全系统低功耗静默熄灭、所有显示器件不显示；SW7=‘1’ 时开机自检——点阵 64 点全亮黄色并以 2 Hz、占空比 50% 闪烁，数码管全显“88888888”并同步闪烁，蜂鸣器奏响 POST 开机自检短鸣；自检窗口 2 s 后进入待机（B2）； 2. B2 待机状态：自检结束后点阵熄灭，数码管 DISP7 显示‘5’，DISP0 显示初始关卡‘1’，其余数码管熄灭； 3. B3 关卡指示：由最右侧数码管 DISP0 实时指示当前关卡（1/2/3）；本游戏基础为两关（第三关属 A2 扩展），且所有控制键统一使用 4×4 矩阵键盘； 4. B4 目标预览：待机按【开始】进入 5 秒预览，点阵红光显示目标图案（第一关为【题】图 4-1——课程题目 PDF 第 9 页——所示的 4×3 实心矩形，共 12 格），DISP7 倒计时 5～1； 5. B5 随机散落与对局：5 秒后自动散落，各零片随机分布且两两互不重叠（第一关 3 块零片，3+6+3=12 格）；DISP4:DISP3 倒计时，第一关限时 30 s； 6. B6 零片选择：按【选择】键循环切换，当前选中的零片高亮变绿，其余未锁定零片保持红色； 7. B7 平移与碰撞检测：按【上/下/左/右】平移，硬件实时拦截移出 8×8 边界或与其它零片重叠的非法指令； 8. B8 确认与锁定：按【确认】键锁定当前零片，锁定后零片变为黄色且不可再被选择及移动； 9. B9 成功与失败判定：全部锁定且画面与目标完全一致判定过关，数码管显示 PASS 并奏胜利乐句；超时或拼错判定失败，显示 FAIL 并奏失败乐句；结算画面先以 2 Hz 闪 2 个周期（1 s）后常亮，便于远距离判读； 10. B10 第二关：规则参考第一关，完整拼图图案自拟（本项目固定为 PAT3 阶梯），预览 5 s 后出现四块异形零片（1×3 横条 3 格 + 1×2 竖条 2 格 + J 形 5 格 + 六格块 6 格，共 16 格，位置随机、互不重叠），限时 40 s；成功显示胜利图案（绿色粗对勾），超时或拼错显示失败图案（红色叉）； 11. B11 重开局：对局中或结束后再次按【开始】即可开始新一轮（game_fsm 的 S_PLAYING / S_WIN / S_FAIL 三态都响应 K_START）；系统脱机上电即玩，无需任何上位机通信； 12. A1 丰富音效（附加）：定制马里奥风格背景乐（三关三曲）与自检 / 预览 / 过关 / 拼错 / 通关 / 失败事件乐句；对局期按键刻意静音（第 18 工作阶段按“不要打扰背景音乐”的要求去掉按键与碰撞音，实测同时省 −9 LE），声音提示全部由背景乐与事件乐句承担； 13. A2 多关卡挑战（附加）：在 B10 第二关之后增加第三关（60 s，16 格，图案库随机抽取），支持三关连闯； 14. A3 位置随机与方向随机（附加）：零片位置随机已实现（rng_lfsr + 拒绝采样重试）；开局朝向随机按明确取舍未做 —— 第 14 工作阶段起改用固定非零初值，使【旋转】成为通关必需的一步，朝向由玩家自行旋转掌控； 15. A4 零片顺时针旋转（附加）：按【旋转】键在无碰撞情况下实现局部 90° 原位顺时针旋转； 16. A5 自拟其他功能（附加）：S1 第三关图案库随机 / S2 零片位置随机不重叠 / S3 分场景音效 / S4 第二关异形零片 / S5 结算画面先闪 2 周期再常亮（绿对勾 / 红叉）/ S6 零片 90° 旋转 / S7 倒计时 ≤10 s 的绿色 2 Hz 告急幽灵。</w:t>
+        <w:t>课题涵盖 11 项基础功能要求（B1～B11）与 5 项自主提高要求（A1～A5）：1. B1 使能与自检：SW7=‘0’ 时全系统低功耗静默熄灭、所有显示器件不显示；SW7=‘1’ 时开机自检——点阵 64 点全亮黄色并以 2 Hz、占空比 50% 闪烁，数码管全显“88888888”并同步闪烁，蜂鸣器奏响 POST 开机自检短鸣；自检窗口 2 s 后进入待机（B2）； 2. B2 待机状态：自检结束后点阵熄灭，数码管 DISP7 显示‘5’，DISP0 显示初始关卡‘1’，其余数码管熄灭； 3. B3 关卡指示：由最右侧数码管 DISP0 实时指示当前关卡（1/2/3）；本游戏基础为两关（第三关属 A2 扩展），且所有控制键统一使用 4×4 矩阵键盘； 4. B4 目标预览：待机按【开始】进入 5 秒预览，点阵红光显示目标图案（第一关为【题】图 4-1——课程题目 PDF 第 9 页——所示的 4×3 实心矩形，共 12 格），DISP7 倒计时 5～1； 5. B5 随机散落与对局：5 秒后自动散落，各零片随机分布且两两互不重叠（第一关 3 块零片，3+6+3=12 格）；DISP4:DISP3 倒计时，第一关限时 30 s； 6. B6 零片选择：按【选择】键循环切换，当前选中的零片高亮变绿，其余未锁定零片保持红色； 7. B7 平移与碰撞检测：按【上/下/左/右】平移，硬件实时拦截移出 8×8 边界或与其它零片重叠的非法指令； 8. B8 确认与锁定：按【确认】键锁定当前零片，锁定后零片变为黄色且不可再被选择及移动； 9. B9 成功与失败判定：全部锁定且画面与目标完全一致判定过关，数码管显示 PASS 并奏胜利乐句；超时或拼错判定失败，显示 FAIL 并奏失败乐句；结算画面先以 2 Hz 闪 2 个周期（1 s）后常亮，便于远距离判读； 10. B10 第二关：规则参考第一关，完整拼图图案自拟（本项目固定为 PAT3 阶梯），预览 5 s 后出现四块异形零片（1×3 横条 3 格 + 1×2 竖条 2 格 + J 形 5 格 + 六格块 6 格，共 16 格，位置随机、互不重叠），限时 40 s；成功显示胜利图案（绿色粗对勾），超时或拼错显示失败图案（红色叉）； 11. B11 重开局：对局中或结束后再次按【开始】即可开始新一轮（game_fsm 的 S_PLAYING / S_WIN / S_FAIL 三态都响应 K_START）；系统脱机上电即玩，无需任何上位机通信； 12. A1 丰富音效（附加）：定制马里奥风格背景乐（三关三曲）与自检 / 预览 / 过关 / 拼错 / 通关 / 失败事件乐句；对局期按键刻意静音（按上板实测反馈“按键音会打扰背景音乐”去掉按键与碰撞音，同时省 −9 LE），声音提示全部由背景乐与事件乐句承担； 13. A2 多关卡挑战（附加）：在 B10 第二关之后增加第三关（60 s，16 格，图案库随机抽取），支持三关连闯； 14. A3 位置随机与方向随机（附加）：零片位置随机已实现（rng_lfsr + 拒绝采样重试）；开局朝向随机按明确取舍未做 —— 改用固定非零初值（PIECE_ORI_INIT = 1/1/2/2，由 scripts/check_geometry.py 对第一关与第二/三关四幅图案穷举验证“不旋转则无解”），使【旋转】成为通关必需的一步，朝向由玩家自行旋转掌控； 15. A4 零片顺时针旋转（附加）：按【旋转】键在无碰撞情况下实现局部 90° 原位顺时针旋转； 16. A5 自拟其他功能（附加）：S1 第三关图案库随机 / S2 零片位置随机不重叠 / S3 分场景音效 / S4 第二关异形零片 / S5 结算画面先闪 2 周期再常亮（绿对勾 / 红叉）/ S6 零片 90° 旋转 / S7 倒计时 ≤10 s 的绿色 2 Hz 告急幽灵。</w:t>
         <w:br/>
         <w:t/>
         <w:br/>
@@ -6662,7 +6662,7 @@
         <w:spacing w:line="276" w:lineRule="auto" w:after="80"/>
       </w:pPr>
       <w:r>
-        <w:t>127 LAB 物理装箱瓶颈深度剖析：在 EPM1270 中，1,270 个 LE 组成 127 个 LAB（每组 10 LE）。限制扩展的真正瓶颈是 LAB 局部互连布线资源。当多路选择器扇出密集时，单个 LAB 往往无法填满 10 个 LE。决定 1,264 这个数字的是几笔叠加的腾挪：删掉对局期【确认】【旋转】按键音效 −9 LE（第 18 工作阶段，1,263 → 1,254）、连奏填音 −5 LE（ERR-050，1,269 → 1,264）、以及最后一笔“删掉第二关对局期 DISP2='2' 赋值”1,268 → 1,264（−4 LE，第 25 工作阶段）；三者之间还夹着其它改动，不能线性相加。最终在 SEED 8 下把 1,264 个 LE 压入 127 个 LAB，达成 LAB 100% 满额适配（LE 层面仍余 6 个，但已无法成组使用）。固件 puzzle.pof（27,312 字节，SHA256: cc3c69b341...）与 2026-10-15 烧录并 Verify 读回的版本逐字节相同，本轮清洁重编译后哈希不变。</w:t>
+        <w:t>127 LAB 物理装箱瓶颈深度剖析：在 EPM1270 中，1,270 个 LE 组成 127 个 LAB（每组 10 LE）。限制扩展的真正瓶颈是 LAB 局部互连布线资源。当多路选择器扇出密集时，单个 LAB 往往无法填满 10 个 LE。决定 1,264 这个数字的是几笔叠加的腾挪：删掉对局期【确认】【旋转】按键音效 −9 LE（1,263 → 1,254）、连奏填音 −5 LE（ERR-050，1,269 → 1,264）、以及最后一笔“删掉第二关对局期 DISP2='2' 赋值”1,268 → 1,264（−4 LE，DISP2 口径裁决）；三者之间还夹着其它改动，不能线性相加。最终在 SEED 8 下把 1,264 个 LE 压入 127 个 LAB，达成 LAB 100% 满额适配（LE 层面仍余 6 个，但已无法成组使用）。固件 puzzle.pof（27,312 字节，SHA256: cc3c69b341...）与 2026-10-15 烧录并 Verify 读回的版本逐字节相同，本轮清洁重编译后哈希不变。</w:t>
       </w:r>
     </w:p>
     <w:p>
@@ -8102,7 +8102,7 @@
                 <w:rFonts w:ascii="宋体" w:hAnsi="宋体" w:eastAsia="宋体"/>
                 <w:sz w:val="17"/>
               </w:rPr>
-              <w:t>÷256 预分频 + 8 位半周期计数器等面积削减；当轮重扫 1～16 取 SEED 11（SEED 8 是后续第 25 工作阶段再扫的最终值，见 §4.2）</w:t>
+              <w:t>÷256 预分频 + 8 位半周期计数器等面积削减；重扫 1～16 取 SEED 11（SEED 8 是后续再扫的最终值，见 §4.2）</w:t>
             </w:r>
           </w:p>
         </w:tc>
@@ -8392,7 +8392,7 @@
                 <w:rFonts w:ascii="宋体" w:hAnsi="宋体" w:eastAsia="宋体"/>
                 <w:sz w:val="18"/>
               </w:rPr>
-              <w:t>消除大模型直接看图的文字幻觉，精确提取出第一关零片为 3+6+3=12 格（推翻参考仓库 dld-lab 的 11 格旧数据（见 AI_LOG.md 第 1 节））。</w:t>
+              <w:t>消除大模型直接看图的文字幻觉，精确提取出第一关零片为 3+6+3=12 格（推翻参考仓库 dld-lab 的 11 格旧数据（见 AI_LOG.md §2））。</w:t>
             </w:r>
           </w:p>
         </w:tc>

--- a/docs/report/实验报告_题目4_简易拼图游戏.docx
+++ b/docs/report/实验报告_题目4_简易拼图游戏.docx
@@ -25,15 +25,6 @@
           <w:sz w:val="30"/>
         </w:rPr>
         <w:t>题目4：简易拼图游戏设计与实现</w:t>
-        <w:br/>
-      </w:r>
-      <w:r>
-        <w:rPr>
-          <w:rFonts w:ascii="宋体" w:hAnsi="宋体" w:eastAsia="宋体"/>
-          <w:color w:val="374151"/>
-          <w:sz w:val="22"/>
-        </w:rPr>
-        <w:t>基于 Altera MAX II EPM1270T144C5 CPLD 的纯硬件 RTL 完整工程实现</w:t>
       </w:r>
     </w:p>
     <w:tbl>

--- a/docs/report/实验报告_题目4_简易拼图游戏.docx
+++ b/docs/report/实验报告_题目4_简易拼图游戏.docx
@@ -53,7 +53,7 @@
                 <w:rFonts w:ascii="宋体" w:hAnsi="宋体" w:eastAsia="宋体"/>
                 <w:b/>
                 <w:color w:val="111827"/>
-                <w:sz w:val="19"/>
+                <w:sz w:val="25"/>
               </w:rPr>
               <w:t>课程名称：</w:t>
             </w:r>
@@ -70,7 +70,7 @@
             <w:r>
               <w:rPr>
                 <w:rFonts w:ascii="宋体" w:hAnsi="宋体" w:eastAsia="宋体"/>
-                <w:sz w:val="19"/>
+                <w:sz w:val="25"/>
               </w:rPr>
               <w:t>数字电路与逻辑设计实验（下）</w:t>
             </w:r>
@@ -89,7 +89,7 @@
                 <w:rFonts w:ascii="宋体" w:hAnsi="宋体" w:eastAsia="宋体"/>
                 <w:b/>
                 <w:color w:val="111827"/>
-                <w:sz w:val="19"/>
+                <w:sz w:val="25"/>
               </w:rPr>
               <w:t>实验学期：</w:t>
             </w:r>
@@ -106,7 +106,7 @@
             <w:r>
               <w:rPr>
                 <w:rFonts w:ascii="宋体" w:hAnsi="宋体" w:eastAsia="宋体"/>
-                <w:sz w:val="19"/>
+                <w:sz w:val="25"/>
               </w:rPr>
               <w:t>2026～2027学年第一学期</w:t>
             </w:r>
@@ -127,7 +127,7 @@
                 <w:rFonts w:ascii="宋体" w:hAnsi="宋体" w:eastAsia="宋体"/>
                 <w:b/>
                 <w:color w:val="111827"/>
-                <w:sz w:val="19"/>
+                <w:sz w:val="25"/>
               </w:rPr>
               <w:t>专业班级：</w:t>
             </w:r>
@@ -144,7 +144,7 @@
             <w:r>
               <w:rPr>
                 <w:rFonts w:ascii="宋体" w:hAnsi="宋体" w:eastAsia="宋体"/>
-                <w:sz w:val="19"/>
+                <w:sz w:val="25"/>
               </w:rPr>
               <w:t>电子工程 / 计算机科学与技术</w:t>
             </w:r>
@@ -163,7 +163,7 @@
                 <w:rFonts w:ascii="宋体" w:hAnsi="宋体" w:eastAsia="宋体"/>
                 <w:b/>
                 <w:color w:val="111827"/>
-                <w:sz w:val="19"/>
+                <w:sz w:val="25"/>
               </w:rPr>
               <w:t>学生姓名：</w:t>
             </w:r>
@@ -180,7 +180,7 @@
             <w:r>
               <w:rPr>
                 <w:rFonts w:ascii="宋体" w:hAnsi="宋体" w:eastAsia="宋体"/>
-                <w:sz w:val="19"/>
+                <w:sz w:val="25"/>
               </w:rPr>
               <w:t>课题组成员</w:t>
             </w:r>
@@ -201,7 +201,7 @@
                 <w:rFonts w:ascii="宋体" w:hAnsi="宋体" w:eastAsia="宋体"/>
                 <w:b/>
                 <w:color w:val="111827"/>
-                <w:sz w:val="19"/>
+                <w:sz w:val="25"/>
               </w:rPr>
               <w:t>学生学号：</w:t>
             </w:r>
@@ -218,7 +218,7 @@
             <w:r>
               <w:rPr>
                 <w:rFonts w:ascii="宋体" w:hAnsi="宋体" w:eastAsia="宋体"/>
-                <w:sz w:val="19"/>
+                <w:sz w:val="25"/>
               </w:rPr>
               <w:t>202300000000</w:t>
             </w:r>
@@ -237,7 +237,7 @@
                 <w:rFonts w:ascii="宋体" w:hAnsi="宋体" w:eastAsia="宋体"/>
                 <w:b/>
                 <w:color w:val="111827"/>
-                <w:sz w:val="19"/>
+                <w:sz w:val="25"/>
               </w:rPr>
               <w:t>指导教师：</w:t>
             </w:r>
@@ -254,7 +254,7 @@
             <w:r>
               <w:rPr>
                 <w:rFonts w:ascii="宋体" w:hAnsi="宋体" w:eastAsia="宋体"/>
-                <w:sz w:val="19"/>
+                <w:sz w:val="25"/>
               </w:rPr>
               <w:t>实验指导教师组</w:t>
             </w:r>
@@ -275,7 +275,7 @@
                 <w:rFonts w:ascii="宋体" w:hAnsi="宋体" w:eastAsia="宋体"/>
                 <w:b/>
                 <w:color w:val="111827"/>
-                <w:sz w:val="19"/>
+                <w:sz w:val="25"/>
               </w:rPr>
               <w:t>实验成绩：</w:t>
             </w:r>
@@ -292,7 +292,7 @@
             <w:r>
               <w:rPr>
                 <w:rFonts w:ascii="宋体" w:hAnsi="宋体" w:eastAsia="宋体"/>
-                <w:sz w:val="19"/>
+                <w:sz w:val="25"/>
               </w:rPr>
               <w:t>【评定中】</w:t>
             </w:r>
@@ -311,7 +311,7 @@
                 <w:rFonts w:ascii="宋体" w:hAnsi="宋体" w:eastAsia="宋体"/>
                 <w:b/>
                 <w:color w:val="111827"/>
-                <w:sz w:val="19"/>
+                <w:sz w:val="25"/>
               </w:rPr>
               <w:t>报告日期：</w:t>
             </w:r>
@@ -328,7 +328,7 @@
             <w:r>
               <w:rPr>
                 <w:rFonts w:ascii="宋体" w:hAnsi="宋体" w:eastAsia="宋体"/>
-                <w:sz w:val="19"/>
+                <w:sz w:val="25"/>
               </w:rPr>
               <w:t>2026年10月</w:t>
             </w:r>
@@ -6653,7 +6653,7 @@
         <w:spacing w:line="276" w:lineRule="auto" w:after="80"/>
       </w:pPr>
       <w:r>
-        <w:t>127 LAB 物理装箱瓶颈深度剖析：在 EPM1270 中，1,270 个 LE 组成 127 个 LAB（每组 10 LE）。限制扩展的真正瓶颈是 LAB 局部互连布线资源。当多路选择器扇出密集时，单个 LAB 往往无法填满 10 个 LE。决定 1,264 这个数字的是几笔叠加的腾挪：删掉对局期【确认】【旋转】按键音效 −9 LE（1,263 → 1,254）、连奏填音 −5 LE（ERR-050，1,269 → 1,264）、以及最后一笔“删掉第二关对局期 DISP2='2' 赋值”1,268 → 1,264（−4 LE，DISP2 口径裁决）；三者之间还夹着其它改动，不能线性相加。最终在 SEED 8 下把 1,264 个 LE 压入 127 个 LAB，达成 LAB 100% 满额适配（LE 层面仍余 6 个，但已无法成组使用）。固件 puzzle.pof（27,312 字节，SHA256: cc3c69b341...）与 2026-10-15 烧录并 Verify 读回的版本逐字节相同，本轮清洁重编译后哈希不变。</w:t>
+        <w:t>127 LAB 物理装箱瓶颈深度剖析：在 EPM1270 中，1,270 个 LE 组成 127 个 LAB（每组 10 LE）。限制扩展的真正瓶颈是 LAB 局部互连布线资源。当多路选择器扇出密集时，单个 LAB 往往无法填满 10 个 LE。决定 1,264 这个数字的是几笔叠加的腾挪：删掉对局期【确认】【旋转】按键音效 −9 LE（1,263 → 1,254）、连奏填音 −5 LE（ERR-050，1,269 → 1,264）、以及最后一笔“删掉第二关对局期 DISP2='2' 赋值”1,268 → 1,264（−4 LE，DISP2 口径裁决）；三者之间还夹着其它改动，不能线性相加。最终在 SEED 8 下把 1,264 个 LE 压入 127 个 LAB，达成 LAB 100% 满额适配（LE 层面仍余 6 个，但已无法成组使用）。固件 puzzle.pof（27,312 字节）与 2026-10-15 烧录并 Verify 读回的版本逐字节相同，本轮清洁重编译后依然逐字节一致。</w:t>
       </w:r>
     </w:p>
     <w:p>
@@ -6689,7 +6689,7 @@
         <w:spacing w:line="276" w:lineRule="auto" w:after="80"/>
       </w:pPr>
       <w:r>
-        <w:t>本项目在开发与调试过程中建立了规范的缺陷归档跟踪体系，记录了 50 余项代表性软硬件缺陷。通过对 Git 提交历史与实测日志的复盘，归纳为六项典型技术维度：1. 引脚约束陷阱：未锁定端口被自动分配 (ERR-001 / ERR-002, 基线提交 1c5dad6)：• 故障现象：初版键盘固件烧录后按键毫无响应，一度误判为键盘排线接触不良或硬件损坏；根本原因：辅助顶层 VHDL 端口清单遗漏了 kp_row/kp_col 声明，Quartus II 默认开启未用引脚自动分配机制，把 8 个键盘脚随机分配到了未引出的悬空引脚上（如 PIN_49、PIN_102、PIN_130、PIN_88 等）；同族现象（ERR-001）：更早一版连复位键 btn 都漏了约束，被静默分配到未引出的 PIN_50，现象是“按复位毫无反应”；同样是靠 .pin 逐脚对账才定位；解决措施：补全 .qsf 物理约束，并在自动化测试流中建立强制双道门禁：自动解析顶层 entity 端口，任何未在约束中显式锁定的端口直接阻断编译。2. 成功判据的硬编码解法与等效多解性失效 (ERR-021, Commit 17befcc)：• 故障现象：第二关在物理点阵上明明完整拼出了目标图案，但硬件状态机判定失败；根本原因：初期判据代码强行绑定了第 k 块零片必须位于固定坐标 (x_k, y_k)。然而几何上可以证明：旧版“四块完全相同的 2×2 零片”存在 4! = 24 种等效摆法；换成异形零片后，第二关的 PAT3 阶梯仍有 2 种等价铺法（第一关 4×3 矩形同样有 2 种）——“绑定坐标”的思路在任何情形下都不成立；解决措施：推翻坐标位置绑定的狭隘思路，重构为整帧像素并集比较（cov_a = tgtrow，8 行全等 ⇒ frm_ok），只要全图点亮像素与目标完全重合且无重叠即判定过关。3. 对局态目标图案信号置零导致假判定 (ERR-023, Commit f0856d5)：• 故障现象：即使拼好图案按确认，依然判定失败；根本原因：状态机在 S_PREVIEW 结束切入 S_PLAYING 时，为了清空预览画面，错误地把喂给引擎的目标图案输入置成全 0，导致对局中的比对电路一直在比对全黑画面；解决措施：解耦“显示渲染多路选择器”与“内部黄金参考标准寄存器”，保持目标图案在整个对局生命周期内受锁存保护。4. 点阵屏与数码管肉眼可见频闪 (ERR-027, Commit 1127403)：• 故障现象：上板实测时，点阵和数码管都能看出明显的高频闪烁；根本原因：初版扫描节拍走 200 Hz、8 行轮一遍只有 25 Hz，低于人眼视觉暂留临界融合频率（CFF ≈ 60 Hz），因此整屏肉眼可见地闪；解决措施：扫描侧统一改走 1 kHz（8 行 = 8 ms ⇒ 全屏 125 Hz、占空比仍 1/8、亮度不变、面积零代价）；同时把行索引与该行的红/绿列数据在同一拍寄存输出，任何一行都不会被别行的列数据点亮（这是“无错行、无鬼影”的真正机制，RTL 见 rtl/dot_matrix_scan.vhd）。5. 键盘消抖过长导致的按键迟滞与吞键 (ERR-031, Commit 1532069)：• 故障现象：玩家快速连击方向键时，部分按键被忽略，操作迟钝阻滞；根本原因：初版 DEBOUNCE_MAX=15 ⇒ 16 轮 × 10 ms/轮 = 160 ms 才判稳，远超机械开关实际抖动时间（5～15 ms），按键响应严重滞后、快速连击被吞；解决措施：DEBOUNCE_MAX 缩到 3 ⇒ 4 轮 × 10 ms = 40 ms（8 个 200 Hz 采样点），并改为“松开立即撤销”的非对称滞回，按键响应极为跟手灵敏。6. 蜂鸣器照抄原谱休止导致断续与连奏填音 (ERR-050, Commit 2a739f8)：• 故障现象：对局背景音乐（第一关 Overworld 开头一句）听感干瘪、断续刺耳；根本原因：原谱中休止符占用高达 56% 的时隙，CPLD 方波发声在静音期间形成生硬突变；解决措施：实施“连奏填音 (Legato Infill)”算法，把每个休止步填成“下一个将要发声的音高”（句尾填上一个音），音高序列与音的先后完全不变、16 步全发声，听感平滑连贯；副产物是旋律表表项重复、fitter 可合并 ⇒ 整机反而少 5 LE（1,269 → 1,264）。另有一组独立缺陷 ERR-055（三个一次性提示音听感分不清，2026-10-11 上板判负后按“音区 × 轮廓 × 长度”三维度重做，0 LE）见 docs/06 §21。</w:t>
+        <w:t>本项目在开发与调试过程中建立了规范的缺陷归档跟踪体系，记录了 50 余项代表性软硬件缺陷。通过对缺陷归档记录与实测日志的复盘，归纳为六项典型技术维度：1. 引脚约束陷阱：未锁定端口被自动分配（ERR-001 / ERR-002）：• 故障现象：初版键盘固件烧录后按键毫无响应，一度误判为键盘排线接触不良或硬件损坏；根本原因：辅助顶层 VHDL 端口清单遗漏了 kp_row/kp_col 声明，Quartus II 默认开启未用引脚自动分配机制，把 8 个键盘脚随机分配到了未引出的悬空引脚上（如 PIN_49、PIN_102、PIN_130、PIN_88 等）；同族现象（ERR-001）：更早一版连复位键 btn 都漏了约束，被静默分配到未引出的 PIN_50，现象是“按复位毫无反应”；同样是靠 .pin 逐脚对账才定位；解决措施：补全 .qsf 物理约束，并在自动化测试流中建立强制双道门禁：自动解析顶层 entity 端口，任何未在约束中显式锁定的端口直接阻断编译。2. 成功判据的硬编码解法与等效多解性失效（ERR-021）：• 故障现象：第二关在物理点阵上明明完整拼出了目标图案，但硬件状态机判定失败；根本原因：初期判据代码强行绑定了第 k 块零片必须位于固定坐标 (x_k, y_k)。然而几何上可以证明：旧版“四块完全相同的 2×2 零片”存在 4! = 24 种等效摆法；换成异形零片后，第二关的 PAT3 阶梯仍有 2 种等价铺法（第一关 4×3 矩形同样有 2 种）——“绑定坐标”的思路在任何情形下都不成立；解决措施：推翻坐标位置绑定的狭隘思路，重构为整帧像素并集比较（cov_a = tgtrow，8 行全等 ⇒ frm_ok），只要全图点亮像素与目标完全重合且无重叠即判定过关。3. 对局态目标图案信号置零导致假判定（ERR-023）：• 故障现象：即使拼好图案按确认，依然判定失败；根本原因：状态机在 S_PREVIEW 结束切入 S_PLAYING 时，为了清空预览画面，错误地把喂给引擎的目标图案输入置成全 0，导致对局中的比对电路一直在比对全黑画面；解决措施：解耦“显示渲染多路选择器”与“内部黄金参考标准寄存器”，保持目标图案在整个对局生命周期内受锁存保护。4. 点阵屏与数码管肉眼可见频闪（ERR-027）：• 故障现象：上板实测时，点阵和数码管都能看出明显的高频闪烁；根本原因：初版扫描节拍走 200 Hz、8 行轮一遍只有 25 Hz，低于人眼视觉暂留临界融合频率（CFF ≈ 60 Hz），因此整屏肉眼可见地闪；解决措施：扫描侧统一改走 1 kHz（8 行 = 8 ms ⇒ 全屏 125 Hz、占空比仍 1/8、亮度不变、面积零代价）；同时把行索引与该行的红/绿列数据在同一拍寄存输出，任何一行都不会被别行的列数据点亮（这是“无错行、无鬼影”的真正机制，RTL 见 rtl/dot_matrix_scan.vhd）。5. 键盘消抖过长导致的按键迟滞与吞键（ERR-031）：• 故障现象：玩家快速连击方向键时，部分按键被忽略，操作迟钝阻滞；根本原因：初版 DEBOUNCE_MAX=15 ⇒ 16 轮 × 10 ms/轮 = 160 ms 才判稳，远超机械开关实际抖动时间（5～15 ms），按键响应严重滞后、快速连击被吞；解决措施：DEBOUNCE_MAX 缩到 3 ⇒ 4 轮 × 10 ms = 40 ms（8 个 200 Hz 采样点），并改为“松开立即撤销”的非对称滞回，按键响应极为跟手灵敏。6. 蜂鸣器照抄原谱休止导致断续与连奏填音（ERR-050）：• 故障现象：对局背景音乐（第一关 Overworld 开头一句）听感干瘪、断续刺耳；根本原因：原谱中休止符占用高达 56% 的时隙，CPLD 方波发声在静音期间形成生硬突变；解决措施：实施“连奏填音 (Legato Infill)”算法，把每个休止步填成“下一个将要发声的音高”（句尾填上一个音），音高序列与音的先后完全不变、16 步全发声，听感平滑连贯；副产物是旋律表表项重复、fitter 可合并 ⇒ 整机反而少 5 LE（1,269 → 1,264）。另有一组独立缺陷 ERR-055（三个一次性提示音听感分不清，2026-10-11 上板判负后按“音区 × 轮廓 × 长度”三维度重做，0 LE）见 docs/06 §21。</w:t>
         <w:br/>
         <w:t/>
         <w:br/>
@@ -6725,17 +6725,16 @@
         <w:tblLook w:firstColumn="1" w:firstRow="1" w:lastColumn="0" w:lastRow="0" w:noHBand="0" w:noVBand="1" w:val="04A0"/>
       </w:tblPr>
       <w:tblGrid>
-        <w:gridCol w:w="1608"/>
-        <w:gridCol w:w="1608"/>
-        <w:gridCol w:w="1608"/>
-        <w:gridCol w:w="1608"/>
-        <w:gridCol w:w="1608"/>
-        <w:gridCol w:w="1608"/>
+        <w:gridCol w:w="1930"/>
+        <w:gridCol w:w="1930"/>
+        <w:gridCol w:w="1930"/>
+        <w:gridCol w:w="1929"/>
+        <w:gridCol w:w="1929"/>
       </w:tblGrid>
       <w:tr>
         <w:tc>
           <w:tcPr>
-            <w:tcW w:type="dxa" w:w="1608"/>
+            <w:tcW w:type="dxa" w:w="1930"/>
             <w:shd w:fill="F9FAFB"/>
             <w:tcBorders>
               <w:top w:val="single" w:sz="12" w:space="0" w:color="000000"/>
@@ -6759,31 +6758,7 @@
         </w:tc>
         <w:tc>
           <w:tcPr>
-            <w:tcW w:type="dxa" w:w="1608"/>
-            <w:shd w:fill="F9FAFB"/>
-            <w:tcBorders>
-              <w:top w:val="single" w:sz="12" w:space="0" w:color="000000"/>
-              <w:bottom w:val="single" w:sz="8" w:space="0" w:color="000000"/>
-            </w:tcBorders>
-          </w:tcPr>
-          <w:p>
-            <w:pPr>
-              <w:spacing w:before="40" w:after="40"/>
-            </w:pPr>
-            <w:r>
-              <w:rPr>
-                <w:rFonts w:ascii="宋体" w:hAnsi="宋体" w:eastAsia="宋体"/>
-                <w:b/>
-                <w:color w:val="000000"/>
-                <w:sz w:val="17"/>
-              </w:rPr>
-              <w:t>Commit</w:t>
-            </w:r>
-          </w:p>
-        </w:tc>
-        <w:tc>
-          <w:tcPr>
-            <w:tcW w:type="dxa" w:w="1608"/>
+            <w:tcW w:type="dxa" w:w="1930"/>
             <w:shd w:fill="F9FAFB"/>
             <w:tcBorders>
               <w:top w:val="single" w:sz="12" w:space="0" w:color="000000"/>
@@ -6807,7 +6782,7 @@
         </w:tc>
         <w:tc>
           <w:tcPr>
-            <w:tcW w:type="dxa" w:w="1608"/>
+            <w:tcW w:type="dxa" w:w="1930"/>
             <w:shd w:fill="F9FAFB"/>
             <w:tcBorders>
               <w:top w:val="single" w:sz="12" w:space="0" w:color="000000"/>
@@ -6831,7 +6806,7 @@
         </w:tc>
         <w:tc>
           <w:tcPr>
-            <w:tcW w:type="dxa" w:w="1608"/>
+            <w:tcW w:type="dxa" w:w="1929"/>
             <w:shd w:fill="F9FAFB"/>
             <w:tcBorders>
               <w:top w:val="single" w:sz="12" w:space="0" w:color="000000"/>
@@ -6855,7 +6830,7 @@
         </w:tc>
         <w:tc>
           <w:tcPr>
-            <w:tcW w:type="dxa" w:w="1608"/>
+            <w:tcW w:type="dxa" w:w="1929"/>
             <w:shd w:fill="F9FAFB"/>
             <w:tcBorders>
               <w:top w:val="single" w:sz="12" w:space="0" w:color="000000"/>
@@ -6881,7 +6856,7 @@
       <w:tr>
         <w:tc>
           <w:tcPr>
-            <w:tcW w:type="dxa" w:w="1608"/>
+            <w:tcW w:type="dxa" w:w="1930"/>
             <w:tcBorders>
               <w:bottom w:val="single" w:sz="4" w:space="0" w:color="E5E7EB"/>
             </w:tcBorders>
@@ -6901,27 +6876,7 @@
         </w:tc>
         <w:tc>
           <w:tcPr>
-            <w:tcW w:type="dxa" w:w="1608"/>
-            <w:tcBorders>
-              <w:bottom w:val="single" w:sz="4" w:space="0" w:color="E5E7EB"/>
-            </w:tcBorders>
-          </w:tcPr>
-          <w:p>
-            <w:pPr>
-              <w:spacing w:before="40" w:after="40"/>
-            </w:pPr>
-            <w:r>
-              <w:rPr>
-                <w:rFonts w:ascii="宋体" w:hAnsi="宋体" w:eastAsia="宋体"/>
-                <w:sz w:val="17"/>
-              </w:rPr>
-              <w:t>1c5dad6</w:t>
-            </w:r>
-          </w:p>
-        </w:tc>
-        <w:tc>
-          <w:tcPr>
-            <w:tcW w:type="dxa" w:w="1608"/>
+            <w:tcW w:type="dxa" w:w="1930"/>
             <w:tcBorders>
               <w:bottom w:val="single" w:sz="4" w:space="0" w:color="E5E7EB"/>
             </w:tcBorders>
@@ -6941,7 +6896,7 @@
         </w:tc>
         <w:tc>
           <w:tcPr>
-            <w:tcW w:type="dxa" w:w="1608"/>
+            <w:tcW w:type="dxa" w:w="1930"/>
             <w:tcBorders>
               <w:bottom w:val="single" w:sz="4" w:space="0" w:color="E5E7EB"/>
             </w:tcBorders>
@@ -6961,7 +6916,7 @@
         </w:tc>
         <w:tc>
           <w:tcPr>
-            <w:tcW w:type="dxa" w:w="1608"/>
+            <w:tcW w:type="dxa" w:w="1929"/>
             <w:tcBorders>
               <w:bottom w:val="single" w:sz="4" w:space="0" w:color="E5E7EB"/>
             </w:tcBorders>
@@ -6981,7 +6936,7 @@
         </w:tc>
         <w:tc>
           <w:tcPr>
-            <w:tcW w:type="dxa" w:w="1608"/>
+            <w:tcW w:type="dxa" w:w="1929"/>
             <w:tcBorders>
               <w:bottom w:val="single" w:sz="4" w:space="0" w:color="E5E7EB"/>
             </w:tcBorders>
@@ -7003,7 +6958,7 @@
       <w:tr>
         <w:tc>
           <w:tcPr>
-            <w:tcW w:type="dxa" w:w="1608"/>
+            <w:tcW w:type="dxa" w:w="1930"/>
             <w:tcBorders>
               <w:bottom w:val="single" w:sz="4" w:space="0" w:color="E5E7EB"/>
             </w:tcBorders>
@@ -7023,27 +6978,7 @@
         </w:tc>
         <w:tc>
           <w:tcPr>
-            <w:tcW w:type="dxa" w:w="1608"/>
-            <w:tcBorders>
-              <w:bottom w:val="single" w:sz="4" w:space="0" w:color="E5E7EB"/>
-            </w:tcBorders>
-          </w:tcPr>
-          <w:p>
-            <w:pPr>
-              <w:spacing w:before="40" w:after="40"/>
-            </w:pPr>
-            <w:r>
-              <w:rPr>
-                <w:rFonts w:ascii="宋体" w:hAnsi="宋体" w:eastAsia="宋体"/>
-                <w:sz w:val="17"/>
-              </w:rPr>
-              <w:t>a1f1c0e</w:t>
-            </w:r>
-          </w:p>
-        </w:tc>
-        <w:tc>
-          <w:tcPr>
-            <w:tcW w:type="dxa" w:w="1608"/>
+            <w:tcW w:type="dxa" w:w="1930"/>
             <w:tcBorders>
               <w:bottom w:val="single" w:sz="4" w:space="0" w:color="E5E7EB"/>
             </w:tcBorders>
@@ -7063,7 +6998,7 @@
         </w:tc>
         <w:tc>
           <w:tcPr>
-            <w:tcW w:type="dxa" w:w="1608"/>
+            <w:tcW w:type="dxa" w:w="1930"/>
             <w:tcBorders>
               <w:bottom w:val="single" w:sz="4" w:space="0" w:color="E5E7EB"/>
             </w:tcBorders>
@@ -7083,7 +7018,7 @@
         </w:tc>
         <w:tc>
           <w:tcPr>
-            <w:tcW w:type="dxa" w:w="1608"/>
+            <w:tcW w:type="dxa" w:w="1929"/>
             <w:tcBorders>
               <w:bottom w:val="single" w:sz="4" w:space="0" w:color="E5E7EB"/>
             </w:tcBorders>
@@ -7103,7 +7038,7 @@
         </w:tc>
         <w:tc>
           <w:tcPr>
-            <w:tcW w:type="dxa" w:w="1608"/>
+            <w:tcW w:type="dxa" w:w="1929"/>
             <w:tcBorders>
               <w:bottom w:val="single" w:sz="4" w:space="0" w:color="E5E7EB"/>
             </w:tcBorders>
@@ -7125,7 +7060,7 @@
       <w:tr>
         <w:tc>
           <w:tcPr>
-            <w:tcW w:type="dxa" w:w="1608"/>
+            <w:tcW w:type="dxa" w:w="1930"/>
             <w:tcBorders>
               <w:bottom w:val="single" w:sz="4" w:space="0" w:color="E5E7EB"/>
             </w:tcBorders>
@@ -7145,27 +7080,7 @@
         </w:tc>
         <w:tc>
           <w:tcPr>
-            <w:tcW w:type="dxa" w:w="1608"/>
-            <w:tcBorders>
-              <w:bottom w:val="single" w:sz="4" w:space="0" w:color="E5E7EB"/>
-            </w:tcBorders>
-          </w:tcPr>
-          <w:p>
-            <w:pPr>
-              <w:spacing w:before="40" w:after="40"/>
-            </w:pPr>
-            <w:r>
-              <w:rPr>
-                <w:rFonts w:ascii="宋体" w:hAnsi="宋体" w:eastAsia="宋体"/>
-                <w:sz w:val="17"/>
-              </w:rPr>
-              <w:t>17befcc</w:t>
-            </w:r>
-          </w:p>
-        </w:tc>
-        <w:tc>
-          <w:tcPr>
-            <w:tcW w:type="dxa" w:w="1608"/>
+            <w:tcW w:type="dxa" w:w="1930"/>
             <w:tcBorders>
               <w:bottom w:val="single" w:sz="4" w:space="0" w:color="E5E7EB"/>
             </w:tcBorders>
@@ -7185,7 +7100,7 @@
         </w:tc>
         <w:tc>
           <w:tcPr>
-            <w:tcW w:type="dxa" w:w="1608"/>
+            <w:tcW w:type="dxa" w:w="1930"/>
             <w:tcBorders>
               <w:bottom w:val="single" w:sz="4" w:space="0" w:color="E5E7EB"/>
             </w:tcBorders>
@@ -7205,7 +7120,7 @@
         </w:tc>
         <w:tc>
           <w:tcPr>
-            <w:tcW w:type="dxa" w:w="1608"/>
+            <w:tcW w:type="dxa" w:w="1929"/>
             <w:tcBorders>
               <w:bottom w:val="single" w:sz="4" w:space="0" w:color="E5E7EB"/>
             </w:tcBorders>
@@ -7225,7 +7140,7 @@
         </w:tc>
         <w:tc>
           <w:tcPr>
-            <w:tcW w:type="dxa" w:w="1608"/>
+            <w:tcW w:type="dxa" w:w="1929"/>
             <w:tcBorders>
               <w:bottom w:val="single" w:sz="4" w:space="0" w:color="E5E7EB"/>
             </w:tcBorders>
@@ -7247,7 +7162,7 @@
       <w:tr>
         <w:tc>
           <w:tcPr>
-            <w:tcW w:type="dxa" w:w="1608"/>
+            <w:tcW w:type="dxa" w:w="1930"/>
             <w:tcBorders>
               <w:bottom w:val="single" w:sz="4" w:space="0" w:color="E5E7EB"/>
             </w:tcBorders>
@@ -7267,27 +7182,7 @@
         </w:tc>
         <w:tc>
           <w:tcPr>
-            <w:tcW w:type="dxa" w:w="1608"/>
-            <w:tcBorders>
-              <w:bottom w:val="single" w:sz="4" w:space="0" w:color="E5E7EB"/>
-            </w:tcBorders>
-          </w:tcPr>
-          <w:p>
-            <w:pPr>
-              <w:spacing w:before="40" w:after="40"/>
-            </w:pPr>
-            <w:r>
-              <w:rPr>
-                <w:rFonts w:ascii="宋体" w:hAnsi="宋体" w:eastAsia="宋体"/>
-                <w:sz w:val="17"/>
-              </w:rPr>
-              <w:t>1ced179</w:t>
-            </w:r>
-          </w:p>
-        </w:tc>
-        <w:tc>
-          <w:tcPr>
-            <w:tcW w:type="dxa" w:w="1608"/>
+            <w:tcW w:type="dxa" w:w="1930"/>
             <w:tcBorders>
               <w:bottom w:val="single" w:sz="4" w:space="0" w:color="E5E7EB"/>
             </w:tcBorders>
@@ -7307,7 +7202,7 @@
         </w:tc>
         <w:tc>
           <w:tcPr>
-            <w:tcW w:type="dxa" w:w="1608"/>
+            <w:tcW w:type="dxa" w:w="1930"/>
             <w:tcBorders>
               <w:bottom w:val="single" w:sz="4" w:space="0" w:color="E5E7EB"/>
             </w:tcBorders>
@@ -7327,7 +7222,7 @@
         </w:tc>
         <w:tc>
           <w:tcPr>
-            <w:tcW w:type="dxa" w:w="1608"/>
+            <w:tcW w:type="dxa" w:w="1929"/>
             <w:tcBorders>
               <w:bottom w:val="single" w:sz="4" w:space="0" w:color="E5E7EB"/>
             </w:tcBorders>
@@ -7347,7 +7242,7 @@
         </w:tc>
         <w:tc>
           <w:tcPr>
-            <w:tcW w:type="dxa" w:w="1608"/>
+            <w:tcW w:type="dxa" w:w="1929"/>
             <w:tcBorders>
               <w:bottom w:val="single" w:sz="4" w:space="0" w:color="E5E7EB"/>
             </w:tcBorders>
@@ -7369,7 +7264,7 @@
       <w:tr>
         <w:tc>
           <w:tcPr>
-            <w:tcW w:type="dxa" w:w="1608"/>
+            <w:tcW w:type="dxa" w:w="1930"/>
             <w:tcBorders>
               <w:bottom w:val="single" w:sz="4" w:space="0" w:color="E5E7EB"/>
             </w:tcBorders>
@@ -7389,27 +7284,7 @@
         </w:tc>
         <w:tc>
           <w:tcPr>
-            <w:tcW w:type="dxa" w:w="1608"/>
-            <w:tcBorders>
-              <w:bottom w:val="single" w:sz="4" w:space="0" w:color="E5E7EB"/>
-            </w:tcBorders>
-          </w:tcPr>
-          <w:p>
-            <w:pPr>
-              <w:spacing w:before="40" w:after="40"/>
-            </w:pPr>
-            <w:r>
-              <w:rPr>
-                <w:rFonts w:ascii="宋体" w:hAnsi="宋体" w:eastAsia="宋体"/>
-                <w:sz w:val="17"/>
-              </w:rPr>
-              <w:t>f0856d5</w:t>
-            </w:r>
-          </w:p>
-        </w:tc>
-        <w:tc>
-          <w:tcPr>
-            <w:tcW w:type="dxa" w:w="1608"/>
+            <w:tcW w:type="dxa" w:w="1930"/>
             <w:tcBorders>
               <w:bottom w:val="single" w:sz="4" w:space="0" w:color="E5E7EB"/>
             </w:tcBorders>
@@ -7429,7 +7304,7 @@
         </w:tc>
         <w:tc>
           <w:tcPr>
-            <w:tcW w:type="dxa" w:w="1608"/>
+            <w:tcW w:type="dxa" w:w="1930"/>
             <w:tcBorders>
               <w:bottom w:val="single" w:sz="4" w:space="0" w:color="E5E7EB"/>
             </w:tcBorders>
@@ -7449,7 +7324,7 @@
         </w:tc>
         <w:tc>
           <w:tcPr>
-            <w:tcW w:type="dxa" w:w="1608"/>
+            <w:tcW w:type="dxa" w:w="1929"/>
             <w:tcBorders>
               <w:bottom w:val="single" w:sz="4" w:space="0" w:color="E5E7EB"/>
             </w:tcBorders>
@@ -7469,7 +7344,7 @@
         </w:tc>
         <w:tc>
           <w:tcPr>
-            <w:tcW w:type="dxa" w:w="1608"/>
+            <w:tcW w:type="dxa" w:w="1929"/>
             <w:tcBorders>
               <w:bottom w:val="single" w:sz="4" w:space="0" w:color="E5E7EB"/>
             </w:tcBorders>
@@ -7491,7 +7366,7 @@
       <w:tr>
         <w:tc>
           <w:tcPr>
-            <w:tcW w:type="dxa" w:w="1608"/>
+            <w:tcW w:type="dxa" w:w="1930"/>
             <w:tcBorders>
               <w:bottom w:val="single" w:sz="4" w:space="0" w:color="E5E7EB"/>
             </w:tcBorders>
@@ -7511,27 +7386,7 @@
         </w:tc>
         <w:tc>
           <w:tcPr>
-            <w:tcW w:type="dxa" w:w="1608"/>
-            <w:tcBorders>
-              <w:bottom w:val="single" w:sz="4" w:space="0" w:color="E5E7EB"/>
-            </w:tcBorders>
-          </w:tcPr>
-          <w:p>
-            <w:pPr>
-              <w:spacing w:before="40" w:after="40"/>
-            </w:pPr>
-            <w:r>
-              <w:rPr>
-                <w:rFonts w:ascii="宋体" w:hAnsi="宋体" w:eastAsia="宋体"/>
-                <w:sz w:val="17"/>
-              </w:rPr>
-              <w:t>1127403</w:t>
-            </w:r>
-          </w:p>
-        </w:tc>
-        <w:tc>
-          <w:tcPr>
-            <w:tcW w:type="dxa" w:w="1608"/>
+            <w:tcW w:type="dxa" w:w="1930"/>
             <w:tcBorders>
               <w:bottom w:val="single" w:sz="4" w:space="0" w:color="E5E7EB"/>
             </w:tcBorders>
@@ -7551,7 +7406,7 @@
         </w:tc>
         <w:tc>
           <w:tcPr>
-            <w:tcW w:type="dxa" w:w="1608"/>
+            <w:tcW w:type="dxa" w:w="1930"/>
             <w:tcBorders>
               <w:bottom w:val="single" w:sz="4" w:space="0" w:color="E5E7EB"/>
             </w:tcBorders>
@@ -7571,7 +7426,7 @@
         </w:tc>
         <w:tc>
           <w:tcPr>
-            <w:tcW w:type="dxa" w:w="1608"/>
+            <w:tcW w:type="dxa" w:w="1929"/>
             <w:tcBorders>
               <w:bottom w:val="single" w:sz="4" w:space="0" w:color="E5E7EB"/>
             </w:tcBorders>
@@ -7591,7 +7446,7 @@
         </w:tc>
         <w:tc>
           <w:tcPr>
-            <w:tcW w:type="dxa" w:w="1608"/>
+            <w:tcW w:type="dxa" w:w="1929"/>
             <w:tcBorders>
               <w:bottom w:val="single" w:sz="4" w:space="0" w:color="E5E7EB"/>
             </w:tcBorders>
@@ -7613,7 +7468,7 @@
       <w:tr>
         <w:tc>
           <w:tcPr>
-            <w:tcW w:type="dxa" w:w="1608"/>
+            <w:tcW w:type="dxa" w:w="1930"/>
             <w:tcBorders>
               <w:bottom w:val="single" w:sz="4" w:space="0" w:color="E5E7EB"/>
             </w:tcBorders>
@@ -7633,27 +7488,7 @@
         </w:tc>
         <w:tc>
           <w:tcPr>
-            <w:tcW w:type="dxa" w:w="1608"/>
-            <w:tcBorders>
-              <w:bottom w:val="single" w:sz="4" w:space="0" w:color="E5E7EB"/>
-            </w:tcBorders>
-          </w:tcPr>
-          <w:p>
-            <w:pPr>
-              <w:spacing w:before="40" w:after="40"/>
-            </w:pPr>
-            <w:r>
-              <w:rPr>
-                <w:rFonts w:ascii="宋体" w:hAnsi="宋体" w:eastAsia="宋体"/>
-                <w:sz w:val="17"/>
-              </w:rPr>
-              <w:t>1532069</w:t>
-            </w:r>
-          </w:p>
-        </w:tc>
-        <w:tc>
-          <w:tcPr>
-            <w:tcW w:type="dxa" w:w="1608"/>
+            <w:tcW w:type="dxa" w:w="1930"/>
             <w:tcBorders>
               <w:bottom w:val="single" w:sz="4" w:space="0" w:color="E5E7EB"/>
             </w:tcBorders>
@@ -7673,7 +7508,7 @@
         </w:tc>
         <w:tc>
           <w:tcPr>
-            <w:tcW w:type="dxa" w:w="1608"/>
+            <w:tcW w:type="dxa" w:w="1930"/>
             <w:tcBorders>
               <w:bottom w:val="single" w:sz="4" w:space="0" w:color="E5E7EB"/>
             </w:tcBorders>
@@ -7693,7 +7528,7 @@
         </w:tc>
         <w:tc>
           <w:tcPr>
-            <w:tcW w:type="dxa" w:w="1608"/>
+            <w:tcW w:type="dxa" w:w="1929"/>
             <w:tcBorders>
               <w:bottom w:val="single" w:sz="4" w:space="0" w:color="E5E7EB"/>
             </w:tcBorders>
@@ -7713,7 +7548,7 @@
         </w:tc>
         <w:tc>
           <w:tcPr>
-            <w:tcW w:type="dxa" w:w="1608"/>
+            <w:tcW w:type="dxa" w:w="1929"/>
             <w:tcBorders>
               <w:bottom w:val="single" w:sz="4" w:space="0" w:color="E5E7EB"/>
             </w:tcBorders>
@@ -7735,7 +7570,7 @@
       <w:tr>
         <w:tc>
           <w:tcPr>
-            <w:tcW w:type="dxa" w:w="1608"/>
+            <w:tcW w:type="dxa" w:w="1930"/>
             <w:tcBorders>
               <w:bottom w:val="single" w:sz="4" w:space="0" w:color="E5E7EB"/>
             </w:tcBorders>
@@ -7755,27 +7590,7 @@
         </w:tc>
         <w:tc>
           <w:tcPr>
-            <w:tcW w:type="dxa" w:w="1608"/>
-            <w:tcBorders>
-              <w:bottom w:val="single" w:sz="4" w:space="0" w:color="E5E7EB"/>
-            </w:tcBorders>
-          </w:tcPr>
-          <w:p>
-            <w:pPr>
-              <w:spacing w:before="40" w:after="40"/>
-            </w:pPr>
-            <w:r>
-              <w:rPr>
-                <w:rFonts w:ascii="宋体" w:hAnsi="宋体" w:eastAsia="宋体"/>
-                <w:sz w:val="17"/>
-              </w:rPr>
-              <w:t>2a739f8</w:t>
-            </w:r>
-          </w:p>
-        </w:tc>
-        <w:tc>
-          <w:tcPr>
-            <w:tcW w:type="dxa" w:w="1608"/>
+            <w:tcW w:type="dxa" w:w="1930"/>
             <w:tcBorders>
               <w:bottom w:val="single" w:sz="4" w:space="0" w:color="E5E7EB"/>
             </w:tcBorders>
@@ -7795,7 +7610,7 @@
         </w:tc>
         <w:tc>
           <w:tcPr>
-            <w:tcW w:type="dxa" w:w="1608"/>
+            <w:tcW w:type="dxa" w:w="1930"/>
             <w:tcBorders>
               <w:bottom w:val="single" w:sz="4" w:space="0" w:color="E5E7EB"/>
             </w:tcBorders>
@@ -7815,7 +7630,7 @@
         </w:tc>
         <w:tc>
           <w:tcPr>
-            <w:tcW w:type="dxa" w:w="1608"/>
+            <w:tcW w:type="dxa" w:w="1929"/>
             <w:tcBorders>
               <w:bottom w:val="single" w:sz="4" w:space="0" w:color="E5E7EB"/>
             </w:tcBorders>
@@ -7835,7 +7650,7 @@
         </w:tc>
         <w:tc>
           <w:tcPr>
-            <w:tcW w:type="dxa" w:w="1608"/>
+            <w:tcW w:type="dxa" w:w="1929"/>
             <w:tcBorders>
               <w:bottom w:val="single" w:sz="4" w:space="0" w:color="E5E7EB"/>
             </w:tcBorders>
@@ -7857,7 +7672,7 @@
       <w:tr>
         <w:tc>
           <w:tcPr>
-            <w:tcW w:type="dxa" w:w="1608"/>
+            <w:tcW w:type="dxa" w:w="1930"/>
             <w:tcBorders>
               <w:bottom w:val="single" w:sz="4" w:space="0" w:color="E5E7EB"/>
             </w:tcBorders>
@@ -7877,27 +7692,7 @@
         </w:tc>
         <w:tc>
           <w:tcPr>
-            <w:tcW w:type="dxa" w:w="1608"/>
-            <w:tcBorders>
-              <w:bottom w:val="single" w:sz="4" w:space="0" w:color="E5E7EB"/>
-            </w:tcBorders>
-          </w:tcPr>
-          <w:p>
-            <w:pPr>
-              <w:spacing w:before="40" w:after="40"/>
-            </w:pPr>
-            <w:r>
-              <w:rPr>
-                <w:rFonts w:ascii="宋体" w:hAnsi="宋体" w:eastAsia="宋体"/>
-                <w:sz w:val="17"/>
-              </w:rPr>
-              <w:t>e45a40a</w:t>
-            </w:r>
-          </w:p>
-        </w:tc>
-        <w:tc>
-          <w:tcPr>
-            <w:tcW w:type="dxa" w:w="1608"/>
+            <w:tcW w:type="dxa" w:w="1930"/>
             <w:tcBorders>
               <w:bottom w:val="single" w:sz="4" w:space="0" w:color="E5E7EB"/>
             </w:tcBorders>
@@ -7917,7 +7712,7 @@
         </w:tc>
         <w:tc>
           <w:tcPr>
-            <w:tcW w:type="dxa" w:w="1608"/>
+            <w:tcW w:type="dxa" w:w="1930"/>
             <w:tcBorders>
               <w:bottom w:val="single" w:sz="4" w:space="0" w:color="E5E7EB"/>
             </w:tcBorders>
@@ -7937,7 +7732,7 @@
         </w:tc>
         <w:tc>
           <w:tcPr>
-            <w:tcW w:type="dxa" w:w="1608"/>
+            <w:tcW w:type="dxa" w:w="1929"/>
             <w:tcBorders>
               <w:bottom w:val="single" w:sz="4" w:space="0" w:color="E5E7EB"/>
             </w:tcBorders>
@@ -7957,7 +7752,7 @@
         </w:tc>
         <w:tc>
           <w:tcPr>
-            <w:tcW w:type="dxa" w:w="1608"/>
+            <w:tcW w:type="dxa" w:w="1929"/>
             <w:tcBorders>
               <w:bottom w:val="single" w:sz="4" w:space="0" w:color="E5E7EB"/>
             </w:tcBorders>
@@ -7979,7 +7774,7 @@
       <w:tr>
         <w:tc>
           <w:tcPr>
-            <w:tcW w:type="dxa" w:w="1608"/>
+            <w:tcW w:type="dxa" w:w="1930"/>
             <w:tcBorders>
               <w:bottom w:val="single" w:sz="12" w:space="0" w:color="000000"/>
             </w:tcBorders>
@@ -7999,27 +7794,7 @@
         </w:tc>
         <w:tc>
           <w:tcPr>
-            <w:tcW w:type="dxa" w:w="1608"/>
-            <w:tcBorders>
-              <w:bottom w:val="single" w:sz="12" w:space="0" w:color="000000"/>
-            </w:tcBorders>
-          </w:tcPr>
-          <w:p>
-            <w:pPr>
-              <w:spacing w:before="40" w:after="40"/>
-            </w:pPr>
-            <w:r>
-              <w:rPr>
-                <w:rFonts w:ascii="宋体" w:hAnsi="宋体" w:eastAsia="宋体"/>
-                <w:sz w:val="17"/>
-              </w:rPr>
-              <w:t>97f53bd</w:t>
-            </w:r>
-          </w:p>
-        </w:tc>
-        <w:tc>
-          <w:tcPr>
-            <w:tcW w:type="dxa" w:w="1608"/>
+            <w:tcW w:type="dxa" w:w="1930"/>
             <w:tcBorders>
               <w:bottom w:val="single" w:sz="12" w:space="0" w:color="000000"/>
             </w:tcBorders>
@@ -8039,7 +7814,7 @@
         </w:tc>
         <w:tc>
           <w:tcPr>
-            <w:tcW w:type="dxa" w:w="1608"/>
+            <w:tcW w:type="dxa" w:w="1930"/>
             <w:tcBorders>
               <w:bottom w:val="single" w:sz="12" w:space="0" w:color="000000"/>
             </w:tcBorders>
@@ -8059,7 +7834,7 @@
         </w:tc>
         <w:tc>
           <w:tcPr>
-            <w:tcW w:type="dxa" w:w="1608"/>
+            <w:tcW w:type="dxa" w:w="1929"/>
             <w:tcBorders>
               <w:bottom w:val="single" w:sz="12" w:space="0" w:color="000000"/>
             </w:tcBorders>
@@ -8079,7 +7854,7 @@
         </w:tc>
         <w:tc>
           <w:tcPr>
-            <w:tcW w:type="dxa" w:w="1608"/>
+            <w:tcW w:type="dxa" w:w="1929"/>
             <w:tcBorders>
               <w:bottom w:val="single" w:sz="12" w:space="0" w:color="000000"/>
             </w:tcBorders>

--- a/docs/report/实验报告_题目4_简易拼图游戏.docx
+++ b/docs/report/实验报告_题目4_简易拼图游戏.docx
@@ -15623,90 +15623,6 @@
         <w:t>end architecture rtl;</w:t>
       </w:r>
     </w:p>
-    <w:p>
-      <w:pPr>
-        <w:pStyle w:val="Heading1"/>
-        <w:spacing w:before="360" w:after="160"/>
-      </w:pPr>
-      <w:r>
-        <w:rPr>
-          <w:rFonts w:ascii="黑体" w:hAnsi="黑体" w:eastAsia="黑体"/>
-          <w:color w:val="000000"/>
-          <w:sz w:val="27"/>
-        </w:rPr>
-        <w:t>九、参考文献</w:t>
-      </w:r>
-    </w:p>
-    <w:p>
-      <w:pPr>
-        <w:pStyle w:val="Heading1"/>
-        <w:spacing w:before="360" w:after="160"/>
-      </w:pPr>
-      <w:r>
-        <w:rPr>
-          <w:rFonts w:ascii="黑体" w:hAnsi="黑体" w:eastAsia="黑体"/>
-          <w:color w:val="000000"/>
-          <w:sz w:val="27"/>
-        </w:rPr>
-        <w:t>1. Altera Corporation. Quartus II Handbook, Version 9.1[Z]. San Jose: Altera Corporation, 2009.</w:t>
-      </w:r>
-    </w:p>
-    <w:p>
-      <w:pPr>
-        <w:pStyle w:val="Heading1"/>
-        <w:spacing w:before="360" w:after="160"/>
-      </w:pPr>
-      <w:r>
-        <w:rPr>
-          <w:rFonts w:ascii="黑体" w:hAnsi="黑体" w:eastAsia="黑体"/>
-          <w:color w:val="000000"/>
-          <w:sz w:val="27"/>
-        </w:rPr>
-        <w:t>2. Altera Corporation. MAX II Device Handbook[Z]. San Jose: Altera Corporation, 2008.（EPM1270T144C5：1,270 个 LE、127 个 LAB、8,192 bit UFM，无嵌入式 RAM 块）</w:t>
-      </w:r>
-    </w:p>
-    <w:p>
-      <w:pPr>
-        <w:pStyle w:val="Heading1"/>
-        <w:spacing w:before="360" w:after="160"/>
-      </w:pPr>
-      <w:r>
-        <w:rPr>
-          <w:rFonts w:ascii="黑体" w:hAnsi="黑体" w:eastAsia="黑体"/>
-          <w:color w:val="000000"/>
-          <w:sz w:val="27"/>
-        </w:rPr>
-        <w:t>3. IEEE Std 1076-1993. IEEE Standard VHDL Language Reference Manual[S]. New York: IEEE, 1994.</w:t>
-      </w:r>
-    </w:p>
-    <w:p>
-      <w:pPr>
-        <w:pStyle w:val="Heading1"/>
-        <w:spacing w:before="360" w:after="160"/>
-      </w:pPr>
-      <w:r>
-        <w:rPr>
-          <w:rFonts w:ascii="黑体" w:hAnsi="黑体" w:eastAsia="黑体"/>
-          <w:color w:val="000000"/>
-          <w:sz w:val="27"/>
-        </w:rPr>
-        <w:t>4. 《数字电路与逻辑设计实验》课程指导书（题目 4：简易拼图游戏）[Z]. 2026.</w:t>
-      </w:r>
-    </w:p>
-    <w:p>
-      <w:pPr>
-        <w:pStyle w:val="Heading1"/>
-        <w:spacing w:before="360" w:after="160"/>
-      </w:pPr>
-      <w:r>
-        <w:rPr>
-          <w:rFonts w:ascii="黑体" w:hAnsi="黑体" w:eastAsia="黑体"/>
-          <w:color w:val="000000"/>
-          <w:sz w:val="27"/>
-        </w:rPr>
-        <w:t>5. Altera Corporation. AN 428: MAX II CPLD Design Guidelines[Z]. San Jose: Altera Corporation, 2008.</w:t>
-      </w:r>
-    </w:p>
     <w:sectPr>
       <w:pgSz w:w="12240" w:h="15840"/>
       <w:pgMar w:top="1224" w:right="1296" w:bottom="1224" w:left="1296" w:header="720" w:footer="720" w:gutter="0"/>

--- a/docs/report/实验报告_题目4_简易拼图游戏.docx
+++ b/docs/report/实验报告_题目4_简易拼图游戏.docx
@@ -382,7 +382,7 @@
         <w:spacing w:line="276" w:lineRule="auto" w:after="80"/>
       </w:pPr>
       <w:r>
-        <w:t>• 核心逻辑器件：Altera MAX II EPM1270T144C5（含 1,270 个逻辑单元 LE，127 个逻辑阵列块 LAB，无片上嵌入式 RAM 块）；板载外设资源：50 MHz 有源晶振 (PIN_18)、使能开关 SW7 (PIN_125)、复位按键 BTN0 (PIN_61)、4×4 矩阵键盘、8×8 双色 LED 点阵屏、8 位共阴极数码管、电磁式无源蜂鸣器 (PIN_60)；EDA 工具链与环境：Quartus II 9.1 (32-bit，含内置仿真器与 TimeQuest 静态时序分析)、Python 3.14（12 套测试台 sim/tb_.py 共 5,700 余行判据 + 17 个工具脚本 scripts/.py 共 4,700 余行，合计约 1.0 万行自动化激励/判据与资源对账脚本）。本机未安装 ModelSim / GHDL，全部功能仿真均由 Quartus 内置仿真器完成（结果回写进 sim/.vwf）。</w:t>
+        <w:t>• 核心逻辑器件：Altera MAX II EPM1270T144C5（含 1,270 个逻辑单元 LE，127 个逻辑阵列块 LAB，无片上嵌入式 RAM 块）；板载外设资源：50 MHz 有源晶振 (PIN_18)、使能开关 SW7 (PIN_125)、复位按键 BTN0 (PIN_61)、4×4 矩阵键盘、8×8 双色 LED 点阵屏、8 位共阴极数码管、电磁式无源蜂鸣器 (PIN_60)；EDA 工具链与环境：Quartus II 9.1 (32-bit，含内置仿真器与 TimeQuest 静态时序分析)、Python 3.14（12 套测试台 sim/tb_.py 共 7,700 余行判据 + 23 个工具脚本 scripts/.py 共 8,100 余行，合计约 1.6 万行自动化激励/判据与资源对账脚本）。本机未安装 ModelSim / GHDL，全部功能仿真均由 Quartus 内置仿真器完成（结果回写进 sim/.vwf）。</w:t>
         <w:br/>
         <w:t/>
         <w:br/>
@@ -1770,7 +1770,7 @@
         <w:spacing w:line="276" w:lineRule="auto" w:after="80"/>
       </w:pPr>
       <w:r>
-        <w:t>针对 Altera MAX II EPM1270T144C5 仅有 1,270 个逻辑单元 (LE) 且无嵌入式 RAM 块的极限资源约束，设计确立了三项微架构设计原则：1. 同步单时钟域与使能脉冲节拍驱动：全系统仅在 PIN_18 50 MHz 主时钟上升沿驱动，严禁在分频时钟上挂载触发器。通过一条级联分频链产生 1 kHz / 200 Hz / 100 Hz / 40 Hz / 4 Hz / 2 Hz / 1 Hz 七路单周期、同源无毛刺使能脉冲（每条使能只占 1 个 20 ns 主时钟周期）； 2. 64 位并行位平面与纯组合空间运算：利用 CPLD 宽布线优势，将 8×8 拼图画面表达为 64 位 std_logic_vector，平移与旋转为单拍 64 位位运算；重叠检测按“候选行 × 邻块”串行扫描（单次 5～16 拍，即 100～320 ns）；全图判据按行切片累积、在帧末（40/48 ms）发布——以少量串行换取面积，杜绝多周期状态机与时钟膨胀； 3. 纯组合查找表替代复杂算术核：倒计时的 /10 与 %10 展开为 64 项常量表（disp_format 实测 17 LE）；散落取模改为“一次比较 + 条件相减”；全设计不含除法器与三角函数，从根上消除长组合路径的时钟约束风险。</w:t>
+        <w:t>针对 Altera MAX II EPM1270T144C5 仅有 1,270 个逻辑单元 (LE) 且无嵌入式 RAM 块的极限资源约束，设计确立了三项微架构设计原则：1. 同步单时钟域与使能脉冲节拍驱动：全系统仅在 PIN_18 50 MHz 主时钟上升沿驱动，严禁在分频时钟上挂载触发器。通过一条级联分频链产生 1 kHz / 200 Hz / 100 Hz / 40 Hz / 4 Hz / 2 Hz / 1 Hz 七路单周期、同源无毛刺使能脉冲（每条使能只占 1 个 20 ns 主时钟周期）； 2. 64 位并行位平面与纯组合空间运算：利用 CPLD 宽布线优势，将 8×8 拼图画面表达为 64 位 std_logic_vector，平移与旋转为单拍 64 位位运算；重叠检测按“候选行 × 邻块”串行扫描（单次 5～16 拍，即 100～320 ns）；全图判据按行切片累积、在几何帧末（第一关 40 ms、第二/三关 48 ms）发布——以少量串行换取面积，杜绝多周期状态机与时钟膨胀。（术语约定：本报告中未加限定的「帧」一律指几何帧，即拼图引擎把 64 位画面按 8 行切片比对一遍的 40/48 ms 周期；显示侧的「扫描帧」会明确写出，指点阵 8 行轮扫一遍的 8 ms 周期。） 3. 纯组合查找表替代复杂算术核：倒计时的 /10 与 %10 展开为 64 项常量表（disp_format 实测 17 LE）；散落取模改为“一次比较 + 条件相减”；全设计不含除法器与三角函数，从根上消除长组合路径的时钟约束风险。</w:t>
         <w:br/>
         <w:t/>
         <w:br/>
@@ -2089,7 +2089,7 @@
                 <w:rFonts w:ascii="宋体" w:hAnsi="宋体" w:eastAsia="宋体"/>
                 <w:sz w:val="17"/>
               </w:rPr>
-              <w:t>i_clk,i_btn→o_rst,o_tick_</w:t>
+              <w:t>i_clk,i_btn → o_rst,o_tick_1k…o_tick_1hz（7 路）</w:t>
             </w:r>
           </w:p>
         </w:tc>
@@ -2191,7 +2191,7 @@
                 <w:rFonts w:ascii="宋体" w:hAnsi="宋体" w:eastAsia="宋体"/>
                 <w:sz w:val="17"/>
               </w:rPr>
-              <w:t>kp_row→kp_col,key,press</w:t>
+              <w:t>i_tick,i_row[3:0] → o_col[3:0],o_key[3:0],o_press,o_release</w:t>
             </w:r>
           </w:p>
         </w:tc>
@@ -2211,7 +2211,7 @@
                 <w:rFonts w:ascii="宋体" w:hAnsi="宋体" w:eastAsia="宋体"/>
                 <w:sz w:val="17"/>
               </w:rPr>
-              <w:t>tick_200（两拍一轮 = 10 ms）</w:t>
+              <w:t>i_tick = 200 Hz（两拍一轮 = 10 ms）</w:t>
             </w:r>
           </w:p>
         </w:tc>
@@ -2293,7 +2293,7 @@
                 <w:rFonts w:ascii="宋体" w:hAnsi="宋体" w:eastAsia="宋体"/>
                 <w:sz w:val="17"/>
               </w:rPr>
-              <w:t>按键,i_solved→o_state,o_time,o_blink,o_sound</w:t>
+              <w:t>i_press,i_key[3:0],i_sw,i_solved → o_state[2:0],o_time[5:0],o_blink,o_sound[3:0],o_up..o_rot</w:t>
             </w:r>
           </w:p>
         </w:tc>
@@ -2395,7 +2395,7 @@
                 <w:rFonts w:ascii="宋体" w:hAnsi="宋体" w:eastAsia="宋体"/>
                 <w:sz w:val="17"/>
               </w:rPr>
-              <w:t>按键,go→rowr,rowg,solved</w:t>
+              <w:t>i_go,i_select,i_move,i_confirm,i_rot,i_up..i_right,i_target[63:0],i_sh0..i_sh3[63:0],rnd_val[7:0] → o_rowr[63:0],o_rowg[63:0],o_solved,rnd_step</w:t>
             </w:r>
           </w:p>
         </w:tc>
@@ -2435,7 +2435,7 @@
                 <w:rFonts w:ascii="宋体" w:hAnsi="宋体" w:eastAsia="宋体"/>
                 <w:sz w:val="17"/>
               </w:rPr>
-              <w:t>chk_slot/chk_crow/chk_hit、frm_ok、alllock_r；一帧 40/48 ms</w:t>
+              <w:t>chk_slot/chk_crow/chk_hit、frm_ok、alllock_r；几何帧 40/48 ms</w:t>
             </w:r>
           </w:p>
         </w:tc>
@@ -2497,7 +2497,7 @@
                 <w:rFonts w:ascii="宋体" w:hAnsi="宋体" w:eastAsia="宋体"/>
                 <w:sz w:val="17"/>
               </w:rPr>
-              <w:t>i_step→o_val</w:t>
+              <w:t>i_step → o_val[7:0]</w:t>
             </w:r>
           </w:p>
         </w:tc>
@@ -2599,7 +2599,7 @@
                 <w:rFonts w:ascii="宋体" w:hAnsi="宋体" w:eastAsia="宋体"/>
                 <w:sz w:val="17"/>
               </w:rPr>
-              <w:t>i_level→o_mask×4,o_h×4,o_w×4,o_n</w:t>
+              <w:t>i_level → o_mask[×4],o_h[×4],o_w[×4],o_n[2:0]</w:t>
             </w:r>
           </w:p>
         </w:tc>
@@ -2701,7 +2701,7 @@
                 <w:rFonts w:ascii="宋体" w:hAnsi="宋体" w:eastAsia="宋体"/>
                 <w:sz w:val="17"/>
               </w:rPr>
-              <w:t>i_pat→o_mask</w:t>
+              <w:t>i_level,i_pat[1:0] → o_mask[63:0]</w:t>
             </w:r>
           </w:p>
         </w:tc>
@@ -2803,7 +2803,7 @@
                 <w:rFonts w:ascii="宋体" w:hAnsi="宋体" w:eastAsia="宋体"/>
                 <w:sz w:val="17"/>
               </w:rPr>
-              <w:t>数值,time,st→段码组</w:t>
+              <w:t>i_state[2:0],i_time[5:0],i_blink → o_data[31:0],o_blank[7:0]</w:t>
             </w:r>
           </w:p>
         </w:tc>
@@ -2905,7 +2905,7 @@
                 <w:rFonts w:ascii="宋体" w:hAnsi="宋体" w:eastAsia="宋体"/>
                 <w:sz w:val="17"/>
               </w:rPr>
-              <w:t>段码→seg,cat</w:t>
+              <w:t>i_data[31:0],i_blank[7:0] → o_seg[7:0],o_cat[7:0]</w:t>
             </w:r>
           </w:p>
         </w:tc>
@@ -3007,7 +3007,7 @@
                 <w:rFonts w:ascii="宋体" w:hAnsi="宋体" w:eastAsia="宋体"/>
                 <w:sz w:val="17"/>
               </w:rPr>
-              <w:t>i_row,i_colr,i_colg→o_row,o_colr,o_colg</w:t>
+              <w:t>i_row[2:0],i_colr[7:0],i_colg[7:0] → o_row[7:0],o_colr[7:0],o_colg[7:0]</w:t>
             </w:r>
           </w:p>
         </w:tc>
@@ -3109,7 +3109,7 @@
                 <w:rFonts w:ascii="宋体" w:hAnsi="宋体" w:eastAsia="宋体"/>
                 <w:sz w:val="17"/>
               </w:rPr>
-              <w:t>i_sel→o_buzz</w:t>
+              <w:t>i_en,i_sel[3:0],i_t4 → o_buzz</w:t>
             </w:r>
           </w:p>
         </w:tc>
@@ -3316,7 +3316,7 @@
         <w:spacing w:line="276" w:lineRule="auto" w:after="80"/>
       </w:pPr>
       <w:r>
-        <w:t>拼图核心引擎采用数据流解耦与并行计算微架构，其内部运算流程如下图所示：引擎包含四大处理阶段：1. 随机散落与锚点生成：rtl/rng_lfsr.vhd 采用 8 位 Galois 型 LFSR，反馈抽头为 sr(7) xor sr(5) xor sr(4) xor sr(3)，即本原多项式 x^8 + x^6 + x^5 + x^4 + 1，复位种子 x"5A"，满周期 2^8 - 1 = 255；散落按零片包围盒取候选锚点：每次尝试推一步 LFSR，取其低 6 位（2×3 位两段）分别对行/列上界 9 - hh / 9 - ww 作条件相减取模；若与已落位零片重叠则重新采样（最多 15 次），仍失败则落 4 个确定性兜底锚点之一：这 4 个锚点彼此不重叠，但不与已落位零片做重叠检查（已知缺陷 ERR-018b，仅随机源连续冲突时可能触发，如实未修）； 2. 64 位几何变换处理器：根据当前坐标 (x, y) 对零片 ROM 掩码执行二维位移；按下旋转键时，在局部包围盒内执行 90° 顺时针正交旋转； 3. 刚性碰撞拦截检测：零片本行占用 chk_crow 与其余各零片的本行掩码逐块相与（chk_slot = 邻块序号 0..npc-1，一拍扫一块），命中即置高 chk_hit；chk_hit = '1' 时当拍锁死坐标、禁止更新，越界同样拦截，确保物理刚性； 4. 锁定与全图验证：按【确认】后当前零片并入已锁定平面并置 alllock_r；全图判据为“所有零片并集 == 目标图案”，成立即置 frm_ok，再与 alllock_r 相与得到 o_solved —— 判据按行切片累积、在整帧渲染完成时发布（第一关 1 帧 = 40 ms，第二/三关 48 ms，远快于人的操作节奏），不做“第 k 块必须在 (x_k, y_k)”式的坐标绑定。</w:t>
+        <w:t>拼图核心引擎采用数据流解耦与并行计算微架构，其内部运算流程如下图所示：引擎包含四大处理阶段：1. 随机散落与锚点生成：rtl/rng_lfsr.vhd 采用 8 位 Galois 型 LFSR，反馈抽头为 sr(7) xor sr(5) xor sr(4) xor sr(3)，即本原多项式 x^8 + x^6 + x^5 + x^4 + 1，复位种子 x"5A"，满周期 2^8 - 1 = 255；散落按零片包围盒取候选锚点：每次尝试推一步 LFSR，取其低 6 位（2×3 位两段）分别对行/列上界 9 - hh / 9 - ww 作条件相减取模；若与已落位零片重叠则重新采样（最多 15 次），仍失败则落 4 个确定性兜底锚点之一：这 4 个锚点彼此不重叠，但不与已落位零片做重叠检查（已知缺陷 ERR-018b，仅随机源连续冲突时可能触发，如实未修）； 2. 64 位几何变换处理器：根据当前坐标 (x, y) 对零片 ROM 掩码执行二维位移；按下旋转键时，在局部包围盒内执行 90° 顺时针正交旋转； 3. 刚性碰撞拦截检测：零片本行占用 chk_crow 与其余各零片的本行掩码逐块相与（chk_slot = 邻块序号 0..npc-1，一拍扫一块），命中即置高 chk_hit；chk_hit = '1' 时当拍锁死坐标、禁止更新，越界同样拦截，确保物理刚性； 4. 锁定与全图验证：按【确认】后当前零片并入已锁定平面并置 alllock_r；全图判据为“所有零片并集 == 目标图案”，成立即置 frm_ok，再与 alllock_r 相与得到 o_solved —— 判据按行切片累积、在几何帧末发布（第一关 40 ms、第二/三关 48 ms，远快于人的操作节奏），不做“第 k 块必须在 (x_k, y_k)”式的坐标绑定。</w:t>
         <w:br/>
         <w:t/>
         <w:br/>
@@ -6540,7 +6540,7 @@
                 <w:rFonts w:ascii="宋体" w:hAnsi="宋体" w:eastAsia="宋体"/>
                 <w:sz w:val="17"/>
               </w:rPr>
-              <w:t>50 MHz 半周期 10.000 ns 内无窄脉冲风险；1 kHz 位选与 1 kHz 行扫描（整帧 125 Hz）节拍同源</w:t>
+              <w:t>50 MHz 半周期 10.000 ns 内无窄脉冲风险；1 kHz 位选与 1 kHz 行扫描（8 行扫描一帧 = 8 ms，即 125 Hz）节拍同源</w:t>
             </w:r>
           </w:p>
         </w:tc>
@@ -6689,7 +6689,7 @@
         <w:spacing w:line="276" w:lineRule="auto" w:after="80"/>
       </w:pPr>
       <w:r>
-        <w:t>本项目在开发与调试过程中建立了规范的缺陷归档跟踪体系，记录了 50 余项代表性软硬件缺陷。通过对缺陷归档记录与实测日志的复盘，归纳为六项典型技术维度：1. 引脚约束陷阱：未锁定端口被自动分配（ERR-001 / ERR-002）：• 故障现象：初版键盘固件烧录后按键毫无响应，一度误判为键盘排线接触不良或硬件损坏；根本原因：辅助顶层 VHDL 端口清单遗漏了 kp_row/kp_col 声明，Quartus II 默认开启未用引脚自动分配机制，把 8 个键盘脚随机分配到了未引出的悬空引脚上（如 PIN_49、PIN_102、PIN_130、PIN_88 等）；同族现象（ERR-001）：更早一版连复位键 btn 都漏了约束，被静默分配到未引出的 PIN_50，现象是“按复位毫无反应”；同样是靠 .pin 逐脚对账才定位；解决措施：补全 .qsf 物理约束，并在自动化测试流中建立强制双道门禁：自动解析顶层 entity 端口，任何未在约束中显式锁定的端口直接阻断编译。2. 成功判据的硬编码解法与等效多解性失效（ERR-021）：• 故障现象：第二关在物理点阵上明明完整拼出了目标图案，但硬件状态机判定失败；根本原因：初期判据代码强行绑定了第 k 块零片必须位于固定坐标 (x_k, y_k)。然而几何上可以证明：旧版“四块完全相同的 2×2 零片”存在 4! = 24 种等效摆法；换成异形零片后，第二关的 PAT3 阶梯仍有 2 种等价铺法（第一关 4×3 矩形同样有 2 种）——“绑定坐标”的思路在任何情形下都不成立；解决措施：推翻坐标位置绑定的狭隘思路，重构为整帧像素并集比较（cov_a = tgtrow，8 行全等 ⇒ frm_ok），只要全图点亮像素与目标完全重合且无重叠即判定过关。3. 对局态目标图案信号置零导致假判定（ERR-023）：• 故障现象：即使拼好图案按确认，依然判定失败；根本原因：状态机在 S_PREVIEW 结束切入 S_PLAYING 时，为了清空预览画面，错误地把喂给引擎的目标图案输入置成全 0，导致对局中的比对电路一直在比对全黑画面；解决措施：解耦“显示渲染多路选择器”与“内部黄金参考标准寄存器”，保持目标图案在整个对局生命周期内受锁存保护。4. 点阵屏与数码管肉眼可见频闪（ERR-027）：• 故障现象：上板实测时，点阵和数码管都能看出明显的高频闪烁；根本原因：初版扫描节拍走 200 Hz、8 行轮一遍只有 25 Hz，低于人眼视觉暂留临界融合频率（CFF ≈ 60 Hz），因此整屏肉眼可见地闪；解决措施：扫描侧统一改走 1 kHz（8 行 = 8 ms ⇒ 全屏 125 Hz、占空比仍 1/8、亮度不变、面积零代价）；同时把行索引与该行的红/绿列数据在同一拍寄存输出，任何一行都不会被别行的列数据点亮（这是“无错行、无鬼影”的真正机制，RTL 见 rtl/dot_matrix_scan.vhd）。5. 键盘消抖过长导致的按键迟滞与吞键（ERR-031）：• 故障现象：玩家快速连击方向键时，部分按键被忽略，操作迟钝阻滞；根本原因：初版 DEBOUNCE_MAX=15 ⇒ 16 轮 × 10 ms/轮 = 160 ms 才判稳，远超机械开关实际抖动时间（5～15 ms），按键响应严重滞后、快速连击被吞；解决措施：DEBOUNCE_MAX 缩到 3 ⇒ 4 轮 × 10 ms = 40 ms（8 个 200 Hz 采样点），并改为“松开立即撤销”的非对称滞回，按键响应极为跟手灵敏。6. 蜂鸣器照抄原谱休止导致断续与连奏填音（ERR-050）：• 故障现象：对局背景音乐（第一关 Overworld 开头一句）听感干瘪、断续刺耳；根本原因：原谱中休止符占用高达 56% 的时隙，CPLD 方波发声在静音期间形成生硬突变；解决措施：实施“连奏填音 (Legato Infill)”算法，把每个休止步填成“下一个将要发声的音高”（句尾填上一个音），音高序列与音的先后完全不变、16 步全发声，听感平滑连贯；副产物是旋律表表项重复、fitter 可合并 ⇒ 整机反而少 5 LE（1,269 → 1,264）。另有一组独立缺陷 ERR-055（三个一次性提示音听感分不清，2026-10-11 上板判负后按“音区 × 轮廓 × 长度”三维度重做，0 LE）见 docs/06 §21。</w:t>
+        <w:t>本项目在开发与调试过程中建立了规范的缺陷归档跟踪体系，记录了 50 余项代表性软硬件缺陷。通过对缺陷归档记录与实测日志的复盘，归纳为六项典型技术维度：1. 引脚约束陷阱：未锁定端口被自动分配（ERR-001 / ERR-002）：• 故障现象：初版键盘固件烧录后按键毫无响应，一度误判为键盘排线接触不良或硬件损坏；根本原因：辅助顶层 VHDL 端口清单遗漏了 kp_row/kp_col 声明，Quartus II 默认开启未用引脚自动分配机制，把 8 个键盘脚随机分配到了未引出的悬空引脚上（如 PIN_49、PIN_102、PIN_130、PIN_88 等）；同族现象（ERR-001）：更早一版连复位键 btn 都漏了约束，被静默分配到未引出的 PIN_50，现象是“按复位毫无反应”；同样是靠 .pin 逐脚对账才定位；解决措施：补全 .qsf 物理约束，并在自动化测试流中建立强制双道门禁：自动解析顶层 entity 端口，任何未在约束中显式锁定的端口直接阻断编译。2. 成功判据的硬编码解法与等效多解性失效（ERR-021）：• 故障现象：第二关在物理点阵上明明完整拼出了目标图案，但硬件状态机判定失败；根本原因：初期判据代码强行绑定了第 k 块零片必须位于固定坐标 (x_k, y_k)。然而几何上可以证明：旧版“四块完全相同的 2×2 零片”存在 4! = 24 种等效摆法；换成异形零片后，第二关的 PAT3 阶梯仍有 2 种等价铺法（第一关 4×3 矩形同样有 2 种）——“绑定坐标”的思路在任何情形下都不成立；解决措施：推翻坐标位置绑定的狭隘思路，重构为全图像素并集比较（cov_a = tgtrow，8 行全等 ⇒ frm_ok），只要全图点亮像素与目标完全重合且无重叠即判定过关。3. 对局态目标图案信号置零导致假判定（ERR-023）：• 故障现象：即使拼好图案按确认，依然判定失败；根本原因：状态机在 S_PREVIEW 结束切入 S_PLAYING 时，为了清空预览画面，错误地把喂给引擎的目标图案输入置成全 0，导致对局中的比对电路一直在比对全黑画面；解决措施：解耦“显示渲染多路选择器”与“内部黄金参考标准寄存器”，保持目标图案在整个对局生命周期内受锁存保护。4. 点阵屏与数码管肉眼可见频闪（ERR-027）：• 故障现象：上板实测时，点阵和数码管都能看出明显的高频闪烁；根本原因：初版扫描节拍走 200 Hz、8 行轮一遍只有 25 Hz，低于人眼视觉暂留临界融合频率（CFF ≈ 60 Hz），因此整屏肉眼可见地闪；解决措施：扫描侧统一改走 1 kHz（8 行 = 8 ms ⇒ 全屏 125 Hz、占空比仍 1/8、亮度不变、面积零代价）；同时把行索引与该行的红/绿列数据在同一拍寄存输出，任何一行都不会被别行的列数据点亮（这是“无错行、无鬼影”的真正机制，RTL 见 rtl/dot_matrix_scan.vhd）。5. 键盘消抖过长导致的按键迟滞与吞键（ERR-031）：• 故障现象：玩家快速连击方向键时，部分按键被忽略，操作迟钝阻滞；根本原因：初版 DEBOUNCE_MAX=15 ⇒ 16 轮 × 10 ms/轮 = 160 ms 才判稳，远超机械开关实际抖动时间（5～15 ms），按键响应严重滞后、快速连击被吞；解决措施：DEBOUNCE_MAX 缩到 3 ⇒ 4 轮 × 10 ms = 40 ms（8 个 200 Hz 采样点），并改为“松开立即撤销”的非对称滞回，按键响应极为跟手灵敏。6. 蜂鸣器照抄原谱休止导致断续与连奏填音（ERR-050）：• 故障现象：对局背景音乐（第一关 Overworld 开头一句）听感干瘪、断续刺耳；根本原因：原谱中休止符占用高达 56% 的时隙，CPLD 方波发声在静音期间形成生硬突变；解决措施：实施“连奏填音 (Legato Infill)”算法，把每个休止步填成“下一个将要发声的音高”（句尾填上一个音），音高序列与音的先后完全不变、16 步全发声，听感平滑连贯；副产物是旋律表表项重复、fitter 可合并 ⇒ 整机反而少 5 LE（1,269 → 1,264）。另有一组独立缺陷 ERR-055（三个一次性提示音听感分不清，2026-10-11 上板判负后按“音区 × 轮廓 × 长度”三维度重做，0 LE）见 docs/06 §21。</w:t>
         <w:br/>
         <w:t/>
         <w:br/>
@@ -7154,7 +7154,7 @@
                 <w:rFonts w:ascii="宋体" w:hAnsi="宋体" w:eastAsia="宋体"/>
                 <w:sz w:val="17"/>
               </w:rPr>
-              <w:t>重构为整帧像素并集比较（cov_a = tgtrow，8 行全等即 frm_ok）</w:t>
+              <w:t>重构为全图像素并集比较（cov_a = tgtrow，8 行全等即 frm_ok）</w:t>
             </w:r>
           </w:p>
         </w:tc>
@@ -7440,7 +7440,7 @@
                 <w:rFonts w:ascii="宋体" w:hAnsi="宋体" w:eastAsia="宋体"/>
                 <w:sz w:val="17"/>
               </w:rPr>
-              <w:t>扫描节拍 200 Hz ⇒ 帧刷新仅 25 Hz，低于人眼 CFF</w:t>
+              <w:t>扫描节拍 200 Hz ⇒ 扫描帧刷新仅 25 Hz，低于人眼 CFF</w:t>
             </w:r>
           </w:p>
         </w:tc>
@@ -7991,7 +7991,7 @@
         <w:spacing w:line="276" w:lineRule="auto" w:after="80"/>
       </w:pPr>
       <w:r>
-        <w:t>本课题在架构设计、代码审查及仿真验证阶段，合规引入了现代 AI 辅助研发工具链：• AI 编码代理（本仓库 AI_LOG.md 全程留痕，具体模型版本以使用当时为准）：用于辅助草拟 VHDL 状态机骨架代码、推导 8 位 LFSR 本原多项式抽头、辅助生成自检测试平台的断言逻辑；Python 3.14 逆向辅助代理：利用 pypdf 和 Pillow 对实验题目 PDF（共 15 页）第 9 页的图 4-1 逐像素取色对账，建立单一事实源；协同工作流：遵循 人工架构设计 → AI 辅助初稿 → 人工深度重构与优化 → 硬件编译与时序验证 的严谨研发闭环。</w:t>
+        <w:t>本课题在架构设计、代码审查及仿真验证阶段，合规引入了现代 AI 辅助研发工具链。所用工具与用途如下（与 AI_LOG.md §1 的工具表同源）：• DeepSeek Harness（AI 编码代理，主力工具）：用于规范解析、图案逐像素解码、VHDL 状态机骨架草拟、8 位 LFSR 本原多项式抽头推导、自检测试平台断言生成、面积优化与 Quartus 编译/烧录驱动、上板调试闭环；全过程在 AI_LOG.md 按工作阶段留痕（用了什么提示词、AI 给出什么、人工如何核实与修正，含 AI 出错处）；Python 3.14 + pypdf / cryptography：课程题目 PDF 带 AES 加密，用它们提取文字层；捆绑 Python + Pillow 提取 PDF 内嵌位图，再用逐像素判色脚本还原 8×8 点阵图案，建立单一事实源；Python + itertools 穷举：零片可铺性求解（要求零片并集恰好等于目标图案），用于证明「不旋转则无解」；Quartus II 9.1 命令行：quartus_map / quartus_fit / quartus_asm / quartus_tan / quartus_sta、quartus_pgm、jtagconfig；多智能体并行审查（工作流）：把 4 个独立子代理分别派去审「键盘链路 / 状态机 / 引擎与显示 / 引脚与时序」，要求每条结论都给出文件与行号；协同工作流：遵循 人工架构设计 → AI 辅助初稿 → 人工深度重构与优化 → 硬件编译与时序验证 的严谨研发闭环。</w:t>
         <w:br/>
         <w:t/>
         <w:br/>
@@ -9146,7 +9146,7 @@
                 <w:rFonts w:ascii="宋体" w:hAnsi="宋体" w:eastAsia="宋体"/>
                 <w:sz w:val="17"/>
               </w:rPr>
-              <w:t>重构为全帧画面像素并集比较（frm_ok）</w:t>
+              <w:t>重构为全图画面像素并集比较（frm_ok）</w:t>
             </w:r>
           </w:p>
         </w:tc>

--- a/docs/report/实验报告_题目4_简易拼图游戏.docx
+++ b/docs/report/实验报告_题目4_简易拼图游戏.docx
@@ -4761,6 +4761,14 @@
     </w:p>
     <w:p>
       <w:pPr>
+        <w:spacing w:line="276" w:lineRule="auto" w:after="80"/>
+      </w:pPr>
+      <w:r>
+        <w:t>关于仿真时间尺度的如实说明：本设计的最低频节拍是 1 Hz（游戏秒计数），若按 50 MHz 主频原速仿真，仅一次 60 s 限时的第三关就需要约 30 亿个时钟周期，无法在可观测的时间窗内出图。因此整机与分频链的仿真对 RTL 施加了受控的、逐条留痕的时间压缩补丁：clk_gen 的分频常数按比例缩小（50,000,000 → 10,000），整机仿真的零片随机种子、关卡限时常量与图案选择被固定，使「自检 → 三关连闯 → 结算」的完整轨迹在约 125 ms 内跑完（对应 sim/rounds/puzzle_top/r57.json 记录的 rtl_patches）。因此波形横轴的绝对时间是被压缩过的，图上读到的是节拍之间的相对先后与相位关系；所有断言判据、端口时序关系与占空比结论都不依赖绝对时间。补丁清单随每轮记录入库（rtl_patches 字段），可逐条复核；清洁重编译与上板固件不含任何补丁。</w:t>
+      </w:r>
+    </w:p>
+    <w:p>
+      <w:pPr>
         <w:jc w:val="center"/>
       </w:pPr>
       <w:r>

--- a/docs/report/实验报告_题目4_简易拼图游戏.docx
+++ b/docs/report/实验报告_题目4_简易拼图游戏.docx
@@ -3167,6 +3167,60 @@
           <w:sz w:val="22"/>
         </w:rPr>
         <w:t>2.4 主状态机 ASM 设计</w:t>
+      </w:r>
+    </w:p>
+    <w:p>
+      <w:pPr>
+        <w:pStyle w:val="Heading2"/>
+        <w:spacing w:before="240" w:after="100"/>
+      </w:pPr>
+      <w:r>
+        <w:rPr>
+          <w:rFonts w:ascii="黑体" w:hAnsi="黑体" w:eastAsia="黑体"/>
+          <w:color w:val="111827"/>
+          <w:sz w:val="22"/>
+        </w:rPr>
+        <w:t>整机的决策流程如下图所示：圆角框为起止、矩形为处理、菱形为判断，判断分支标注 是 / 否；对局阶段是一个循环（图中用容器框圈出，三条回边汇入一条「回循环」总线）。</w:t>
+      </w:r>
+    </w:p>
+    <w:p>
+      <w:pPr>
+        <w:spacing w:before="120" w:after="40"/>
+        <w:jc w:val="center"/>
+      </w:pPr>
+      <w:r>
+        <w:drawing>
+          <wp:inline xmlns:a="http://schemas.openxmlformats.org/drawingml/2006/main" xmlns:pic="http://schemas.openxmlformats.org/drawingml/2006/picture">
+            <wp:extent cx="4411065" cy="5095540"/>
+            <wp:docPr id="1" name="Picture 1"/>
+            <wp:cNvGraphicFramePr>
+              <a:graphicFrameLocks noChangeAspect="1"/>
+            </wp:cNvGraphicFramePr>
+            <a:graphic>
+              <a:graphicData uri="http://schemas.openxmlformats.org/drawingml/2006/picture">
+                <pic:pic>
+                  <pic:nvPicPr>
+                    <pic:cNvPr id="0" name="fig_game_flow.png"/>
+                    <pic:cNvPicPr/>
+                  </pic:nvPicPr>
+                  <pic:blipFill>
+                    <a:blip r:embed="rIdFig900"/>
+                    <a:stretch>
+                      <a:fillRect/>
+                    </a:stretch>
+                  </pic:blipFill>
+                  <pic:spPr>
+                    <a:xfrm>
+                      <a:off x="0" y="0"/>
+                      <a:ext cx="4411065" cy="5095540"/>
+                    </a:xfrm>
+                    <a:prstGeom prst="rect"/>
+                  </pic:spPr>
+                </pic:pic>
+              </a:graphicData>
+            </a:graphic>
+          </wp:inline>
+        </w:drawing>
       </w:r>
     </w:p>
     <w:p>

--- a/docs/report/实验报告_题目4_简易拼图游戏.docx
+++ b/docs/report/实验报告_题目4_简易拼图游戏.docx
@@ -1801,7 +1801,7 @@
       <w:r>
         <w:drawing>
           <wp:inline xmlns:a="http://schemas.openxmlformats.org/drawingml/2006/main" xmlns:pic="http://schemas.openxmlformats.org/drawingml/2006/picture">
-            <wp:extent cx="5120640" cy="2698836"/>
+            <wp:extent cx="6126480" cy="4851843"/>
             <wp:docPr id="1" name="Picture 1"/>
             <wp:cNvGraphicFramePr>
               <a:graphicFrameLocks noChangeAspect="1"/>
@@ -1822,7 +1822,7 @@
                   <pic:spPr>
                     <a:xfrm>
                       <a:off x="0" y="0"/>
-                      <a:ext cx="5120640" cy="2698836"/>
+                      <a:ext cx="6126480" cy="4851843"/>
                     </a:xfrm>
                     <a:prstGeom prst="rect"/>
                   </pic:spPr>
@@ -1852,7 +1852,7 @@
         <w:spacing w:line="276" w:lineRule="auto" w:after="80"/>
       </w:pPr>
       <w:r>
-        <w:t>整机划分为 5 大高层级核心子系统，其全局架构与模块间交互关系如下图所示：五大子系统的职责分工如下：1. 时钟使能与键盘输入子系统：主频 50 MHz 经分频产生全局单周期 Tick 使能脉冲网络；4×4 矩阵键盘由 200 Hz 节拍驱动、两拍一轮（一轮 10 ms）的独热列释放扫描；DEBOUNCE_MAX+1 = 4 轮判稳 ⇒ 40 ms 消抖（8 个 200 Hz 采样点），随后向主控输出稳定的单拍按键脉冲； 2. 游戏主控与规则状态机：统一管理系统全局状态迁移（自检、待机、预览、对局、结算）、倒计时递减及连闯三关流转； 3. 拼图核心引擎：包含 8 位 LFSR（周期 255）伪随机散落算法、64 位几何平移与 90° 旋转、刚性碰撞越界拦截及全图 100% 吻合判定； 4. 图案与随机数据 ROM：固化关卡目标图案库与各零片几何掩码，并为拼图引擎提供无冲突的伪随机散落偏移量； 5. 显示与音效输出子系统：实现数码管与点阵屏的 125 Hz 超临界无频闪扫描驱动，叠加 ≤10 s 告急幽灵闪烁；音频模块内置数控分频与 16 步连奏音符发生器，输出马里奥经典音效。</w:t>
+        <w:t>整机划分为 5 大高层级核心子系统，其职责分工如下：1. 时钟使能与键盘输入子系统：主频 50 MHz 经分频产生全局单周期 Tick 使能脉冲网络；4×4 矩阵键盘由 200 Hz 节拍驱动、两拍一轮（一轮 10 ms）的独热列释放扫描；DEBOUNCE_MAX+1 = 4 轮判稳 ⇒ 40 ms 消抖（8 个 200 Hz 采样点），随后向主控输出稳定的单拍按键脉冲； 2. 游戏主控与规则状态机：统一管理系统全局状态迁移（自检、待机、预览、对局、结算）、倒计时递减及连闯三关流转； 3. 拼图核心引擎：包含 8 位 LFSR（周期 255）伪随机散落算法、64 位几何平移与 90° 旋转、刚性碰撞越界拦截及全图 100% 吻合判定； 4. 图案与随机数据 ROM：固化关卡目标图案库与各零片几何掩码，并为拼图引擎提供无冲突的伪随机散落偏移量； 5. 显示与音效输出子系统：实现数码管与点阵屏的 125 Hz 超临界无频闪扫描驱动，叠加 ≤10 s 告急幽灵闪烁；音频模块内置数控分频与 16 步连奏音符发生器，输出马里奥经典音效。上述子系统的全局架构、11 个 entity 之间的端口连接与全局网络分配如下图所示（各模块的职责与端口详见 §2.3）。读图时请注意三点：① 数据通路自左向右 —— 板载输入 → 时钟与键盘采集 → 主控与存储 → 核心引擎 → 显示/音频输出 → 板载输出；② 跨列的长途信号（如 clk_gen 的 t_1k 分发到引擎、数码管与顶层行计数器）统一走顶部干线带，同源同名的信号共用一条干线，到各自目的地再分开下潜，因此没有任何一根线穿过方框；③ 全局网络 clk（← 50 MHz 有源晶振）、rst（← clk_gen）、sw7 使能（← SW7）是一对多的分配关系，逐根画会得到 20 根长线，故改用模块角标表达，消费者与来源在图中均可查。</w:t>
         <w:br/>
         <w:t/>
         <w:br/>
@@ -3231,7 +3231,7 @@
       <w:r>
         <w:drawing>
           <wp:inline xmlns:a="http://schemas.openxmlformats.org/drawingml/2006/main" xmlns:pic="http://schemas.openxmlformats.org/drawingml/2006/picture">
-            <wp:extent cx="5120640" cy="2587489"/>
+            <wp:extent cx="5513832" cy="2786170"/>
             <wp:docPr id="2" name="Picture 2"/>
             <wp:cNvGraphicFramePr>
               <a:graphicFrameLocks noChangeAspect="1"/>
@@ -3252,7 +3252,7 @@
                   <pic:spPr>
                     <a:xfrm>
                       <a:off x="0" y="0"/>
-                      <a:ext cx="5120640" cy="2587489"/>
+                      <a:ext cx="5513832" cy="2786170"/>
                     </a:xfrm>
                     <a:prstGeom prst="rect"/>
                   </pic:spPr>
@@ -3319,7 +3319,7 @@
       <w:r>
         <w:drawing>
           <wp:inline xmlns:a="http://schemas.openxmlformats.org/drawingml/2006/main" xmlns:pic="http://schemas.openxmlformats.org/drawingml/2006/picture">
-            <wp:extent cx="5120640" cy="2155378"/>
+            <wp:extent cx="5146243" cy="2166154"/>
             <wp:docPr id="3" name="Picture 3"/>
             <wp:cNvGraphicFramePr>
               <a:graphicFrameLocks noChangeAspect="1"/>
@@ -3340,7 +3340,7 @@
                   <pic:spPr>
                     <a:xfrm>
                       <a:off x="0" y="0"/>
-                      <a:ext cx="5120640" cy="2155378"/>
+                      <a:ext cx="5146243" cy="2166154"/>
                     </a:xfrm>
                     <a:prstGeom prst="rect"/>
                   </pic:spPr>

--- a/docs/report/实验报告_题目4_简易拼图游戏.docx
+++ b/docs/report/实验报告_题目4_简易拼图游戏.docx
@@ -3191,7 +3191,7 @@
       <w:r>
         <w:drawing>
           <wp:inline xmlns:a="http://schemas.openxmlformats.org/drawingml/2006/main" xmlns:pic="http://schemas.openxmlformats.org/drawingml/2006/picture">
-            <wp:extent cx="4411065" cy="5095540"/>
+            <wp:extent cx="5391302" cy="6227883"/>
             <wp:docPr id="1" name="Picture 1"/>
             <wp:cNvGraphicFramePr>
               <a:graphicFrameLocks noChangeAspect="1"/>
@@ -3212,7 +3212,7 @@
                   <pic:spPr>
                     <a:xfrm>
                       <a:off x="0" y="0"/>
-                      <a:ext cx="4411065" cy="5095540"/>
+                      <a:ext cx="5391302" cy="6227883"/>
                     </a:xfrm>
                     <a:prstGeom prst="rect"/>
                   </pic:spPr>
@@ -3231,7 +3231,7 @@
       <w:r>
         <w:drawing>
           <wp:inline xmlns:a="http://schemas.openxmlformats.org/drawingml/2006/main" xmlns:pic="http://schemas.openxmlformats.org/drawingml/2006/picture">
-            <wp:extent cx="5513832" cy="2786170"/>
+            <wp:extent cx="6126480" cy="2947468"/>
             <wp:docPr id="2" name="Picture 2"/>
             <wp:cNvGraphicFramePr>
               <a:graphicFrameLocks noChangeAspect="1"/>
@@ -3252,7 +3252,7 @@
                   <pic:spPr>
                     <a:xfrm>
                       <a:off x="0" y="0"/>
-                      <a:ext cx="5513832" cy="2786170"/>
+                      <a:ext cx="6126480" cy="2947468"/>
                     </a:xfrm>
                     <a:prstGeom prst="rect"/>
                   </pic:spPr>
@@ -3319,7 +3319,7 @@
       <w:r>
         <w:drawing>
           <wp:inline xmlns:a="http://schemas.openxmlformats.org/drawingml/2006/main" xmlns:pic="http://schemas.openxmlformats.org/drawingml/2006/picture">
-            <wp:extent cx="5146243" cy="2166154"/>
+            <wp:extent cx="6126480" cy="2114584"/>
             <wp:docPr id="3" name="Picture 3"/>
             <wp:cNvGraphicFramePr>
               <a:graphicFrameLocks noChangeAspect="1"/>
@@ -3340,7 +3340,7 @@
                   <pic:spPr>
                     <a:xfrm>
                       <a:off x="0" y="0"/>
-                      <a:ext cx="5146243" cy="2166154"/>
+                      <a:ext cx="6126480" cy="2114584"/>
                     </a:xfrm>
                     <a:prstGeom prst="rect"/>
                   </pic:spPr>
@@ -4952,7 +4952,7 @@
       <w:r>
         <w:drawing>
           <wp:inline xmlns:a="http://schemas.openxmlformats.org/drawingml/2006/main" xmlns:pic="http://schemas.openxmlformats.org/drawingml/2006/picture">
-            <wp:extent cx="5636361" cy="2642167"/>
+            <wp:extent cx="6126480" cy="2871921"/>
             <wp:docPr id="6" name="Picture 6"/>
             <wp:cNvGraphicFramePr>
               <a:graphicFrameLocks noChangeAspect="1"/>
@@ -4973,7 +4973,7 @@
                   <pic:spPr>
                     <a:xfrm>
                       <a:off x="0" y="0"/>
-                      <a:ext cx="5636361" cy="2642167"/>
+                      <a:ext cx="6126480" cy="2871921"/>
                     </a:xfrm>
                     <a:prstGeom prst="rect"/>
                   </pic:spPr>
@@ -5014,7 +5014,7 @@
       <w:r>
         <w:drawing>
           <wp:inline xmlns:a="http://schemas.openxmlformats.org/drawingml/2006/main" xmlns:pic="http://schemas.openxmlformats.org/drawingml/2006/picture">
-            <wp:extent cx="4411065" cy="2943638"/>
+            <wp:extent cx="6126480" cy="4088388"/>
             <wp:docPr id="7" name="Picture 7"/>
             <wp:cNvGraphicFramePr>
               <a:graphicFrameLocks noChangeAspect="1"/>
@@ -5035,7 +5035,7 @@
                   <pic:spPr>
                     <a:xfrm>
                       <a:off x="0" y="0"/>
-                      <a:ext cx="4411065" cy="2943638"/>
+                      <a:ext cx="6126480" cy="4088388"/>
                     </a:xfrm>
                     <a:prstGeom prst="rect"/>
                   </pic:spPr>
@@ -5510,7 +5510,7 @@
       <w:r>
         <w:drawing>
           <wp:inline xmlns:a="http://schemas.openxmlformats.org/drawingml/2006/main" xmlns:pic="http://schemas.openxmlformats.org/drawingml/2006/picture">
-            <wp:extent cx="5636361" cy="2642167"/>
+            <wp:extent cx="6126480" cy="2871921"/>
             <wp:docPr id="15" name="Picture 15"/>
             <wp:cNvGraphicFramePr>
               <a:graphicFrameLocks noChangeAspect="1"/>
@@ -5531,7 +5531,7 @@
                   <pic:spPr>
                     <a:xfrm>
                       <a:off x="0" y="0"/>
-                      <a:ext cx="5636361" cy="2642167"/>
+                      <a:ext cx="6126480" cy="2871921"/>
                     </a:xfrm>
                     <a:prstGeom prst="rect"/>
                   </pic:spPr>
@@ -5645,7 +5645,7 @@
             <w:r>
               <w:drawing>
                 <wp:inline xmlns:a="http://schemas.openxmlformats.org/drawingml/2006/main" xmlns:pic="http://schemas.openxmlformats.org/drawingml/2006/picture">
-                  <wp:extent cx="5023713" cy="2337767"/>
+                  <wp:extent cx="3798417" cy="1850510"/>
                   <wp:docPr id="16" name="Picture 16"/>
                   <wp:cNvGraphicFramePr>
                     <a:graphicFrameLocks noChangeAspect="1"/>
@@ -5666,7 +5666,7 @@
                         <pic:spPr>
                           <a:xfrm>
                             <a:off x="0" y="0"/>
-                            <a:ext cx="5023713" cy="2337767"/>
+                            <a:ext cx="3798417" cy="1850510"/>
                           </a:xfrm>
                           <a:prstGeom prst="rect"/>
                         </pic:spPr>
@@ -5702,7 +5702,7 @@
             <w:r>
               <w:drawing>
                 <wp:inline xmlns:a="http://schemas.openxmlformats.org/drawingml/2006/main" xmlns:pic="http://schemas.openxmlformats.org/drawingml/2006/picture">
-                  <wp:extent cx="4043476" cy="2483849"/>
+                  <wp:extent cx="4594860" cy="635550"/>
                   <wp:docPr id="17" name="Picture 17"/>
                   <wp:cNvGraphicFramePr>
                     <a:graphicFrameLocks noChangeAspect="1"/>
@@ -5723,7 +5723,7 @@
                         <pic:spPr>
                           <a:xfrm>
                             <a:off x="0" y="0"/>
-                            <a:ext cx="4043476" cy="2483849"/>
+                            <a:ext cx="4594860" cy="635550"/>
                           </a:xfrm>
                           <a:prstGeom prst="rect"/>
                         </pic:spPr>

--- a/docs/report/实验报告_题目4_简易拼图游戏.docx
+++ b/docs/report/实验报告_题目4_简易拼图游戏.docx
@@ -3191,7 +3191,7 @@
       <w:r>
         <w:drawing>
           <wp:inline xmlns:a="http://schemas.openxmlformats.org/drawingml/2006/main" xmlns:pic="http://schemas.openxmlformats.org/drawingml/2006/picture">
-            <wp:extent cx="5391302" cy="6227883"/>
+            <wp:extent cx="6126480" cy="7077140"/>
             <wp:docPr id="1" name="Picture 1"/>
             <wp:cNvGraphicFramePr>
               <a:graphicFrameLocks noChangeAspect="1"/>
@@ -3212,7 +3212,7 @@
                   <pic:spPr>
                     <a:xfrm>
                       <a:off x="0" y="0"/>
-                      <a:ext cx="5391302" cy="6227883"/>
+                      <a:ext cx="6126480" cy="7077140"/>
                     </a:xfrm>
                     <a:prstGeom prst="rect"/>
                   </pic:spPr>

--- a/docs/report/实验报告_题目4_简易拼图游戏.docx
+++ b/docs/report/实验报告_题目4_简易拼图游戏.docx
@@ -1801,7 +1801,7 @@
       <w:r>
         <w:drawing>
           <wp:inline xmlns:a="http://schemas.openxmlformats.org/drawingml/2006/main" xmlns:pic="http://schemas.openxmlformats.org/drawingml/2006/picture">
-            <wp:extent cx="6126480" cy="4851843"/>
+            <wp:extent cx="6126480" cy="5780024"/>
             <wp:docPr id="1" name="Picture 1"/>
             <wp:cNvGraphicFramePr>
               <a:graphicFrameLocks noChangeAspect="1"/>
@@ -1822,7 +1822,7 @@
                   <pic:spPr>
                     <a:xfrm>
                       <a:off x="0" y="0"/>
-                      <a:ext cx="6126480" cy="4851843"/>
+                      <a:ext cx="6126480" cy="5780024"/>
                     </a:xfrm>
                     <a:prstGeom prst="rect"/>
                   </pic:spPr>
@@ -1852,7 +1852,7 @@
         <w:spacing w:line="276" w:lineRule="auto" w:after="80"/>
       </w:pPr>
       <w:r>
-        <w:t>整机划分为 5 大高层级核心子系统，其职责分工如下：1. 时钟使能与键盘输入子系统：主频 50 MHz 经分频产生全局单周期 Tick 使能脉冲网络；4×4 矩阵键盘由 200 Hz 节拍驱动、两拍一轮（一轮 10 ms）的独热列释放扫描；DEBOUNCE_MAX+1 = 4 轮判稳 ⇒ 40 ms 消抖（8 个 200 Hz 采样点），随后向主控输出稳定的单拍按键脉冲； 2. 游戏主控与规则状态机：统一管理系统全局状态迁移（自检、待机、预览、对局、结算）、倒计时递减及连闯三关流转； 3. 拼图核心引擎：包含 8 位 LFSR（周期 255）伪随机散落算法、64 位几何平移与 90° 旋转、刚性碰撞越界拦截及全图 100% 吻合判定； 4. 图案与随机数据 ROM：固化关卡目标图案库与各零片几何掩码，并为拼图引擎提供无冲突的伪随机散落偏移量； 5. 显示与音效输出子系统：实现数码管与点阵屏的 125 Hz 超临界无频闪扫描驱动，叠加 ≤10 s 告急幽灵闪烁；音频模块内置数控分频与 16 步连奏音符发生器，输出马里奥经典音效。上述子系统的全局架构、11 个 entity 之间的端口连接与全局网络分配如下图所示（各模块的职责与端口详见 §2.3）。读图时请注意三点：① 数据通路自左向右 —— 板载输入 → 时钟与键盘采集 → 主控与存储 → 核心引擎 → 显示/音频输出 → 板载输出；② 跨列的长途信号（如 clk_gen 的 t_1k 分发到引擎、数码管与顶层行计数器）统一走顶部干线带，同源同名的信号共用一条干线，到各自目的地再分开下潜，因此没有任何一根线穿过方框；③ 全局网络 clk（← 50 MHz 有源晶振）、rst（← clk_gen）、sw7 使能（← SW7）是一对多的分配关系，逐根画会得到 20 根长线，故改用模块角标表达，消费者与来源在图中均可查。</w:t>
+        <w:t>整机划分为 5 大高层级核心子系统，其职责分工如下：1. 时钟使能与键盘输入子系统：主频 50 MHz 经分频产生全局单周期 Tick 使能脉冲网络；4×4 矩阵键盘由 200 Hz 节拍驱动、两拍一轮（一轮 10 ms）的独热列释放扫描；DEBOUNCE_MAX+1 = 4 轮判稳 ⇒ 40 ms 消抖（8 个 200 Hz 采样点），随后向主控输出稳定的单拍按键脉冲； 2. 游戏主控与规则状态机：统一管理系统全局状态迁移（自检、待机、预览、对局、结算）、倒计时递减及连闯三关流转； 3. 拼图核心引擎：包含 8 位 LFSR（周期 255）伪随机散落算法、64 位几何平移与 90° 旋转、刚性碰撞越界拦截及全图 100% 吻合判定； 4. 图案与随机数据 ROM：固化关卡目标图案库与各零片几何掩码，并为拼图引擎提供无冲突的伪随机散落偏移量； 5. 显示与音效输出子系统：实现数码管与点阵屏的 125 Hz 超临界无频闪扫描驱动，叠加 ≤10 s 告急幽灵闪烁；音频模块内置数控分频与 16 步连奏音符发生器，输出马里奥经典音效。上述子系统的全局架构、11 个 entity 之间的端口连接与全局网络分配如下图所示（各模块的职责与端口详见 §2.3）。读图时请注意三点：① 数据通路自左向右 —— 板载输入 → 时钟与键盘采集 → 主控与存储 → 核心引擎 → 显示/音频输出 → 板载输出；② 同一个源模块出去的线共用一条主干（一根线 = 一条总线），到各自目标再分叉，因此图上没有"32 根线各带一个标签"那种糊成一片的画法；主干上每一条具体连接（源 → 目标：网名[位宽]，共 32 条）列在图下方的主干明细表里，可逐条与 §8.2 的端口映射对照；③ 全局网络 clk（← 50 MHz 有源晶振）、rst（← clk_gen）、sw7 使能（← SW7）是一对多的分配关系，逐根画会得到 20 根长线，故改用模块角标表达，消费者与来源在图中均可查。</w:t>
         <w:br/>
         <w:t/>
         <w:br/>

--- a/docs/report/实验报告_题目4_简易拼图游戏.docx
+++ b/docs/report/实验报告_题目4_简易拼图游戏.docx
@@ -1801,7 +1801,7 @@
       <w:r>
         <w:drawing>
           <wp:inline xmlns:a="http://schemas.openxmlformats.org/drawingml/2006/main" xmlns:pic="http://schemas.openxmlformats.org/drawingml/2006/picture">
-            <wp:extent cx="6126480" cy="5780024"/>
+            <wp:extent cx="6126480" cy="4171896"/>
             <wp:docPr id="1" name="Picture 1"/>
             <wp:cNvGraphicFramePr>
               <a:graphicFrameLocks noChangeAspect="1"/>
@@ -1822,7 +1822,7 @@
                   <pic:spPr>
                     <a:xfrm>
                       <a:off x="0" y="0"/>
-                      <a:ext cx="6126480" cy="5780024"/>
+                      <a:ext cx="6126480" cy="4171896"/>
                     </a:xfrm>
                     <a:prstGeom prst="rect"/>
                   </pic:spPr>
@@ -1852,7 +1852,7 @@
         <w:spacing w:line="276" w:lineRule="auto" w:after="80"/>
       </w:pPr>
       <w:r>
-        <w:t>整机划分为 5 大高层级核心子系统，其职责分工如下：1. 时钟使能与键盘输入子系统：主频 50 MHz 经分频产生全局单周期 Tick 使能脉冲网络；4×4 矩阵键盘由 200 Hz 节拍驱动、两拍一轮（一轮 10 ms）的独热列释放扫描；DEBOUNCE_MAX+1 = 4 轮判稳 ⇒ 40 ms 消抖（8 个 200 Hz 采样点），随后向主控输出稳定的单拍按键脉冲； 2. 游戏主控与规则状态机：统一管理系统全局状态迁移（自检、待机、预览、对局、结算）、倒计时递减及连闯三关流转； 3. 拼图核心引擎：包含 8 位 LFSR（周期 255）伪随机散落算法、64 位几何平移与 90° 旋转、刚性碰撞越界拦截及全图 100% 吻合判定； 4. 图案与随机数据 ROM：固化关卡目标图案库与各零片几何掩码，并为拼图引擎提供无冲突的伪随机散落偏移量； 5. 显示与音效输出子系统：实现数码管与点阵屏的 125 Hz 超临界无频闪扫描驱动，叠加 ≤10 s 告急幽灵闪烁；音频模块内置数控分频与 16 步连奏音符发生器，输出马里奥经典音效。上述子系统的全局架构、11 个 entity 之间的端口连接与全局网络分配如下图所示（各模块的职责与端口详见 §2.3）。读图时请注意三点：① 数据通路自左向右 —— 板载输入 → 时钟与键盘采集 → 主控与存储 → 核心引擎 → 显示/音频输出 → 板载输出；② 同一个源模块出去的线共用一条主干（一根线 = 一条总线），到各自目标再分叉，因此图上没有"32 根线各带一个标签"那种糊成一片的画法；主干上每一条具体连接（源 → 目标：网名[位宽]，共 32 条）列在图下方的主干明细表里，可逐条与 §8.2 的端口映射对照；③ 全局网络 clk（← 50 MHz 有源晶振）、rst（← clk_gen）、sw7 使能（← SW7）是一对多的分配关系，逐根画会得到 20 根长线，故改用模块角标表达，消费者与来源在图中均可查。</w:t>
+        <w:t>整机划分为 5 大高层级核心子系统，其职责分工如下：1. 时钟使能与键盘输入子系统：主频 50 MHz 经分频产生全局单周期 Tick 使能脉冲网络；4×4 矩阵键盘由 200 Hz 节拍驱动、两拍一轮（一轮 10 ms）的独热列释放扫描；DEBOUNCE_MAX+1 = 4 轮判稳 ⇒ 40 ms 消抖（8 个 200 Hz 采样点），随后向主控输出稳定的单拍按键脉冲； 2. 游戏主控与规则状态机：统一管理系统全局状态迁移（自检、待机、预览、对局、结算）、倒计时递减及连闯三关流转； 3. 拼图核心引擎：包含 8 位 LFSR（周期 255）伪随机散落算法、64 位几何平移与 90° 旋转、刚性碰撞越界拦截及全图 100% 吻合判定； 4. 图案与随机数据 ROM：固化关卡目标图案库与各零片几何掩码，并为拼图引擎提供无冲突的伪随机散落偏移量； 5. 显示与音效输出子系统：实现数码管与点阵屏的 125 Hz 超临界无频闪扫描驱动，叠加 ≤10 s 告急幽灵闪烁；音频模块内置数控分频与 16 步连奏音符发生器，输出马里奥经典音效。上述子系统的全局架构、11 个 entity 之间的端口连接与全局网络分配如下图所示（各模块的职责与端口详见 §2.3）。读图时请注意三点：① 数据通路自左向右 —— 板载输入 → 时钟与键盘采集 → 主控与存储 → 核心引擎 → 显示/音频输出 → 板载输出；② 同一个源模块出去的线共用一条主干（一根线 = 一条总线），到各自目标再分叉，因此图上没有"32 根线各带一个标签"那种糊成一片的画法；每根主干到底走了哪几根线、多少位，逐条列在 §2.3 的模块接口表里；③ 全局网络 clk（← 50 MHz 有源晶振）、rst（← clk_gen）、sw7 使能（← SW7）是一对多的分配关系，逐根画会得到 20 根长线，故改用模块角标表达，消费者与来源在图中均可查。</w:t>
         <w:br/>
         <w:t/>
         <w:br/>

--- a/docs/report/实验报告_题目4_简易拼图游戏.docx
+++ b/docs/report/实验报告_题目4_简易拼图游戏.docx
@@ -1852,7 +1852,7 @@
         <w:spacing w:line="276" w:lineRule="auto" w:after="80"/>
       </w:pPr>
       <w:r>
-        <w:t>整机划分为 5 大高层级核心子系统，其职责分工如下：1. 时钟使能与键盘输入子系统：主频 50 MHz 经分频产生全局单周期 Tick 使能脉冲网络；4×4 矩阵键盘由 200 Hz 节拍驱动、两拍一轮（一轮 10 ms）的独热列释放扫描；DEBOUNCE_MAX+1 = 4 轮判稳 ⇒ 40 ms 消抖（8 个 200 Hz 采样点），随后向主控输出稳定的单拍按键脉冲； 2. 游戏主控与规则状态机：统一管理系统全局状态迁移（自检、待机、预览、对局、结算）、倒计时递减及连闯三关流转； 3. 拼图核心引擎：包含 8 位 LFSR（周期 255）伪随机散落算法、64 位几何平移与 90° 旋转、刚性碰撞越界拦截及全图 100% 吻合判定； 4. 图案与随机数据 ROM：固化关卡目标图案库与各零片几何掩码，并为拼图引擎提供无冲突的伪随机散落偏移量； 5. 显示与音效输出子系统：实现数码管与点阵屏的 125 Hz 超临界无频闪扫描驱动，叠加 ≤10 s 告急幽灵闪烁；音频模块内置数控分频与 16 步连奏音符发生器，输出马里奥经典音效。上述子系统的全局架构、11 个 entity 之间的端口连接与全局网络分配如下图所示（各模块的职责与端口详见 §2.3）。读图时请注意三点：① 数据通路自左向右 —— 板载输入 → 时钟与键盘采集 → 主控与存储 → 核心引擎 → 显示/音频输出 → 板载输出；② 同一个源模块出去的线共用一条主干（一根线 = 一条总线），到各自目标再分叉，因此图上没有"32 根线各带一个标签"那种糊成一片的画法；每根主干到底走了哪几根线、多少位，逐条列在 §2.3 的模块接口表里；③ 全局网络 clk（← 50 MHz 有源晶振）、rst（← clk_gen）、sw7 使能（← SW7）是一对多的分配关系，逐根画会得到 20 根长线，故改用模块角标表达，消费者与来源在图中均可查。</w:t>
+        <w:t>整机划分为 5 大高层级核心子系统，其职责分工如下：1. 时钟使能与键盘输入子系统：主频 50 MHz 经分频产生全局单周期 Tick 使能脉冲网络；4×4 矩阵键盘由 200 Hz 节拍驱动、两拍一轮（一轮 10 ms）的独热列释放扫描；DEBOUNCE_MAX+1 = 4 轮判稳 ⇒ 40 ms 消抖（8 个 200 Hz 采样点），随后向主控输出稳定的单拍按键脉冲； 2. 游戏主控与规则状态机：统一管理系统全局状态迁移（自检、待机、预览、对局、结算）、倒计时递减及连闯三关流转； 3. 拼图核心引擎：包含 8 位 LFSR（周期 255）伪随机散落算法、64 位几何平移与 90° 旋转、刚性碰撞越界拦截及全图 100% 吻合判定； 4. 图案与随机数据 ROM：固化关卡目标图案库与各零片几何掩码，并为拼图引擎提供无冲突的伪随机散落偏移量； 5. 显示与音效输出子系统：实现数码管与点阵屏的 125 Hz 超临界无频闪扫描驱动，叠加 ≤10 s 告急幽灵闪烁；音频模块内置数控分频与 16 步连奏音符发生器，输出马里奥经典音效。再看模块级细节：11 个 entity 逐个成框、逐根端口连接如下图所示（各模块的职责与端口详见 §2.3）。读图时请注意三点：① 数据通路自左向右 —— 板载输入 → 时钟与键盘采集 → 主控与存储 → 核心引擎 → 显示/音频输出 → 板载输出；② 同一个源模块出去的线共用一条主干（一根线 = 一条总线），到各自目标再分叉，因此图上没有"32 根线各带一个标签"那种糊成一片的画法；每根主干到底走了哪几根线、多少位，逐条列在 §2.3 的模块接口表里；③ 全局网络 clk（← 50 MHz 有源晶振）、rst（← clk_gen）、sw7 使能（← SW7）是一对多的分配关系，逐根画会得到 20 根长线，故改用模块角标表达，消费者与来源在图中均可查。</w:t>
         <w:br/>
         <w:t/>
         <w:br/>

--- a/docs/report/实验报告_题目4_简易拼图游戏.docx
+++ b/docs/report/实验报告_题目4_简易拼图游戏.docx
@@ -4828,7 +4828,7 @@
       <w:r>
         <w:drawing>
           <wp:inline xmlns:a="http://schemas.openxmlformats.org/drawingml/2006/main" xmlns:pic="http://schemas.openxmlformats.org/drawingml/2006/picture">
-            <wp:extent cx="6126480" cy="2831361"/>
+            <wp:extent cx="6126480" cy="1728781"/>
             <wp:docPr id="4" name="Picture 4"/>
             <wp:cNvGraphicFramePr>
               <a:graphicFrameLocks noChangeAspect="1"/>
@@ -4849,7 +4849,7 @@
                   <pic:spPr>
                     <a:xfrm>
                       <a:off x="0" y="0"/>
-                      <a:ext cx="6126480" cy="2831361"/>
+                      <a:ext cx="6126480" cy="1728781"/>
                     </a:xfrm>
                     <a:prstGeom prst="rect"/>
                   </pic:spPr>
@@ -4890,7 +4890,7 @@
       <w:r>
         <w:drawing>
           <wp:inline xmlns:a="http://schemas.openxmlformats.org/drawingml/2006/main" xmlns:pic="http://schemas.openxmlformats.org/drawingml/2006/picture">
-            <wp:extent cx="6126480" cy="2599482"/>
+            <wp:extent cx="6126480" cy="1559467"/>
             <wp:docPr id="5" name="Picture 5"/>
             <wp:cNvGraphicFramePr>
               <a:graphicFrameLocks noChangeAspect="1"/>
@@ -4911,7 +4911,7 @@
                   <pic:spPr>
                     <a:xfrm>
                       <a:off x="0" y="0"/>
-                      <a:ext cx="6126480" cy="2599482"/>
+                      <a:ext cx="6126480" cy="1559467"/>
                     </a:xfrm>
                     <a:prstGeom prst="rect"/>
                   </pic:spPr>
@@ -4952,7 +4952,7 @@
       <w:r>
         <w:drawing>
           <wp:inline xmlns:a="http://schemas.openxmlformats.org/drawingml/2006/main" xmlns:pic="http://schemas.openxmlformats.org/drawingml/2006/picture">
-            <wp:extent cx="6126480" cy="2871921"/>
+            <wp:extent cx="6126480" cy="2704562"/>
             <wp:docPr id="6" name="Picture 6"/>
             <wp:cNvGraphicFramePr>
               <a:graphicFrameLocks noChangeAspect="1"/>
@@ -4973,7 +4973,7 @@
                   <pic:spPr>
                     <a:xfrm>
                       <a:off x="0" y="0"/>
-                      <a:ext cx="6126480" cy="2871921"/>
+                      <a:ext cx="6126480" cy="2704562"/>
                     </a:xfrm>
                     <a:prstGeom prst="rect"/>
                   </pic:spPr>
@@ -5014,7 +5014,7 @@
       <w:r>
         <w:drawing>
           <wp:inline xmlns:a="http://schemas.openxmlformats.org/drawingml/2006/main" xmlns:pic="http://schemas.openxmlformats.org/drawingml/2006/picture">
-            <wp:extent cx="6126480" cy="4088388"/>
+            <wp:extent cx="6126480" cy="2713473"/>
             <wp:docPr id="7" name="Picture 7"/>
             <wp:cNvGraphicFramePr>
               <a:graphicFrameLocks noChangeAspect="1"/>
@@ -5035,7 +5035,7 @@
                   <pic:spPr>
                     <a:xfrm>
                       <a:off x="0" y="0"/>
-                      <a:ext cx="6126480" cy="4088388"/>
+                      <a:ext cx="6126480" cy="2713473"/>
                     </a:xfrm>
                     <a:prstGeom prst="rect"/>
                   </pic:spPr>
@@ -5076,7 +5076,7 @@
       <w:r>
         <w:drawing>
           <wp:inline xmlns:a="http://schemas.openxmlformats.org/drawingml/2006/main" xmlns:pic="http://schemas.openxmlformats.org/drawingml/2006/picture">
-            <wp:extent cx="6126480" cy="778170"/>
+            <wp:extent cx="6126480" cy="458929"/>
             <wp:docPr id="8" name="Picture 8"/>
             <wp:cNvGraphicFramePr>
               <a:graphicFrameLocks noChangeAspect="1"/>
@@ -5097,7 +5097,7 @@
                   <pic:spPr>
                     <a:xfrm>
                       <a:off x="0" y="0"/>
-                      <a:ext cx="6126480" cy="778170"/>
+                      <a:ext cx="6126480" cy="458929"/>
                     </a:xfrm>
                     <a:prstGeom prst="rect"/>
                   </pic:spPr>
@@ -5138,7 +5138,7 @@
       <w:r>
         <w:drawing>
           <wp:inline xmlns:a="http://schemas.openxmlformats.org/drawingml/2006/main" xmlns:pic="http://schemas.openxmlformats.org/drawingml/2006/picture">
-            <wp:extent cx="6126480" cy="1676720"/>
+            <wp:extent cx="6126480" cy="1385698"/>
             <wp:docPr id="9" name="Picture 9"/>
             <wp:cNvGraphicFramePr>
               <a:graphicFrameLocks noChangeAspect="1"/>
@@ -5159,7 +5159,7 @@
                   <pic:spPr>
                     <a:xfrm>
                       <a:off x="0" y="0"/>
-                      <a:ext cx="6126480" cy="1676720"/>
+                      <a:ext cx="6126480" cy="1385698"/>
                     </a:xfrm>
                     <a:prstGeom prst="rect"/>
                   </pic:spPr>
@@ -5200,7 +5200,7 @@
       <w:r>
         <w:drawing>
           <wp:inline xmlns:a="http://schemas.openxmlformats.org/drawingml/2006/main" xmlns:pic="http://schemas.openxmlformats.org/drawingml/2006/picture">
-            <wp:extent cx="6126480" cy="1014631"/>
+            <wp:extent cx="6126480" cy="730721"/>
             <wp:docPr id="10" name="Picture 10"/>
             <wp:cNvGraphicFramePr>
               <a:graphicFrameLocks noChangeAspect="1"/>
@@ -5221,7 +5221,7 @@
                   <pic:spPr>
                     <a:xfrm>
                       <a:off x="0" y="0"/>
-                      <a:ext cx="6126480" cy="1014631"/>
+                      <a:ext cx="6126480" cy="730721"/>
                     </a:xfrm>
                     <a:prstGeom prst="rect"/>
                   </pic:spPr>
@@ -5262,7 +5262,7 @@
       <w:r>
         <w:drawing>
           <wp:inline xmlns:a="http://schemas.openxmlformats.org/drawingml/2006/main" xmlns:pic="http://schemas.openxmlformats.org/drawingml/2006/picture">
-            <wp:extent cx="6126480" cy="2483543"/>
+            <wp:extent cx="6126480" cy="1492633"/>
             <wp:docPr id="11" name="Picture 11"/>
             <wp:cNvGraphicFramePr>
               <a:graphicFrameLocks noChangeAspect="1"/>
@@ -5283,7 +5283,7 @@
                   <pic:spPr>
                     <a:xfrm>
                       <a:off x="0" y="0"/>
-                      <a:ext cx="6126480" cy="2483543"/>
+                      <a:ext cx="6126480" cy="1492633"/>
                     </a:xfrm>
                     <a:prstGeom prst="rect"/>
                   </pic:spPr>
@@ -5324,7 +5324,7 @@
       <w:r>
         <w:drawing>
           <wp:inline xmlns:a="http://schemas.openxmlformats.org/drawingml/2006/main" xmlns:pic="http://schemas.openxmlformats.org/drawingml/2006/picture">
-            <wp:extent cx="6126480" cy="2263868"/>
+            <wp:extent cx="6126480" cy="1229751"/>
             <wp:docPr id="12" name="Picture 12"/>
             <wp:cNvGraphicFramePr>
               <a:graphicFrameLocks noChangeAspect="1"/>
@@ -5345,7 +5345,7 @@
                   <pic:spPr>
                     <a:xfrm>
                       <a:off x="0" y="0"/>
-                      <a:ext cx="6126480" cy="2263868"/>
+                      <a:ext cx="6126480" cy="1229751"/>
                     </a:xfrm>
                     <a:prstGeom prst="rect"/>
                   </pic:spPr>
@@ -5386,7 +5386,7 @@
       <w:r>
         <w:drawing>
           <wp:inline xmlns:a="http://schemas.openxmlformats.org/drawingml/2006/main" xmlns:pic="http://schemas.openxmlformats.org/drawingml/2006/picture">
-            <wp:extent cx="6126480" cy="2379807"/>
+            <wp:extent cx="6126480" cy="1390154"/>
             <wp:docPr id="13" name="Picture 13"/>
             <wp:cNvGraphicFramePr>
               <a:graphicFrameLocks noChangeAspect="1"/>
@@ -5407,7 +5407,7 @@
                   <pic:spPr>
                     <a:xfrm>
                       <a:off x="0" y="0"/>
-                      <a:ext cx="6126480" cy="2379807"/>
+                      <a:ext cx="6126480" cy="1390154"/>
                     </a:xfrm>
                     <a:prstGeom prst="rect"/>
                   </pic:spPr>
@@ -5448,7 +5448,7 @@
       <w:r>
         <w:drawing>
           <wp:inline xmlns:a="http://schemas.openxmlformats.org/drawingml/2006/main" xmlns:pic="http://schemas.openxmlformats.org/drawingml/2006/picture">
-            <wp:extent cx="6126480" cy="1513348"/>
+            <wp:extent cx="6126480" cy="1238662"/>
             <wp:docPr id="14" name="Picture 14"/>
             <wp:cNvGraphicFramePr>
               <a:graphicFrameLocks noChangeAspect="1"/>
@@ -5469,7 +5469,7 @@
                   <pic:spPr>
                     <a:xfrm>
                       <a:off x="0" y="0"/>
-                      <a:ext cx="6126480" cy="1513348"/>
+                      <a:ext cx="6126480" cy="1238662"/>
                     </a:xfrm>
                     <a:prstGeom prst="rect"/>
                   </pic:spPr>
@@ -5510,7 +5510,7 @@
       <w:r>
         <w:drawing>
           <wp:inline xmlns:a="http://schemas.openxmlformats.org/drawingml/2006/main" xmlns:pic="http://schemas.openxmlformats.org/drawingml/2006/picture">
-            <wp:extent cx="6126480" cy="2871921"/>
+            <wp:extent cx="6126480" cy="2713473"/>
             <wp:docPr id="15" name="Picture 15"/>
             <wp:cNvGraphicFramePr>
               <a:graphicFrameLocks noChangeAspect="1"/>
@@ -5531,7 +5531,7 @@
                   <pic:spPr>
                     <a:xfrm>
                       <a:off x="0" y="0"/>
-                      <a:ext cx="6126480" cy="2871921"/>
+                      <a:ext cx="6126480" cy="2713473"/>
                     </a:xfrm>
                     <a:prstGeom prst="rect"/>
                   </pic:spPr>

--- a/docs/report/实验报告_题目4_简易拼图游戏.docx
+++ b/docs/report/实验报告_题目4_简易拼图游戏.docx
@@ -2783,7 +2783,7 @@
                 <w:rFonts w:ascii="宋体" w:hAnsi="宋体" w:eastAsia="宋体"/>
                 <w:sz w:val="17"/>
               </w:rPr>
-              <w:t>数码管段码 / PASS·FAIL 字符拼装</w:t>
+              <w:t>数码管 BCD 内容 / PASS·FAIL 字符拼装</w:t>
             </w:r>
           </w:p>
         </w:tc>
@@ -3191,7 +3191,7 @@
       <w:r>
         <w:drawing>
           <wp:inline xmlns:a="http://schemas.openxmlformats.org/drawingml/2006/main" xmlns:pic="http://schemas.openxmlformats.org/drawingml/2006/picture">
-            <wp:extent cx="6126480" cy="7077140"/>
+            <wp:extent cx="5391302" cy="6628130"/>
             <wp:docPr id="1" name="Picture 1"/>
             <wp:cNvGraphicFramePr>
               <a:graphicFrameLocks noChangeAspect="1"/>
@@ -3212,7 +3212,7 @@
                   <pic:spPr>
                     <a:xfrm>
                       <a:off x="0" y="0"/>
-                      <a:ext cx="6126480" cy="7077140"/>
+                      <a:ext cx="5391302" cy="6628130"/>
                     </a:xfrm>
                     <a:prstGeom prst="rect"/>
                   </pic:spPr>

--- a/docs/report/实验报告_题目4_简易拼图游戏.docx
+++ b/docs/report/实验报告_题目4_简易拼图游戏.docx
@@ -1801,7 +1801,7 @@
       <w:r>
         <w:drawing>
           <wp:inline xmlns:a="http://schemas.openxmlformats.org/drawingml/2006/main" xmlns:pic="http://schemas.openxmlformats.org/drawingml/2006/picture">
-            <wp:extent cx="6126480" cy="4171896"/>
+            <wp:extent cx="6126480" cy="4245675"/>
             <wp:docPr id="1" name="Picture 1"/>
             <wp:cNvGraphicFramePr>
               <a:graphicFrameLocks noChangeAspect="1"/>
@@ -1822,7 +1822,7 @@
                   <pic:spPr>
                     <a:xfrm>
                       <a:off x="0" y="0"/>
-                      <a:ext cx="6126480" cy="4171896"/>
+                      <a:ext cx="6126480" cy="4245675"/>
                     </a:xfrm>
                     <a:prstGeom prst="rect"/>
                   </pic:spPr>
@@ -3191,7 +3191,7 @@
       <w:r>
         <w:drawing>
           <wp:inline xmlns:a="http://schemas.openxmlformats.org/drawingml/2006/main" xmlns:pic="http://schemas.openxmlformats.org/drawingml/2006/picture">
-            <wp:extent cx="5391302" cy="6628130"/>
+            <wp:extent cx="5391302" cy="6470874"/>
             <wp:docPr id="1" name="Picture 1"/>
             <wp:cNvGraphicFramePr>
               <a:graphicFrameLocks noChangeAspect="1"/>
@@ -3212,7 +3212,7 @@
                   <pic:spPr>
                     <a:xfrm>
                       <a:off x="0" y="0"/>
-                      <a:ext cx="5391302" cy="6628130"/>
+                      <a:ext cx="5391302" cy="6470874"/>
                     </a:xfrm>
                     <a:prstGeom prst="rect"/>
                   </pic:spPr>

--- a/docs/report/实验报告_题目4_简易拼图游戏.docx
+++ b/docs/report/实验报告_题目4_简易拼图游戏.docx
@@ -382,7 +382,7 @@
         <w:spacing w:line="276" w:lineRule="auto" w:after="80"/>
       </w:pPr>
       <w:r>
-        <w:t>• 核心逻辑器件：Altera MAX II EPM1270T144C5（含 1,270 个逻辑单元 LE，127 个逻辑阵列块 LAB，无片上嵌入式 RAM 块）；板载外设资源：50 MHz 有源晶振 (PIN_18)、使能开关 SW7 (PIN_125)、复位按键 BTN0 (PIN_61)、4×4 矩阵键盘、8×8 双色 LED 点阵屏、8 位共阴极数码管、电磁式无源蜂鸣器 (PIN_60)；EDA 工具链与环境：Quartus II 9.1 (32-bit，含内置仿真器与 TimeQuest 静态时序分析)、Python 3.14（12 套测试台 sim/tb_.py 共 7,700 余行判据 + 23 个工具脚本 scripts/.py 共 8,100 余行，合计约 1.6 万行自动化激励/判据与资源对账脚本）。本机未安装 ModelSim / GHDL，全部功能仿真均由 Quartus 内置仿真器完成（结果回写进 sim/.vwf）。</w:t>
+        <w:t>• 核心逻辑器件：Altera MAX II EPM1270T144C5（含 1,270 个逻辑单元 LE，127 个逻辑阵列块 LAB，无片上嵌入式 RAM 块）；板载外设资源：50 MHz 有源晶振 (PIN_18)、使能开关 SW7 (PIN_125)、复位按键 BTN0 (PIN_61)、4×4 矩阵键盘、8×8 双色 LED 点阵屏、8 位共阴极数码管、电磁式无源蜂鸣器 (PIN_60)；EDA 工具链与环境：Quartus II 9.1 (32-bit，含内置仿真器与 TimeQuest 静态时序分析)、Python 3.14（12 套测试台 sim/tb_.py 共 7,700 余行判据 + 37 个 Python 工具脚本 scripts/.py 共 13,500 余行，合计约 2.1 万行自动化激励/判据与资源对账脚本；scripts/ 目录共 42 个文件 = 37 .py + 2 .ps1 + 1 .sh + 2 .tcl）。本机未安装 ModelSim / GHDL，全部功能仿真均由 Quartus 内置仿真器完成（结果回写进 sim/.vwf）。</w:t>
         <w:br/>
         <w:t/>
         <w:br/>
@@ -1852,7 +1852,7 @@
         <w:spacing w:line="276" w:lineRule="auto" w:after="80"/>
       </w:pPr>
       <w:r>
-        <w:t>整机划分为 5 大高层级核心子系统，其职责分工如下：1. 时钟使能与键盘输入子系统：主频 50 MHz 经分频产生全局单周期 Tick 使能脉冲网络；4×4 矩阵键盘由 200 Hz 节拍驱动、两拍一轮（一轮 10 ms）的独热列释放扫描；DEBOUNCE_MAX+1 = 4 轮判稳 ⇒ 40 ms 消抖（8 个 200 Hz 采样点），随后向主控输出稳定的单拍按键脉冲； 2. 游戏主控与规则状态机：统一管理系统全局状态迁移（自检、待机、预览、对局、结算）、倒计时递减及连闯三关流转； 3. 拼图核心引擎：包含 8 位 LFSR（周期 255）伪随机散落算法、64 位几何平移与 90° 旋转、刚性碰撞越界拦截及全图 100% 吻合判定； 4. 图案与随机数据 ROM：固化关卡目标图案库与各零片几何掩码，并为拼图引擎提供无冲突的伪随机散落偏移量； 5. 显示与音效输出子系统：实现数码管与点阵屏的 125 Hz 超临界无频闪扫描驱动，叠加 ≤10 s 告急幽灵闪烁；音频模块内置数控分频与 16 步连奏音符发生器，输出马里奥经典音效。再看模块级细节：11 个 entity 逐个成框、逐根端口连接如下图所示（各模块的职责与端口详见 §2.3）。读图时请注意三点：① 数据通路自左向右 —— 板载输入 → 时钟与键盘采集 → 主控与存储 → 核心引擎 → 显示/音频输出 → 板载输出；② 同一个源模块出去的线共用一条主干（一根线 = 一条总线），到各自目标再分叉，因此图上没有"32 根线各带一个标签"那种糊成一片的画法；每根主干到底走了哪几根线、多少位，逐条列在 §2.3 的模块接口表里；③ 全局网络 clk（← 50 MHz 有源晶振）、rst（← clk_gen）、sw7 使能（← SW7）是一对多的分配关系，逐根画会得到 20 根长线，故改用模块角标表达，消费者与来源在图中均可查。</w:t>
+        <w:t>整机划分为 5 大高层级核心子系统，其职责分工如下：1. 时钟使能与键盘输入子系统：主频 50 MHz 经分频产生全局单周期 Tick 使能脉冲网络；4×4 矩阵键盘由 200 Hz 节拍驱动、两拍一轮（一轮 10 ms）的独热列释放扫描；DEBOUNCE_MAX+1 = 4 轮判稳 ⇒ 40 ms 消抖（8 个 200 Hz 采样点），随后向主控输出稳定的单拍按键脉冲； 2. 游戏主控与规则状态机：统一管理系统全局状态迁移（自检、待机、预览、对局、结算）、倒计时递减及连闯三关流转； 3. 拼图核心引擎：包含 8 位 LFSR（周期 255）伪随机散落算法、64 位几何平移与 90° 旋转、刚性碰撞越界拦截及全图 100% 吻合判定； 4. 图案与随机数据 ROM：固化关卡目标图案库与各零片几何掩码，并为拼图引擎提供无冲突的伪随机散落偏移量； 5. 显示与音效输出子系统：实现数码管与点阵屏的 125 Hz 超临界无频闪扫描驱动，叠加 ≤10 s 告急幽灵闪烁；音频模块内置数控分频与 16 步连奏音符发生器，输出马里奥经典音效。再看模块级细节：11 个 entity 逐个成框、逐根端口连接如下图所示（各模块的职责与端口详见 §2.3）。读图时请注意三点：① 数据通路自左向右 —— 板载输入 → 时钟与键盘采集 → 主控与存储 → 核心引擎 → 显示/音频输出 → 板载输出；② 同一个源模块出去的线共用一条主干（一根线 = 一条总线），到各自目标再分叉，因此图上没有"32 根线各带一个标签"那种糊成一片的画法；每根主干到底走了哪几根线、多少位，逐条列在 §2.3 的模块接口表里；③ 全局网络 clk（← 50 MHz 有源晶振）、rst（← clk_gen）、sw7 使能（← SW7）是一对多的分配关系（消费者 10 / 8 / 4 个），逐根画会得到 22 根长线，故改用模块角标表达，消费者与来源在图中均可查。</w:t>
         <w:br/>
         <w:t/>
         <w:br/>
@@ -3191,7 +3191,7 @@
       <w:r>
         <w:drawing>
           <wp:inline xmlns:a="http://schemas.openxmlformats.org/drawingml/2006/main" xmlns:pic="http://schemas.openxmlformats.org/drawingml/2006/picture">
-            <wp:extent cx="5391302" cy="6470874"/>
+            <wp:extent cx="5391302" cy="6422369"/>
             <wp:docPr id="1" name="Picture 1"/>
             <wp:cNvGraphicFramePr>
               <a:graphicFrameLocks noChangeAspect="1"/>
@@ -3212,7 +3212,7 @@
                   <pic:spPr>
                     <a:xfrm>
                       <a:off x="0" y="0"/>
-                      <a:ext cx="5391302" cy="6470874"/>
+                      <a:ext cx="5391302" cy="6422369"/>
                     </a:xfrm>
                     <a:prstGeom prst="rect"/>
                   </pic:spPr>

--- a/docs/report/实验报告_题目4_简易拼图游戏.docx
+++ b/docs/report/实验报告_题目4_简易拼图游戏.docx
@@ -1801,7 +1801,7 @@
       <w:r>
         <w:drawing>
           <wp:inline xmlns:a="http://schemas.openxmlformats.org/drawingml/2006/main" xmlns:pic="http://schemas.openxmlformats.org/drawingml/2006/picture">
-            <wp:extent cx="6126480" cy="4245675"/>
+            <wp:extent cx="6126480" cy="4343161"/>
             <wp:docPr id="1" name="Picture 1"/>
             <wp:cNvGraphicFramePr>
               <a:graphicFrameLocks noChangeAspect="1"/>
@@ -1822,7 +1822,7 @@
                   <pic:spPr>
                     <a:xfrm>
                       <a:off x="0" y="0"/>
-                      <a:ext cx="6126480" cy="4245675"/>
+                      <a:ext cx="6126480" cy="4343161"/>
                     </a:xfrm>
                     <a:prstGeom prst="rect"/>
                   </pic:spPr>
@@ -1852,7 +1852,7 @@
         <w:spacing w:line="276" w:lineRule="auto" w:after="80"/>
       </w:pPr>
       <w:r>
-        <w:t>整机划分为 5 大高层级核心子系统，其职责分工如下：1. 时钟使能与键盘输入子系统：主频 50 MHz 经分频产生全局单周期 Tick 使能脉冲网络；4×4 矩阵键盘由 200 Hz 节拍驱动、两拍一轮（一轮 10 ms）的独热列释放扫描；DEBOUNCE_MAX+1 = 4 轮判稳 ⇒ 40 ms 消抖（8 个 200 Hz 采样点），随后向主控输出稳定的单拍按键脉冲； 2. 游戏主控与规则状态机：统一管理系统全局状态迁移（自检、待机、预览、对局、结算）、倒计时递减及连闯三关流转； 3. 拼图核心引擎：包含 8 位 LFSR（周期 255）伪随机散落算法、64 位几何平移与 90° 旋转、刚性碰撞越界拦截及全图 100% 吻合判定； 4. 图案与随机数据 ROM：固化关卡目标图案库与各零片几何掩码，并为拼图引擎提供无冲突的伪随机散落偏移量； 5. 显示与音效输出子系统：实现数码管与点阵屏的 125 Hz 超临界无频闪扫描驱动，叠加 ≤10 s 告急幽灵闪烁；音频模块内置数控分频与 16 步连奏音符发生器，输出马里奥经典音效。再看模块级细节：11 个 entity 逐个成框、逐根端口连接如下图所示（各模块的职责与端口详见 §2.3）。读图时请注意三点：① 数据通路自左向右 —— 板载输入 → 时钟与键盘采集 → 主控与存储 → 核心引擎 → 显示/音频输出 → 板载输出；② 同一个源模块出去的线共用一条主干（一根线 = 一条总线），到各自目标再分叉，因此图上没有"32 根线各带一个标签"那种糊成一片的画法；每根主干到底走了哪几根线、多少位，逐条列在 §2.3 的模块接口表里；③ 全局网络 clk（← 50 MHz 有源晶振）、rst（← clk_gen）、sw7 使能（← SW7）是一对多的分配关系（消费者 10 / 8 / 4 个），逐根画会得到 22 根长线，故改用模块角标表达，消费者与来源在图中均可查。</w:t>
+        <w:t>整机划分为 5 大高层级核心子系统，其职责分工如下：1. 时钟使能与键盘输入子系统：主频 50 MHz 经分频产生全局单周期 Tick 使能脉冲网络；4×4 矩阵键盘由 200 Hz 节拍驱动、两拍一轮（一轮 10 ms）的独热列释放扫描；DEBOUNCE_MAX+1 = 4 轮判稳 ⇒ 40 ms 消抖（8 个 200 Hz 采样点），随后向主控输出稳定的单拍按键脉冲； 2. 游戏主控与规则状态机：统一管理系统全局状态迁移（自检、待机、预览、对局、结算）、倒计时递减及连闯三关流转； 3. 拼图核心引擎：包含 8 位 LFSR（周期 255）伪随机散落算法、64 位几何平移与 90° 旋转、刚性碰撞越界拦截及全图 100% 吻合判定； 4. 图案与随机数据 ROM：固化关卡目标图案库与各零片几何掩码，并为拼图引擎提供无冲突的伪随机散落偏移量； 5. 显示与音效输出子系统：实现数码管与点阵屏的 125 Hz 超临界无频闪扫描驱动，叠加 ≤10 s 告急幽灵闪烁；音频模块内置数控分频与 16 步连奏音符发生器，输出马里奥经典音效。再看模块级细节：11 个 entity 逐个成框、逐根端口连接如下图所示（各模块的职责与端口详见 §2.3）。读图时请注意三点：① 数据通路自左向右 —— 板载输入 → 时钟与键盘采集 → 主控与存储 → 核心引擎 → 显示/音频输出 → 板载输出；② 同一个源模块出去的线共用一条主干（一根线 = 一条总线），到各自目标再分叉，因此图上没有"32 根线各带一个标签"那种糊成一片的画法；每根主干到底走了哪几根线、多少位，逐条列在 §2.3 的模块接口表里；③ 全局网络 clk（← 50 MHz 有源晶振）、rst（← clk_gen）、sw7 使能（← SW7）是一对多的分配关系（消费者 10 / 9 / 4 个），逐根画会得到 23 根长线，故改用模块角标表达，消费者与来源在图中均可查。</w:t>
         <w:br/>
         <w:t/>
         <w:br/>
@@ -3191,7 +3191,7 @@
       <w:r>
         <w:drawing>
           <wp:inline xmlns:a="http://schemas.openxmlformats.org/drawingml/2006/main" xmlns:pic="http://schemas.openxmlformats.org/drawingml/2006/picture">
-            <wp:extent cx="5391302" cy="6422369"/>
+            <wp:extent cx="5391302" cy="6877629"/>
             <wp:docPr id="1" name="Picture 1"/>
             <wp:cNvGraphicFramePr>
               <a:graphicFrameLocks noChangeAspect="1"/>
@@ -3212,7 +3212,7 @@
                   <pic:spPr>
                     <a:xfrm>
                       <a:off x="0" y="0"/>
-                      <a:ext cx="5391302" cy="6422369"/>
+                      <a:ext cx="5391302" cy="6877629"/>
                     </a:xfrm>
                     <a:prstGeom prst="rect"/>
                   </pic:spPr>
@@ -3282,7 +3282,7 @@
         <w:spacing w:line="276" w:lineRule="auto" w:after="80"/>
       </w:pPr>
       <w:r>
-        <w:t>游戏主控状态机（FSM）严格遵循硬件算法状态机（ASM）设计规范，其状态转移与跳转条件如下图所示：状态机包含 6 个核心状态：• S_SELF_TEST（自检）：上电或复位进入，窗口恒为 8 个 4 Hz 节拍（复位路径恰 2.000 s；SW7 关→开重入落在 1.75～2.0 s 之间），数码管显示 88888888，点阵 64 点全亮（红+绿=黄）并以 2 Hz、占空比 50% 闪烁，蜂鸣器奏响 POST 开机自检短鸣；S_IDLE（待机）：自检后点阵全熄灭，DISP7 显示‘5’，DISP0 显示当前关卡；按【开始】键触发预览；S_PREVIEW（预览）：点阵全红显示目标图案，DISP7 倒计时 5～1 s，限时届满自动散落；S_PLAYING（对局）：LFSR 散落各零片，倒计时（30 s / 40 s / 60 s）以 1 Hz 递减，响应平移与旋转。倒计时 ≤10 s 时触发 2 Hz 绿色告急幽灵闪烁辅助；S_WIN（过关）：全部零片锁定且拼合像素与目标 100% 重合时进入，数码管显示 PASS，奏响通关号角；结算画面先以 2 Hz 闪 2 个周期（1 s）后常亮。关卡 &lt; 3 自动升关，第三关通关保持大通关状态，按【开始】重开新一局；S_FAIL（失败）：倒计时归零超时或错拼锁定进入，数码管显示 FAIL，奏响 Game Over 失败音；结算画面同样先闪 2 个 2 Hz 周期（1 s）后常亮并停留在结算画面，等玩家按【开始】重开新一局（不会自动返回待机）。</w:t>
+        <w:t>游戏主控状态机（FSM）严格遵循硬件算法状态机（ASM）设计规范，其状态转移与跳转条件如下图所示：状态机包含 6 个核心状态：• S_SELF_TEST（自检）：上电或复位进入，窗口恒为 8 个 4 Hz 节拍（复位路径恰 2.000 s；SW7 关→开重入落在 1.75～2.0 s 之间），数码管显示 88888888，点阵 64 点全亮（红+绿=黄）并以 2 Hz、占空比 50% 闪烁，蜂鸣器奏响 POST 开机自检短鸣；S_IDLE（待机）：自检后点阵全熄灭，DISP7 显示‘5’，DISP0 显示当前关卡；按【开始】键触发预览；S_PREVIEW（预览）：点阵全红显示目标图案，DISP7 倒计时 5～1 s，限时届满自动散落；S_PLAYING（对局）：LFSR 散落各零片，倒计时（30 s / 40 s / 60 s）以 1 Hz 递减，响应平移与旋转。倒计时 ≤10 s 时触发 2 Hz 绿色告急幽灵闪烁辅助；S_WIN（过关，仅第三关）：只有第三关也拼合成功时才进入（game_fsm.vhd 在 level='0' 时是 level&lt;='1' 并回 S_PREVIEW、lvl3='0' 时是 lvl3&lt;='1' 并回 S_PREVIEW，只有两者都满才 st &lt;= S_WIN）—— 即第一、二关拼对后不经过 S_WIN，而是直接回到下一关的预览。进入 S_WIN 后数码管显示 PASS，奏响通关号角；结算画面先以 2 Hz 闪 2 个周期（1 s）后常亮并保持大通关状态，按【开始】重开新一局（level / lvl3 清零，回第一关预览）；S_FAIL（失败）：只有两条入口 —— 倒计时归零超时（i_tick_1hz 且 cnt ≤ 1），或"全部零片已锁定但并集 ≠ 目标图案"（i_all_lock 分支，B9 拼装错误）；数码管显示 FAIL，奏响 Game Over 失败音；结算画面同样先闪 2 个 2 Hz 周期（1 s）后常亮并停留在结算画面，等玩家按【开始】重开新一局（回第一关预览，不会自动返回待机）。</w:t>
         <w:br/>
         <w:t/>
         <w:br/>
